--- a/4.质量管理/1.流程制度规范类文件/JXTX-04-01-运维服务质量管理制度.docx
+++ b/4.质量管理/1.流程制度规范类文件/JXTX-04-01-运维服务质量管理制度.docx
@@ -22,6 +22,57 @@
         <w:textAlignment w:val="baseline"/>
       </w:pPr>
       <w:bookmarkStart w:id="0" w:name="_Toc29880"/>
+      <w:r>
+        <w:drawing>
+          <wp:anchor distT="0" distB="0" distL="114300" distR="114300" simplePos="0" relativeHeight="251661312" behindDoc="1" locked="0" layoutInCell="1" allowOverlap="1">
+            <wp:simplePos x="0" y="0"/>
+            <wp:positionH relativeFrom="column">
+              <wp:posOffset>-19050</wp:posOffset>
+            </wp:positionH>
+            <wp:positionV relativeFrom="paragraph">
+              <wp:posOffset>-22225</wp:posOffset>
+            </wp:positionV>
+            <wp:extent cx="5304790" cy="8893810"/>
+            <wp:effectExtent l="0" t="0" r="13970" b="6350"/>
+            <wp:wrapNone/>
+            <wp:docPr id="1" name="图片 1"/>
+            <wp:cNvGraphicFramePr>
+              <a:graphicFrameLocks xmlns:a="http://schemas.openxmlformats.org/drawingml/2006/main" noChangeAspect="1"/>
+            </wp:cNvGraphicFramePr>
+            <a:graphic xmlns:a="http://schemas.openxmlformats.org/drawingml/2006/main">
+              <a:graphicData uri="http://schemas.openxmlformats.org/drawingml/2006/picture">
+                <pic:pic xmlns:pic="http://schemas.openxmlformats.org/drawingml/2006/picture">
+                  <pic:nvPicPr>
+                    <pic:cNvPr id="1" name="图片 1"/>
+                    <pic:cNvPicPr>
+                      <a:picLocks noChangeAspect="1"/>
+                    </pic:cNvPicPr>
+                  </pic:nvPicPr>
+                  <pic:blipFill>
+                    <a:blip r:embed="rId7"/>
+                    <a:stretch>
+                      <a:fillRect/>
+                    </a:stretch>
+                  </pic:blipFill>
+                  <pic:spPr>
+                    <a:xfrm>
+                      <a:off x="0" y="0"/>
+                      <a:ext cx="5304790" cy="8893810"/>
+                    </a:xfrm>
+                    <a:prstGeom prst="rect">
+                      <a:avLst/>
+                    </a:prstGeom>
+                    <a:noFill/>
+                    <a:ln>
+                      <a:noFill/>
+                    </a:ln>
+                  </pic:spPr>
+                </pic:pic>
+              </a:graphicData>
+            </a:graphic>
+          </wp:anchor>
+        </w:drawing>
+      </w:r>
       <w:r>
         <w:drawing>
           <wp:anchor distT="0" distB="0" distL="114300" distR="114300" simplePos="0" relativeHeight="251660288" behindDoc="1" locked="0" layoutInCell="1" allowOverlap="1">
@@ -49,7 +100,7 @@
                     </pic:cNvPicPr>
                   </pic:nvPicPr>
                   <pic:blipFill>
-                    <a:blip r:embed="rId7"/>
+                    <a:blip r:embed="rId8"/>
                     <a:stretch>
                       <a:fillRect/>
                     </a:stretch>
@@ -104,7 +155,7 @@
                     </pic:cNvPicPr>
                   </pic:nvPicPr>
                   <pic:blipFill>
-                    <a:blip r:embed="rId8">
+                    <a:blip r:embed="rId9">
                       <a:alphaModFix amt="58000"/>
                       <a:lum contrast="-52000"/>
                     </a:blip>
@@ -1285,8 +1336,6 @@
               </w:rPr>
               <w:t>张翔</w:t>
             </w:r>
-            <w:bookmarkStart w:id="33" w:name="_GoBack"/>
-            <w:bookmarkEnd w:id="33"/>
           </w:p>
         </w:tc>
         <w:tc>
@@ -7699,9 +7748,1249 @@
           <w:rFonts w:hint="eastAsia"/>
           <w:lang w:val="en-US" w:eastAsia="zh-CN"/>
         </w:rPr>
+        <w:t>考核指标</w:t>
+      </w:r>
+    </w:p>
+    <w:tbl>
+      <w:tblPr>
+        <w:tblW w:w="7675" w:type="dxa"/>
+        <w:tblInd w:w="96" w:type="dxa"/>
+        <w:tblBorders>
+          <w:top w:val="none" w:color="auto" w:sz="0" w:space="0"/>
+          <w:left w:val="none" w:color="auto" w:sz="0" w:space="0"/>
+          <w:bottom w:val="none" w:color="auto" w:sz="0" w:space="0"/>
+          <w:right w:val="none" w:color="auto" w:sz="0" w:space="0"/>
+          <w:insideH w:val="none" w:color="auto" w:sz="0" w:space="0"/>
+          <w:insideV w:val="none" w:color="auto" w:sz="0" w:space="0"/>
+        </w:tblBorders>
+        <w:shd w:val="clear"/>
+        <w:tblLayout w:type="autofit"/>
+        <w:tblCellMar>
+          <w:top w:w="0" w:type="dxa"/>
+          <w:left w:w="108" w:type="dxa"/>
+          <w:bottom w:w="0" w:type="dxa"/>
+          <w:right w:w="108" w:type="dxa"/>
+        </w:tblCellMar>
+      </w:tblPr>
+      <w:tblGrid>
+        <w:gridCol w:w="1663"/>
+        <w:gridCol w:w="1152"/>
+        <w:gridCol w:w="3552"/>
+        <w:gridCol w:w="1308"/>
+      </w:tblGrid>
+      <w:tr>
+        <w:tblPrEx>
+          <w:tblBorders>
+            <w:top w:val="none" w:color="auto" w:sz="0" w:space="0"/>
+            <w:left w:val="none" w:color="auto" w:sz="0" w:space="0"/>
+            <w:bottom w:val="none" w:color="auto" w:sz="0" w:space="0"/>
+            <w:right w:val="none" w:color="auto" w:sz="0" w:space="0"/>
+            <w:insideH w:val="none" w:color="auto" w:sz="0" w:space="0"/>
+            <w:insideV w:val="none" w:color="auto" w:sz="0" w:space="0"/>
+          </w:tblBorders>
+          <w:shd w:val="clear"/>
+          <w:tblCellMar>
+            <w:top w:w="0" w:type="dxa"/>
+            <w:left w:w="108" w:type="dxa"/>
+            <w:bottom w:w="0" w:type="dxa"/>
+            <w:right w:w="108" w:type="dxa"/>
+          </w:tblCellMar>
+        </w:tblPrEx>
+        <w:trPr>
+          <w:trHeight w:val="493" w:hRule="atLeast"/>
+        </w:trPr>
+        <w:tc>
+          <w:tcPr>
+            <w:tcW w:w="1663" w:type="dxa"/>
+            <w:tcBorders>
+              <w:top w:val="single" w:color="000000" w:sz="4" w:space="0"/>
+              <w:left w:val="single" w:color="000000" w:sz="4" w:space="0"/>
+              <w:bottom w:val="single" w:color="000000" w:sz="4" w:space="0"/>
+              <w:right w:val="single" w:color="000000" w:sz="4" w:space="0"/>
+            </w:tcBorders>
+            <w:shd w:val="clear" w:color="auto" w:fill="C0C0C0"/>
+            <w:vAlign w:val="center"/>
+          </w:tcPr>
+          <w:p>
+            <w:pPr>
+              <w:keepNext w:val="0"/>
+              <w:keepLines w:val="0"/>
+              <w:widowControl/>
+              <w:suppressLineNumbers w:val="0"/>
+              <w:jc w:val="center"/>
+              <w:textAlignment w:val="center"/>
+              <w:rPr>
+                <w:rFonts w:hint="default" w:ascii="楷体_GB2312" w:hAnsi="宋体" w:eastAsia="楷体_GB2312" w:cs="楷体_GB2312"/>
+                <w:b/>
+                <w:bCs/>
+                <w:i w:val="0"/>
+                <w:iCs w:val="0"/>
+                <w:color w:val="000000"/>
+                <w:sz w:val="22"/>
+                <w:szCs w:val="22"/>
+                <w:u w:val="none"/>
+              </w:rPr>
+            </w:pPr>
+            <w:r>
+              <w:rPr>
+                <w:rFonts w:hint="default" w:ascii="楷体_GB2312" w:hAnsi="宋体" w:eastAsia="楷体_GB2312" w:cs="楷体_GB2312"/>
+                <w:b/>
+                <w:bCs/>
+                <w:i w:val="0"/>
+                <w:iCs w:val="0"/>
+                <w:snapToGrid w:val="0"/>
+                <w:color w:val="000000"/>
+                <w:kern w:val="0"/>
+                <w:sz w:val="22"/>
+                <w:szCs w:val="22"/>
+                <w:u w:val="none"/>
+                <w:bdr w:val="none" w:color="auto" w:sz="0" w:space="0"/>
+                <w:lang w:val="en-US" w:eastAsia="zh-CN" w:bidi="ar"/>
+              </w:rPr>
+              <w:t>KPI</w:t>
+            </w:r>
+          </w:p>
+        </w:tc>
+        <w:tc>
+          <w:tcPr>
+            <w:tcW w:w="1152" w:type="dxa"/>
+            <w:tcBorders>
+              <w:top w:val="single" w:color="000000" w:sz="4" w:space="0"/>
+              <w:left w:val="single" w:color="000000" w:sz="4" w:space="0"/>
+              <w:bottom w:val="single" w:color="000000" w:sz="4" w:space="0"/>
+              <w:right w:val="single" w:color="000000" w:sz="4" w:space="0"/>
+            </w:tcBorders>
+            <w:shd w:val="clear" w:color="auto" w:fill="C0C0C0"/>
+            <w:vAlign w:val="center"/>
+          </w:tcPr>
+          <w:p>
+            <w:pPr>
+              <w:keepNext w:val="0"/>
+              <w:keepLines w:val="0"/>
+              <w:widowControl/>
+              <w:suppressLineNumbers w:val="0"/>
+              <w:jc w:val="center"/>
+              <w:textAlignment w:val="center"/>
+              <w:rPr>
+                <w:rFonts w:hint="default" w:ascii="楷体_GB2312" w:hAnsi="宋体" w:eastAsia="楷体_GB2312" w:cs="楷体_GB2312"/>
+                <w:b/>
+                <w:bCs/>
+                <w:i w:val="0"/>
+                <w:iCs w:val="0"/>
+                <w:color w:val="000000"/>
+                <w:sz w:val="22"/>
+                <w:szCs w:val="22"/>
+                <w:u w:val="none"/>
+              </w:rPr>
+            </w:pPr>
+            <w:r>
+              <w:rPr>
+                <w:rFonts w:hint="default" w:ascii="楷体_GB2312" w:hAnsi="宋体" w:eastAsia="楷体_GB2312" w:cs="楷体_GB2312"/>
+                <w:b/>
+                <w:bCs/>
+                <w:i w:val="0"/>
+                <w:iCs w:val="0"/>
+                <w:snapToGrid w:val="0"/>
+                <w:color w:val="000000"/>
+                <w:kern w:val="0"/>
+                <w:sz w:val="22"/>
+                <w:szCs w:val="22"/>
+                <w:u w:val="none"/>
+                <w:bdr w:val="none" w:color="auto" w:sz="0" w:space="0"/>
+                <w:lang w:val="en-US" w:eastAsia="zh-CN" w:bidi="ar"/>
+              </w:rPr>
+              <w:t>目标值</w:t>
+            </w:r>
+          </w:p>
+        </w:tc>
+        <w:tc>
+          <w:tcPr>
+            <w:tcW w:w="3552" w:type="dxa"/>
+            <w:tcBorders>
+              <w:top w:val="single" w:color="000000" w:sz="4" w:space="0"/>
+              <w:left w:val="single" w:color="000000" w:sz="4" w:space="0"/>
+              <w:bottom w:val="single" w:color="000000" w:sz="4" w:space="0"/>
+              <w:right w:val="single" w:color="000000" w:sz="4" w:space="0"/>
+            </w:tcBorders>
+            <w:shd w:val="clear" w:color="auto" w:fill="C0C0C0"/>
+            <w:vAlign w:val="center"/>
+          </w:tcPr>
+          <w:p>
+            <w:pPr>
+              <w:keepNext w:val="0"/>
+              <w:keepLines w:val="0"/>
+              <w:widowControl/>
+              <w:suppressLineNumbers w:val="0"/>
+              <w:jc w:val="center"/>
+              <w:textAlignment w:val="center"/>
+              <w:rPr>
+                <w:rFonts w:hint="default" w:ascii="楷体_GB2312" w:hAnsi="宋体" w:eastAsia="楷体_GB2312" w:cs="楷体_GB2312"/>
+                <w:b/>
+                <w:bCs/>
+                <w:i w:val="0"/>
+                <w:iCs w:val="0"/>
+                <w:color w:val="000000"/>
+                <w:sz w:val="22"/>
+                <w:szCs w:val="22"/>
+                <w:u w:val="none"/>
+              </w:rPr>
+            </w:pPr>
+            <w:r>
+              <w:rPr>
+                <w:rFonts w:hint="default" w:ascii="楷体_GB2312" w:hAnsi="宋体" w:eastAsia="楷体_GB2312" w:cs="楷体_GB2312"/>
+                <w:b/>
+                <w:bCs/>
+                <w:i w:val="0"/>
+                <w:iCs w:val="0"/>
+                <w:snapToGrid w:val="0"/>
+                <w:color w:val="000000"/>
+                <w:kern w:val="0"/>
+                <w:sz w:val="22"/>
+                <w:szCs w:val="22"/>
+                <w:u w:val="none"/>
+                <w:bdr w:val="none" w:color="auto" w:sz="0" w:space="0"/>
+                <w:lang w:val="en-US" w:eastAsia="zh-CN" w:bidi="ar"/>
+              </w:rPr>
+              <w:t>计算公式/方法</w:t>
+            </w:r>
+          </w:p>
+        </w:tc>
+        <w:tc>
+          <w:tcPr>
+            <w:tcW w:w="1308" w:type="dxa"/>
+            <w:tcBorders>
+              <w:top w:val="single" w:color="000000" w:sz="4" w:space="0"/>
+              <w:left w:val="single" w:color="000000" w:sz="4" w:space="0"/>
+              <w:bottom w:val="single" w:color="000000" w:sz="4" w:space="0"/>
+              <w:right w:val="single" w:color="000000" w:sz="4" w:space="0"/>
+            </w:tcBorders>
+            <w:shd w:val="clear" w:color="auto" w:fill="C0C0C0"/>
+            <w:vAlign w:val="center"/>
+          </w:tcPr>
+          <w:p>
+            <w:pPr>
+              <w:keepNext w:val="0"/>
+              <w:keepLines w:val="0"/>
+              <w:widowControl/>
+              <w:suppressLineNumbers w:val="0"/>
+              <w:jc w:val="center"/>
+              <w:textAlignment w:val="center"/>
+              <w:rPr>
+                <w:rFonts w:hint="default" w:ascii="楷体_GB2312" w:hAnsi="宋体" w:eastAsia="楷体_GB2312" w:cs="楷体_GB2312"/>
+                <w:b/>
+                <w:bCs/>
+                <w:i w:val="0"/>
+                <w:iCs w:val="0"/>
+                <w:color w:val="000000"/>
+                <w:sz w:val="22"/>
+                <w:szCs w:val="22"/>
+                <w:u w:val="none"/>
+              </w:rPr>
+            </w:pPr>
+            <w:r>
+              <w:rPr>
+                <w:rFonts w:hint="default" w:ascii="楷体_GB2312" w:hAnsi="宋体" w:eastAsia="楷体_GB2312" w:cs="楷体_GB2312"/>
+                <w:b/>
+                <w:bCs/>
+                <w:i w:val="0"/>
+                <w:iCs w:val="0"/>
+                <w:snapToGrid w:val="0"/>
+                <w:color w:val="000000"/>
+                <w:kern w:val="0"/>
+                <w:sz w:val="22"/>
+                <w:szCs w:val="22"/>
+                <w:u w:val="none"/>
+                <w:bdr w:val="none" w:color="auto" w:sz="0" w:space="0"/>
+                <w:lang w:val="en-US" w:eastAsia="zh-CN" w:bidi="ar"/>
+              </w:rPr>
+              <w:t>频度</w:t>
+            </w:r>
+          </w:p>
+        </w:tc>
+      </w:tr>
+      <w:tr>
+        <w:tblPrEx>
+          <w:tblBorders>
+            <w:top w:val="none" w:color="auto" w:sz="0" w:space="0"/>
+            <w:left w:val="none" w:color="auto" w:sz="0" w:space="0"/>
+            <w:bottom w:val="none" w:color="auto" w:sz="0" w:space="0"/>
+            <w:right w:val="none" w:color="auto" w:sz="0" w:space="0"/>
+            <w:insideH w:val="none" w:color="auto" w:sz="0" w:space="0"/>
+            <w:insideV w:val="none" w:color="auto" w:sz="0" w:space="0"/>
+          </w:tblBorders>
+          <w:shd w:val="clear"/>
+          <w:tblCellMar>
+            <w:top w:w="0" w:type="dxa"/>
+            <w:left w:w="108" w:type="dxa"/>
+            <w:bottom w:w="0" w:type="dxa"/>
+            <w:right w:w="108" w:type="dxa"/>
+          </w:tblCellMar>
+        </w:tblPrEx>
+        <w:trPr>
+          <w:trHeight w:val="493" w:hRule="atLeast"/>
+        </w:trPr>
+        <w:tc>
+          <w:tcPr>
+            <w:tcW w:w="1663" w:type="dxa"/>
+            <w:tcBorders>
+              <w:top w:val="single" w:color="000000" w:sz="4" w:space="0"/>
+              <w:left w:val="single" w:color="000000" w:sz="4" w:space="0"/>
+              <w:bottom w:val="single" w:color="000000" w:sz="4" w:space="0"/>
+              <w:right w:val="single" w:color="000000" w:sz="4" w:space="0"/>
+            </w:tcBorders>
+            <w:shd w:val="clear" w:color="auto" w:fill="auto"/>
+            <w:vAlign w:val="center"/>
+          </w:tcPr>
+          <w:p>
+            <w:pPr>
+              <w:keepNext w:val="0"/>
+              <w:keepLines w:val="0"/>
+              <w:widowControl/>
+              <w:suppressLineNumbers w:val="0"/>
+              <w:ind w:left="0" w:leftChars="0" w:right="0" w:rightChars="0" w:firstLine="0" w:firstLineChars="0"/>
+              <w:jc w:val="center"/>
+              <w:textAlignment w:val="center"/>
+              <w:rPr>
+                <w:rFonts w:hint="default" w:ascii="楷体_GB2312" w:hAnsi="宋体" w:eastAsia="楷体_GB2312" w:cs="楷体_GB2312"/>
+                <w:b/>
+                <w:bCs/>
+                <w:i w:val="0"/>
+                <w:iCs w:val="0"/>
+                <w:snapToGrid w:val="0"/>
+                <w:color w:val="000000"/>
+                <w:kern w:val="0"/>
+                <w:sz w:val="22"/>
+                <w:szCs w:val="22"/>
+                <w:u w:val="none"/>
+                <w:bdr w:val="none" w:color="auto" w:sz="0" w:space="0"/>
+                <w:lang w:val="en-US" w:eastAsia="zh-CN" w:bidi="ar"/>
+              </w:rPr>
+            </w:pPr>
+            <w:r>
+              <w:rPr>
+                <w:rFonts w:hint="eastAsia" w:ascii="宋体" w:hAnsi="宋体" w:eastAsia="宋体" w:cs="宋体"/>
+                <w:i w:val="0"/>
+                <w:iCs w:val="0"/>
+                <w:snapToGrid w:val="0"/>
+                <w:color w:val="000000"/>
+                <w:kern w:val="0"/>
+                <w:sz w:val="21"/>
+                <w:szCs w:val="21"/>
+                <w:u w:val="none"/>
+                <w:lang w:val="en-US" w:eastAsia="zh-CN" w:bidi="ar"/>
+              </w:rPr>
+              <w:t>内审次数</w:t>
+            </w:r>
+          </w:p>
+        </w:tc>
+        <w:tc>
+          <w:tcPr>
+            <w:tcW w:w="1152" w:type="dxa"/>
+            <w:tcBorders>
+              <w:top w:val="single" w:color="000000" w:sz="4" w:space="0"/>
+              <w:left w:val="single" w:color="000000" w:sz="4" w:space="0"/>
+              <w:bottom w:val="single" w:color="000000" w:sz="4" w:space="0"/>
+              <w:right w:val="single" w:color="000000" w:sz="4" w:space="0"/>
+            </w:tcBorders>
+            <w:shd w:val="clear" w:color="auto" w:fill="auto"/>
+            <w:vAlign w:val="center"/>
+          </w:tcPr>
+          <w:p>
+            <w:pPr>
+              <w:keepNext w:val="0"/>
+              <w:keepLines w:val="0"/>
+              <w:widowControl/>
+              <w:suppressLineNumbers w:val="0"/>
+              <w:jc w:val="left"/>
+              <w:textAlignment w:val="center"/>
+              <w:rPr>
+                <w:rFonts w:hint="default" w:ascii="楷体_GB2312" w:hAnsi="宋体" w:eastAsia="楷体_GB2312" w:cs="楷体_GB2312"/>
+                <w:b/>
+                <w:bCs/>
+                <w:i w:val="0"/>
+                <w:iCs w:val="0"/>
+                <w:snapToGrid w:val="0"/>
+                <w:color w:val="000000"/>
+                <w:kern w:val="0"/>
+                <w:sz w:val="22"/>
+                <w:szCs w:val="22"/>
+                <w:u w:val="none"/>
+                <w:bdr w:val="none" w:color="auto" w:sz="0" w:space="0"/>
+                <w:lang w:val="en-US" w:eastAsia="zh-CN" w:bidi="ar"/>
+              </w:rPr>
+            </w:pPr>
+            <w:r>
+              <w:rPr>
+                <w:rFonts w:hint="eastAsia" w:ascii="宋体" w:hAnsi="宋体" w:eastAsia="宋体" w:cs="宋体"/>
+                <w:i w:val="0"/>
+                <w:iCs w:val="0"/>
+                <w:snapToGrid w:val="0"/>
+                <w:color w:val="000000"/>
+                <w:kern w:val="0"/>
+                <w:sz w:val="21"/>
+                <w:szCs w:val="21"/>
+                <w:u w:val="none"/>
+                <w:lang w:val="en-US" w:eastAsia="zh-CN" w:bidi="ar"/>
+              </w:rPr>
+              <w:t>≥1次</w:t>
+            </w:r>
+          </w:p>
+        </w:tc>
+        <w:tc>
+          <w:tcPr>
+            <w:tcW w:w="3552" w:type="dxa"/>
+            <w:tcBorders>
+              <w:top w:val="single" w:color="000000" w:sz="4" w:space="0"/>
+              <w:left w:val="single" w:color="000000" w:sz="4" w:space="0"/>
+              <w:bottom w:val="single" w:color="000000" w:sz="4" w:space="0"/>
+              <w:right w:val="single" w:color="000000" w:sz="4" w:space="0"/>
+            </w:tcBorders>
+            <w:shd w:val="clear" w:color="auto" w:fill="auto"/>
+            <w:vAlign w:val="center"/>
+          </w:tcPr>
+          <w:p>
+            <w:pPr>
+              <w:keepNext w:val="0"/>
+              <w:keepLines w:val="0"/>
+              <w:widowControl/>
+              <w:suppressLineNumbers w:val="0"/>
+              <w:jc w:val="left"/>
+              <w:textAlignment w:val="center"/>
+              <w:rPr>
+                <w:rFonts w:hint="default" w:ascii="楷体_GB2312" w:hAnsi="宋体" w:eastAsia="楷体_GB2312" w:cs="楷体_GB2312"/>
+                <w:b/>
+                <w:bCs/>
+                <w:i w:val="0"/>
+                <w:iCs w:val="0"/>
+                <w:snapToGrid w:val="0"/>
+                <w:color w:val="000000"/>
+                <w:kern w:val="0"/>
+                <w:sz w:val="22"/>
+                <w:szCs w:val="22"/>
+                <w:u w:val="none"/>
+                <w:bdr w:val="none" w:color="auto" w:sz="0" w:space="0"/>
+                <w:lang w:val="en-US" w:eastAsia="zh-CN" w:bidi="ar"/>
+              </w:rPr>
+            </w:pPr>
+            <w:r>
+              <w:rPr>
+                <w:rFonts w:hint="eastAsia" w:ascii="宋体" w:hAnsi="宋体" w:eastAsia="宋体" w:cs="宋体"/>
+                <w:i w:val="0"/>
+                <w:iCs w:val="0"/>
+                <w:snapToGrid w:val="0"/>
+                <w:color w:val="000000"/>
+                <w:kern w:val="0"/>
+                <w:sz w:val="21"/>
+                <w:szCs w:val="21"/>
+                <w:u w:val="none"/>
+                <w:lang w:val="en-US" w:eastAsia="zh-CN" w:bidi="ar"/>
+              </w:rPr>
+              <w:t>数量，内审报告数量</w:t>
+            </w:r>
+          </w:p>
+        </w:tc>
+        <w:tc>
+          <w:tcPr>
+            <w:tcW w:w="1308" w:type="dxa"/>
+            <w:tcBorders>
+              <w:top w:val="single" w:color="000000" w:sz="4" w:space="0"/>
+              <w:left w:val="single" w:color="000000" w:sz="4" w:space="0"/>
+              <w:bottom w:val="single" w:color="000000" w:sz="4" w:space="0"/>
+              <w:right w:val="single" w:color="000000" w:sz="4" w:space="0"/>
+            </w:tcBorders>
+            <w:shd w:val="clear" w:color="auto" w:fill="auto"/>
+            <w:vAlign w:val="center"/>
+          </w:tcPr>
+          <w:p>
+            <w:pPr>
+              <w:keepNext w:val="0"/>
+              <w:keepLines w:val="0"/>
+              <w:widowControl/>
+              <w:suppressLineNumbers w:val="0"/>
+              <w:jc w:val="left"/>
+              <w:textAlignment w:val="center"/>
+              <w:rPr>
+                <w:rFonts w:hint="default" w:ascii="楷体_GB2312" w:hAnsi="宋体" w:eastAsia="楷体_GB2312" w:cs="楷体_GB2312"/>
+                <w:b/>
+                <w:bCs/>
+                <w:i w:val="0"/>
+                <w:iCs w:val="0"/>
+                <w:snapToGrid w:val="0"/>
+                <w:color w:val="000000"/>
+                <w:kern w:val="0"/>
+                <w:sz w:val="22"/>
+                <w:szCs w:val="22"/>
+                <w:u w:val="none"/>
+                <w:bdr w:val="none" w:color="auto" w:sz="0" w:space="0"/>
+                <w:lang w:val="en-US" w:eastAsia="zh-CN" w:bidi="ar"/>
+              </w:rPr>
+            </w:pPr>
+            <w:r>
+              <w:rPr>
+                <w:rFonts w:hint="eastAsia" w:ascii="宋体" w:hAnsi="宋体" w:eastAsia="宋体" w:cs="宋体"/>
+                <w:i w:val="0"/>
+                <w:iCs w:val="0"/>
+                <w:snapToGrid w:val="0"/>
+                <w:color w:val="000000"/>
+                <w:kern w:val="0"/>
+                <w:sz w:val="21"/>
+                <w:szCs w:val="21"/>
+                <w:u w:val="none"/>
+                <w:lang w:val="en-US" w:eastAsia="zh-CN" w:bidi="ar"/>
+              </w:rPr>
+              <w:t>年度</w:t>
+            </w:r>
+          </w:p>
+        </w:tc>
+      </w:tr>
+      <w:tr>
+        <w:tblPrEx>
+          <w:tblBorders>
+            <w:top w:val="none" w:color="auto" w:sz="0" w:space="0"/>
+            <w:left w:val="none" w:color="auto" w:sz="0" w:space="0"/>
+            <w:bottom w:val="none" w:color="auto" w:sz="0" w:space="0"/>
+            <w:right w:val="none" w:color="auto" w:sz="0" w:space="0"/>
+            <w:insideH w:val="none" w:color="auto" w:sz="0" w:space="0"/>
+            <w:insideV w:val="none" w:color="auto" w:sz="0" w:space="0"/>
+          </w:tblBorders>
+          <w:shd w:val="clear"/>
+          <w:tblCellMar>
+            <w:top w:w="0" w:type="dxa"/>
+            <w:left w:w="108" w:type="dxa"/>
+            <w:bottom w:w="0" w:type="dxa"/>
+            <w:right w:w="108" w:type="dxa"/>
+          </w:tblCellMar>
+        </w:tblPrEx>
+        <w:trPr>
+          <w:trHeight w:val="493" w:hRule="atLeast"/>
+        </w:trPr>
+        <w:tc>
+          <w:tcPr>
+            <w:tcW w:w="1663" w:type="dxa"/>
+            <w:tcBorders>
+              <w:top w:val="single" w:color="000000" w:sz="4" w:space="0"/>
+              <w:left w:val="single" w:color="000000" w:sz="4" w:space="0"/>
+              <w:bottom w:val="single" w:color="000000" w:sz="4" w:space="0"/>
+              <w:right w:val="single" w:color="000000" w:sz="4" w:space="0"/>
+            </w:tcBorders>
+            <w:shd w:val="clear" w:color="auto" w:fill="auto"/>
+            <w:vAlign w:val="center"/>
+          </w:tcPr>
+          <w:p>
+            <w:pPr>
+              <w:keepNext w:val="0"/>
+              <w:keepLines w:val="0"/>
+              <w:widowControl/>
+              <w:suppressLineNumbers w:val="0"/>
+              <w:ind w:left="0" w:leftChars="0" w:right="0" w:rightChars="0" w:firstLine="0" w:firstLineChars="0"/>
+              <w:jc w:val="center"/>
+              <w:textAlignment w:val="center"/>
+              <w:rPr>
+                <w:rFonts w:hint="eastAsia" w:ascii="宋体" w:hAnsi="宋体" w:eastAsia="宋体" w:cs="宋体"/>
+                <w:i w:val="0"/>
+                <w:iCs w:val="0"/>
+                <w:snapToGrid w:val="0"/>
+                <w:color w:val="000000"/>
+                <w:kern w:val="0"/>
+                <w:sz w:val="21"/>
+                <w:szCs w:val="21"/>
+                <w:u w:val="none"/>
+                <w:lang w:val="en-US" w:eastAsia="zh-CN" w:bidi="ar"/>
+              </w:rPr>
+            </w:pPr>
+            <w:r>
+              <w:rPr>
+                <w:rFonts w:hint="eastAsia" w:ascii="宋体" w:hAnsi="宋体" w:eastAsia="宋体" w:cs="宋体"/>
+                <w:i w:val="0"/>
+                <w:iCs w:val="0"/>
+                <w:snapToGrid w:val="0"/>
+                <w:color w:val="000000"/>
+                <w:kern w:val="0"/>
+                <w:sz w:val="21"/>
+                <w:szCs w:val="21"/>
+                <w:u w:val="none"/>
+                <w:lang w:val="en-US" w:eastAsia="zh-CN" w:bidi="ar"/>
+              </w:rPr>
+              <w:t>管理评审次数</w:t>
+            </w:r>
+          </w:p>
+        </w:tc>
+        <w:tc>
+          <w:tcPr>
+            <w:tcW w:w="1152" w:type="dxa"/>
+            <w:tcBorders>
+              <w:top w:val="single" w:color="000000" w:sz="4" w:space="0"/>
+              <w:left w:val="single" w:color="000000" w:sz="4" w:space="0"/>
+              <w:bottom w:val="single" w:color="000000" w:sz="4" w:space="0"/>
+              <w:right w:val="single" w:color="000000" w:sz="4" w:space="0"/>
+            </w:tcBorders>
+            <w:shd w:val="clear" w:color="auto" w:fill="auto"/>
+            <w:vAlign w:val="center"/>
+          </w:tcPr>
+          <w:p>
+            <w:pPr>
+              <w:keepNext w:val="0"/>
+              <w:keepLines w:val="0"/>
+              <w:widowControl/>
+              <w:suppressLineNumbers w:val="0"/>
+              <w:jc w:val="left"/>
+              <w:textAlignment w:val="center"/>
+              <w:rPr>
+                <w:rFonts w:hint="eastAsia" w:ascii="宋体" w:hAnsi="宋体" w:eastAsia="宋体" w:cs="宋体"/>
+                <w:i w:val="0"/>
+                <w:iCs w:val="0"/>
+                <w:snapToGrid w:val="0"/>
+                <w:color w:val="000000"/>
+                <w:kern w:val="0"/>
+                <w:sz w:val="21"/>
+                <w:szCs w:val="21"/>
+                <w:u w:val="none"/>
+                <w:lang w:val="en-US" w:eastAsia="zh-CN" w:bidi="ar"/>
+              </w:rPr>
+            </w:pPr>
+            <w:r>
+              <w:rPr>
+                <w:rFonts w:hint="eastAsia" w:ascii="宋体" w:hAnsi="宋体" w:eastAsia="宋体" w:cs="宋体"/>
+                <w:i w:val="0"/>
+                <w:iCs w:val="0"/>
+                <w:snapToGrid w:val="0"/>
+                <w:color w:val="000000"/>
+                <w:kern w:val="0"/>
+                <w:sz w:val="21"/>
+                <w:szCs w:val="21"/>
+                <w:u w:val="none"/>
+                <w:lang w:val="en-US" w:eastAsia="zh-CN" w:bidi="ar"/>
+              </w:rPr>
+              <w:t>≥1次</w:t>
+            </w:r>
+          </w:p>
+        </w:tc>
+        <w:tc>
+          <w:tcPr>
+            <w:tcW w:w="3552" w:type="dxa"/>
+            <w:tcBorders>
+              <w:top w:val="single" w:color="000000" w:sz="4" w:space="0"/>
+              <w:left w:val="single" w:color="000000" w:sz="4" w:space="0"/>
+              <w:bottom w:val="single" w:color="000000" w:sz="4" w:space="0"/>
+              <w:right w:val="single" w:color="000000" w:sz="4" w:space="0"/>
+            </w:tcBorders>
+            <w:shd w:val="clear" w:color="auto" w:fill="auto"/>
+            <w:vAlign w:val="center"/>
+          </w:tcPr>
+          <w:p>
+            <w:pPr>
+              <w:keepNext w:val="0"/>
+              <w:keepLines w:val="0"/>
+              <w:widowControl/>
+              <w:suppressLineNumbers w:val="0"/>
+              <w:jc w:val="left"/>
+              <w:textAlignment w:val="center"/>
+              <w:rPr>
+                <w:rFonts w:hint="eastAsia" w:ascii="宋体" w:hAnsi="宋体" w:eastAsia="宋体" w:cs="宋体"/>
+                <w:i w:val="0"/>
+                <w:iCs w:val="0"/>
+                <w:snapToGrid w:val="0"/>
+                <w:color w:val="000000"/>
+                <w:kern w:val="0"/>
+                <w:sz w:val="21"/>
+                <w:szCs w:val="21"/>
+                <w:u w:val="none"/>
+                <w:lang w:val="en-US" w:eastAsia="zh-CN" w:bidi="ar"/>
+              </w:rPr>
+            </w:pPr>
+            <w:r>
+              <w:rPr>
+                <w:rFonts w:hint="eastAsia" w:ascii="宋体" w:hAnsi="宋体" w:eastAsia="宋体" w:cs="宋体"/>
+                <w:i w:val="0"/>
+                <w:iCs w:val="0"/>
+                <w:snapToGrid w:val="0"/>
+                <w:color w:val="000000"/>
+                <w:kern w:val="0"/>
+                <w:sz w:val="21"/>
+                <w:szCs w:val="21"/>
+                <w:u w:val="none"/>
+                <w:bdr w:val="single" w:color="000000" w:sz="4" w:space="0"/>
+                <w:shd w:val="clear" w:fill="FFFFFF"/>
+                <w:lang w:val="en-US" w:eastAsia="zh-CN" w:bidi="ar"/>
+              </w:rPr>
+              <w:drawing>
+                <wp:anchor distT="0" distB="0" distL="114300" distR="114300" simplePos="0" relativeHeight="251662336" behindDoc="0" locked="0" layoutInCell="1" allowOverlap="1">
+                  <wp:simplePos x="0" y="0"/>
+                  <wp:positionH relativeFrom="column">
+                    <wp:posOffset>8890</wp:posOffset>
+                  </wp:positionH>
+                  <wp:positionV relativeFrom="paragraph">
+                    <wp:posOffset>244475</wp:posOffset>
+                  </wp:positionV>
+                  <wp:extent cx="1351280" cy="296545"/>
+                  <wp:effectExtent l="0" t="0" r="0" b="9525"/>
+                  <wp:wrapNone/>
+                  <wp:docPr id="6" name="文本框_4"/>
+                  <wp:cNvGraphicFramePr/>
+                  <a:graphic xmlns:a="http://schemas.openxmlformats.org/drawingml/2006/main">
+                    <a:graphicData uri="http://schemas.openxmlformats.org/drawingml/2006/picture">
+                      <pic:pic xmlns:pic="http://schemas.openxmlformats.org/drawingml/2006/picture">
+                        <pic:nvPicPr>
+                          <pic:cNvPr id="6" name="文本框_4"/>
+                          <pic:cNvPicPr/>
+                        </pic:nvPicPr>
+                        <pic:blipFill>
+                          <a:blip r:embed="rId10"/>
+                          <a:stretch>
+                            <a:fillRect/>
+                          </a:stretch>
+                        </pic:blipFill>
+                        <pic:spPr>
+                          <a:xfrm>
+                            <a:off x="0" y="0"/>
+                            <a:ext cx="1351280" cy="296545"/>
+                          </a:xfrm>
+                          <a:prstGeom prst="rect">
+                            <a:avLst/>
+                          </a:prstGeom>
+                          <a:noFill/>
+                          <a:ln>
+                            <a:noFill/>
+                          </a:ln>
+                        </pic:spPr>
+                      </pic:pic>
+                    </a:graphicData>
+                  </a:graphic>
+                </wp:anchor>
+              </w:drawing>
+            </w:r>
+            <w:r>
+              <w:rPr>
+                <w:rFonts w:hint="eastAsia" w:ascii="宋体" w:hAnsi="宋体" w:eastAsia="宋体" w:cs="宋体"/>
+                <w:i w:val="0"/>
+                <w:iCs w:val="0"/>
+                <w:snapToGrid w:val="0"/>
+                <w:color w:val="000000"/>
+                <w:kern w:val="0"/>
+                <w:sz w:val="21"/>
+                <w:szCs w:val="21"/>
+                <w:u w:val="none"/>
+                <w:lang w:val="en-US" w:eastAsia="zh-CN" w:bidi="ar"/>
+              </w:rPr>
+              <w:t>数量，管理评审报告数量</w:t>
+            </w:r>
+          </w:p>
+        </w:tc>
+        <w:tc>
+          <w:tcPr>
+            <w:tcW w:w="1308" w:type="dxa"/>
+            <w:tcBorders>
+              <w:top w:val="single" w:color="000000" w:sz="4" w:space="0"/>
+              <w:left w:val="single" w:color="000000" w:sz="4" w:space="0"/>
+              <w:bottom w:val="single" w:color="000000" w:sz="4" w:space="0"/>
+              <w:right w:val="single" w:color="000000" w:sz="4" w:space="0"/>
+            </w:tcBorders>
+            <w:shd w:val="clear" w:color="auto" w:fill="auto"/>
+            <w:vAlign w:val="center"/>
+          </w:tcPr>
+          <w:p>
+            <w:pPr>
+              <w:keepNext w:val="0"/>
+              <w:keepLines w:val="0"/>
+              <w:widowControl/>
+              <w:suppressLineNumbers w:val="0"/>
+              <w:jc w:val="left"/>
+              <w:textAlignment w:val="center"/>
+              <w:rPr>
+                <w:rFonts w:hint="eastAsia" w:ascii="宋体" w:hAnsi="宋体" w:eastAsia="宋体" w:cs="宋体"/>
+                <w:i w:val="0"/>
+                <w:iCs w:val="0"/>
+                <w:snapToGrid w:val="0"/>
+                <w:color w:val="000000"/>
+                <w:kern w:val="0"/>
+                <w:sz w:val="21"/>
+                <w:szCs w:val="21"/>
+                <w:u w:val="none"/>
+                <w:lang w:val="en-US" w:eastAsia="zh-CN" w:bidi="ar"/>
+              </w:rPr>
+            </w:pPr>
+            <w:r>
+              <w:rPr>
+                <w:rFonts w:hint="eastAsia" w:ascii="宋体" w:hAnsi="宋体" w:eastAsia="宋体" w:cs="宋体"/>
+                <w:i w:val="0"/>
+                <w:iCs w:val="0"/>
+                <w:snapToGrid w:val="0"/>
+                <w:color w:val="000000"/>
+                <w:kern w:val="0"/>
+                <w:sz w:val="21"/>
+                <w:szCs w:val="21"/>
+                <w:u w:val="none"/>
+                <w:lang w:val="en-US" w:eastAsia="zh-CN" w:bidi="ar"/>
+              </w:rPr>
+              <w:t>年度</w:t>
+            </w:r>
+          </w:p>
+        </w:tc>
+      </w:tr>
+      <w:tr>
+        <w:tblPrEx>
+          <w:tblBorders>
+            <w:top w:val="none" w:color="auto" w:sz="0" w:space="0"/>
+            <w:left w:val="none" w:color="auto" w:sz="0" w:space="0"/>
+            <w:bottom w:val="none" w:color="auto" w:sz="0" w:space="0"/>
+            <w:right w:val="none" w:color="auto" w:sz="0" w:space="0"/>
+            <w:insideH w:val="none" w:color="auto" w:sz="0" w:space="0"/>
+            <w:insideV w:val="none" w:color="auto" w:sz="0" w:space="0"/>
+          </w:tblBorders>
+          <w:shd w:val="clear"/>
+          <w:tblCellMar>
+            <w:top w:w="0" w:type="dxa"/>
+            <w:left w:w="108" w:type="dxa"/>
+            <w:bottom w:w="0" w:type="dxa"/>
+            <w:right w:w="108" w:type="dxa"/>
+          </w:tblCellMar>
+        </w:tblPrEx>
+        <w:trPr>
+          <w:trHeight w:val="493" w:hRule="atLeast"/>
+        </w:trPr>
+        <w:tc>
+          <w:tcPr>
+            <w:tcW w:w="1663" w:type="dxa"/>
+            <w:tcBorders>
+              <w:top w:val="single" w:color="000000" w:sz="4" w:space="0"/>
+              <w:left w:val="single" w:color="000000" w:sz="4" w:space="0"/>
+              <w:bottom w:val="single" w:color="000000" w:sz="4" w:space="0"/>
+              <w:right w:val="single" w:color="000000" w:sz="4" w:space="0"/>
+            </w:tcBorders>
+            <w:shd w:val="clear" w:color="auto" w:fill="auto"/>
+            <w:vAlign w:val="center"/>
+          </w:tcPr>
+          <w:p>
+            <w:pPr>
+              <w:keepNext w:val="0"/>
+              <w:keepLines w:val="0"/>
+              <w:widowControl/>
+              <w:suppressLineNumbers w:val="0"/>
+              <w:ind w:left="0" w:leftChars="0" w:right="0" w:rightChars="0" w:firstLine="0" w:firstLineChars="0"/>
+              <w:jc w:val="center"/>
+              <w:textAlignment w:val="center"/>
+              <w:rPr>
+                <w:rFonts w:hint="eastAsia" w:ascii="宋体" w:hAnsi="宋体" w:eastAsia="宋体" w:cs="宋体"/>
+                <w:i w:val="0"/>
+                <w:iCs w:val="0"/>
+                <w:snapToGrid w:val="0"/>
+                <w:color w:val="000000"/>
+                <w:kern w:val="0"/>
+                <w:sz w:val="21"/>
+                <w:szCs w:val="21"/>
+                <w:u w:val="none"/>
+                <w:lang w:val="en-US" w:eastAsia="zh-CN" w:bidi="ar"/>
+              </w:rPr>
+            </w:pPr>
+            <w:r>
+              <w:rPr>
+                <w:rFonts w:hint="eastAsia" w:ascii="宋体" w:hAnsi="宋体" w:eastAsia="宋体" w:cs="宋体"/>
+                <w:i w:val="0"/>
+                <w:iCs w:val="0"/>
+                <w:snapToGrid w:val="0"/>
+                <w:color w:val="000000"/>
+                <w:kern w:val="0"/>
+                <w:sz w:val="21"/>
+                <w:szCs w:val="21"/>
+                <w:u w:val="none"/>
+                <w:lang w:val="en-US" w:eastAsia="zh-CN" w:bidi="ar"/>
+              </w:rPr>
+              <w:t>客户满意度</w:t>
+            </w:r>
+          </w:p>
+        </w:tc>
+        <w:tc>
+          <w:tcPr>
+            <w:tcW w:w="1152" w:type="dxa"/>
+            <w:tcBorders>
+              <w:top w:val="single" w:color="000000" w:sz="4" w:space="0"/>
+              <w:left w:val="single" w:color="000000" w:sz="4" w:space="0"/>
+              <w:bottom w:val="single" w:color="000000" w:sz="4" w:space="0"/>
+              <w:right w:val="single" w:color="000000" w:sz="4" w:space="0"/>
+            </w:tcBorders>
+            <w:shd w:val="clear" w:color="auto" w:fill="auto"/>
+            <w:vAlign w:val="center"/>
+          </w:tcPr>
+          <w:p>
+            <w:pPr>
+              <w:keepNext w:val="0"/>
+              <w:keepLines w:val="0"/>
+              <w:widowControl/>
+              <w:suppressLineNumbers w:val="0"/>
+              <w:jc w:val="left"/>
+              <w:textAlignment w:val="center"/>
+              <w:rPr>
+                <w:rFonts w:hint="eastAsia" w:ascii="宋体" w:hAnsi="宋体" w:eastAsia="宋体" w:cs="宋体"/>
+                <w:i w:val="0"/>
+                <w:iCs w:val="0"/>
+                <w:snapToGrid w:val="0"/>
+                <w:color w:val="000000"/>
+                <w:kern w:val="0"/>
+                <w:sz w:val="21"/>
+                <w:szCs w:val="21"/>
+                <w:u w:val="none"/>
+                <w:lang w:val="en-US" w:eastAsia="zh-CN" w:bidi="ar"/>
+              </w:rPr>
+            </w:pPr>
+            <w:r>
+              <w:rPr>
+                <w:rFonts w:hint="eastAsia" w:ascii="宋体" w:hAnsi="宋体" w:eastAsia="宋体" w:cs="宋体"/>
+                <w:i w:val="0"/>
+                <w:iCs w:val="0"/>
+                <w:snapToGrid w:val="0"/>
+                <w:color w:val="000000"/>
+                <w:kern w:val="0"/>
+                <w:sz w:val="21"/>
+                <w:szCs w:val="21"/>
+                <w:u w:val="none"/>
+                <w:lang w:val="en-US" w:eastAsia="zh-CN" w:bidi="ar"/>
+              </w:rPr>
+              <w:t>≥90%</w:t>
+            </w:r>
+          </w:p>
+        </w:tc>
+        <w:tc>
+          <w:tcPr>
+            <w:tcW w:w="3552" w:type="dxa"/>
+            <w:tcBorders>
+              <w:top w:val="single" w:color="000000" w:sz="4" w:space="0"/>
+              <w:left w:val="single" w:color="000000" w:sz="4" w:space="0"/>
+              <w:bottom w:val="single" w:color="000000" w:sz="4" w:space="0"/>
+              <w:right w:val="single" w:color="000000" w:sz="4" w:space="0"/>
+            </w:tcBorders>
+            <w:shd w:val="clear" w:color="auto" w:fill="auto"/>
+            <w:vAlign w:val="center"/>
+          </w:tcPr>
+          <w:p>
+            <w:pPr>
+              <w:keepNext w:val="0"/>
+              <w:keepLines w:val="0"/>
+              <w:widowControl/>
+              <w:suppressLineNumbers w:val="0"/>
+              <w:jc w:val="right"/>
+              <w:textAlignment w:val="center"/>
+              <w:rPr>
+                <w:rFonts w:hint="eastAsia" w:ascii="宋体" w:hAnsi="宋体" w:eastAsia="宋体" w:cs="宋体"/>
+                <w:i w:val="0"/>
+                <w:iCs w:val="0"/>
+                <w:snapToGrid w:val="0"/>
+                <w:color w:val="000000"/>
+                <w:kern w:val="0"/>
+                <w:sz w:val="21"/>
+                <w:szCs w:val="21"/>
+                <w:u w:val="none"/>
+                <w:lang w:val="en-US" w:eastAsia="zh-CN" w:bidi="ar"/>
+              </w:rPr>
+            </w:pPr>
+          </w:p>
+        </w:tc>
+        <w:tc>
+          <w:tcPr>
+            <w:tcW w:w="1308" w:type="dxa"/>
+            <w:tcBorders>
+              <w:top w:val="single" w:color="000000" w:sz="4" w:space="0"/>
+              <w:left w:val="single" w:color="000000" w:sz="4" w:space="0"/>
+              <w:bottom w:val="single" w:color="000000" w:sz="4" w:space="0"/>
+              <w:right w:val="single" w:color="000000" w:sz="4" w:space="0"/>
+            </w:tcBorders>
+            <w:shd w:val="clear" w:color="auto" w:fill="auto"/>
+            <w:vAlign w:val="center"/>
+          </w:tcPr>
+          <w:p>
+            <w:pPr>
+              <w:keepNext w:val="0"/>
+              <w:keepLines w:val="0"/>
+              <w:widowControl/>
+              <w:suppressLineNumbers w:val="0"/>
+              <w:jc w:val="left"/>
+              <w:textAlignment w:val="center"/>
+              <w:rPr>
+                <w:rFonts w:hint="eastAsia" w:ascii="宋体" w:hAnsi="宋体" w:eastAsia="宋体" w:cs="宋体"/>
+                <w:i w:val="0"/>
+                <w:iCs w:val="0"/>
+                <w:snapToGrid w:val="0"/>
+                <w:color w:val="000000"/>
+                <w:kern w:val="0"/>
+                <w:sz w:val="21"/>
+                <w:szCs w:val="21"/>
+                <w:u w:val="none"/>
+                <w:lang w:val="en-US" w:eastAsia="zh-CN" w:bidi="ar"/>
+              </w:rPr>
+            </w:pPr>
+            <w:r>
+              <w:rPr>
+                <w:rFonts w:hint="eastAsia" w:ascii="宋体" w:hAnsi="宋体" w:eastAsia="宋体" w:cs="宋体"/>
+                <w:i w:val="0"/>
+                <w:iCs w:val="0"/>
+                <w:snapToGrid w:val="0"/>
+                <w:color w:val="000000"/>
+                <w:kern w:val="0"/>
+                <w:sz w:val="21"/>
+                <w:szCs w:val="21"/>
+                <w:u w:val="none"/>
+                <w:lang w:val="en-US" w:eastAsia="zh-CN" w:bidi="ar"/>
+              </w:rPr>
+              <w:t>半年度</w:t>
+            </w:r>
+          </w:p>
+        </w:tc>
+      </w:tr>
+      <w:tr>
+        <w:tblPrEx>
+          <w:tblBorders>
+            <w:top w:val="none" w:color="auto" w:sz="0" w:space="0"/>
+            <w:left w:val="none" w:color="auto" w:sz="0" w:space="0"/>
+            <w:bottom w:val="none" w:color="auto" w:sz="0" w:space="0"/>
+            <w:right w:val="none" w:color="auto" w:sz="0" w:space="0"/>
+            <w:insideH w:val="none" w:color="auto" w:sz="0" w:space="0"/>
+            <w:insideV w:val="none" w:color="auto" w:sz="0" w:space="0"/>
+          </w:tblBorders>
+          <w:shd w:val="clear"/>
+          <w:tblCellMar>
+            <w:top w:w="0" w:type="dxa"/>
+            <w:left w:w="108" w:type="dxa"/>
+            <w:bottom w:w="0" w:type="dxa"/>
+            <w:right w:w="108" w:type="dxa"/>
+          </w:tblCellMar>
+        </w:tblPrEx>
+        <w:trPr>
+          <w:trHeight w:val="493" w:hRule="atLeast"/>
+        </w:trPr>
+        <w:tc>
+          <w:tcPr>
+            <w:tcW w:w="1663" w:type="dxa"/>
+            <w:tcBorders>
+              <w:top w:val="single" w:color="000000" w:sz="4" w:space="0"/>
+              <w:left w:val="single" w:color="000000" w:sz="4" w:space="0"/>
+              <w:bottom w:val="single" w:color="000000" w:sz="4" w:space="0"/>
+              <w:right w:val="single" w:color="000000" w:sz="4" w:space="0"/>
+            </w:tcBorders>
+            <w:shd w:val="clear" w:color="auto" w:fill="auto"/>
+            <w:vAlign w:val="center"/>
+          </w:tcPr>
+          <w:p>
+            <w:pPr>
+              <w:keepNext w:val="0"/>
+              <w:keepLines w:val="0"/>
+              <w:widowControl/>
+              <w:suppressLineNumbers w:val="0"/>
+              <w:ind w:left="0" w:leftChars="0" w:right="0" w:rightChars="0" w:firstLine="0" w:firstLineChars="0"/>
+              <w:jc w:val="center"/>
+              <w:textAlignment w:val="center"/>
+              <w:rPr>
+                <w:rFonts w:hint="eastAsia" w:ascii="宋体" w:hAnsi="宋体" w:eastAsia="宋体" w:cs="宋体"/>
+                <w:i w:val="0"/>
+                <w:iCs w:val="0"/>
+                <w:snapToGrid w:val="0"/>
+                <w:color w:val="000000"/>
+                <w:kern w:val="0"/>
+                <w:sz w:val="21"/>
+                <w:szCs w:val="21"/>
+                <w:u w:val="none"/>
+                <w:lang w:val="en-US" w:eastAsia="zh-CN" w:bidi="ar"/>
+              </w:rPr>
+            </w:pPr>
+            <w:r>
+              <w:rPr>
+                <w:rFonts w:hint="eastAsia" w:ascii="宋体" w:hAnsi="宋体" w:eastAsia="宋体" w:cs="宋体"/>
+                <w:i w:val="0"/>
+                <w:iCs w:val="0"/>
+                <w:snapToGrid w:val="0"/>
+                <w:color w:val="000000"/>
+                <w:kern w:val="0"/>
+                <w:sz w:val="21"/>
+                <w:szCs w:val="21"/>
+                <w:u w:val="none"/>
+                <w:lang w:val="en-US" w:eastAsia="zh-CN" w:bidi="ar"/>
+              </w:rPr>
+              <w:t>客户投诉次数</w:t>
+            </w:r>
+          </w:p>
+        </w:tc>
+        <w:tc>
+          <w:tcPr>
+            <w:tcW w:w="1152" w:type="dxa"/>
+            <w:tcBorders>
+              <w:top w:val="single" w:color="000000" w:sz="4" w:space="0"/>
+              <w:left w:val="single" w:color="000000" w:sz="4" w:space="0"/>
+              <w:bottom w:val="single" w:color="000000" w:sz="4" w:space="0"/>
+              <w:right w:val="single" w:color="000000" w:sz="4" w:space="0"/>
+            </w:tcBorders>
+            <w:shd w:val="clear" w:color="auto" w:fill="auto"/>
+            <w:vAlign w:val="center"/>
+          </w:tcPr>
+          <w:p>
+            <w:pPr>
+              <w:keepNext w:val="0"/>
+              <w:keepLines w:val="0"/>
+              <w:widowControl/>
+              <w:suppressLineNumbers w:val="0"/>
+              <w:jc w:val="left"/>
+              <w:textAlignment w:val="center"/>
+              <w:rPr>
+                <w:rFonts w:hint="eastAsia" w:ascii="宋体" w:hAnsi="宋体" w:eastAsia="宋体" w:cs="宋体"/>
+                <w:i w:val="0"/>
+                <w:iCs w:val="0"/>
+                <w:snapToGrid w:val="0"/>
+                <w:color w:val="000000"/>
+                <w:kern w:val="0"/>
+                <w:sz w:val="21"/>
+                <w:szCs w:val="21"/>
+                <w:u w:val="none"/>
+                <w:lang w:val="en-US" w:eastAsia="zh-CN" w:bidi="ar"/>
+              </w:rPr>
+            </w:pPr>
+            <w:r>
+              <w:rPr>
+                <w:rFonts w:hint="eastAsia" w:ascii="宋体" w:hAnsi="宋体" w:eastAsia="宋体" w:cs="宋体"/>
+                <w:i w:val="0"/>
+                <w:iCs w:val="0"/>
+                <w:snapToGrid w:val="0"/>
+                <w:color w:val="000000"/>
+                <w:kern w:val="0"/>
+                <w:sz w:val="21"/>
+                <w:szCs w:val="21"/>
+                <w:u w:val="none"/>
+                <w:lang w:val="en-US" w:eastAsia="zh-CN" w:bidi="ar"/>
+              </w:rPr>
+              <w:t>≤2次</w:t>
+            </w:r>
+          </w:p>
+        </w:tc>
+        <w:tc>
+          <w:tcPr>
+            <w:tcW w:w="3552" w:type="dxa"/>
+            <w:tcBorders>
+              <w:top w:val="single" w:color="000000" w:sz="4" w:space="0"/>
+              <w:left w:val="single" w:color="000000" w:sz="4" w:space="0"/>
+              <w:bottom w:val="single" w:color="000000" w:sz="4" w:space="0"/>
+              <w:right w:val="single" w:color="000000" w:sz="4" w:space="0"/>
+            </w:tcBorders>
+            <w:shd w:val="clear" w:color="auto" w:fill="auto"/>
+            <w:vAlign w:val="center"/>
+          </w:tcPr>
+          <w:p>
+            <w:pPr>
+              <w:keepNext w:val="0"/>
+              <w:keepLines w:val="0"/>
+              <w:widowControl/>
+              <w:suppressLineNumbers w:val="0"/>
+              <w:jc w:val="left"/>
+              <w:textAlignment w:val="center"/>
+              <w:rPr>
+                <w:rFonts w:hint="eastAsia" w:ascii="宋体" w:hAnsi="宋体" w:eastAsia="宋体" w:cs="宋体"/>
+                <w:i w:val="0"/>
+                <w:iCs w:val="0"/>
+                <w:snapToGrid w:val="0"/>
+                <w:color w:val="000000"/>
+                <w:kern w:val="0"/>
+                <w:sz w:val="21"/>
+                <w:szCs w:val="21"/>
+                <w:u w:val="none"/>
+                <w:lang w:val="en-US" w:eastAsia="zh-CN" w:bidi="ar"/>
+              </w:rPr>
+            </w:pPr>
+            <w:r>
+              <w:rPr>
+                <w:rFonts w:hint="eastAsia" w:ascii="宋体" w:hAnsi="宋体" w:eastAsia="宋体" w:cs="宋体"/>
+                <w:i w:val="0"/>
+                <w:iCs w:val="0"/>
+                <w:snapToGrid w:val="0"/>
+                <w:color w:val="000000"/>
+                <w:kern w:val="0"/>
+                <w:sz w:val="21"/>
+                <w:szCs w:val="21"/>
+                <w:u w:val="none"/>
+                <w:lang w:val="en-US" w:eastAsia="zh-CN" w:bidi="ar"/>
+              </w:rPr>
+              <w:t>每年客户投诉数量</w:t>
+            </w:r>
+          </w:p>
+        </w:tc>
+        <w:tc>
+          <w:tcPr>
+            <w:tcW w:w="1308" w:type="dxa"/>
+            <w:tcBorders>
+              <w:top w:val="single" w:color="000000" w:sz="4" w:space="0"/>
+              <w:left w:val="single" w:color="000000" w:sz="4" w:space="0"/>
+              <w:bottom w:val="single" w:color="000000" w:sz="4" w:space="0"/>
+              <w:right w:val="single" w:color="000000" w:sz="4" w:space="0"/>
+            </w:tcBorders>
+            <w:shd w:val="clear" w:color="auto" w:fill="auto"/>
+            <w:vAlign w:val="center"/>
+          </w:tcPr>
+          <w:p>
+            <w:pPr>
+              <w:keepNext w:val="0"/>
+              <w:keepLines w:val="0"/>
+              <w:widowControl/>
+              <w:suppressLineNumbers w:val="0"/>
+              <w:jc w:val="left"/>
+              <w:textAlignment w:val="center"/>
+              <w:rPr>
+                <w:rFonts w:hint="eastAsia" w:ascii="宋体" w:hAnsi="宋体" w:eastAsia="宋体" w:cs="宋体"/>
+                <w:i w:val="0"/>
+                <w:iCs w:val="0"/>
+                <w:snapToGrid w:val="0"/>
+                <w:color w:val="000000"/>
+                <w:kern w:val="0"/>
+                <w:sz w:val="21"/>
+                <w:szCs w:val="21"/>
+                <w:u w:val="none"/>
+                <w:lang w:val="en-US" w:eastAsia="zh-CN" w:bidi="ar"/>
+              </w:rPr>
+            </w:pPr>
+            <w:r>
+              <w:rPr>
+                <w:rFonts w:hint="eastAsia" w:ascii="宋体" w:hAnsi="宋体" w:eastAsia="宋体" w:cs="宋体"/>
+                <w:i w:val="0"/>
+                <w:iCs w:val="0"/>
+                <w:snapToGrid w:val="0"/>
+                <w:color w:val="000000"/>
+                <w:kern w:val="0"/>
+                <w:sz w:val="21"/>
+                <w:szCs w:val="21"/>
+                <w:u w:val="none"/>
+                <w:lang w:val="en-US" w:eastAsia="zh-CN" w:bidi="ar"/>
+              </w:rPr>
+              <w:t>年度</w:t>
+            </w:r>
+          </w:p>
+        </w:tc>
+      </w:tr>
+    </w:tbl>
+    <w:p>
+      <w:pPr>
+        <w:pStyle w:val="28"/>
+        <w:keepNext w:val="0"/>
+        <w:keepLines w:val="0"/>
+        <w:pageBreakBefore w:val="0"/>
+        <w:widowControl w:val="0"/>
+        <w:kinsoku w:val="0"/>
+        <w:wordWrap/>
+        <w:overflowPunct/>
+        <w:topLinePunct w:val="0"/>
+        <w:autoSpaceDE w:val="0"/>
+        <w:autoSpaceDN w:val="0"/>
+        <w:bidi w:val="0"/>
+        <w:adjustRightInd w:val="0"/>
+        <w:snapToGrid w:val="0"/>
+        <w:textAlignment w:val="baseline"/>
+        <w:rPr>
+          <w:rFonts w:hint="eastAsia"/>
+          <w:lang w:val="en-US" w:eastAsia="zh-CN"/>
+        </w:rPr>
+      </w:pPr>
+      <w:r>
+        <w:rPr>
+          <w:rFonts w:hint="eastAsia"/>
+          <w:lang w:val="en-US" w:eastAsia="zh-CN"/>
+        </w:rPr>
         <w:t>附则</w:t>
       </w:r>
       <w:bookmarkEnd w:id="32"/>
+      <w:bookmarkStart w:id="33" w:name="_GoBack"/>
+      <w:bookmarkEnd w:id="33"/>
     </w:p>
     <w:p>
       <w:pPr>

--- a/4.质量管理/1.流程制度规范类文件/JXTX-04-01-运维服务质量管理制度.docx
+++ b/4.质量管理/1.流程制度规范类文件/JXTX-04-01-运维服务质量管理制度.docx
@@ -21,7 +21,7 @@
         <w:spacing w:before="3120" w:beforeLines="1000"/>
         <w:textAlignment w:val="baseline"/>
       </w:pPr>
-      <w:bookmarkStart w:id="0" w:name="_Toc29880"/>
+      <w:bookmarkStart w:id="0" w:name="_Toc5134"/>
       <w:r>
         <w:drawing>
           <wp:anchor distT="0" distB="0" distL="114300" distR="114300" simplePos="0" relativeHeight="251661312" behindDoc="1" locked="0" layoutInCell="1" allowOverlap="1">
@@ -210,7 +210,7 @@
           <w:lang w:val="en-US" w:eastAsia="zh-CN"/>
         </w:rPr>
       </w:pPr>
-      <w:bookmarkStart w:id="1" w:name="_Toc8766"/>
+      <w:bookmarkStart w:id="1" w:name="_Toc23769"/>
       <w:r>
         <w:rPr>
           <w:rFonts w:hint="eastAsia"/>
@@ -2041,6 +2041,8 @@
               <w:tab w:val="right" w:leader="dot" w:pos="8306"/>
             </w:tabs>
           </w:pPr>
+          <w:bookmarkStart w:id="34" w:name="_GoBack"/>
+          <w:bookmarkEnd w:id="34"/>
           <w:r>
             <w:rPr>
               <w:rFonts w:hint="eastAsia" w:ascii="宋体" w:hAnsi="宋体" w:eastAsia="宋体" w:cs="宋体"/>
@@ -2077,7 +2079,7 @@
               <w:rFonts w:hint="eastAsia" w:ascii="宋体" w:hAnsi="宋体" w:eastAsia="宋体" w:cs="宋体"/>
               <w:szCs w:val="21"/>
             </w:rPr>
-            <w:instrText xml:space="preserve"> HYPERLINK \l _Toc29880 </w:instrText>
+            <w:instrText xml:space="preserve"> HYPERLINK \l _Toc5134 </w:instrText>
           </w:r>
           <w:r>
             <w:rPr>
@@ -2100,7 +2102,7 @@
             <w:fldChar w:fldCharType="begin"/>
           </w:r>
           <w:r>
-            <w:instrText xml:space="preserve"> PAGEREF _Toc29880 \h </w:instrText>
+            <w:instrText xml:space="preserve"> PAGEREF _Toc5134 \h </w:instrText>
           </w:r>
           <w:r>
             <w:fldChar w:fldCharType="separate"/>
@@ -2138,7 +2140,7 @@
               <w:rFonts w:hint="eastAsia" w:ascii="宋体" w:hAnsi="宋体" w:eastAsia="宋体" w:cs="宋体"/>
               <w:szCs w:val="21"/>
             </w:rPr>
-            <w:instrText xml:space="preserve"> HYPERLINK \l _Toc8766 </w:instrText>
+            <w:instrText xml:space="preserve"> HYPERLINK \l _Toc23769 </w:instrText>
           </w:r>
           <w:r>
             <w:rPr>
@@ -2161,7 +2163,7 @@
             <w:fldChar w:fldCharType="begin"/>
           </w:r>
           <w:r>
-            <w:instrText xml:space="preserve"> PAGEREF _Toc8766 \h </w:instrText>
+            <w:instrText xml:space="preserve"> PAGEREF _Toc23769 \h </w:instrText>
           </w:r>
           <w:r>
             <w:fldChar w:fldCharType="separate"/>
@@ -2199,7 +2201,7 @@
               <w:rFonts w:hint="eastAsia" w:ascii="宋体" w:hAnsi="宋体" w:eastAsia="宋体" w:cs="宋体"/>
               <w:szCs w:val="21"/>
             </w:rPr>
-            <w:instrText xml:space="preserve"> HYPERLINK \l _Toc11480 </w:instrText>
+            <w:instrText xml:space="preserve"> HYPERLINK \l _Toc17054 </w:instrText>
           </w:r>
           <w:r>
             <w:rPr>
@@ -2229,7 +2231,7 @@
             <w:fldChar w:fldCharType="begin"/>
           </w:r>
           <w:r>
-            <w:instrText xml:space="preserve"> PAGEREF _Toc11480 \h </w:instrText>
+            <w:instrText xml:space="preserve"> PAGEREF _Toc17054 \h </w:instrText>
           </w:r>
           <w:r>
             <w:fldChar w:fldCharType="separate"/>
@@ -2267,7 +2269,7 @@
               <w:rFonts w:hint="eastAsia" w:ascii="宋体" w:hAnsi="宋体" w:eastAsia="宋体" w:cs="宋体"/>
               <w:szCs w:val="21"/>
             </w:rPr>
-            <w:instrText xml:space="preserve"> HYPERLINK \l _Toc26298 </w:instrText>
+            <w:instrText xml:space="preserve"> HYPERLINK \l _Toc26188 </w:instrText>
           </w:r>
           <w:r>
             <w:rPr>
@@ -2297,7 +2299,7 @@
             <w:fldChar w:fldCharType="begin"/>
           </w:r>
           <w:r>
-            <w:instrText xml:space="preserve"> PAGEREF _Toc26298 \h </w:instrText>
+            <w:instrText xml:space="preserve"> PAGEREF _Toc26188 \h </w:instrText>
           </w:r>
           <w:r>
             <w:fldChar w:fldCharType="separate"/>
@@ -2335,7 +2337,7 @@
               <w:rFonts w:hint="eastAsia" w:ascii="宋体" w:hAnsi="宋体" w:eastAsia="宋体" w:cs="宋体"/>
               <w:szCs w:val="21"/>
             </w:rPr>
-            <w:instrText xml:space="preserve"> HYPERLINK \l _Toc12919 </w:instrText>
+            <w:instrText xml:space="preserve"> HYPERLINK \l _Toc31743 </w:instrText>
           </w:r>
           <w:r>
             <w:rPr>
@@ -2365,7 +2367,7 @@
             <w:fldChar w:fldCharType="begin"/>
           </w:r>
           <w:r>
-            <w:instrText xml:space="preserve"> PAGEREF _Toc12919 \h </w:instrText>
+            <w:instrText xml:space="preserve"> PAGEREF _Toc31743 \h </w:instrText>
           </w:r>
           <w:r>
             <w:fldChar w:fldCharType="separate"/>
@@ -2403,7 +2405,7 @@
               <w:rFonts w:hint="eastAsia" w:ascii="宋体" w:hAnsi="宋体" w:eastAsia="宋体" w:cs="宋体"/>
               <w:szCs w:val="21"/>
             </w:rPr>
-            <w:instrText xml:space="preserve"> HYPERLINK \l _Toc4039 </w:instrText>
+            <w:instrText xml:space="preserve"> HYPERLINK \l _Toc31140 </w:instrText>
           </w:r>
           <w:r>
             <w:rPr>
@@ -2433,7 +2435,7 @@
             <w:fldChar w:fldCharType="begin"/>
           </w:r>
           <w:r>
-            <w:instrText xml:space="preserve"> PAGEREF _Toc4039 \h </w:instrText>
+            <w:instrText xml:space="preserve"> PAGEREF _Toc31140 \h </w:instrText>
           </w:r>
           <w:r>
             <w:fldChar w:fldCharType="separate"/>
@@ -2471,7 +2473,7 @@
               <w:rFonts w:hint="eastAsia" w:ascii="宋体" w:hAnsi="宋体" w:eastAsia="宋体" w:cs="宋体"/>
               <w:szCs w:val="21"/>
             </w:rPr>
-            <w:instrText xml:space="preserve"> HYPERLINK \l _Toc28725 </w:instrText>
+            <w:instrText xml:space="preserve"> HYPERLINK \l _Toc16810 </w:instrText>
           </w:r>
           <w:r>
             <w:rPr>
@@ -2501,7 +2503,7 @@
             <w:fldChar w:fldCharType="begin"/>
           </w:r>
           <w:r>
-            <w:instrText xml:space="preserve"> PAGEREF _Toc28725 \h </w:instrText>
+            <w:instrText xml:space="preserve"> PAGEREF _Toc16810 \h </w:instrText>
           </w:r>
           <w:r>
             <w:fldChar w:fldCharType="separate"/>
@@ -2539,7 +2541,7 @@
               <w:rFonts w:hint="eastAsia" w:ascii="宋体" w:hAnsi="宋体" w:eastAsia="宋体" w:cs="宋体"/>
               <w:szCs w:val="21"/>
             </w:rPr>
-            <w:instrText xml:space="preserve"> HYPERLINK \l _Toc30717 </w:instrText>
+            <w:instrText xml:space="preserve"> HYPERLINK \l _Toc28450 </w:instrText>
           </w:r>
           <w:r>
             <w:rPr>
@@ -2569,7 +2571,7 @@
             <w:fldChar w:fldCharType="begin"/>
           </w:r>
           <w:r>
-            <w:instrText xml:space="preserve"> PAGEREF _Toc30717 \h </w:instrText>
+            <w:instrText xml:space="preserve"> PAGEREF _Toc28450 \h </w:instrText>
           </w:r>
           <w:r>
             <w:fldChar w:fldCharType="separate"/>
@@ -2607,7 +2609,7 @@
               <w:rFonts w:hint="eastAsia" w:ascii="宋体" w:hAnsi="宋体" w:eastAsia="宋体" w:cs="宋体"/>
               <w:szCs w:val="21"/>
             </w:rPr>
-            <w:instrText xml:space="preserve"> HYPERLINK \l _Toc28379 </w:instrText>
+            <w:instrText xml:space="preserve"> HYPERLINK \l _Toc15566 </w:instrText>
           </w:r>
           <w:r>
             <w:rPr>
@@ -2637,7 +2639,7 @@
             <w:fldChar w:fldCharType="begin"/>
           </w:r>
           <w:r>
-            <w:instrText xml:space="preserve"> PAGEREF _Toc28379 \h </w:instrText>
+            <w:instrText xml:space="preserve"> PAGEREF _Toc15566 \h </w:instrText>
           </w:r>
           <w:r>
             <w:fldChar w:fldCharType="separate"/>
@@ -2675,7 +2677,7 @@
               <w:rFonts w:hint="eastAsia" w:ascii="宋体" w:hAnsi="宋体" w:eastAsia="宋体" w:cs="宋体"/>
               <w:szCs w:val="21"/>
             </w:rPr>
-            <w:instrText xml:space="preserve"> HYPERLINK \l _Toc850 </w:instrText>
+            <w:instrText xml:space="preserve"> HYPERLINK \l _Toc23940 </w:instrText>
           </w:r>
           <w:r>
             <w:rPr>
@@ -2705,7 +2707,7 @@
             <w:fldChar w:fldCharType="begin"/>
           </w:r>
           <w:r>
-            <w:instrText xml:space="preserve"> PAGEREF _Toc850 \h </w:instrText>
+            <w:instrText xml:space="preserve"> PAGEREF _Toc23940 \h </w:instrText>
           </w:r>
           <w:r>
             <w:fldChar w:fldCharType="separate"/>
@@ -2743,7 +2745,7 @@
               <w:rFonts w:hint="eastAsia" w:ascii="宋体" w:hAnsi="宋体" w:eastAsia="宋体" w:cs="宋体"/>
               <w:szCs w:val="21"/>
             </w:rPr>
-            <w:instrText xml:space="preserve"> HYPERLINK \l _Toc12202 </w:instrText>
+            <w:instrText xml:space="preserve"> HYPERLINK \l _Toc31333 </w:instrText>
           </w:r>
           <w:r>
             <w:rPr>
@@ -2773,7 +2775,7 @@
             <w:fldChar w:fldCharType="begin"/>
           </w:r>
           <w:r>
-            <w:instrText xml:space="preserve"> PAGEREF _Toc12202 \h </w:instrText>
+            <w:instrText xml:space="preserve"> PAGEREF _Toc31333 \h </w:instrText>
           </w:r>
           <w:r>
             <w:fldChar w:fldCharType="separate"/>
@@ -2811,7 +2813,7 @@
               <w:rFonts w:hint="eastAsia" w:ascii="宋体" w:hAnsi="宋体" w:eastAsia="宋体" w:cs="宋体"/>
               <w:szCs w:val="21"/>
             </w:rPr>
-            <w:instrText xml:space="preserve"> HYPERLINK \l _Toc11926 </w:instrText>
+            <w:instrText xml:space="preserve"> HYPERLINK \l _Toc4646 </w:instrText>
           </w:r>
           <w:r>
             <w:rPr>
@@ -2841,7 +2843,7 @@
             <w:fldChar w:fldCharType="begin"/>
           </w:r>
           <w:r>
-            <w:instrText xml:space="preserve"> PAGEREF _Toc11926 \h </w:instrText>
+            <w:instrText xml:space="preserve"> PAGEREF _Toc4646 \h </w:instrText>
           </w:r>
           <w:r>
             <w:fldChar w:fldCharType="separate"/>
@@ -2879,7 +2881,7 @@
               <w:rFonts w:hint="eastAsia" w:ascii="宋体" w:hAnsi="宋体" w:eastAsia="宋体" w:cs="宋体"/>
               <w:szCs w:val="21"/>
             </w:rPr>
-            <w:instrText xml:space="preserve"> HYPERLINK \l _Toc8807 </w:instrText>
+            <w:instrText xml:space="preserve"> HYPERLINK \l _Toc32105 </w:instrText>
           </w:r>
           <w:r>
             <w:rPr>
@@ -2909,7 +2911,7 @@
             <w:fldChar w:fldCharType="begin"/>
           </w:r>
           <w:r>
-            <w:instrText xml:space="preserve"> PAGEREF _Toc8807 \h </w:instrText>
+            <w:instrText xml:space="preserve"> PAGEREF _Toc32105 \h </w:instrText>
           </w:r>
           <w:r>
             <w:fldChar w:fldCharType="separate"/>
@@ -2947,7 +2949,7 @@
               <w:rFonts w:hint="eastAsia" w:ascii="宋体" w:hAnsi="宋体" w:eastAsia="宋体" w:cs="宋体"/>
               <w:szCs w:val="21"/>
             </w:rPr>
-            <w:instrText xml:space="preserve"> HYPERLINK \l _Toc16363 </w:instrText>
+            <w:instrText xml:space="preserve"> HYPERLINK \l _Toc27392 </w:instrText>
           </w:r>
           <w:r>
             <w:rPr>
@@ -2968,7 +2970,7 @@
               <w:rFonts w:hint="eastAsia"/>
               <w:lang w:val="en-US" w:eastAsia="zh-CN"/>
             </w:rPr>
-            <w:t>、管理职责</w:t>
+            <w:t>管理职责</w:t>
           </w:r>
           <w:r>
             <w:tab/>
@@ -2977,7 +2979,7 @@
             <w:fldChar w:fldCharType="begin"/>
           </w:r>
           <w:r>
-            <w:instrText xml:space="preserve"> PAGEREF _Toc16363 \h </w:instrText>
+            <w:instrText xml:space="preserve"> PAGEREF _Toc27392 \h </w:instrText>
           </w:r>
           <w:r>
             <w:fldChar w:fldCharType="separate"/>
@@ -3015,7 +3017,7 @@
               <w:rFonts w:hint="eastAsia" w:ascii="宋体" w:hAnsi="宋体" w:eastAsia="宋体" w:cs="宋体"/>
               <w:szCs w:val="21"/>
             </w:rPr>
-            <w:instrText xml:space="preserve"> HYPERLINK \l _Toc23656 </w:instrText>
+            <w:instrText xml:space="preserve"> HYPERLINK \l _Toc32584 </w:instrText>
           </w:r>
           <w:r>
             <w:rPr>
@@ -3045,7 +3047,7 @@
             <w:fldChar w:fldCharType="begin"/>
           </w:r>
           <w:r>
-            <w:instrText xml:space="preserve"> PAGEREF _Toc23656 \h </w:instrText>
+            <w:instrText xml:space="preserve"> PAGEREF _Toc32584 \h </w:instrText>
           </w:r>
           <w:r>
             <w:fldChar w:fldCharType="separate"/>
@@ -3083,7 +3085,7 @@
               <w:rFonts w:hint="eastAsia" w:ascii="宋体" w:hAnsi="宋体" w:eastAsia="宋体" w:cs="宋体"/>
               <w:szCs w:val="21"/>
             </w:rPr>
-            <w:instrText xml:space="preserve"> HYPERLINK \l _Toc18433 </w:instrText>
+            <w:instrText xml:space="preserve"> HYPERLINK \l _Toc10680 </w:instrText>
           </w:r>
           <w:r>
             <w:rPr>
@@ -3113,7 +3115,7 @@
             <w:fldChar w:fldCharType="begin"/>
           </w:r>
           <w:r>
-            <w:instrText xml:space="preserve"> PAGEREF _Toc18433 \h </w:instrText>
+            <w:instrText xml:space="preserve"> PAGEREF _Toc10680 \h </w:instrText>
           </w:r>
           <w:r>
             <w:fldChar w:fldCharType="separate"/>
@@ -3151,7 +3153,7 @@
               <w:rFonts w:hint="eastAsia" w:ascii="宋体" w:hAnsi="宋体" w:eastAsia="宋体" w:cs="宋体"/>
               <w:szCs w:val="21"/>
             </w:rPr>
-            <w:instrText xml:space="preserve"> HYPERLINK \l _Toc8564 </w:instrText>
+            <w:instrText xml:space="preserve"> HYPERLINK \l _Toc14652 </w:instrText>
           </w:r>
           <w:r>
             <w:rPr>
@@ -3181,7 +3183,7 @@
             <w:fldChar w:fldCharType="begin"/>
           </w:r>
           <w:r>
-            <w:instrText xml:space="preserve"> PAGEREF _Toc8564 \h </w:instrText>
+            <w:instrText xml:space="preserve"> PAGEREF _Toc14652 \h </w:instrText>
           </w:r>
           <w:r>
             <w:fldChar w:fldCharType="separate"/>
@@ -3219,7 +3221,7 @@
               <w:rFonts w:hint="eastAsia" w:ascii="宋体" w:hAnsi="宋体" w:eastAsia="宋体" w:cs="宋体"/>
               <w:szCs w:val="21"/>
             </w:rPr>
-            <w:instrText xml:space="preserve"> HYPERLINK \l _Toc25110 </w:instrText>
+            <w:instrText xml:space="preserve"> HYPERLINK \l _Toc20516 </w:instrText>
           </w:r>
           <w:r>
             <w:rPr>
@@ -3249,7 +3251,7 @@
             <w:fldChar w:fldCharType="begin"/>
           </w:r>
           <w:r>
-            <w:instrText xml:space="preserve"> PAGEREF _Toc25110 \h </w:instrText>
+            <w:instrText xml:space="preserve"> PAGEREF _Toc20516 \h </w:instrText>
           </w:r>
           <w:r>
             <w:fldChar w:fldCharType="separate"/>
@@ -3287,7 +3289,7 @@
               <w:rFonts w:hint="eastAsia" w:ascii="宋体" w:hAnsi="宋体" w:eastAsia="宋体" w:cs="宋体"/>
               <w:szCs w:val="21"/>
             </w:rPr>
-            <w:instrText xml:space="preserve"> HYPERLINK \l _Toc5170 </w:instrText>
+            <w:instrText xml:space="preserve"> HYPERLINK \l _Toc9535 </w:instrText>
           </w:r>
           <w:r>
             <w:rPr>
@@ -3317,7 +3319,7 @@
             <w:fldChar w:fldCharType="begin"/>
           </w:r>
           <w:r>
-            <w:instrText xml:space="preserve"> PAGEREF _Toc5170 \h </w:instrText>
+            <w:instrText xml:space="preserve"> PAGEREF _Toc9535 \h </w:instrText>
           </w:r>
           <w:r>
             <w:fldChar w:fldCharType="separate"/>
@@ -3355,7 +3357,7 @@
               <w:rFonts w:hint="eastAsia" w:ascii="宋体" w:hAnsi="宋体" w:eastAsia="宋体" w:cs="宋体"/>
               <w:szCs w:val="21"/>
             </w:rPr>
-            <w:instrText xml:space="preserve"> HYPERLINK \l _Toc20744 </w:instrText>
+            <w:instrText xml:space="preserve"> HYPERLINK \l _Toc23018 </w:instrText>
           </w:r>
           <w:r>
             <w:rPr>
@@ -3385,7 +3387,7 @@
             <w:fldChar w:fldCharType="begin"/>
           </w:r>
           <w:r>
-            <w:instrText xml:space="preserve"> PAGEREF _Toc20744 \h </w:instrText>
+            <w:instrText xml:space="preserve"> PAGEREF _Toc23018 \h </w:instrText>
           </w:r>
           <w:r>
             <w:fldChar w:fldCharType="separate"/>
@@ -3423,7 +3425,7 @@
               <w:rFonts w:hint="eastAsia" w:ascii="宋体" w:hAnsi="宋体" w:eastAsia="宋体" w:cs="宋体"/>
               <w:szCs w:val="21"/>
             </w:rPr>
-            <w:instrText xml:space="preserve"> HYPERLINK \l _Toc21366 </w:instrText>
+            <w:instrText xml:space="preserve"> HYPERLINK \l _Toc23462 </w:instrText>
           </w:r>
           <w:r>
             <w:rPr>
@@ -3453,7 +3455,7 @@
             <w:fldChar w:fldCharType="begin"/>
           </w:r>
           <w:r>
-            <w:instrText xml:space="preserve"> PAGEREF _Toc21366 \h </w:instrText>
+            <w:instrText xml:space="preserve"> PAGEREF _Toc23462 \h </w:instrText>
           </w:r>
           <w:r>
             <w:fldChar w:fldCharType="separate"/>
@@ -3491,7 +3493,7 @@
               <w:rFonts w:hint="eastAsia" w:ascii="宋体" w:hAnsi="宋体" w:eastAsia="宋体" w:cs="宋体"/>
               <w:szCs w:val="21"/>
             </w:rPr>
-            <w:instrText xml:space="preserve"> HYPERLINK \l _Toc18950 </w:instrText>
+            <w:instrText xml:space="preserve"> HYPERLINK \l _Toc1063 </w:instrText>
           </w:r>
           <w:r>
             <w:rPr>
@@ -3521,7 +3523,7 @@
             <w:fldChar w:fldCharType="begin"/>
           </w:r>
           <w:r>
-            <w:instrText xml:space="preserve"> PAGEREF _Toc18950 \h </w:instrText>
+            <w:instrText xml:space="preserve"> PAGEREF _Toc1063 \h </w:instrText>
           </w:r>
           <w:r>
             <w:fldChar w:fldCharType="separate"/>
@@ -3559,7 +3561,7 @@
               <w:rFonts w:hint="eastAsia" w:ascii="宋体" w:hAnsi="宋体" w:eastAsia="宋体" w:cs="宋体"/>
               <w:szCs w:val="21"/>
             </w:rPr>
-            <w:instrText xml:space="preserve"> HYPERLINK \l _Toc12989 </w:instrText>
+            <w:instrText xml:space="preserve"> HYPERLINK \l _Toc6839 </w:instrText>
           </w:r>
           <w:r>
             <w:rPr>
@@ -3589,7 +3591,7 @@
             <w:fldChar w:fldCharType="begin"/>
           </w:r>
           <w:r>
-            <w:instrText xml:space="preserve"> PAGEREF _Toc12989 \h </w:instrText>
+            <w:instrText xml:space="preserve"> PAGEREF _Toc6839 \h </w:instrText>
           </w:r>
           <w:r>
             <w:fldChar w:fldCharType="separate"/>
@@ -3627,7 +3629,7 @@
               <w:rFonts w:hint="eastAsia" w:ascii="宋体" w:hAnsi="宋体" w:eastAsia="宋体" w:cs="宋体"/>
               <w:szCs w:val="21"/>
             </w:rPr>
-            <w:instrText xml:space="preserve"> HYPERLINK \l _Toc405 </w:instrText>
+            <w:instrText xml:space="preserve"> HYPERLINK \l _Toc6976 </w:instrText>
           </w:r>
           <w:r>
             <w:rPr>
@@ -3657,7 +3659,7 @@
             <w:fldChar w:fldCharType="begin"/>
           </w:r>
           <w:r>
-            <w:instrText xml:space="preserve"> PAGEREF _Toc405 \h </w:instrText>
+            <w:instrText xml:space="preserve"> PAGEREF _Toc6976 \h </w:instrText>
           </w:r>
           <w:r>
             <w:fldChar w:fldCharType="separate"/>
@@ -3695,7 +3697,7 @@
               <w:rFonts w:hint="eastAsia" w:ascii="宋体" w:hAnsi="宋体" w:eastAsia="宋体" w:cs="宋体"/>
               <w:szCs w:val="21"/>
             </w:rPr>
-            <w:instrText xml:space="preserve"> HYPERLINK \l _Toc28546 </w:instrText>
+            <w:instrText xml:space="preserve"> HYPERLINK \l _Toc12202 </w:instrText>
           </w:r>
           <w:r>
             <w:rPr>
@@ -3725,7 +3727,7 @@
             <w:fldChar w:fldCharType="begin"/>
           </w:r>
           <w:r>
-            <w:instrText xml:space="preserve"> PAGEREF _Toc28546 \h </w:instrText>
+            <w:instrText xml:space="preserve"> PAGEREF _Toc12202 \h </w:instrText>
           </w:r>
           <w:r>
             <w:fldChar w:fldCharType="separate"/>
@@ -3763,7 +3765,7 @@
               <w:rFonts w:hint="eastAsia" w:ascii="宋体" w:hAnsi="宋体" w:eastAsia="宋体" w:cs="宋体"/>
               <w:szCs w:val="21"/>
             </w:rPr>
-            <w:instrText xml:space="preserve"> HYPERLINK \l _Toc30223 </w:instrText>
+            <w:instrText xml:space="preserve"> HYPERLINK \l _Toc18507 </w:instrText>
           </w:r>
           <w:r>
             <w:rPr>
@@ -3793,7 +3795,7 @@
             <w:fldChar w:fldCharType="begin"/>
           </w:r>
           <w:r>
-            <w:instrText xml:space="preserve"> PAGEREF _Toc30223 \h </w:instrText>
+            <w:instrText xml:space="preserve"> PAGEREF _Toc18507 \h </w:instrText>
           </w:r>
           <w:r>
             <w:fldChar w:fldCharType="separate"/>
@@ -3831,7 +3833,7 @@
               <w:rFonts w:hint="eastAsia" w:ascii="宋体" w:hAnsi="宋体" w:eastAsia="宋体" w:cs="宋体"/>
               <w:szCs w:val="21"/>
             </w:rPr>
-            <w:instrText xml:space="preserve"> HYPERLINK \l _Toc4700 </w:instrText>
+            <w:instrText xml:space="preserve"> HYPERLINK \l _Toc29944 </w:instrText>
           </w:r>
           <w:r>
             <w:rPr>
@@ -3861,7 +3863,7 @@
             <w:fldChar w:fldCharType="begin"/>
           </w:r>
           <w:r>
-            <w:instrText xml:space="preserve"> PAGEREF _Toc4700 \h </w:instrText>
+            <w:instrText xml:space="preserve"> PAGEREF _Toc29944 \h </w:instrText>
           </w:r>
           <w:r>
             <w:fldChar w:fldCharType="separate"/>
@@ -3899,7 +3901,7 @@
               <w:rFonts w:hint="eastAsia" w:ascii="宋体" w:hAnsi="宋体" w:eastAsia="宋体" w:cs="宋体"/>
               <w:szCs w:val="21"/>
             </w:rPr>
-            <w:instrText xml:space="preserve"> HYPERLINK \l _Toc2757 </w:instrText>
+            <w:instrText xml:space="preserve"> HYPERLINK \l _Toc25268 </w:instrText>
           </w:r>
           <w:r>
             <w:rPr>
@@ -3929,7 +3931,7 @@
             <w:fldChar w:fldCharType="begin"/>
           </w:r>
           <w:r>
-            <w:instrText xml:space="preserve"> PAGEREF _Toc2757 \h </w:instrText>
+            <w:instrText xml:space="preserve"> PAGEREF _Toc25268 \h </w:instrText>
           </w:r>
           <w:r>
             <w:fldChar w:fldCharType="separate"/>
@@ -3967,7 +3969,7 @@
               <w:rFonts w:hint="eastAsia" w:ascii="宋体" w:hAnsi="宋体" w:eastAsia="宋体" w:cs="宋体"/>
               <w:szCs w:val="21"/>
             </w:rPr>
-            <w:instrText xml:space="preserve"> HYPERLINK \l _Toc25101 </w:instrText>
+            <w:instrText xml:space="preserve"> HYPERLINK \l _Toc30696 </w:instrText>
           </w:r>
           <w:r>
             <w:rPr>
@@ -3997,7 +3999,7 @@
             <w:fldChar w:fldCharType="begin"/>
           </w:r>
           <w:r>
-            <w:instrText xml:space="preserve"> PAGEREF _Toc25101 \h </w:instrText>
+            <w:instrText xml:space="preserve"> PAGEREF _Toc30696 \h </w:instrText>
           </w:r>
           <w:r>
             <w:fldChar w:fldCharType="separate"/>
@@ -4035,7 +4037,7 @@
               <w:rFonts w:hint="eastAsia" w:ascii="宋体" w:hAnsi="宋体" w:eastAsia="宋体" w:cs="宋体"/>
               <w:szCs w:val="21"/>
             </w:rPr>
-            <w:instrText xml:space="preserve"> HYPERLINK \l _Toc24926 </w:instrText>
+            <w:instrText xml:space="preserve"> HYPERLINK \l _Toc12293 </w:instrText>
           </w:r>
           <w:r>
             <w:rPr>
@@ -4065,7 +4067,7 @@
             <w:fldChar w:fldCharType="begin"/>
           </w:r>
           <w:r>
-            <w:instrText xml:space="preserve"> PAGEREF _Toc24926 \h </w:instrText>
+            <w:instrText xml:space="preserve"> PAGEREF _Toc12293 \h </w:instrText>
           </w:r>
           <w:r>
             <w:fldChar w:fldCharType="separate"/>
@@ -4103,7 +4105,7 @@
               <w:rFonts w:hint="eastAsia" w:ascii="宋体" w:hAnsi="宋体" w:eastAsia="宋体" w:cs="宋体"/>
               <w:szCs w:val="21"/>
             </w:rPr>
-            <w:instrText xml:space="preserve"> HYPERLINK \l _Toc16349 </w:instrText>
+            <w:instrText xml:space="preserve"> HYPERLINK \l _Toc10165 </w:instrText>
           </w:r>
           <w:r>
             <w:rPr>
@@ -4133,7 +4135,7 @@
             <w:fldChar w:fldCharType="begin"/>
           </w:r>
           <w:r>
-            <w:instrText xml:space="preserve"> PAGEREF _Toc16349 \h </w:instrText>
+            <w:instrText xml:space="preserve"> PAGEREF _Toc10165 \h </w:instrText>
           </w:r>
           <w:r>
             <w:fldChar w:fldCharType="separate"/>
@@ -4171,7 +4173,7 @@
               <w:rFonts w:hint="eastAsia" w:ascii="宋体" w:hAnsi="宋体" w:eastAsia="宋体" w:cs="宋体"/>
               <w:szCs w:val="21"/>
             </w:rPr>
-            <w:instrText xml:space="preserve"> HYPERLINK \l _Toc2877 </w:instrText>
+            <w:instrText xml:space="preserve"> HYPERLINK \l _Toc2813 </w:instrText>
           </w:r>
           <w:r>
             <w:rPr>
@@ -4201,7 +4203,7 @@
             <w:fldChar w:fldCharType="begin"/>
           </w:r>
           <w:r>
-            <w:instrText xml:space="preserve"> PAGEREF _Toc2877 \h </w:instrText>
+            <w:instrText xml:space="preserve"> PAGEREF _Toc2813 \h </w:instrText>
           </w:r>
           <w:r>
             <w:fldChar w:fldCharType="separate"/>
@@ -4239,7 +4241,7 @@
               <w:rFonts w:hint="eastAsia" w:ascii="宋体" w:hAnsi="宋体" w:eastAsia="宋体" w:cs="宋体"/>
               <w:szCs w:val="21"/>
             </w:rPr>
-            <w:instrText xml:space="preserve"> HYPERLINK \l _Toc16375 </w:instrText>
+            <w:instrText xml:space="preserve"> HYPERLINK \l _Toc17099 </w:instrText>
           </w:r>
           <w:r>
             <w:rPr>
@@ -4260,6 +4262,74 @@
               <w:rFonts w:hint="eastAsia"/>
               <w:lang w:val="en-US" w:eastAsia="zh-CN"/>
             </w:rPr>
+            <w:t>考核指标</w:t>
+          </w:r>
+          <w:r>
+            <w:tab/>
+          </w:r>
+          <w:r>
+            <w:fldChar w:fldCharType="begin"/>
+          </w:r>
+          <w:r>
+            <w:instrText xml:space="preserve"> PAGEREF _Toc17099 \h </w:instrText>
+          </w:r>
+          <w:r>
+            <w:fldChar w:fldCharType="separate"/>
+          </w:r>
+          <w:r>
+            <w:t>11</w:t>
+          </w:r>
+          <w:r>
+            <w:fldChar w:fldCharType="end"/>
+          </w:r>
+          <w:r>
+            <w:rPr>
+              <w:rFonts w:hint="eastAsia" w:ascii="宋体" w:hAnsi="宋体" w:eastAsia="宋体" w:cs="宋体"/>
+              <w:szCs w:val="21"/>
+            </w:rPr>
+            <w:fldChar w:fldCharType="end"/>
+          </w:r>
+        </w:p>
+        <w:p>
+          <w:pPr>
+            <w:pStyle w:val="16"/>
+            <w:tabs>
+              <w:tab w:val="right" w:leader="dot" w:pos="8306"/>
+            </w:tabs>
+          </w:pPr>
+          <w:r>
+            <w:rPr>
+              <w:rFonts w:hint="eastAsia" w:ascii="宋体" w:hAnsi="宋体" w:eastAsia="宋体" w:cs="宋体"/>
+              <w:szCs w:val="21"/>
+            </w:rPr>
+            <w:fldChar w:fldCharType="begin"/>
+          </w:r>
+          <w:r>
+            <w:rPr>
+              <w:rFonts w:hint="eastAsia" w:ascii="宋体" w:hAnsi="宋体" w:eastAsia="宋体" w:cs="宋体"/>
+              <w:szCs w:val="21"/>
+            </w:rPr>
+            <w:instrText xml:space="preserve"> HYPERLINK \l _Toc29790 </w:instrText>
+          </w:r>
+          <w:r>
+            <w:rPr>
+              <w:rFonts w:hint="eastAsia" w:ascii="宋体" w:hAnsi="宋体" w:eastAsia="宋体" w:cs="宋体"/>
+              <w:szCs w:val="21"/>
+            </w:rPr>
+            <w:fldChar w:fldCharType="separate"/>
+          </w:r>
+          <w:r>
+            <w:rPr>
+              <w:rFonts w:hint="default"/>
+              <w:lang w:val="en-US" w:eastAsia="zh-CN"/>
+            </w:rPr>
+            <w:t xml:space="preserve">9. </w:t>
+          </w:r>
+          <w:r>
+            <w:rPr>
+              <w:rFonts w:hint="eastAsia"/>
+              <w:lang w:val="en-US" w:eastAsia="zh-CN"/>
+            </w:rPr>
             <w:t>附则</w:t>
           </w:r>
           <w:r>
@@ -4269,7 +4339,7 @@
             <w:fldChar w:fldCharType="begin"/>
           </w:r>
           <w:r>
-            <w:instrText xml:space="preserve"> PAGEREF _Toc16375 \h </w:instrText>
+            <w:instrText xml:space="preserve"> PAGEREF _Toc29790 \h </w:instrText>
           </w:r>
           <w:r>
             <w:fldChar w:fldCharType="separate"/>
@@ -4372,7 +4442,7 @@
           <w:lang w:val="en-US" w:eastAsia="zh-CN"/>
         </w:rPr>
       </w:pPr>
-      <w:bookmarkStart w:id="2" w:name="_Toc11480"/>
+      <w:bookmarkStart w:id="2" w:name="_Toc17054"/>
       <w:r>
         <w:rPr>
           <w:rFonts w:hint="eastAsia"/>
@@ -4404,7 +4474,7 @@
           <w:lang w:val="en-US" w:eastAsia="zh-CN"/>
         </w:rPr>
       </w:pPr>
-      <w:bookmarkStart w:id="3" w:name="_Toc26298"/>
+      <w:bookmarkStart w:id="3" w:name="_Toc26188"/>
       <w:r>
         <w:rPr>
           <w:rFonts w:hint="eastAsia"/>
@@ -4466,7 +4536,7 @@
           <w:lang w:val="en-US" w:eastAsia="zh-CN"/>
         </w:rPr>
       </w:pPr>
-      <w:bookmarkStart w:id="4" w:name="_Toc12919"/>
+      <w:bookmarkStart w:id="4" w:name="_Toc31743"/>
       <w:r>
         <w:rPr>
           <w:rFonts w:hint="eastAsia"/>
@@ -4668,7 +4738,7 @@
           <w:lang w:val="en-US" w:eastAsia="zh-CN"/>
         </w:rPr>
       </w:pPr>
-      <w:bookmarkStart w:id="5" w:name="_Toc4039"/>
+      <w:bookmarkStart w:id="5" w:name="_Toc31140"/>
       <w:r>
         <w:rPr>
           <w:rFonts w:hint="eastAsia"/>
@@ -4730,7 +4800,7 @@
           <w:lang w:val="en-US" w:eastAsia="zh-CN"/>
         </w:rPr>
       </w:pPr>
-      <w:bookmarkStart w:id="6" w:name="_Toc28725"/>
+      <w:bookmarkStart w:id="6" w:name="_Toc16810"/>
       <w:r>
         <w:rPr>
           <w:rFonts w:hint="eastAsia"/>
@@ -4792,7 +4862,7 @@
           <w:lang w:val="en-US" w:eastAsia="zh-CN"/>
         </w:rPr>
       </w:pPr>
-      <w:bookmarkStart w:id="7" w:name="_Toc30717"/>
+      <w:bookmarkStart w:id="7" w:name="_Toc28450"/>
       <w:r>
         <w:rPr>
           <w:rFonts w:hint="eastAsia"/>
@@ -5029,7 +5099,7 @@
           <w:lang w:val="en-US" w:eastAsia="zh-CN"/>
         </w:rPr>
       </w:pPr>
-      <w:bookmarkStart w:id="8" w:name="_Toc28379"/>
+      <w:bookmarkStart w:id="8" w:name="_Toc15566"/>
       <w:r>
         <w:rPr>
           <w:rFonts w:hint="eastAsia"/>
@@ -5061,7 +5131,7 @@
           <w:lang w:val="en-US" w:eastAsia="zh-CN"/>
         </w:rPr>
       </w:pPr>
-      <w:bookmarkStart w:id="9" w:name="_Toc850"/>
+      <w:bookmarkStart w:id="9" w:name="_Toc23940"/>
       <w:r>
         <w:rPr>
           <w:rFonts w:hint="eastAsia"/>
@@ -5123,7 +5193,7 @@
           <w:lang w:val="en-US" w:eastAsia="zh-CN"/>
         </w:rPr>
       </w:pPr>
-      <w:bookmarkStart w:id="10" w:name="_Toc12202"/>
+      <w:bookmarkStart w:id="10" w:name="_Toc31333"/>
       <w:r>
         <w:rPr>
           <w:rFonts w:hint="eastAsia"/>
@@ -5335,7 +5405,7 @@
           <w:lang w:val="en-US" w:eastAsia="zh-CN"/>
         </w:rPr>
       </w:pPr>
-      <w:bookmarkStart w:id="11" w:name="_Toc11926"/>
+      <w:bookmarkStart w:id="11" w:name="_Toc4646"/>
       <w:r>
         <w:rPr>
           <w:rFonts w:hint="eastAsia"/>
@@ -5487,7 +5557,7 @@
           <w:lang w:val="en-US" w:eastAsia="zh-CN"/>
         </w:rPr>
       </w:pPr>
-      <w:bookmarkStart w:id="12" w:name="_Toc8807"/>
+      <w:bookmarkStart w:id="12" w:name="_Toc32105"/>
       <w:r>
         <w:rPr>
           <w:rFonts w:hint="eastAsia"/>
@@ -5519,13 +5589,13 @@
           <w:lang w:val="en-US" w:eastAsia="zh-CN"/>
         </w:rPr>
       </w:pPr>
-      <w:bookmarkStart w:id="13" w:name="_Toc16363"/>
-      <w:r>
-        <w:rPr>
-          <w:rFonts w:hint="eastAsia"/>
-          <w:lang w:val="en-US" w:eastAsia="zh-CN"/>
-        </w:rPr>
-        <w:t>、管理职责</w:t>
+      <w:bookmarkStart w:id="13" w:name="_Toc27392"/>
+      <w:r>
+        <w:rPr>
+          <w:rFonts w:hint="eastAsia"/>
+          <w:lang w:val="en-US" w:eastAsia="zh-CN"/>
+        </w:rPr>
+        <w:t>管理职责</w:t>
       </w:r>
       <w:bookmarkEnd w:id="13"/>
     </w:p>
@@ -5581,7 +5651,7 @@
           <w:lang w:val="en-US" w:eastAsia="zh-CN"/>
         </w:rPr>
       </w:pPr>
-      <w:bookmarkStart w:id="14" w:name="_Toc23656"/>
+      <w:bookmarkStart w:id="14" w:name="_Toc32584"/>
       <w:r>
         <w:rPr>
           <w:rFonts w:hint="eastAsia"/>
@@ -5618,7 +5688,7 @@
           <w:rFonts w:hint="eastAsia"/>
           <w:lang w:val="en-US" w:eastAsia="zh-CN"/>
         </w:rPr>
-        <w:t>策划：质量管理部每年至少策划并组织一次全面的年度客户满意度调查。对于重大项目，可在项目关键里程碑或结项时进行专项满意度调查。</w:t>
+        <w:t>策划：质量管理部每半年至少策划并组织一次全面的年度客户满意度调查。对于重大项目，可在项目关键里程碑或结项时进行专项满意度调查。</w:t>
       </w:r>
     </w:p>
     <w:p>
@@ -5733,7 +5803,7 @@
           <w:lang w:val="en-US" w:eastAsia="zh-CN"/>
         </w:rPr>
       </w:pPr>
-      <w:bookmarkStart w:id="15" w:name="_Toc18433"/>
+      <w:bookmarkStart w:id="15" w:name="_Toc10680"/>
       <w:r>
         <w:rPr>
           <w:rFonts w:hint="eastAsia"/>
@@ -5885,7 +5955,7 @@
           <w:lang w:val="en-US" w:eastAsia="zh-CN"/>
         </w:rPr>
       </w:pPr>
-      <w:bookmarkStart w:id="16" w:name="_Toc8564"/>
+      <w:bookmarkStart w:id="16" w:name="_Toc14652"/>
       <w:r>
         <w:rPr>
           <w:rFonts w:hint="eastAsia"/>
@@ -5917,7 +5987,7 @@
           <w:lang w:val="en-US" w:eastAsia="zh-CN"/>
         </w:rPr>
       </w:pPr>
-      <w:bookmarkStart w:id="17" w:name="_Toc25110"/>
+      <w:bookmarkStart w:id="17" w:name="_Toc20516"/>
       <w:r>
         <w:rPr>
           <w:rFonts w:hint="eastAsia"/>
@@ -6009,7 +6079,7 @@
           <w:lang w:val="en-US" w:eastAsia="zh-CN"/>
         </w:rPr>
       </w:pPr>
-      <w:bookmarkStart w:id="18" w:name="_Toc5170"/>
+      <w:bookmarkStart w:id="18" w:name="_Toc9535"/>
       <w:r>
         <w:rPr>
           <w:rFonts w:hint="eastAsia"/>
@@ -6131,7 +6201,7 @@
           <w:lang w:val="en-US" w:eastAsia="zh-CN"/>
         </w:rPr>
       </w:pPr>
-      <w:bookmarkStart w:id="19" w:name="_Toc20744"/>
+      <w:bookmarkStart w:id="19" w:name="_Toc23018"/>
       <w:r>
         <w:rPr>
           <w:rFonts w:hint="eastAsia"/>
@@ -6283,7 +6353,7 @@
           <w:lang w:val="en-US" w:eastAsia="zh-CN"/>
         </w:rPr>
       </w:pPr>
-      <w:bookmarkStart w:id="20" w:name="_Toc21366"/>
+      <w:bookmarkStart w:id="20" w:name="_Toc23462"/>
       <w:r>
         <w:rPr>
           <w:rFonts w:hint="eastAsia"/>
@@ -6315,7 +6385,7 @@
           <w:lang w:val="en-US" w:eastAsia="zh-CN"/>
         </w:rPr>
       </w:pPr>
-      <w:bookmarkStart w:id="21" w:name="_Toc18950"/>
+      <w:bookmarkStart w:id="21" w:name="_Toc1063"/>
       <w:r>
         <w:rPr>
           <w:rFonts w:hint="eastAsia"/>
@@ -6437,7 +6507,7 @@
           <w:lang w:val="en-US" w:eastAsia="zh-CN"/>
         </w:rPr>
       </w:pPr>
-      <w:bookmarkStart w:id="22" w:name="_Toc12989"/>
+      <w:bookmarkStart w:id="22" w:name="_Toc6839"/>
       <w:r>
         <w:rPr>
           <w:rFonts w:hint="eastAsia"/>
@@ -6474,7 +6544,7 @@
           <w:rFonts w:hint="eastAsia"/>
           <w:lang w:val="en-US" w:eastAsia="zh-CN"/>
         </w:rPr>
-        <w:t>评审输入信息应充分、准确，通常包括（但不限于）：</w:t>
+        <w:t>评审输入信息应充分、准确，通常包括：</w:t>
       </w:r>
     </w:p>
     <w:p>
@@ -6719,36 +6789,6 @@
           <w:rFonts w:hint="eastAsia"/>
           <w:lang w:val="en-US" w:eastAsia="zh-CN"/>
         </w:rPr>
-        <w:t>改进建议。</w:t>
-      </w:r>
-    </w:p>
-    <w:p>
-      <w:pPr>
-        <w:pStyle w:val="29"/>
-        <w:keepNext w:val="0"/>
-        <w:keepLines w:val="0"/>
-        <w:pageBreakBefore w:val="0"/>
-        <w:widowControl w:val="0"/>
-        <w:kinsoku w:val="0"/>
-        <w:wordWrap/>
-        <w:overflowPunct/>
-        <w:topLinePunct w:val="0"/>
-        <w:autoSpaceDE w:val="0"/>
-        <w:autoSpaceDN w:val="0"/>
-        <w:bidi w:val="0"/>
-        <w:adjustRightInd w:val="0"/>
-        <w:snapToGrid w:val="0"/>
-        <w:textAlignment w:val="baseline"/>
-        <w:rPr>
-          <w:rFonts w:hint="eastAsia"/>
-          <w:lang w:val="en-US" w:eastAsia="zh-CN"/>
-        </w:rPr>
-      </w:pPr>
-      <w:r>
-        <w:rPr>
-          <w:rFonts w:hint="eastAsia"/>
-          <w:lang w:val="en-US" w:eastAsia="zh-CN"/>
-        </w:rPr>
         <w:t>各部门应在会前按要求准备并提交相关输入材料。</w:t>
       </w:r>
     </w:p>
@@ -6774,7 +6814,7 @@
           <w:lang w:val="en-US" w:eastAsia="zh-CN"/>
         </w:rPr>
       </w:pPr>
-      <w:bookmarkStart w:id="23" w:name="_Toc405"/>
+      <w:bookmarkStart w:id="23" w:name="_Toc6976"/>
       <w:r>
         <w:rPr>
           <w:rFonts w:hint="eastAsia"/>
@@ -7036,7 +7076,7 @@
           <w:lang w:val="en-US" w:eastAsia="zh-CN"/>
         </w:rPr>
       </w:pPr>
-      <w:bookmarkStart w:id="24" w:name="_Toc28546"/>
+      <w:bookmarkStart w:id="24" w:name="_Toc12202"/>
       <w:r>
         <w:rPr>
           <w:rFonts w:hint="eastAsia"/>
@@ -7158,7 +7198,7 @@
           <w:lang w:val="en-US" w:eastAsia="zh-CN"/>
         </w:rPr>
       </w:pPr>
-      <w:bookmarkStart w:id="25" w:name="_Toc30223"/>
+      <w:bookmarkStart w:id="25" w:name="_Toc18507"/>
       <w:r>
         <w:rPr>
           <w:rFonts w:hint="eastAsia"/>
@@ -7190,7 +7230,7 @@
           <w:lang w:val="en-US" w:eastAsia="zh-CN"/>
         </w:rPr>
       </w:pPr>
-      <w:bookmarkStart w:id="26" w:name="_Toc4700"/>
+      <w:bookmarkStart w:id="26" w:name="_Toc29944"/>
       <w:r>
         <w:rPr>
           <w:rFonts w:hint="eastAsia"/>
@@ -7252,7 +7292,7 @@
           <w:lang w:val="en-US" w:eastAsia="zh-CN"/>
         </w:rPr>
       </w:pPr>
-      <w:bookmarkStart w:id="27" w:name="_Toc2757"/>
+      <w:bookmarkStart w:id="27" w:name="_Toc25268"/>
       <w:r>
         <w:rPr>
           <w:rFonts w:hint="eastAsia"/>
@@ -7289,7 +7329,7 @@
           <w:rFonts w:hint="eastAsia"/>
           <w:lang w:val="en-US" w:eastAsia="zh-CN"/>
         </w:rPr>
-        <w:t>每年初，由质量管理部牵头，协同各相关部门，基于公司战略、客户要求及历史绩效，制定可量化的年度运维服务质量目标与关键指标（KPI），形成《年度质量目标计划》，报公司管理层批准后发布执行。</w:t>
+        <w:t>每年初由质量管理部牵头，协同各相关部门，基于公司战略、客户要求及历史绩效，制定可量化的年度运维服务质量目标与关键指标（KPI），形成《年度质量目标计划》，报公司管理层批准后发布执行。</w:t>
       </w:r>
     </w:p>
     <w:p>
@@ -7314,7 +7354,7 @@
           <w:lang w:val="en-US" w:eastAsia="zh-CN"/>
         </w:rPr>
       </w:pPr>
-      <w:bookmarkStart w:id="28" w:name="_Toc25101"/>
+      <w:bookmarkStart w:id="28" w:name="_Toc30696"/>
       <w:r>
         <w:rPr>
           <w:rFonts w:hint="eastAsia"/>
@@ -7436,7 +7476,7 @@
           <w:lang w:val="en-US" w:eastAsia="zh-CN"/>
         </w:rPr>
       </w:pPr>
-      <w:bookmarkStart w:id="29" w:name="_Toc24926"/>
+      <w:bookmarkStart w:id="29" w:name="_Toc12293"/>
       <w:r>
         <w:rPr>
           <w:rFonts w:hint="eastAsia"/>
@@ -7473,7 +7513,7 @@
           <w:rFonts w:hint="eastAsia"/>
           <w:lang w:val="en-US" w:eastAsia="zh-CN"/>
         </w:rPr>
-        <w:t>质量管理部定期（如每季度）对收集到的质量数据进行分析，识别趋势、异常和未达标项。</w:t>
+        <w:t>质量管理部定期对收集到的质量数据进行分析，识别趋势、异常和未达标项。</w:t>
       </w:r>
     </w:p>
     <w:p>
@@ -7558,7 +7598,7 @@
           <w:lang w:val="en-US" w:eastAsia="zh-CN"/>
         </w:rPr>
       </w:pPr>
-      <w:bookmarkStart w:id="30" w:name="_Toc16349"/>
+      <w:bookmarkStart w:id="30" w:name="_Toc10165"/>
       <w:r>
         <w:rPr>
           <w:rFonts w:hint="eastAsia"/>
@@ -7680,7 +7720,7 @@
           <w:lang w:val="en-US" w:eastAsia="zh-CN"/>
         </w:rPr>
       </w:pPr>
-      <w:bookmarkStart w:id="31" w:name="_Toc2877"/>
+      <w:bookmarkStart w:id="31" w:name="_Toc2813"/>
       <w:r>
         <w:rPr>
           <w:rFonts w:hint="eastAsia"/>
@@ -7717,7 +7757,7 @@
           <w:rFonts w:hint="eastAsia"/>
           <w:lang w:val="en-US" w:eastAsia="zh-CN"/>
         </w:rPr>
-        <w:t>所有成功的改进实践、经验教训以及更新的最佳实践，应由责任部门整理成知识文档（如SOP、案例库、培训材料），经审核后纳入公司服务知识库，实现知识的固化、分享与传承。</w:t>
+        <w:t>所有成功的改进实践、经验教训以及更新的最佳实践，应由责任部门整理成知识文档，经审核后纳入公司服务知识，实现知识的固化、分享与传承。</w:t>
       </w:r>
     </w:p>
     <w:p>
@@ -7742,7 +7782,7 @@
           <w:lang w:val="en-US" w:eastAsia="zh-CN"/>
         </w:rPr>
       </w:pPr>
-      <w:bookmarkStart w:id="32" w:name="_Toc16375"/>
+      <w:bookmarkStart w:id="32" w:name="_Toc17099"/>
       <w:r>
         <w:rPr>
           <w:rFonts w:hint="eastAsia"/>
@@ -7750,9 +7790,11 @@
         </w:rPr>
         <w:t>考核指标</w:t>
       </w:r>
+      <w:bookmarkEnd w:id="32"/>
     </w:p>
     <w:tbl>
       <w:tblPr>
+        <w:tblStyle w:val="20"/>
         <w:tblW w:w="7675" w:type="dxa"/>
         <w:tblInd w:w="96" w:type="dxa"/>
         <w:tblBorders>
@@ -7763,7 +7805,7 @@
           <w:insideH w:val="none" w:color="auto" w:sz="0" w:space="0"/>
           <w:insideV w:val="none" w:color="auto" w:sz="0" w:space="0"/>
         </w:tblBorders>
-        <w:shd w:val="clear"/>
+        <w:shd w:val="clear" w:color="auto" w:fill="auto"/>
         <w:tblLayout w:type="autofit"/>
         <w:tblCellMar>
           <w:top w:w="0" w:type="dxa"/>
@@ -7788,7 +7830,6 @@
             <w:insideH w:val="none" w:color="auto" w:sz="0" w:space="0"/>
             <w:insideV w:val="none" w:color="auto" w:sz="0" w:space="0"/>
           </w:tblBorders>
-          <w:shd w:val="clear"/>
           <w:tblCellMar>
             <w:top w:w="0" w:type="dxa"/>
             <w:left w:w="108" w:type="dxa"/>
@@ -7844,7 +7885,6 @@
                 <w:sz w:val="22"/>
                 <w:szCs w:val="22"/>
                 <w:u w:val="none"/>
-                <w:bdr w:val="none" w:color="auto" w:sz="0" w:space="0"/>
                 <w:lang w:val="en-US" w:eastAsia="zh-CN" w:bidi="ar"/>
               </w:rPr>
               <w:t>KPI</w:t>
@@ -7896,7 +7936,6 @@
                 <w:sz w:val="22"/>
                 <w:szCs w:val="22"/>
                 <w:u w:val="none"/>
-                <w:bdr w:val="none" w:color="auto" w:sz="0" w:space="0"/>
                 <w:lang w:val="en-US" w:eastAsia="zh-CN" w:bidi="ar"/>
               </w:rPr>
               <w:t>目标值</w:t>
@@ -7948,7 +7987,6 @@
                 <w:sz w:val="22"/>
                 <w:szCs w:val="22"/>
                 <w:u w:val="none"/>
-                <w:bdr w:val="none" w:color="auto" w:sz="0" w:space="0"/>
                 <w:lang w:val="en-US" w:eastAsia="zh-CN" w:bidi="ar"/>
               </w:rPr>
               <w:t>计算公式/方法</w:t>
@@ -8000,7 +8038,6 @@
                 <w:sz w:val="22"/>
                 <w:szCs w:val="22"/>
                 <w:u w:val="none"/>
-                <w:bdr w:val="none" w:color="auto" w:sz="0" w:space="0"/>
                 <w:lang w:val="en-US" w:eastAsia="zh-CN" w:bidi="ar"/>
               </w:rPr>
               <w:t>频度</w:t>
@@ -8018,7 +8055,7 @@
             <w:insideH w:val="none" w:color="auto" w:sz="0" w:space="0"/>
             <w:insideV w:val="none" w:color="auto" w:sz="0" w:space="0"/>
           </w:tblBorders>
-          <w:shd w:val="clear"/>
+          <w:shd w:val="clear" w:color="auto" w:fill="auto"/>
           <w:tblCellMar>
             <w:top w:w="0" w:type="dxa"/>
             <w:left w:w="108" w:type="dxa"/>
@@ -8062,7 +8099,6 @@
                 <w:sz w:val="22"/>
                 <w:szCs w:val="22"/>
                 <w:u w:val="none"/>
-                <w:bdr w:val="none" w:color="auto" w:sz="0" w:space="0"/>
                 <w:lang w:val="en-US" w:eastAsia="zh-CN" w:bidi="ar"/>
               </w:rPr>
             </w:pPr>
@@ -8115,7 +8151,6 @@
                 <w:sz w:val="22"/>
                 <w:szCs w:val="22"/>
                 <w:u w:val="none"/>
-                <w:bdr w:val="none" w:color="auto" w:sz="0" w:space="0"/>
                 <w:lang w:val="en-US" w:eastAsia="zh-CN" w:bidi="ar"/>
               </w:rPr>
             </w:pPr>
@@ -8168,7 +8203,6 @@
                 <w:sz w:val="22"/>
                 <w:szCs w:val="22"/>
                 <w:u w:val="none"/>
-                <w:bdr w:val="none" w:color="auto" w:sz="0" w:space="0"/>
                 <w:lang w:val="en-US" w:eastAsia="zh-CN" w:bidi="ar"/>
               </w:rPr>
             </w:pPr>
@@ -8221,7 +8255,6 @@
                 <w:sz w:val="22"/>
                 <w:szCs w:val="22"/>
                 <w:u w:val="none"/>
-                <w:bdr w:val="none" w:color="auto" w:sz="0" w:space="0"/>
                 <w:lang w:val="en-US" w:eastAsia="zh-CN" w:bidi="ar"/>
               </w:rPr>
             </w:pPr>
@@ -8253,7 +8286,7 @@
             <w:insideH w:val="none" w:color="auto" w:sz="0" w:space="0"/>
             <w:insideV w:val="none" w:color="auto" w:sz="0" w:space="0"/>
           </w:tblBorders>
-          <w:shd w:val="clear"/>
+          <w:shd w:val="clear" w:color="auto" w:fill="auto"/>
           <w:tblCellMar>
             <w:top w:w="0" w:type="dxa"/>
             <w:left w:w="108" w:type="dxa"/>
@@ -8409,67 +8442,6 @@
                 <w:sz w:val="21"/>
                 <w:szCs w:val="21"/>
                 <w:u w:val="none"/>
-                <w:bdr w:val="single" w:color="000000" w:sz="4" w:space="0"/>
-                <w:shd w:val="clear" w:fill="FFFFFF"/>
-                <w:lang w:val="en-US" w:eastAsia="zh-CN" w:bidi="ar"/>
-              </w:rPr>
-              <w:drawing>
-                <wp:anchor distT="0" distB="0" distL="114300" distR="114300" simplePos="0" relativeHeight="251662336" behindDoc="0" locked="0" layoutInCell="1" allowOverlap="1">
-                  <wp:simplePos x="0" y="0"/>
-                  <wp:positionH relativeFrom="column">
-                    <wp:posOffset>8890</wp:posOffset>
-                  </wp:positionH>
-                  <wp:positionV relativeFrom="paragraph">
-                    <wp:posOffset>244475</wp:posOffset>
-                  </wp:positionV>
-                  <wp:extent cx="1351280" cy="296545"/>
-                  <wp:effectExtent l="0" t="0" r="0" b="9525"/>
-                  <wp:wrapNone/>
-                  <wp:docPr id="6" name="文本框_4"/>
-                  <wp:cNvGraphicFramePr/>
-                  <a:graphic xmlns:a="http://schemas.openxmlformats.org/drawingml/2006/main">
-                    <a:graphicData uri="http://schemas.openxmlformats.org/drawingml/2006/picture">
-                      <pic:pic xmlns:pic="http://schemas.openxmlformats.org/drawingml/2006/picture">
-                        <pic:nvPicPr>
-                          <pic:cNvPr id="6" name="文本框_4"/>
-                          <pic:cNvPicPr/>
-                        </pic:nvPicPr>
-                        <pic:blipFill>
-                          <a:blip r:embed="rId10"/>
-                          <a:stretch>
-                            <a:fillRect/>
-                          </a:stretch>
-                        </pic:blipFill>
-                        <pic:spPr>
-                          <a:xfrm>
-                            <a:off x="0" y="0"/>
-                            <a:ext cx="1351280" cy="296545"/>
-                          </a:xfrm>
-                          <a:prstGeom prst="rect">
-                            <a:avLst/>
-                          </a:prstGeom>
-                          <a:noFill/>
-                          <a:ln>
-                            <a:noFill/>
-                          </a:ln>
-                        </pic:spPr>
-                      </pic:pic>
-                    </a:graphicData>
-                  </a:graphic>
-                </wp:anchor>
-              </w:drawing>
-            </w:r>
-            <w:r>
-              <w:rPr>
-                <w:rFonts w:hint="eastAsia" w:ascii="宋体" w:hAnsi="宋体" w:eastAsia="宋体" w:cs="宋体"/>
-                <w:i w:val="0"/>
-                <w:iCs w:val="0"/>
-                <w:snapToGrid w:val="0"/>
-                <w:color w:val="000000"/>
-                <w:kern w:val="0"/>
-                <w:sz w:val="21"/>
-                <w:szCs w:val="21"/>
-                <w:u w:val="none"/>
                 <w:lang w:val="en-US" w:eastAsia="zh-CN" w:bidi="ar"/>
               </w:rPr>
               <w:t>数量，管理评审报告数量</w:t>
@@ -8537,7 +8509,7 @@
             <w:insideH w:val="none" w:color="auto" w:sz="0" w:space="0"/>
             <w:insideV w:val="none" w:color="auto" w:sz="0" w:space="0"/>
           </w:tblBorders>
-          <w:shd w:val="clear"/>
+          <w:shd w:val="clear" w:color="auto" w:fill="auto"/>
           <w:tblCellMar>
             <w:top w:w="0" w:type="dxa"/>
             <w:left w:w="108" w:type="dxa"/>
@@ -8667,7 +8639,7 @@
               <w:keepLines w:val="0"/>
               <w:widowControl/>
               <w:suppressLineNumbers w:val="0"/>
-              <w:jc w:val="right"/>
+              <w:jc w:val="left"/>
               <w:textAlignment w:val="center"/>
               <w:rPr>
                 <w:rFonts w:hint="eastAsia" w:ascii="宋体" w:hAnsi="宋体" w:eastAsia="宋体" w:cs="宋体"/>
@@ -8682,6 +8654,49 @@
                 <w:lang w:val="en-US" w:eastAsia="zh-CN" w:bidi="ar"/>
               </w:rPr>
             </w:pPr>
+            <w:r>
+              <w:drawing>
+                <wp:inline distT="0" distB="0" distL="114300" distR="114300">
+                  <wp:extent cx="1847215" cy="255905"/>
+                  <wp:effectExtent l="0" t="0" r="0" b="2540"/>
+                  <wp:docPr id="8" name="图片 2"/>
+                  <wp:cNvGraphicFramePr>
+                    <a:graphicFrameLocks xmlns:a="http://schemas.openxmlformats.org/drawingml/2006/main" noChangeAspect="1"/>
+                  </wp:cNvGraphicFramePr>
+                  <a:graphic xmlns:a="http://schemas.openxmlformats.org/drawingml/2006/main">
+                    <a:graphicData uri="http://schemas.openxmlformats.org/drawingml/2006/picture">
+                      <pic:pic xmlns:pic="http://schemas.openxmlformats.org/drawingml/2006/picture">
+                        <pic:nvPicPr>
+                          <pic:cNvPr id="8" name="图片 2"/>
+                          <pic:cNvPicPr>
+                            <a:picLocks noChangeAspect="1"/>
+                          </pic:cNvPicPr>
+                        </pic:nvPicPr>
+                        <pic:blipFill>
+                          <a:blip r:embed="rId10"/>
+                          <a:stretch>
+                            <a:fillRect/>
+                          </a:stretch>
+                        </pic:blipFill>
+                        <pic:spPr>
+                          <a:xfrm>
+                            <a:off x="0" y="0"/>
+                            <a:ext cx="1847215" cy="255905"/>
+                          </a:xfrm>
+                          <a:prstGeom prst="rect">
+                            <a:avLst/>
+                          </a:prstGeom>
+                          <a:noFill/>
+                          <a:ln>
+                            <a:noFill/>
+                          </a:ln>
+                        </pic:spPr>
+                      </pic:pic>
+                    </a:graphicData>
+                  </a:graphic>
+                </wp:inline>
+              </w:drawing>
+            </w:r>
           </w:p>
         </w:tc>
         <w:tc>
@@ -8745,7 +8760,7 @@
             <w:insideH w:val="none" w:color="auto" w:sz="0" w:space="0"/>
             <w:insideV w:val="none" w:color="auto" w:sz="0" w:space="0"/>
           </w:tblBorders>
-          <w:shd w:val="clear"/>
+          <w:shd w:val="clear" w:color="auto" w:fill="auto"/>
           <w:tblCellMar>
             <w:top w:w="0" w:type="dxa"/>
             <w:left w:w="108" w:type="dxa"/>
@@ -8981,6 +8996,7 @@
           <w:lang w:val="en-US" w:eastAsia="zh-CN"/>
         </w:rPr>
       </w:pPr>
+      <w:bookmarkStart w:id="33" w:name="_Toc29790"/>
       <w:r>
         <w:rPr>
           <w:rFonts w:hint="eastAsia"/>
@@ -8988,8 +9004,6 @@
         </w:rPr>
         <w:t>附则</w:t>
       </w:r>
-      <w:bookmarkEnd w:id="32"/>
-      <w:bookmarkStart w:id="33" w:name="_GoBack"/>
       <w:bookmarkEnd w:id="33"/>
     </w:p>
     <w:p>

--- a/4.质量管理/1.流程制度规范类文件/JXTX-04-01-运维服务质量管理制度.docx
+++ b/4.质量管理/1.流程制度规范类文件/JXTX-04-01-运维服务质量管理制度.docx
@@ -1,10 +1,11 @@
 
 <file path=word/document.xml><?xml version="1.0" encoding="utf-8"?>
-<w:document xmlns:wpc="http://schemas.microsoft.com/office/word/2010/wordprocessingCanvas" xmlns:mc="http://schemas.openxmlformats.org/markup-compatibility/2006" xmlns:o="urn:schemas-microsoft-com:office:office" xmlns:r="http://schemas.openxmlformats.org/officeDocument/2006/relationships" xmlns:m="http://schemas.openxmlformats.org/officeDocument/2006/math" xmlns:v="urn:schemas-microsoft-com:vml" xmlns:wp14="http://schemas.microsoft.com/office/word/2010/wordprocessingDrawing" xmlns:wp="http://schemas.openxmlformats.org/drawingml/2006/wordprocessingDrawing" xmlns:w="http://schemas.openxmlformats.org/wordprocessingml/2006/main" xmlns:w14="http://schemas.microsoft.com/office/word/2010/wordml" xmlns:w10="urn:schemas-microsoft-com:office:word" xmlns:w15="http://schemas.microsoft.com/office/word/2012/wordml" xmlns:wpg="http://schemas.microsoft.com/office/word/2010/wordprocessingGroup" xmlns:wpi="http://schemas.microsoft.com/office/word/2010/wordprocessingInk" xmlns:wne="http://schemas.microsoft.com/office/word/2006/wordml" xmlns:wps="http://schemas.microsoft.com/office/word/2010/wordprocessingShape" xmlns:wpsCustomData="http://www.wps.cn/officeDocument/2013/wpsCustomData" mc:Ignorable="w14 w15 wp14">
+<w:document xmlns:wpc="http://schemas.microsoft.com/office/word/2010/wordprocessingCanvas" xmlns:mc="http://schemas.openxmlformats.org/markup-compatibility/2006" xmlns:o="urn:schemas-microsoft-com:office:office" xmlns:r="http://schemas.openxmlformats.org/officeDocument/2006/relationships" xmlns:m="http://schemas.openxmlformats.org/officeDocument/2006/math" xmlns:v="urn:schemas-microsoft-com:vml" xmlns:wp14="http://schemas.microsoft.com/office/word/2010/wordprocessingDrawing" xmlns:wp="http://schemas.openxmlformats.org/drawingml/2006/wordprocessingDrawing" xmlns:w10="urn:schemas-microsoft-com:office:word" xmlns:w="http://schemas.openxmlformats.org/wordprocessingml/2006/main" xmlns:w14="http://schemas.microsoft.com/office/word/2010/wordml" xmlns:w15="http://schemas.microsoft.com/office/word/2012/wordml" xmlns:wne="http://schemas.microsoft.com/office/word/2006/wordml" xmlns:wpg="http://schemas.microsoft.com/office/word/2010/wordprocessingGroup" xmlns:wpi="http://schemas.microsoft.com/office/word/2010/wordprocessingInk" xmlns:wps="http://schemas.microsoft.com/office/word/2010/wordprocessingShape" mc:Ignorable="w14 w15 wp14">
+  <!-- Generated by Aspose.Words for .NET 13.3.0.1 -->
   <w:body>
     <w:p>
       <w:pPr>
-        <w:pStyle w:val="24"/>
+        <w:pStyle w:val="a"/>
         <w:keepNext w:val="0"/>
         <w:keepLines w:val="0"/>
         <w:pageBreakBefore w:val="0"/>
@@ -24,7 +25,7 @@
       <w:bookmarkStart w:id="0" w:name="_Toc5134"/>
       <w:r>
         <w:drawing>
-          <wp:anchor distT="0" distB="0" distL="114300" distR="114300" simplePos="0" relativeHeight="251661312" behindDoc="1" locked="0" layoutInCell="1" allowOverlap="1">
+          <wp:anchor distT="0" distB="0" distL="114300" distR="114300" simplePos="0" relativeHeight="251660288" behindDoc="1" locked="0" layoutInCell="1" allowOverlap="1">
             <wp:simplePos x="0" y="0"/>
             <wp:positionH relativeFrom="column">
               <wp:posOffset>-19050</wp:posOffset>
@@ -49,7 +50,7 @@
                     </pic:cNvPicPr>
                   </pic:nvPicPr>
                   <pic:blipFill>
-                    <a:blip r:embed="rId7"/>
+                    <a:blip xmlns:r="http://schemas.openxmlformats.org/officeDocument/2006/relationships" r:embed="rId4"/>
                     <a:stretch>
                       <a:fillRect/>
                     </a:stretch>
@@ -75,7 +76,7 @@
       </w:r>
       <w:r>
         <w:drawing>
-          <wp:anchor distT="0" distB="0" distL="114300" distR="114300" simplePos="0" relativeHeight="251660288" behindDoc="1" locked="0" layoutInCell="1" allowOverlap="1">
+          <wp:anchor distT="0" distB="0" distL="114300" distR="114300" simplePos="0" relativeHeight="251659264" behindDoc="1" locked="0" layoutInCell="1" allowOverlap="1">
             <wp:simplePos x="0" y="0"/>
             <wp:positionH relativeFrom="column">
               <wp:posOffset>0</wp:posOffset>
@@ -100,7 +101,7 @@
                     </pic:cNvPicPr>
                   </pic:nvPicPr>
                   <pic:blipFill>
-                    <a:blip r:embed="rId8"/>
+                    <a:blip xmlns:r="http://schemas.openxmlformats.org/officeDocument/2006/relationships" r:embed="rId5"/>
                     <a:stretch>
                       <a:fillRect/>
                     </a:stretch>
@@ -130,7 +131,7 @@
           <w:lang w:val="en-US" w:eastAsia="zh-CN"/>
         </w:rPr>
         <w:drawing>
-          <wp:anchor distT="0" distB="0" distL="114300" distR="114300" simplePos="0" relativeHeight="251659264" behindDoc="1" locked="0" layoutInCell="1" allowOverlap="1">
+          <wp:anchor distT="0" distB="0" distL="114300" distR="114300" simplePos="0" relativeHeight="251658240" behindDoc="1" locked="0" layoutInCell="1" allowOverlap="1">
             <wp:simplePos x="0" y="0"/>
             <wp:positionH relativeFrom="column">
               <wp:posOffset>635</wp:posOffset>
@@ -155,7 +156,7 @@
                     </pic:cNvPicPr>
                   </pic:nvPicPr>
                   <pic:blipFill>
-                    <a:blip r:embed="rId9">
+                    <a:blip xmlns:r="http://schemas.openxmlformats.org/officeDocument/2006/relationships" r:embed="rId6">
                       <a:alphaModFix amt="58000"/>
                       <a:lum contrast="-52000"/>
                     </a:blip>
@@ -189,7 +190,7 @@
     </w:p>
     <w:p>
       <w:pPr>
-        <w:pStyle w:val="25"/>
+        <w:pStyle w:val="a0"/>
         <w:keepNext w:val="0"/>
         <w:keepLines w:val="0"/>
         <w:pageBreakBefore w:val="0"/>
@@ -236,11 +237,11 @@
         <w:adjustRightInd w:val="0"/>
         <w:snapToGrid w:val="0"/>
         <w:spacing w:after="624" w:afterLines="200" w:line="219" w:lineRule="auto"/>
-        <w:ind w:left="0" w:leftChars="0" w:right="0" w:rightChars="0" w:firstLine="0" w:firstLineChars="0"/>
+        <w:ind w:left="0" w:right="0" w:firstLine="0" w:leftChars="0" w:rightChars="0" w:firstLineChars="0"/>
         <w:jc w:val="center"/>
         <w:textAlignment w:val="baseline"/>
         <w:rPr>
-          <w:rFonts w:hint="default" w:ascii="宋体" w:hAnsi="宋体" w:eastAsia="宋体" w:cs="宋体"/>
+          <w:rFonts w:ascii="宋体" w:eastAsia="宋体" w:hAnsi="宋体" w:cs="宋体" w:hint="default"/>
           <w:sz w:val="24"/>
           <w:szCs w:val="24"/>
           <w:lang w:val="en-US" w:eastAsia="zh-CN"/>
@@ -248,7 +249,7 @@
       </w:pPr>
       <w:r>
         <w:rPr>
-          <w:rFonts w:ascii="宋体" w:hAnsi="宋体" w:eastAsia="宋体" w:cs="宋体"/>
+          <w:rFonts w:ascii="宋体" w:eastAsia="宋体" w:hAnsi="宋体" w:cs="宋体"/>
           <w:b/>
           <w:bCs/>
           <w:spacing w:val="-3"/>
@@ -259,7 +260,7 @@
       </w:r>
       <w:r>
         <w:rPr>
-          <w:rFonts w:hint="eastAsia" w:ascii="宋体" w:hAnsi="宋体" w:eastAsia="宋体" w:cs="宋体"/>
+          <w:rFonts w:ascii="宋体" w:eastAsia="宋体" w:hAnsi="宋体" w:cs="宋体" w:hint="eastAsia"/>
           <w:b/>
           <w:bCs/>
           <w:spacing w:val="-3"/>
@@ -271,7 +272,7 @@
       </w:r>
       <w:r>
         <w:rPr>
-          <w:rFonts w:ascii="宋体" w:hAnsi="宋体" w:eastAsia="宋体" w:cs="宋体"/>
+          <w:rFonts w:ascii="宋体" w:eastAsia="宋体" w:hAnsi="宋体" w:cs="宋体"/>
           <w:b/>
           <w:bCs/>
           <w:spacing w:val="-3"/>
@@ -282,7 +283,7 @@
       </w:r>
       <w:r>
         <w:rPr>
-          <w:rFonts w:hint="eastAsia" w:ascii="宋体" w:hAnsi="宋体" w:cs="宋体"/>
+          <w:rFonts w:ascii="宋体" w:hAnsi="宋体" w:cs="宋体" w:hint="eastAsia"/>
           <w:b/>
           <w:bCs/>
           <w:spacing w:val="-3"/>
@@ -294,7 +295,7 @@
       </w:r>
       <w:r>
         <w:rPr>
-          <w:rFonts w:ascii="宋体" w:hAnsi="宋体" w:eastAsia="宋体" w:cs="宋体"/>
+          <w:rFonts w:ascii="宋体" w:eastAsia="宋体" w:hAnsi="宋体" w:cs="宋体"/>
           <w:b/>
           <w:bCs/>
           <w:spacing w:val="-3"/>
@@ -306,18 +307,17 @@
     </w:p>
     <w:tbl>
       <w:tblPr>
-        <w:tblStyle w:val="21"/>
+        <w:tblStyle w:val="TableGrid"/>
         <w:tblW w:w="0" w:type="auto"/>
         <w:jc w:val="center"/>
         <w:tblBorders>
-          <w:top w:val="none" w:color="auto" w:sz="0" w:space="0"/>
-          <w:left w:val="none" w:color="auto" w:sz="0" w:space="0"/>
-          <w:bottom w:val="none" w:color="auto" w:sz="0" w:space="0"/>
-          <w:right w:val="none" w:color="auto" w:sz="0" w:space="0"/>
-          <w:insideH w:val="none" w:color="auto" w:sz="0" w:space="0"/>
-          <w:insideV w:val="none" w:color="auto" w:sz="0" w:space="0"/>
+          <w:top w:val="nil"/>
+          <w:left w:val="nil"/>
+          <w:bottom w:val="nil"/>
+          <w:right w:val="nil"/>
+          <w:insideH w:val="nil"/>
+          <w:insideV w:val="nil"/>
         </w:tblBorders>
-        <w:tblLayout w:type="autofit"/>
         <w:tblCellMar>
           <w:top w:w="0" w:type="dxa"/>
           <w:left w:w="108" w:type="dxa"/>
@@ -331,13 +331,15 @@
       </w:tblGrid>
       <w:tr>
         <w:tblPrEx>
+          <w:tblW w:w="0" w:type="auto"/>
+          <w:jc w:val="center"/>
           <w:tblBorders>
-            <w:top w:val="none" w:color="auto" w:sz="0" w:space="0"/>
-            <w:left w:val="none" w:color="auto" w:sz="0" w:space="0"/>
-            <w:bottom w:val="none" w:color="auto" w:sz="0" w:space="0"/>
-            <w:right w:val="none" w:color="auto" w:sz="0" w:space="0"/>
-            <w:insideH w:val="none" w:color="auto" w:sz="0" w:space="0"/>
-            <w:insideV w:val="none" w:color="auto" w:sz="0" w:space="0"/>
+            <w:top w:val="nil"/>
+            <w:left w:val="nil"/>
+            <w:bottom w:val="nil"/>
+            <w:right w:val="nil"/>
+            <w:insideH w:val="nil"/>
+            <w:insideV w:val="nil"/>
           </w:tblBorders>
           <w:tblCellMar>
             <w:top w:w="0" w:type="dxa"/>
@@ -347,7 +349,7 @@
           </w:tblCellMar>
         </w:tblPrEx>
         <w:trPr>
-          <w:trHeight w:val="810" w:hRule="atLeast"/>
+          <w:trHeight w:val="810"/>
           <w:jc w:val="center"/>
         </w:trPr>
         <w:tc>
@@ -386,7 +388,7 @@
             </w:r>
             <w:r>
               <w:rPr>
-                <w:rFonts w:hint="default" w:asciiTheme="minorAscii" w:hAnsiTheme="minorAscii" w:eastAsiaTheme="minorEastAsia"/>
+                <w:rFonts w:asciiTheme="minorAscii" w:eastAsiaTheme="minorEastAsia" w:hAnsiTheme="minorAscii" w:hint="default"/>
                 <w:spacing w:val="227"/>
                 <w:sz w:val="21"/>
                 <w:vertAlign w:val="baseline"/>
@@ -441,7 +443,7 @@
             </w:r>
             <w:r>
               <w:rPr>
-                <w:rFonts w:hint="eastAsia" w:asciiTheme="minorAscii" w:hAnsiTheme="minorAscii" w:eastAsiaTheme="minorEastAsia"/>
+                <w:rFonts w:asciiTheme="minorAscii" w:eastAsiaTheme="minorEastAsia" w:hAnsiTheme="minorAscii" w:hint="eastAsia"/>
                 <w:spacing w:val="227"/>
                 <w:sz w:val="21"/>
                 <w:vertAlign w:val="baseline"/>
@@ -463,14 +465,8 @@
       </w:tr>
       <w:tr>
         <w:tblPrEx>
-          <w:tblBorders>
-            <w:top w:val="none" w:color="auto" w:sz="0" w:space="0"/>
-            <w:left w:val="none" w:color="auto" w:sz="0" w:space="0"/>
-            <w:bottom w:val="none" w:color="auto" w:sz="0" w:space="0"/>
-            <w:right w:val="none" w:color="auto" w:sz="0" w:space="0"/>
-            <w:insideH w:val="none" w:color="auto" w:sz="0" w:space="0"/>
-            <w:insideV w:val="none" w:color="auto" w:sz="0" w:space="0"/>
-          </w:tblBorders>
+          <w:tblW w:w="0" w:type="auto"/>
+          <w:jc w:val="center"/>
           <w:tblCellMar>
             <w:top w:w="0" w:type="dxa"/>
             <w:left w:w="108" w:type="dxa"/>
@@ -479,7 +475,7 @@
           </w:tblCellMar>
         </w:tblPrEx>
         <w:trPr>
-          <w:trHeight w:val="810" w:hRule="atLeast"/>
+          <w:trHeight w:val="810"/>
           <w:jc w:val="center"/>
         </w:trPr>
         <w:tc>
@@ -504,7 +500,7 @@
               <w:snapToGrid w:val="0"/>
               <w:textAlignment w:val="baseline"/>
               <w:rPr>
-                <w:rFonts w:hint="default" w:ascii="Arial" w:hAnsi="Arial" w:eastAsia="Arial" w:cs="Arial"/>
+                <w:rFonts w:ascii="Arial" w:eastAsia="Arial" w:hAnsi="Arial" w:cs="Arial" w:hint="default"/>
                 <w:snapToGrid w:val="0"/>
                 <w:color w:val="000000"/>
                 <w:kern w:val="0"/>
@@ -536,7 +532,7 @@
             </w:r>
             <w:r>
               <w:rPr>
-                <w:rFonts w:hint="default" w:asciiTheme="minorAscii" w:hAnsiTheme="minorAscii" w:eastAsiaTheme="minorEastAsia"/>
+                <w:rFonts w:asciiTheme="minorAscii" w:eastAsiaTheme="minorEastAsia" w:hAnsiTheme="minorAscii" w:hint="default"/>
                 <w:spacing w:val="227"/>
                 <w:sz w:val="21"/>
                 <w:vertAlign w:val="baseline"/>
@@ -590,7 +586,7 @@
               <w:snapToGrid w:val="0"/>
               <w:textAlignment w:val="baseline"/>
               <w:rPr>
-                <w:rFonts w:hint="default" w:ascii="Arial" w:hAnsi="Arial" w:eastAsia="Arial" w:cs="Arial"/>
+                <w:rFonts w:ascii="Arial" w:eastAsia="Arial" w:hAnsi="Arial" w:cs="Arial" w:hint="default"/>
                 <w:snapToGrid w:val="0"/>
                 <w:color w:val="000000"/>
                 <w:kern w:val="0"/>
@@ -610,7 +606,7 @@
             </w:r>
             <w:r>
               <w:rPr>
-                <w:rFonts w:hint="eastAsia" w:asciiTheme="minorAscii" w:hAnsiTheme="minorAscii" w:eastAsiaTheme="minorEastAsia"/>
+                <w:rFonts w:asciiTheme="minorAscii" w:eastAsiaTheme="minorEastAsia" w:hAnsiTheme="minorAscii" w:hint="eastAsia"/>
                 <w:spacing w:val="227"/>
                 <w:sz w:val="21"/>
                 <w:vertAlign w:val="baseline"/>
@@ -632,14 +628,8 @@
       </w:tr>
       <w:tr>
         <w:tblPrEx>
-          <w:tblBorders>
-            <w:top w:val="none" w:color="auto" w:sz="0" w:space="0"/>
-            <w:left w:val="none" w:color="auto" w:sz="0" w:space="0"/>
-            <w:bottom w:val="none" w:color="auto" w:sz="0" w:space="0"/>
-            <w:right w:val="none" w:color="auto" w:sz="0" w:space="0"/>
-            <w:insideH w:val="none" w:color="auto" w:sz="0" w:space="0"/>
-            <w:insideV w:val="none" w:color="auto" w:sz="0" w:space="0"/>
-          </w:tblBorders>
+          <w:tblW w:w="0" w:type="auto"/>
+          <w:jc w:val="center"/>
           <w:tblCellMar>
             <w:top w:w="0" w:type="dxa"/>
             <w:left w:w="108" w:type="dxa"/>
@@ -648,7 +638,7 @@
           </w:tblCellMar>
         </w:tblPrEx>
         <w:trPr>
-          <w:trHeight w:val="635" w:hRule="atLeast"/>
+          <w:trHeight w:val="635"/>
           <w:jc w:val="center"/>
         </w:trPr>
         <w:tc>
@@ -699,7 +689,7 @@
             </w:r>
             <w:r>
               <w:rPr>
-                <w:rFonts w:hint="eastAsia" w:asciiTheme="minorAscii" w:hAnsiTheme="minorAscii" w:eastAsiaTheme="minorEastAsia"/>
+                <w:rFonts w:asciiTheme="minorAscii" w:eastAsiaTheme="minorEastAsia" w:hAnsiTheme="minorAscii" w:hint="eastAsia"/>
                 <w:spacing w:val="227"/>
                 <w:sz w:val="21"/>
                 <w:vertAlign w:val="baseline"/>
@@ -753,7 +743,7 @@
             </w:r>
             <w:r>
               <w:rPr>
-                <w:rFonts w:hint="eastAsia" w:asciiTheme="minorAscii" w:hAnsiTheme="minorAscii" w:eastAsiaTheme="minorEastAsia"/>
+                <w:rFonts w:asciiTheme="minorAscii" w:eastAsiaTheme="minorEastAsia" w:hAnsiTheme="minorAscii" w:hint="eastAsia"/>
                 <w:spacing w:val="227"/>
                 <w:sz w:val="21"/>
                 <w:vertAlign w:val="baseline"/>
@@ -814,14 +804,14 @@
         <w:ind w:left="3634"/>
         <w:textAlignment w:val="baseline"/>
         <w:rPr>
-          <w:rFonts w:ascii="宋体" w:hAnsi="宋体" w:eastAsia="宋体" w:cs="宋体"/>
+          <w:rFonts w:ascii="宋体" w:eastAsia="宋体" w:hAnsi="宋体" w:cs="宋体"/>
           <w:sz w:val="31"/>
           <w:szCs w:val="31"/>
         </w:rPr>
       </w:pPr>
       <w:r>
         <w:rPr>
-          <w:rFonts w:ascii="宋体" w:hAnsi="宋体" w:eastAsia="宋体" w:cs="宋体"/>
+          <w:rFonts w:ascii="宋体" w:eastAsia="宋体" w:hAnsi="宋体" w:cs="宋体"/>
           <w:b/>
           <w:bCs/>
           <w:spacing w:val="4"/>
@@ -833,16 +823,16 @@
     </w:p>
     <w:tbl>
       <w:tblPr>
-        <w:tblStyle w:val="26"/>
+        <w:tblStyle w:val="TableNormal0"/>
         <w:tblW w:w="8214" w:type="dxa"/>
         <w:jc w:val="center"/>
         <w:tblBorders>
-          <w:top w:val="single" w:color="000000" w:sz="2" w:space="0"/>
-          <w:left w:val="single" w:color="000000" w:sz="2" w:space="0"/>
-          <w:bottom w:val="single" w:color="000000" w:sz="2" w:space="0"/>
-          <w:right w:val="single" w:color="000000" w:sz="2" w:space="0"/>
-          <w:insideH w:val="single" w:color="000000" w:sz="2" w:space="0"/>
-          <w:insideV w:val="single" w:color="000000" w:sz="2" w:space="0"/>
+          <w:top w:val="single" w:sz="2" w:space="0" w:color="000000"/>
+          <w:left w:val="single" w:sz="2" w:space="0" w:color="000000"/>
+          <w:bottom w:val="single" w:sz="2" w:space="0" w:color="000000"/>
+          <w:right w:val="single" w:sz="2" w:space="0" w:color="000000"/>
+          <w:insideH w:val="single" w:sz="2" w:space="0" w:color="000000"/>
+          <w:insideV w:val="single" w:sz="2" w:space="0" w:color="000000"/>
         </w:tblBorders>
         <w:tblLayout w:type="fixed"/>
         <w:tblCellMar>
@@ -862,14 +852,17 @@
       </w:tblGrid>
       <w:tr>
         <w:tblPrEx>
+          <w:tblW w:w="8214" w:type="dxa"/>
+          <w:jc w:val="center"/>
           <w:tblBorders>
-            <w:top w:val="single" w:color="000000" w:sz="2" w:space="0"/>
-            <w:left w:val="single" w:color="000000" w:sz="2" w:space="0"/>
-            <w:bottom w:val="single" w:color="000000" w:sz="2" w:space="0"/>
-            <w:right w:val="single" w:color="000000" w:sz="2" w:space="0"/>
-            <w:insideH w:val="single" w:color="000000" w:sz="2" w:space="0"/>
-            <w:insideV w:val="single" w:color="000000" w:sz="2" w:space="0"/>
+            <w:top w:val="single" w:sz="2" w:space="0" w:color="000000"/>
+            <w:left w:val="single" w:sz="2" w:space="0" w:color="000000"/>
+            <w:bottom w:val="single" w:sz="2" w:space="0" w:color="000000"/>
+            <w:right w:val="single" w:sz="2" w:space="0" w:color="000000"/>
+            <w:insideH w:val="single" w:sz="2" w:space="0" w:color="000000"/>
+            <w:insideV w:val="single" w:sz="2" w:space="0" w:color="000000"/>
           </w:tblBorders>
+          <w:tblLayout w:type="fixed"/>
           <w:tblCellMar>
             <w:top w:w="0" w:type="dxa"/>
             <w:left w:w="0" w:type="dxa"/>
@@ -878,7 +871,7 @@
           </w:tblCellMar>
         </w:tblPrEx>
         <w:trPr>
-          <w:trHeight w:val="593" w:hRule="atLeast"/>
+          <w:trHeight w:val="593"/>
           <w:jc w:val="center"/>
         </w:trPr>
         <w:tc>
@@ -900,18 +893,18 @@
               <w:adjustRightInd w:val="0"/>
               <w:snapToGrid w:val="0"/>
               <w:spacing w:before="176" w:line="228" w:lineRule="auto"/>
-              <w:ind w:left="0" w:leftChars="0" w:right="0" w:rightChars="0" w:firstLine="0" w:firstLineChars="0"/>
+              <w:ind w:left="0" w:right="0" w:firstLine="0" w:leftChars="0" w:rightChars="0" w:firstLineChars="0"/>
               <w:jc w:val="center"/>
               <w:textAlignment w:val="baseline"/>
               <w:rPr>
-                <w:rFonts w:ascii="宋体" w:hAnsi="宋体" w:eastAsia="宋体" w:cs="宋体"/>
+                <w:rFonts w:ascii="宋体" w:eastAsia="宋体" w:hAnsi="宋体" w:cs="宋体"/>
                 <w:sz w:val="20"/>
                 <w:szCs w:val="20"/>
               </w:rPr>
             </w:pPr>
             <w:r>
               <w:rPr>
-                <w:rFonts w:hint="eastAsia" w:ascii="宋体" w:hAnsi="宋体" w:cs="宋体"/>
+                <w:rFonts w:ascii="宋体" w:hAnsi="宋体" w:cs="宋体" w:hint="eastAsia"/>
                 <w:spacing w:val="-14"/>
                 <w:sz w:val="20"/>
                 <w:szCs w:val="20"/>
@@ -921,7 +914,7 @@
             </w:r>
             <w:r>
               <w:rPr>
-                <w:rFonts w:ascii="宋体" w:hAnsi="宋体" w:eastAsia="宋体" w:cs="宋体"/>
+                <w:rFonts w:ascii="宋体" w:eastAsia="宋体" w:hAnsi="宋体" w:cs="宋体"/>
                 <w:spacing w:val="-14"/>
                 <w:sz w:val="20"/>
                 <w:szCs w:val="20"/>
@@ -949,18 +942,18 @@
               <w:adjustRightInd w:val="0"/>
               <w:snapToGrid w:val="0"/>
               <w:spacing w:before="175" w:line="227" w:lineRule="auto"/>
-              <w:ind w:left="0" w:leftChars="0" w:right="0" w:rightChars="0" w:firstLine="0" w:firstLineChars="0"/>
+              <w:ind w:left="0" w:right="0" w:firstLine="0" w:leftChars="0" w:rightChars="0" w:firstLineChars="0"/>
               <w:jc w:val="center"/>
               <w:textAlignment w:val="baseline"/>
               <w:rPr>
-                <w:rFonts w:ascii="宋体" w:hAnsi="宋体" w:eastAsia="宋体" w:cs="宋体"/>
+                <w:rFonts w:ascii="宋体" w:eastAsia="宋体" w:hAnsi="宋体" w:cs="宋体"/>
                 <w:sz w:val="20"/>
                 <w:szCs w:val="20"/>
               </w:rPr>
             </w:pPr>
             <w:r>
               <w:rPr>
-                <w:rFonts w:ascii="宋体" w:hAnsi="宋体" w:eastAsia="宋体" w:cs="宋体"/>
+                <w:rFonts w:ascii="宋体" w:eastAsia="宋体" w:hAnsi="宋体" w:cs="宋体"/>
                 <w:spacing w:val="4"/>
                 <w:sz w:val="20"/>
                 <w:szCs w:val="20"/>
@@ -988,18 +981,18 @@
               <w:adjustRightInd w:val="0"/>
               <w:snapToGrid w:val="0"/>
               <w:spacing w:before="175" w:line="228" w:lineRule="auto"/>
-              <w:ind w:left="0" w:leftChars="0" w:right="0" w:rightChars="0" w:firstLine="0" w:firstLineChars="0"/>
+              <w:ind w:left="0" w:right="0" w:firstLine="0" w:leftChars="0" w:rightChars="0" w:firstLineChars="0"/>
               <w:jc w:val="center"/>
               <w:textAlignment w:val="baseline"/>
               <w:rPr>
-                <w:rFonts w:ascii="宋体" w:hAnsi="宋体" w:eastAsia="宋体" w:cs="宋体"/>
+                <w:rFonts w:ascii="宋体" w:eastAsia="宋体" w:hAnsi="宋体" w:cs="宋体"/>
                 <w:sz w:val="20"/>
                 <w:szCs w:val="20"/>
               </w:rPr>
             </w:pPr>
             <w:r>
               <w:rPr>
-                <w:rFonts w:ascii="宋体" w:hAnsi="宋体" w:eastAsia="宋体" w:cs="宋体"/>
+                <w:rFonts w:ascii="宋体" w:eastAsia="宋体" w:hAnsi="宋体" w:cs="宋体"/>
                 <w:spacing w:val="7"/>
                 <w:sz w:val="20"/>
                 <w:szCs w:val="20"/>
@@ -1027,11 +1020,11 @@
               <w:adjustRightInd w:val="0"/>
               <w:snapToGrid w:val="0"/>
               <w:spacing w:before="175" w:line="228" w:lineRule="auto"/>
-              <w:ind w:left="0" w:leftChars="0" w:right="0" w:rightChars="0" w:firstLine="0" w:firstLineChars="0"/>
+              <w:ind w:left="0" w:right="0" w:firstLine="0" w:leftChars="0" w:rightChars="0" w:firstLineChars="0"/>
               <w:jc w:val="center"/>
               <w:textAlignment w:val="baseline"/>
               <w:rPr>
-                <w:rFonts w:hint="eastAsia" w:ascii="宋体" w:hAnsi="宋体" w:eastAsia="宋体" w:cs="宋体"/>
+                <w:rFonts w:ascii="宋体" w:eastAsia="宋体" w:hAnsi="宋体" w:cs="宋体" w:hint="eastAsia"/>
                 <w:spacing w:val="7"/>
                 <w:sz w:val="20"/>
                 <w:szCs w:val="20"/>
@@ -1040,7 +1033,7 @@
             </w:pPr>
             <w:r>
               <w:rPr>
-                <w:rFonts w:hint="eastAsia" w:ascii="宋体" w:hAnsi="宋体" w:cs="宋体"/>
+                <w:rFonts w:ascii="宋体" w:hAnsi="宋体" w:cs="宋体" w:hint="eastAsia"/>
                 <w:spacing w:val="7"/>
                 <w:sz w:val="20"/>
                 <w:szCs w:val="20"/>
@@ -1069,11 +1062,11 @@
               <w:adjustRightInd w:val="0"/>
               <w:snapToGrid w:val="0"/>
               <w:spacing w:before="175" w:line="228" w:lineRule="auto"/>
-              <w:ind w:left="0" w:leftChars="0" w:right="0" w:rightChars="0" w:firstLine="0" w:firstLineChars="0"/>
+              <w:ind w:left="0" w:right="0" w:firstLine="0" w:leftChars="0" w:rightChars="0" w:firstLineChars="0"/>
               <w:jc w:val="center"/>
               <w:textAlignment w:val="baseline"/>
               <w:rPr>
-                <w:rFonts w:hint="default" w:ascii="宋体" w:hAnsi="宋体" w:cs="宋体"/>
+                <w:rFonts w:ascii="宋体" w:hAnsi="宋体" w:cs="宋体" w:hint="default"/>
                 <w:spacing w:val="7"/>
                 <w:sz w:val="20"/>
                 <w:szCs w:val="20"/>
@@ -1082,7 +1075,7 @@
             </w:pPr>
             <w:r>
               <w:rPr>
-                <w:rFonts w:hint="eastAsia" w:ascii="宋体" w:hAnsi="宋体" w:cs="宋体"/>
+                <w:rFonts w:ascii="宋体" w:hAnsi="宋体" w:cs="宋体" w:hint="eastAsia"/>
                 <w:spacing w:val="7"/>
                 <w:sz w:val="20"/>
                 <w:szCs w:val="20"/>
@@ -1111,18 +1104,18 @@
               <w:adjustRightInd w:val="0"/>
               <w:snapToGrid w:val="0"/>
               <w:spacing w:before="176" w:line="229" w:lineRule="auto"/>
-              <w:ind w:left="0" w:leftChars="0" w:right="0" w:rightChars="0" w:firstLine="0" w:firstLineChars="0"/>
+              <w:ind w:left="0" w:right="0" w:firstLine="0" w:leftChars="0" w:rightChars="0" w:firstLineChars="0"/>
               <w:jc w:val="center"/>
               <w:textAlignment w:val="baseline"/>
               <w:rPr>
-                <w:rFonts w:ascii="宋体" w:hAnsi="宋体" w:eastAsia="宋体" w:cs="宋体"/>
+                <w:rFonts w:ascii="宋体" w:eastAsia="宋体" w:hAnsi="宋体" w:cs="宋体"/>
                 <w:sz w:val="20"/>
                 <w:szCs w:val="20"/>
               </w:rPr>
             </w:pPr>
             <w:r>
               <w:rPr>
-                <w:rFonts w:ascii="宋体" w:hAnsi="宋体" w:eastAsia="宋体" w:cs="宋体"/>
+                <w:rFonts w:ascii="宋体" w:eastAsia="宋体" w:hAnsi="宋体" w:cs="宋体"/>
                 <w:spacing w:val="7"/>
                 <w:sz w:val="20"/>
                 <w:szCs w:val="20"/>
@@ -1134,14 +1127,9 @@
       </w:tr>
       <w:tr>
         <w:tblPrEx>
-          <w:tblBorders>
-            <w:top w:val="single" w:color="000000" w:sz="2" w:space="0"/>
-            <w:left w:val="single" w:color="000000" w:sz="2" w:space="0"/>
-            <w:bottom w:val="single" w:color="000000" w:sz="2" w:space="0"/>
-            <w:right w:val="single" w:color="000000" w:sz="2" w:space="0"/>
-            <w:insideH w:val="single" w:color="000000" w:sz="2" w:space="0"/>
-            <w:insideV w:val="single" w:color="000000" w:sz="2" w:space="0"/>
-          </w:tblBorders>
+          <w:tblW w:w="8214" w:type="dxa"/>
+          <w:jc w:val="center"/>
+          <w:tblLayout w:type="fixed"/>
           <w:tblCellMar>
             <w:top w:w="0" w:type="dxa"/>
             <w:left w:w="0" w:type="dxa"/>
@@ -1150,7 +1138,7 @@
           </w:tblCellMar>
         </w:tblPrEx>
         <w:trPr>
-          <w:trHeight w:val="516" w:hRule="atLeast"/>
+          <w:trHeight w:val="516"/>
           <w:jc w:val="center"/>
         </w:trPr>
         <w:tc>
@@ -1172,11 +1160,11 @@
               <w:adjustRightInd w:val="0"/>
               <w:snapToGrid w:val="0"/>
               <w:spacing w:before="173" w:line="267" w:lineRule="exact"/>
-              <w:ind w:left="0" w:leftChars="0" w:right="0" w:rightChars="0" w:firstLine="0" w:firstLineChars="0"/>
+              <w:ind w:left="0" w:right="0" w:firstLine="0" w:leftChars="0" w:rightChars="0" w:firstLineChars="0"/>
               <w:jc w:val="center"/>
               <w:textAlignment w:val="baseline"/>
               <w:rPr>
-                <w:rFonts w:hint="default" w:ascii="宋体" w:hAnsi="宋体" w:eastAsia="宋体" w:cs="宋体"/>
+                <w:rFonts w:ascii="宋体" w:eastAsia="宋体" w:hAnsi="宋体" w:cs="宋体" w:hint="default"/>
                 <w:sz w:val="20"/>
                 <w:szCs w:val="20"/>
                 <w:lang w:val="en-US"/>
@@ -1184,7 +1172,7 @@
             </w:pPr>
             <w:r>
               <w:rPr>
-                <w:rFonts w:ascii="宋体" w:hAnsi="宋体" w:eastAsia="宋体" w:cs="宋体"/>
+                <w:rFonts w:ascii="宋体" w:eastAsia="宋体" w:hAnsi="宋体" w:cs="宋体"/>
                 <w:spacing w:val="3"/>
                 <w:position w:val="1"/>
                 <w:sz w:val="20"/>
@@ -1194,7 +1182,7 @@
             </w:r>
             <w:r>
               <w:rPr>
-                <w:rFonts w:hint="eastAsia" w:ascii="宋体" w:hAnsi="宋体" w:cs="宋体"/>
+                <w:rFonts w:ascii="宋体" w:hAnsi="宋体" w:cs="宋体" w:hint="eastAsia"/>
                 <w:spacing w:val="3"/>
                 <w:position w:val="1"/>
                 <w:sz w:val="20"/>
@@ -1224,18 +1212,18 @@
               <w:adjustRightInd w:val="0"/>
               <w:snapToGrid w:val="0"/>
               <w:spacing w:before="173" w:line="267" w:lineRule="exact"/>
-              <w:ind w:left="0" w:leftChars="0" w:right="0" w:rightChars="0" w:firstLine="0" w:firstLineChars="0"/>
+              <w:ind w:left="0" w:right="0" w:firstLine="0" w:leftChars="0" w:rightChars="0" w:firstLineChars="0"/>
               <w:jc w:val="center"/>
               <w:textAlignment w:val="baseline"/>
               <w:rPr>
-                <w:rFonts w:ascii="宋体" w:hAnsi="宋体" w:eastAsia="宋体" w:cs="宋体"/>
+                <w:rFonts w:ascii="宋体" w:eastAsia="宋体" w:hAnsi="宋体" w:cs="宋体"/>
                 <w:sz w:val="20"/>
                 <w:szCs w:val="20"/>
               </w:rPr>
             </w:pPr>
             <w:r>
               <w:rPr>
-                <w:rFonts w:ascii="宋体" w:hAnsi="宋体" w:eastAsia="宋体" w:cs="宋体"/>
+                <w:rFonts w:ascii="宋体" w:eastAsia="宋体" w:hAnsi="宋体" w:cs="宋体"/>
                 <w:spacing w:val="4"/>
                 <w:position w:val="1"/>
                 <w:sz w:val="20"/>
@@ -1264,18 +1252,18 @@
               <w:adjustRightInd w:val="0"/>
               <w:snapToGrid w:val="0"/>
               <w:spacing w:before="172" w:line="228" w:lineRule="auto"/>
-              <w:ind w:left="0" w:leftChars="0" w:right="0" w:rightChars="0" w:firstLine="0" w:firstLineChars="0"/>
+              <w:ind w:left="0" w:right="0" w:firstLine="0" w:leftChars="0" w:rightChars="0" w:firstLineChars="0"/>
               <w:jc w:val="center"/>
               <w:textAlignment w:val="baseline"/>
               <w:rPr>
-                <w:rFonts w:ascii="宋体" w:hAnsi="宋体" w:eastAsia="宋体" w:cs="宋体"/>
+                <w:rFonts w:ascii="宋体" w:eastAsia="宋体" w:hAnsi="宋体" w:cs="宋体"/>
                 <w:sz w:val="20"/>
                 <w:szCs w:val="20"/>
               </w:rPr>
             </w:pPr>
             <w:r>
               <w:rPr>
-                <w:rFonts w:ascii="宋体" w:hAnsi="宋体" w:eastAsia="宋体" w:cs="宋体"/>
+                <w:rFonts w:ascii="宋体" w:eastAsia="宋体" w:hAnsi="宋体" w:cs="宋体"/>
                 <w:spacing w:val="200"/>
                 <w:kern w:val="0"/>
                 <w:sz w:val="20"/>
@@ -1285,7 +1273,7 @@
             </w:r>
             <w:r>
               <w:rPr>
-                <w:rFonts w:ascii="宋体" w:hAnsi="宋体" w:eastAsia="宋体" w:cs="宋体"/>
+                <w:rFonts w:ascii="宋体" w:eastAsia="宋体" w:hAnsi="宋体" w:cs="宋体"/>
                 <w:spacing w:val="0"/>
                 <w:kern w:val="0"/>
                 <w:sz w:val="20"/>
@@ -1314,11 +1302,11 @@
               <w:adjustRightInd w:val="0"/>
               <w:snapToGrid w:val="0"/>
               <w:spacing w:before="173" w:line="229" w:lineRule="auto"/>
-              <w:ind w:left="0" w:leftChars="0" w:right="0" w:rightChars="0" w:firstLine="0" w:firstLineChars="0"/>
+              <w:ind w:left="0" w:right="0" w:firstLine="0" w:leftChars="0" w:rightChars="0" w:firstLineChars="0"/>
               <w:jc w:val="center"/>
               <w:textAlignment w:val="baseline"/>
               <w:rPr>
-                <w:rFonts w:ascii="宋体" w:hAnsi="宋体" w:eastAsia="宋体" w:cs="宋体"/>
+                <w:rFonts w:ascii="宋体" w:eastAsia="宋体" w:hAnsi="宋体" w:cs="宋体"/>
                 <w:spacing w:val="200"/>
                 <w:kern w:val="0"/>
                 <w:sz w:val="20"/>
@@ -1327,7 +1315,7 @@
             </w:pPr>
             <w:r>
               <w:rPr>
-                <w:rFonts w:hint="eastAsia" w:asciiTheme="minorAscii" w:hAnsiTheme="minorAscii" w:eastAsiaTheme="minorEastAsia"/>
+                <w:rFonts w:asciiTheme="minorAscii" w:eastAsiaTheme="minorEastAsia" w:hAnsiTheme="minorAscii" w:hint="eastAsia"/>
                 <w:spacing w:val="0"/>
                 <w:kern w:val="0"/>
                 <w:sz w:val="21"/>
@@ -1357,11 +1345,11 @@
               <w:adjustRightInd w:val="0"/>
               <w:snapToGrid w:val="0"/>
               <w:spacing w:before="172" w:line="228" w:lineRule="auto"/>
-              <w:ind w:left="0" w:leftChars="0" w:right="0" w:rightChars="0" w:firstLine="0" w:firstLineChars="0"/>
+              <w:ind w:left="0" w:right="0" w:firstLine="0" w:leftChars="0" w:rightChars="0" w:firstLineChars="0"/>
               <w:jc w:val="center"/>
               <w:textAlignment w:val="baseline"/>
               <w:rPr>
-                <w:rFonts w:ascii="宋体" w:hAnsi="宋体" w:eastAsia="宋体" w:cs="宋体"/>
+                <w:rFonts w:ascii="宋体" w:eastAsia="宋体" w:hAnsi="宋体" w:cs="宋体"/>
                 <w:spacing w:val="200"/>
                 <w:kern w:val="0"/>
                 <w:sz w:val="20"/>
@@ -1370,7 +1358,7 @@
             </w:pPr>
             <w:r>
               <w:rPr>
-                <w:rFonts w:hint="eastAsia" w:ascii="宋体" w:hAnsi="宋体" w:eastAsia="宋体" w:cs="宋体"/>
+                <w:rFonts w:ascii="宋体" w:eastAsia="宋体" w:hAnsi="宋体" w:cs="宋体" w:hint="eastAsia"/>
                 <w:spacing w:val="200"/>
                 <w:kern w:val="0"/>
                 <w:sz w:val="20"/>
@@ -1380,7 +1368,7 @@
             </w:r>
             <w:r>
               <w:rPr>
-                <w:rFonts w:hint="eastAsia" w:asciiTheme="minorAscii" w:hAnsiTheme="minorAscii" w:eastAsiaTheme="minorEastAsia"/>
+                <w:rFonts w:asciiTheme="minorAscii" w:eastAsiaTheme="minorEastAsia" w:hAnsiTheme="minorAscii" w:hint="eastAsia"/>
                 <w:spacing w:val="0"/>
                 <w:kern w:val="0"/>
                 <w:sz w:val="21"/>
@@ -1410,18 +1398,18 @@
               <w:adjustRightInd w:val="0"/>
               <w:snapToGrid w:val="0"/>
               <w:spacing w:before="173" w:line="229" w:lineRule="auto"/>
-              <w:ind w:left="0" w:leftChars="0" w:right="0" w:rightChars="0" w:firstLine="0" w:firstLineChars="0"/>
+              <w:ind w:left="0" w:right="0" w:firstLine="0" w:leftChars="0" w:rightChars="0" w:firstLineChars="0"/>
               <w:jc w:val="center"/>
               <w:textAlignment w:val="baseline"/>
               <w:rPr>
-                <w:rFonts w:ascii="宋体" w:hAnsi="宋体" w:eastAsia="宋体" w:cs="宋体"/>
+                <w:rFonts w:ascii="宋体" w:eastAsia="宋体" w:hAnsi="宋体" w:cs="宋体"/>
                 <w:sz w:val="20"/>
                 <w:szCs w:val="20"/>
               </w:rPr>
             </w:pPr>
             <w:r>
               <w:rPr>
-                <w:rFonts w:hint="eastAsia" w:asciiTheme="minorAscii" w:hAnsiTheme="minorAscii" w:eastAsiaTheme="minorEastAsia"/>
+                <w:rFonts w:asciiTheme="minorAscii" w:eastAsiaTheme="minorEastAsia" w:hAnsiTheme="minorAscii" w:hint="eastAsia"/>
                 <w:spacing w:val="0"/>
                 <w:kern w:val="0"/>
                 <w:sz w:val="21"/>
@@ -1435,14 +1423,9 @@
       </w:tr>
       <w:tr>
         <w:tblPrEx>
-          <w:tblBorders>
-            <w:top w:val="single" w:color="000000" w:sz="2" w:space="0"/>
-            <w:left w:val="single" w:color="000000" w:sz="2" w:space="0"/>
-            <w:bottom w:val="single" w:color="000000" w:sz="2" w:space="0"/>
-            <w:right w:val="single" w:color="000000" w:sz="2" w:space="0"/>
-            <w:insideH w:val="single" w:color="000000" w:sz="2" w:space="0"/>
-            <w:insideV w:val="single" w:color="000000" w:sz="2" w:space="0"/>
-          </w:tblBorders>
+          <w:tblW w:w="8214" w:type="dxa"/>
+          <w:jc w:val="center"/>
+          <w:tblLayout w:type="fixed"/>
           <w:tblCellMar>
             <w:top w:w="0" w:type="dxa"/>
             <w:left w:w="0" w:type="dxa"/>
@@ -1451,7 +1434,7 @@
           </w:tblCellMar>
         </w:tblPrEx>
         <w:trPr>
-          <w:trHeight w:val="556" w:hRule="atLeast"/>
+          <w:trHeight w:val="556"/>
           <w:jc w:val="center"/>
         </w:trPr>
         <w:tc>
@@ -1460,7 +1443,7 @@
           </w:tcPr>
           <w:p>
             <w:pPr>
-              <w:pStyle w:val="27"/>
+              <w:pStyle w:val="TableText"/>
               <w:keepNext w:val="0"/>
               <w:keepLines w:val="0"/>
               <w:pageBreakBefore w:val="0"/>
@@ -1473,7 +1456,7 @@
               <w:bidi w:val="0"/>
               <w:adjustRightInd w:val="0"/>
               <w:snapToGrid w:val="0"/>
-              <w:ind w:left="0" w:leftChars="0" w:right="0" w:rightChars="0" w:firstLine="0" w:firstLineChars="0"/>
+              <w:ind w:left="0" w:right="0" w:firstLine="0" w:leftChars="0" w:rightChars="0" w:firstLineChars="0"/>
               <w:jc w:val="center"/>
               <w:textAlignment w:val="baseline"/>
             </w:pPr>
@@ -1485,7 +1468,7 @@
           </w:tcPr>
           <w:p>
             <w:pPr>
-              <w:pStyle w:val="27"/>
+              <w:pStyle w:val="TableText"/>
               <w:keepNext w:val="0"/>
               <w:keepLines w:val="0"/>
               <w:pageBreakBefore w:val="0"/>
@@ -1498,7 +1481,7 @@
               <w:bidi w:val="0"/>
               <w:adjustRightInd w:val="0"/>
               <w:snapToGrid w:val="0"/>
-              <w:ind w:left="0" w:leftChars="0" w:right="0" w:rightChars="0" w:firstLine="0" w:firstLineChars="0"/>
+              <w:ind w:left="0" w:right="0" w:firstLine="0" w:leftChars="0" w:rightChars="0" w:firstLineChars="0"/>
               <w:jc w:val="center"/>
               <w:textAlignment w:val="baseline"/>
             </w:pPr>
@@ -1510,7 +1493,7 @@
           </w:tcPr>
           <w:p>
             <w:pPr>
-              <w:pStyle w:val="27"/>
+              <w:pStyle w:val="TableText"/>
               <w:keepNext w:val="0"/>
               <w:keepLines w:val="0"/>
               <w:pageBreakBefore w:val="0"/>
@@ -1523,7 +1506,7 @@
               <w:bidi w:val="0"/>
               <w:adjustRightInd w:val="0"/>
               <w:snapToGrid w:val="0"/>
-              <w:ind w:left="0" w:leftChars="0" w:right="0" w:rightChars="0" w:firstLine="0" w:firstLineChars="0"/>
+              <w:ind w:left="0" w:right="0" w:firstLine="0" w:leftChars="0" w:rightChars="0" w:firstLineChars="0"/>
               <w:jc w:val="center"/>
               <w:textAlignment w:val="baseline"/>
             </w:pPr>
@@ -1535,7 +1518,7 @@
           </w:tcPr>
           <w:p>
             <w:pPr>
-              <w:pStyle w:val="27"/>
+              <w:pStyle w:val="TableText"/>
               <w:keepNext w:val="0"/>
               <w:keepLines w:val="0"/>
               <w:pageBreakBefore w:val="0"/>
@@ -1548,7 +1531,7 @@
               <w:bidi w:val="0"/>
               <w:adjustRightInd w:val="0"/>
               <w:snapToGrid w:val="0"/>
-              <w:ind w:left="0" w:leftChars="0" w:right="0" w:rightChars="0" w:firstLine="0" w:firstLineChars="0"/>
+              <w:ind w:left="0" w:right="0" w:firstLine="0" w:leftChars="0" w:rightChars="0" w:firstLineChars="0"/>
               <w:jc w:val="center"/>
               <w:textAlignment w:val="baseline"/>
             </w:pPr>
@@ -1560,7 +1543,7 @@
           </w:tcPr>
           <w:p>
             <w:pPr>
-              <w:pStyle w:val="27"/>
+              <w:pStyle w:val="TableText"/>
               <w:keepNext w:val="0"/>
               <w:keepLines w:val="0"/>
               <w:pageBreakBefore w:val="0"/>
@@ -1573,7 +1556,7 @@
               <w:bidi w:val="0"/>
               <w:adjustRightInd w:val="0"/>
               <w:snapToGrid w:val="0"/>
-              <w:ind w:left="0" w:leftChars="0" w:right="0" w:rightChars="0" w:firstLine="0" w:firstLineChars="0"/>
+              <w:ind w:left="0" w:right="0" w:firstLine="0" w:leftChars="0" w:rightChars="0" w:firstLineChars="0"/>
               <w:jc w:val="center"/>
               <w:textAlignment w:val="baseline"/>
             </w:pPr>
@@ -1585,7 +1568,7 @@
           </w:tcPr>
           <w:p>
             <w:pPr>
-              <w:pStyle w:val="27"/>
+              <w:pStyle w:val="TableText"/>
               <w:keepNext w:val="0"/>
               <w:keepLines w:val="0"/>
               <w:pageBreakBefore w:val="0"/>
@@ -1598,7 +1581,7 @@
               <w:bidi w:val="0"/>
               <w:adjustRightInd w:val="0"/>
               <w:snapToGrid w:val="0"/>
-              <w:ind w:left="0" w:leftChars="0" w:right="0" w:rightChars="0" w:firstLine="0" w:firstLineChars="0"/>
+              <w:ind w:left="0" w:right="0" w:firstLine="0" w:leftChars="0" w:rightChars="0" w:firstLineChars="0"/>
               <w:jc w:val="center"/>
               <w:textAlignment w:val="baseline"/>
             </w:pPr>
@@ -1607,14 +1590,9 @@
       </w:tr>
       <w:tr>
         <w:tblPrEx>
-          <w:tblBorders>
-            <w:top w:val="single" w:color="000000" w:sz="2" w:space="0"/>
-            <w:left w:val="single" w:color="000000" w:sz="2" w:space="0"/>
-            <w:bottom w:val="single" w:color="000000" w:sz="2" w:space="0"/>
-            <w:right w:val="single" w:color="000000" w:sz="2" w:space="0"/>
-            <w:insideH w:val="single" w:color="000000" w:sz="2" w:space="0"/>
-            <w:insideV w:val="single" w:color="000000" w:sz="2" w:space="0"/>
-          </w:tblBorders>
+          <w:tblW w:w="8214" w:type="dxa"/>
+          <w:jc w:val="center"/>
+          <w:tblLayout w:type="fixed"/>
           <w:tblCellMar>
             <w:top w:w="0" w:type="dxa"/>
             <w:left w:w="0" w:type="dxa"/>
@@ -1623,7 +1601,7 @@
           </w:tblCellMar>
         </w:tblPrEx>
         <w:trPr>
-          <w:trHeight w:val="556" w:hRule="atLeast"/>
+          <w:trHeight w:val="556"/>
           <w:jc w:val="center"/>
         </w:trPr>
         <w:tc>
@@ -1632,7 +1610,7 @@
           </w:tcPr>
           <w:p>
             <w:pPr>
-              <w:pStyle w:val="27"/>
+              <w:pStyle w:val="TableText"/>
               <w:keepNext w:val="0"/>
               <w:keepLines w:val="0"/>
               <w:pageBreakBefore w:val="0"/>
@@ -1645,7 +1623,7 @@
               <w:bidi w:val="0"/>
               <w:adjustRightInd w:val="0"/>
               <w:snapToGrid w:val="0"/>
-              <w:ind w:left="0" w:leftChars="0" w:right="0" w:rightChars="0" w:firstLine="0" w:firstLineChars="0"/>
+              <w:ind w:left="0" w:right="0" w:firstLine="0" w:leftChars="0" w:rightChars="0" w:firstLineChars="0"/>
               <w:jc w:val="center"/>
               <w:textAlignment w:val="baseline"/>
             </w:pPr>
@@ -1657,7 +1635,7 @@
           </w:tcPr>
           <w:p>
             <w:pPr>
-              <w:pStyle w:val="27"/>
+              <w:pStyle w:val="TableText"/>
               <w:keepNext w:val="0"/>
               <w:keepLines w:val="0"/>
               <w:pageBreakBefore w:val="0"/>
@@ -1670,7 +1648,7 @@
               <w:bidi w:val="0"/>
               <w:adjustRightInd w:val="0"/>
               <w:snapToGrid w:val="0"/>
-              <w:ind w:left="0" w:leftChars="0" w:right="0" w:rightChars="0" w:firstLine="0" w:firstLineChars="0"/>
+              <w:ind w:left="0" w:right="0" w:firstLine="0" w:leftChars="0" w:rightChars="0" w:firstLineChars="0"/>
               <w:jc w:val="center"/>
               <w:textAlignment w:val="baseline"/>
             </w:pPr>
@@ -1682,7 +1660,7 @@
           </w:tcPr>
           <w:p>
             <w:pPr>
-              <w:pStyle w:val="27"/>
+              <w:pStyle w:val="TableText"/>
               <w:keepNext w:val="0"/>
               <w:keepLines w:val="0"/>
               <w:pageBreakBefore w:val="0"/>
@@ -1695,7 +1673,7 @@
               <w:bidi w:val="0"/>
               <w:adjustRightInd w:val="0"/>
               <w:snapToGrid w:val="0"/>
-              <w:ind w:left="0" w:leftChars="0" w:right="0" w:rightChars="0" w:firstLine="0" w:firstLineChars="0"/>
+              <w:ind w:left="0" w:right="0" w:firstLine="0" w:leftChars="0" w:rightChars="0" w:firstLineChars="0"/>
               <w:jc w:val="center"/>
               <w:textAlignment w:val="baseline"/>
             </w:pPr>
@@ -1707,7 +1685,7 @@
           </w:tcPr>
           <w:p>
             <w:pPr>
-              <w:pStyle w:val="27"/>
+              <w:pStyle w:val="TableText"/>
               <w:keepNext w:val="0"/>
               <w:keepLines w:val="0"/>
               <w:pageBreakBefore w:val="0"/>
@@ -1720,7 +1698,7 @@
               <w:bidi w:val="0"/>
               <w:adjustRightInd w:val="0"/>
               <w:snapToGrid w:val="0"/>
-              <w:ind w:left="0" w:leftChars="0" w:right="0" w:rightChars="0" w:firstLine="0" w:firstLineChars="0"/>
+              <w:ind w:left="0" w:right="0" w:firstLine="0" w:leftChars="0" w:rightChars="0" w:firstLineChars="0"/>
               <w:jc w:val="center"/>
               <w:textAlignment w:val="baseline"/>
             </w:pPr>
@@ -1732,7 +1710,7 @@
           </w:tcPr>
           <w:p>
             <w:pPr>
-              <w:pStyle w:val="27"/>
+              <w:pStyle w:val="TableText"/>
               <w:keepNext w:val="0"/>
               <w:keepLines w:val="0"/>
               <w:pageBreakBefore w:val="0"/>
@@ -1745,7 +1723,7 @@
               <w:bidi w:val="0"/>
               <w:adjustRightInd w:val="0"/>
               <w:snapToGrid w:val="0"/>
-              <w:ind w:left="0" w:leftChars="0" w:right="0" w:rightChars="0" w:firstLine="0" w:firstLineChars="0"/>
+              <w:ind w:left="0" w:right="0" w:firstLine="0" w:leftChars="0" w:rightChars="0" w:firstLineChars="0"/>
               <w:jc w:val="center"/>
               <w:textAlignment w:val="baseline"/>
             </w:pPr>
@@ -1757,7 +1735,7 @@
           </w:tcPr>
           <w:p>
             <w:pPr>
-              <w:pStyle w:val="27"/>
+              <w:pStyle w:val="TableText"/>
               <w:keepNext w:val="0"/>
               <w:keepLines w:val="0"/>
               <w:pageBreakBefore w:val="0"/>
@@ -1770,7 +1748,7 @@
               <w:bidi w:val="0"/>
               <w:adjustRightInd w:val="0"/>
               <w:snapToGrid w:val="0"/>
-              <w:ind w:left="0" w:leftChars="0" w:right="0" w:rightChars="0" w:firstLine="0" w:firstLineChars="0"/>
+              <w:ind w:left="0" w:right="0" w:firstLine="0" w:leftChars="0" w:rightChars="0" w:firstLineChars="0"/>
               <w:jc w:val="center"/>
               <w:textAlignment w:val="baseline"/>
             </w:pPr>
@@ -1779,14 +1757,9 @@
       </w:tr>
       <w:tr>
         <w:tblPrEx>
-          <w:tblBorders>
-            <w:top w:val="single" w:color="000000" w:sz="2" w:space="0"/>
-            <w:left w:val="single" w:color="000000" w:sz="2" w:space="0"/>
-            <w:bottom w:val="single" w:color="000000" w:sz="2" w:space="0"/>
-            <w:right w:val="single" w:color="000000" w:sz="2" w:space="0"/>
-            <w:insideH w:val="single" w:color="000000" w:sz="2" w:space="0"/>
-            <w:insideV w:val="single" w:color="000000" w:sz="2" w:space="0"/>
-          </w:tblBorders>
+          <w:tblW w:w="8214" w:type="dxa"/>
+          <w:jc w:val="center"/>
+          <w:tblLayout w:type="fixed"/>
           <w:tblCellMar>
             <w:top w:w="0" w:type="dxa"/>
             <w:left w:w="0" w:type="dxa"/>
@@ -1795,7 +1768,7 @@
           </w:tblCellMar>
         </w:tblPrEx>
         <w:trPr>
-          <w:trHeight w:val="557" w:hRule="atLeast"/>
+          <w:trHeight w:val="557"/>
           <w:jc w:val="center"/>
         </w:trPr>
         <w:tc>
@@ -1804,7 +1777,7 @@
           </w:tcPr>
           <w:p>
             <w:pPr>
-              <w:pStyle w:val="27"/>
+              <w:pStyle w:val="TableText"/>
               <w:keepNext w:val="0"/>
               <w:keepLines w:val="0"/>
               <w:pageBreakBefore w:val="0"/>
@@ -1817,7 +1790,7 @@
               <w:bidi w:val="0"/>
               <w:adjustRightInd w:val="0"/>
               <w:snapToGrid w:val="0"/>
-              <w:ind w:left="0" w:leftChars="0" w:right="0" w:rightChars="0" w:firstLine="0" w:firstLineChars="0"/>
+              <w:ind w:left="0" w:right="0" w:firstLine="0" w:leftChars="0" w:rightChars="0" w:firstLineChars="0"/>
               <w:jc w:val="center"/>
               <w:textAlignment w:val="baseline"/>
             </w:pPr>
@@ -1829,7 +1802,7 @@
           </w:tcPr>
           <w:p>
             <w:pPr>
-              <w:pStyle w:val="27"/>
+              <w:pStyle w:val="TableText"/>
               <w:keepNext w:val="0"/>
               <w:keepLines w:val="0"/>
               <w:pageBreakBefore w:val="0"/>
@@ -1842,7 +1815,7 @@
               <w:bidi w:val="0"/>
               <w:adjustRightInd w:val="0"/>
               <w:snapToGrid w:val="0"/>
-              <w:ind w:left="0" w:leftChars="0" w:right="0" w:rightChars="0" w:firstLine="0" w:firstLineChars="0"/>
+              <w:ind w:left="0" w:right="0" w:firstLine="0" w:leftChars="0" w:rightChars="0" w:firstLineChars="0"/>
               <w:jc w:val="center"/>
               <w:textAlignment w:val="baseline"/>
             </w:pPr>
@@ -1854,7 +1827,7 @@
           </w:tcPr>
           <w:p>
             <w:pPr>
-              <w:pStyle w:val="27"/>
+              <w:pStyle w:val="TableText"/>
               <w:keepNext w:val="0"/>
               <w:keepLines w:val="0"/>
               <w:pageBreakBefore w:val="0"/>
@@ -1867,7 +1840,7 @@
               <w:bidi w:val="0"/>
               <w:adjustRightInd w:val="0"/>
               <w:snapToGrid w:val="0"/>
-              <w:ind w:left="0" w:leftChars="0" w:right="0" w:rightChars="0" w:firstLine="0" w:firstLineChars="0"/>
+              <w:ind w:left="0" w:right="0" w:firstLine="0" w:leftChars="0" w:rightChars="0" w:firstLineChars="0"/>
               <w:jc w:val="center"/>
               <w:textAlignment w:val="baseline"/>
             </w:pPr>
@@ -1879,7 +1852,7 @@
           </w:tcPr>
           <w:p>
             <w:pPr>
-              <w:pStyle w:val="27"/>
+              <w:pStyle w:val="TableText"/>
               <w:keepNext w:val="0"/>
               <w:keepLines w:val="0"/>
               <w:pageBreakBefore w:val="0"/>
@@ -1892,7 +1865,7 @@
               <w:bidi w:val="0"/>
               <w:adjustRightInd w:val="0"/>
               <w:snapToGrid w:val="0"/>
-              <w:ind w:left="0" w:leftChars="0" w:right="0" w:rightChars="0" w:firstLine="0" w:firstLineChars="0"/>
+              <w:ind w:left="0" w:right="0" w:firstLine="0" w:leftChars="0" w:rightChars="0" w:firstLineChars="0"/>
               <w:jc w:val="center"/>
               <w:textAlignment w:val="baseline"/>
             </w:pPr>
@@ -1904,7 +1877,7 @@
           </w:tcPr>
           <w:p>
             <w:pPr>
-              <w:pStyle w:val="27"/>
+              <w:pStyle w:val="TableText"/>
               <w:keepNext w:val="0"/>
               <w:keepLines w:val="0"/>
               <w:pageBreakBefore w:val="0"/>
@@ -1917,7 +1890,7 @@
               <w:bidi w:val="0"/>
               <w:adjustRightInd w:val="0"/>
               <w:snapToGrid w:val="0"/>
-              <w:ind w:left="0" w:leftChars="0" w:right="0" w:rightChars="0" w:firstLine="0" w:firstLineChars="0"/>
+              <w:ind w:left="0" w:right="0" w:firstLine="0" w:leftChars="0" w:rightChars="0" w:firstLineChars="0"/>
               <w:jc w:val="center"/>
               <w:textAlignment w:val="baseline"/>
             </w:pPr>
@@ -1929,7 +1902,7 @@
           </w:tcPr>
           <w:p>
             <w:pPr>
-              <w:pStyle w:val="27"/>
+              <w:pStyle w:val="TableText"/>
               <w:keepNext w:val="0"/>
               <w:keepLines w:val="0"/>
               <w:pageBreakBefore w:val="0"/>
@@ -1942,7 +1915,7 @@
               <w:bidi w:val="0"/>
               <w:adjustRightInd w:val="0"/>
               <w:snapToGrid w:val="0"/>
-              <w:ind w:left="0" w:leftChars="0" w:right="0" w:rightChars="0" w:firstLine="0" w:firstLineChars="0"/>
+              <w:ind w:left="0" w:right="0" w:firstLine="0" w:leftChars="0" w:rightChars="0" w:firstLineChars="0"/>
               <w:jc w:val="center"/>
               <w:textAlignment w:val="baseline"/>
             </w:pPr>
@@ -1974,7 +1947,7 @@
     <w:sdt>
       <w:sdtPr>
         <w:rPr>
-          <w:rFonts w:hint="eastAsia" w:ascii="宋体" w:hAnsi="宋体" w:eastAsia="宋体" w:cs="宋体"/>
+          <w:rFonts w:ascii="宋体" w:eastAsia="宋体" w:hAnsi="宋体" w:cs="宋体" w:hint="eastAsia"/>
           <w:snapToGrid w:val="0"/>
           <w:color w:val="000000"/>
           <w:kern w:val="0"/>
@@ -1990,7 +1963,7 @@
       </w:sdtPr>
       <w:sdtEndPr>
         <w:rPr>
-          <w:rFonts w:hint="eastAsia" w:ascii="宋体" w:hAnsi="宋体" w:eastAsia="宋体" w:cs="宋体"/>
+          <w:rFonts w:ascii="宋体" w:eastAsia="宋体" w:hAnsi="宋体" w:cs="宋体" w:hint="eastAsia"/>
           <w:snapToGrid w:val="0"/>
           <w:color w:val="000000"/>
           <w:kern w:val="0"/>
@@ -2016,18 +1989,18 @@
             <w:adjustRightInd w:val="0"/>
             <w:snapToGrid w:val="0"/>
             <w:spacing w:before="0" w:beforeLines="0" w:after="0" w:afterLines="0" w:line="336" w:lineRule="auto"/>
-            <w:ind w:left="0" w:leftChars="0" w:right="0" w:rightChars="0" w:firstLine="0" w:firstLineChars="0"/>
+            <w:ind w:left="0" w:right="0" w:firstLine="0" w:leftChars="0" w:rightChars="0" w:firstLineChars="0"/>
             <w:jc w:val="center"/>
             <w:textAlignment w:val="baseline"/>
             <w:rPr>
-              <w:rFonts w:hint="eastAsia" w:ascii="宋体" w:hAnsi="宋体" w:eastAsia="宋体" w:cs="宋体"/>
+              <w:rFonts w:ascii="宋体" w:eastAsia="宋体" w:hAnsi="宋体" w:cs="宋体" w:hint="eastAsia"/>
               <w:sz w:val="21"/>
               <w:szCs w:val="21"/>
             </w:rPr>
           </w:pPr>
           <w:r>
             <w:rPr>
-              <w:rFonts w:hint="eastAsia" w:ascii="宋体" w:hAnsi="宋体" w:eastAsia="宋体" w:cs="宋体"/>
+              <w:rFonts w:ascii="宋体" w:eastAsia="宋体" w:hAnsi="宋体" w:cs="宋体" w:hint="eastAsia"/>
               <w:sz w:val="21"/>
               <w:szCs w:val="21"/>
             </w:rPr>
@@ -2036,16 +2009,16 @@
         </w:p>
         <w:p>
           <w:pPr>
-            <w:pStyle w:val="16"/>
+            <w:pStyle w:val="TOC1"/>
             <w:tabs>
               <w:tab w:val="right" w:leader="dot" w:pos="8306"/>
             </w:tabs>
           </w:pPr>
-          <w:bookmarkStart w:id="34" w:name="_GoBack"/>
-          <w:bookmarkEnd w:id="34"/>
-          <w:r>
-            <w:rPr>
-              <w:rFonts w:hint="eastAsia" w:ascii="宋体" w:hAnsi="宋体" w:eastAsia="宋体" w:cs="宋体"/>
+          <w:bookmarkStart w:id="2" w:name="_GoBack"/>
+          <w:bookmarkEnd w:id="2"/>
+          <w:r>
+            <w:rPr>
+              <w:rFonts w:ascii="宋体" w:eastAsia="宋体" w:hAnsi="宋体" w:cs="宋体" w:hint="eastAsia"/>
               <w:sz w:val="21"/>
               <w:szCs w:val="21"/>
             </w:rPr>
@@ -2053,7 +2026,7 @@
           </w:r>
           <w:r>
             <w:rPr>
-              <w:rFonts w:hint="eastAsia" w:ascii="宋体" w:hAnsi="宋体" w:eastAsia="宋体" w:cs="宋体"/>
+              <w:rFonts w:ascii="宋体" w:eastAsia="宋体" w:hAnsi="宋体" w:cs="宋体" w:hint="eastAsia"/>
               <w:sz w:val="21"/>
               <w:szCs w:val="21"/>
             </w:rPr>
@@ -2061,7 +2034,7 @@
           </w:r>
           <w:r>
             <w:rPr>
-              <w:rFonts w:hint="eastAsia" w:ascii="宋体" w:hAnsi="宋体" w:eastAsia="宋体" w:cs="宋体"/>
+              <w:rFonts w:ascii="宋体" w:eastAsia="宋体" w:hAnsi="宋体" w:cs="宋体" w:hint="eastAsia"/>
               <w:sz w:val="21"/>
               <w:szCs w:val="21"/>
             </w:rPr>
@@ -2069,21 +2042,21 @@
           </w:r>
           <w:r>
             <w:rPr>
-              <w:rFonts w:hint="eastAsia" w:ascii="宋体" w:hAnsi="宋体" w:eastAsia="宋体" w:cs="宋体"/>
+              <w:rFonts w:ascii="宋体" w:eastAsia="宋体" w:hAnsi="宋体" w:cs="宋体" w:hint="eastAsia"/>
               <w:szCs w:val="21"/>
             </w:rPr>
             <w:fldChar w:fldCharType="begin"/>
           </w:r>
           <w:r>
             <w:rPr>
-              <w:rFonts w:hint="eastAsia" w:ascii="宋体" w:hAnsi="宋体" w:eastAsia="宋体" w:cs="宋体"/>
+              <w:rFonts w:ascii="宋体" w:eastAsia="宋体" w:hAnsi="宋体" w:cs="宋体" w:hint="eastAsia"/>
               <w:szCs w:val="21"/>
             </w:rPr>
             <w:instrText xml:space="preserve"> HYPERLINK \l _Toc5134 </w:instrText>
           </w:r>
           <w:r>
             <w:rPr>
-              <w:rFonts w:hint="eastAsia" w:ascii="宋体" w:hAnsi="宋体" w:eastAsia="宋体" w:cs="宋体"/>
+              <w:rFonts w:ascii="宋体" w:eastAsia="宋体" w:hAnsi="宋体" w:cs="宋体" w:hint="eastAsia"/>
               <w:szCs w:val="21"/>
             </w:rPr>
             <w:fldChar w:fldCharType="separate"/>
@@ -2115,7 +2088,7 @@
           </w:r>
           <w:r>
             <w:rPr>
-              <w:rFonts w:hint="eastAsia" w:ascii="宋体" w:hAnsi="宋体" w:eastAsia="宋体" w:cs="宋体"/>
+              <w:rFonts w:ascii="宋体" w:eastAsia="宋体" w:hAnsi="宋体" w:cs="宋体" w:hint="eastAsia"/>
               <w:szCs w:val="21"/>
             </w:rPr>
             <w:fldChar w:fldCharType="end"/>
@@ -2123,28 +2096,28 @@
         </w:p>
         <w:p>
           <w:pPr>
-            <w:pStyle w:val="16"/>
+            <w:pStyle w:val="TOC1"/>
             <w:tabs>
               <w:tab w:val="right" w:leader="dot" w:pos="8306"/>
             </w:tabs>
           </w:pPr>
           <w:r>
             <w:rPr>
-              <w:rFonts w:hint="eastAsia" w:ascii="宋体" w:hAnsi="宋体" w:eastAsia="宋体" w:cs="宋体"/>
+              <w:rFonts w:ascii="宋体" w:eastAsia="宋体" w:hAnsi="宋体" w:cs="宋体" w:hint="eastAsia"/>
               <w:szCs w:val="21"/>
             </w:rPr>
             <w:fldChar w:fldCharType="begin"/>
           </w:r>
           <w:r>
             <w:rPr>
-              <w:rFonts w:hint="eastAsia" w:ascii="宋体" w:hAnsi="宋体" w:eastAsia="宋体" w:cs="宋体"/>
+              <w:rFonts w:ascii="宋体" w:eastAsia="宋体" w:hAnsi="宋体" w:cs="宋体" w:hint="eastAsia"/>
               <w:szCs w:val="21"/>
             </w:rPr>
             <w:instrText xml:space="preserve"> HYPERLINK \l _Toc23769 </w:instrText>
           </w:r>
           <w:r>
             <w:rPr>
-              <w:rFonts w:hint="eastAsia" w:ascii="宋体" w:hAnsi="宋体" w:eastAsia="宋体" w:cs="宋体"/>
+              <w:rFonts w:ascii="宋体" w:eastAsia="宋体" w:hAnsi="宋体" w:cs="宋体" w:hint="eastAsia"/>
               <w:szCs w:val="21"/>
             </w:rPr>
             <w:fldChar w:fldCharType="separate"/>
@@ -2176,7 +2149,7 @@
           </w:r>
           <w:r>
             <w:rPr>
-              <w:rFonts w:hint="eastAsia" w:ascii="宋体" w:hAnsi="宋体" w:eastAsia="宋体" w:cs="宋体"/>
+              <w:rFonts w:ascii="宋体" w:eastAsia="宋体" w:hAnsi="宋体" w:cs="宋体" w:hint="eastAsia"/>
               <w:szCs w:val="21"/>
             </w:rPr>
             <w:fldChar w:fldCharType="end"/>
@@ -2184,28 +2157,28 @@
         </w:p>
         <w:p>
           <w:pPr>
-            <w:pStyle w:val="16"/>
+            <w:pStyle w:val="TOC1"/>
             <w:tabs>
               <w:tab w:val="right" w:leader="dot" w:pos="8306"/>
             </w:tabs>
           </w:pPr>
           <w:r>
             <w:rPr>
-              <w:rFonts w:hint="eastAsia" w:ascii="宋体" w:hAnsi="宋体" w:eastAsia="宋体" w:cs="宋体"/>
+              <w:rFonts w:ascii="宋体" w:eastAsia="宋体" w:hAnsi="宋体" w:cs="宋体" w:hint="eastAsia"/>
               <w:szCs w:val="21"/>
             </w:rPr>
             <w:fldChar w:fldCharType="begin"/>
           </w:r>
           <w:r>
             <w:rPr>
-              <w:rFonts w:hint="eastAsia" w:ascii="宋体" w:hAnsi="宋体" w:eastAsia="宋体" w:cs="宋体"/>
+              <w:rFonts w:ascii="宋体" w:eastAsia="宋体" w:hAnsi="宋体" w:cs="宋体" w:hint="eastAsia"/>
               <w:szCs w:val="21"/>
             </w:rPr>
             <w:instrText xml:space="preserve"> HYPERLINK \l _Toc17054 </w:instrText>
           </w:r>
           <w:r>
             <w:rPr>
-              <w:rFonts w:hint="eastAsia" w:ascii="宋体" w:hAnsi="宋体" w:eastAsia="宋体" w:cs="宋体"/>
+              <w:rFonts w:ascii="宋体" w:eastAsia="宋体" w:hAnsi="宋体" w:cs="宋体" w:hint="eastAsia"/>
               <w:szCs w:val="21"/>
             </w:rPr>
             <w:fldChar w:fldCharType="separate"/>
@@ -2244,7 +2217,7 @@
           </w:r>
           <w:r>
             <w:rPr>
-              <w:rFonts w:hint="eastAsia" w:ascii="宋体" w:hAnsi="宋体" w:eastAsia="宋体" w:cs="宋体"/>
+              <w:rFonts w:ascii="宋体" w:eastAsia="宋体" w:hAnsi="宋体" w:cs="宋体" w:hint="eastAsia"/>
               <w:szCs w:val="21"/>
             </w:rPr>
             <w:fldChar w:fldCharType="end"/>
@@ -2252,28 +2225,28 @@
         </w:p>
         <w:p>
           <w:pPr>
-            <w:pStyle w:val="17"/>
+            <w:pStyle w:val="TOC2"/>
             <w:tabs>
               <w:tab w:val="right" w:leader="dot" w:pos="8306"/>
             </w:tabs>
           </w:pPr>
           <w:r>
             <w:rPr>
-              <w:rFonts w:hint="eastAsia" w:ascii="宋体" w:hAnsi="宋体" w:eastAsia="宋体" w:cs="宋体"/>
+              <w:rFonts w:ascii="宋体" w:eastAsia="宋体" w:hAnsi="宋体" w:cs="宋体" w:hint="eastAsia"/>
               <w:szCs w:val="21"/>
             </w:rPr>
             <w:fldChar w:fldCharType="begin"/>
           </w:r>
           <w:r>
             <w:rPr>
-              <w:rFonts w:hint="eastAsia" w:ascii="宋体" w:hAnsi="宋体" w:eastAsia="宋体" w:cs="宋体"/>
+              <w:rFonts w:ascii="宋体" w:eastAsia="宋体" w:hAnsi="宋体" w:cs="宋体" w:hint="eastAsia"/>
               <w:szCs w:val="21"/>
             </w:rPr>
             <w:instrText xml:space="preserve"> HYPERLINK \l _Toc26188 </w:instrText>
           </w:r>
           <w:r>
             <w:rPr>
-              <w:rFonts w:hint="eastAsia" w:ascii="宋体" w:hAnsi="宋体" w:eastAsia="宋体" w:cs="宋体"/>
+              <w:rFonts w:ascii="宋体" w:eastAsia="宋体" w:hAnsi="宋体" w:cs="宋体" w:hint="eastAsia"/>
               <w:szCs w:val="21"/>
             </w:rPr>
             <w:fldChar w:fldCharType="separate"/>
@@ -2312,7 +2285,7 @@
           </w:r>
           <w:r>
             <w:rPr>
-              <w:rFonts w:hint="eastAsia" w:ascii="宋体" w:hAnsi="宋体" w:eastAsia="宋体" w:cs="宋体"/>
+              <w:rFonts w:ascii="宋体" w:eastAsia="宋体" w:hAnsi="宋体" w:cs="宋体" w:hint="eastAsia"/>
               <w:szCs w:val="21"/>
             </w:rPr>
             <w:fldChar w:fldCharType="end"/>
@@ -2320,28 +2293,28 @@
         </w:p>
         <w:p>
           <w:pPr>
-            <w:pStyle w:val="17"/>
+            <w:pStyle w:val="TOC2"/>
             <w:tabs>
               <w:tab w:val="right" w:leader="dot" w:pos="8306"/>
             </w:tabs>
           </w:pPr>
           <w:r>
             <w:rPr>
-              <w:rFonts w:hint="eastAsia" w:ascii="宋体" w:hAnsi="宋体" w:eastAsia="宋体" w:cs="宋体"/>
+              <w:rFonts w:ascii="宋体" w:eastAsia="宋体" w:hAnsi="宋体" w:cs="宋体" w:hint="eastAsia"/>
               <w:szCs w:val="21"/>
             </w:rPr>
             <w:fldChar w:fldCharType="begin"/>
           </w:r>
           <w:r>
             <w:rPr>
-              <w:rFonts w:hint="eastAsia" w:ascii="宋体" w:hAnsi="宋体" w:eastAsia="宋体" w:cs="宋体"/>
+              <w:rFonts w:ascii="宋体" w:eastAsia="宋体" w:hAnsi="宋体" w:cs="宋体" w:hint="eastAsia"/>
               <w:szCs w:val="21"/>
             </w:rPr>
             <w:instrText xml:space="preserve"> HYPERLINK \l _Toc31743 </w:instrText>
           </w:r>
           <w:r>
             <w:rPr>
-              <w:rFonts w:hint="eastAsia" w:ascii="宋体" w:hAnsi="宋体" w:eastAsia="宋体" w:cs="宋体"/>
+              <w:rFonts w:ascii="宋体" w:eastAsia="宋体" w:hAnsi="宋体" w:cs="宋体" w:hint="eastAsia"/>
               <w:szCs w:val="21"/>
             </w:rPr>
             <w:fldChar w:fldCharType="separate"/>
@@ -2380,7 +2353,7 @@
           </w:r>
           <w:r>
             <w:rPr>
-              <w:rFonts w:hint="eastAsia" w:ascii="宋体" w:hAnsi="宋体" w:eastAsia="宋体" w:cs="宋体"/>
+              <w:rFonts w:ascii="宋体" w:eastAsia="宋体" w:hAnsi="宋体" w:cs="宋体" w:hint="eastAsia"/>
               <w:szCs w:val="21"/>
             </w:rPr>
             <w:fldChar w:fldCharType="end"/>
@@ -2388,28 +2361,28 @@
         </w:p>
         <w:p>
           <w:pPr>
-            <w:pStyle w:val="17"/>
+            <w:pStyle w:val="TOC2"/>
             <w:tabs>
               <w:tab w:val="right" w:leader="dot" w:pos="8306"/>
             </w:tabs>
           </w:pPr>
           <w:r>
             <w:rPr>
-              <w:rFonts w:hint="eastAsia" w:ascii="宋体" w:hAnsi="宋体" w:eastAsia="宋体" w:cs="宋体"/>
+              <w:rFonts w:ascii="宋体" w:eastAsia="宋体" w:hAnsi="宋体" w:cs="宋体" w:hint="eastAsia"/>
               <w:szCs w:val="21"/>
             </w:rPr>
             <w:fldChar w:fldCharType="begin"/>
           </w:r>
           <w:r>
             <w:rPr>
-              <w:rFonts w:hint="eastAsia" w:ascii="宋体" w:hAnsi="宋体" w:eastAsia="宋体" w:cs="宋体"/>
+              <w:rFonts w:ascii="宋体" w:eastAsia="宋体" w:hAnsi="宋体" w:cs="宋体" w:hint="eastAsia"/>
               <w:szCs w:val="21"/>
             </w:rPr>
             <w:instrText xml:space="preserve"> HYPERLINK \l _Toc31140 </w:instrText>
           </w:r>
           <w:r>
             <w:rPr>
-              <w:rFonts w:hint="eastAsia" w:ascii="宋体" w:hAnsi="宋体" w:eastAsia="宋体" w:cs="宋体"/>
+              <w:rFonts w:ascii="宋体" w:eastAsia="宋体" w:hAnsi="宋体" w:cs="宋体" w:hint="eastAsia"/>
               <w:szCs w:val="21"/>
             </w:rPr>
             <w:fldChar w:fldCharType="separate"/>
@@ -2448,7 +2421,7 @@
           </w:r>
           <w:r>
             <w:rPr>
-              <w:rFonts w:hint="eastAsia" w:ascii="宋体" w:hAnsi="宋体" w:eastAsia="宋体" w:cs="宋体"/>
+              <w:rFonts w:ascii="宋体" w:eastAsia="宋体" w:hAnsi="宋体" w:cs="宋体" w:hint="eastAsia"/>
               <w:szCs w:val="21"/>
             </w:rPr>
             <w:fldChar w:fldCharType="end"/>
@@ -2456,28 +2429,28 @@
         </w:p>
         <w:p>
           <w:pPr>
-            <w:pStyle w:val="17"/>
+            <w:pStyle w:val="TOC2"/>
             <w:tabs>
               <w:tab w:val="right" w:leader="dot" w:pos="8306"/>
             </w:tabs>
           </w:pPr>
           <w:r>
             <w:rPr>
-              <w:rFonts w:hint="eastAsia" w:ascii="宋体" w:hAnsi="宋体" w:eastAsia="宋体" w:cs="宋体"/>
+              <w:rFonts w:ascii="宋体" w:eastAsia="宋体" w:hAnsi="宋体" w:cs="宋体" w:hint="eastAsia"/>
               <w:szCs w:val="21"/>
             </w:rPr>
             <w:fldChar w:fldCharType="begin"/>
           </w:r>
           <w:r>
             <w:rPr>
-              <w:rFonts w:hint="eastAsia" w:ascii="宋体" w:hAnsi="宋体" w:eastAsia="宋体" w:cs="宋体"/>
+              <w:rFonts w:ascii="宋体" w:eastAsia="宋体" w:hAnsi="宋体" w:cs="宋体" w:hint="eastAsia"/>
               <w:szCs w:val="21"/>
             </w:rPr>
             <w:instrText xml:space="preserve"> HYPERLINK \l _Toc16810 </w:instrText>
           </w:r>
           <w:r>
             <w:rPr>
-              <w:rFonts w:hint="eastAsia" w:ascii="宋体" w:hAnsi="宋体" w:eastAsia="宋体" w:cs="宋体"/>
+              <w:rFonts w:ascii="宋体" w:eastAsia="宋体" w:hAnsi="宋体" w:cs="宋体" w:hint="eastAsia"/>
               <w:szCs w:val="21"/>
             </w:rPr>
             <w:fldChar w:fldCharType="separate"/>
@@ -2516,7 +2489,7 @@
           </w:r>
           <w:r>
             <w:rPr>
-              <w:rFonts w:hint="eastAsia" w:ascii="宋体" w:hAnsi="宋体" w:eastAsia="宋体" w:cs="宋体"/>
+              <w:rFonts w:ascii="宋体" w:eastAsia="宋体" w:hAnsi="宋体" w:cs="宋体" w:hint="eastAsia"/>
               <w:szCs w:val="21"/>
             </w:rPr>
             <w:fldChar w:fldCharType="end"/>
@@ -2524,28 +2497,28 @@
         </w:p>
         <w:p>
           <w:pPr>
-            <w:pStyle w:val="16"/>
+            <w:pStyle w:val="TOC1"/>
             <w:tabs>
               <w:tab w:val="right" w:leader="dot" w:pos="8306"/>
             </w:tabs>
           </w:pPr>
           <w:r>
             <w:rPr>
-              <w:rFonts w:hint="eastAsia" w:ascii="宋体" w:hAnsi="宋体" w:eastAsia="宋体" w:cs="宋体"/>
+              <w:rFonts w:ascii="宋体" w:eastAsia="宋体" w:hAnsi="宋体" w:cs="宋体" w:hint="eastAsia"/>
               <w:szCs w:val="21"/>
             </w:rPr>
             <w:fldChar w:fldCharType="begin"/>
           </w:r>
           <w:r>
             <w:rPr>
-              <w:rFonts w:hint="eastAsia" w:ascii="宋体" w:hAnsi="宋体" w:eastAsia="宋体" w:cs="宋体"/>
+              <w:rFonts w:ascii="宋体" w:eastAsia="宋体" w:hAnsi="宋体" w:cs="宋体" w:hint="eastAsia"/>
               <w:szCs w:val="21"/>
             </w:rPr>
             <w:instrText xml:space="preserve"> HYPERLINK \l _Toc28450 </w:instrText>
           </w:r>
           <w:r>
             <w:rPr>
-              <w:rFonts w:hint="eastAsia" w:ascii="宋体" w:hAnsi="宋体" w:eastAsia="宋体" w:cs="宋体"/>
+              <w:rFonts w:ascii="宋体" w:eastAsia="宋体" w:hAnsi="宋体" w:cs="宋体" w:hint="eastAsia"/>
               <w:szCs w:val="21"/>
             </w:rPr>
             <w:fldChar w:fldCharType="separate"/>
@@ -2584,7 +2557,7 @@
           </w:r>
           <w:r>
             <w:rPr>
-              <w:rFonts w:hint="eastAsia" w:ascii="宋体" w:hAnsi="宋体" w:eastAsia="宋体" w:cs="宋体"/>
+              <w:rFonts w:ascii="宋体" w:eastAsia="宋体" w:hAnsi="宋体" w:cs="宋体" w:hint="eastAsia"/>
               <w:szCs w:val="21"/>
             </w:rPr>
             <w:fldChar w:fldCharType="end"/>
@@ -2592,28 +2565,28 @@
         </w:p>
         <w:p>
           <w:pPr>
-            <w:pStyle w:val="16"/>
+            <w:pStyle w:val="TOC1"/>
             <w:tabs>
               <w:tab w:val="right" w:leader="dot" w:pos="8306"/>
             </w:tabs>
           </w:pPr>
           <w:r>
             <w:rPr>
-              <w:rFonts w:hint="eastAsia" w:ascii="宋体" w:hAnsi="宋体" w:eastAsia="宋体" w:cs="宋体"/>
+              <w:rFonts w:ascii="宋体" w:eastAsia="宋体" w:hAnsi="宋体" w:cs="宋体" w:hint="eastAsia"/>
               <w:szCs w:val="21"/>
             </w:rPr>
             <w:fldChar w:fldCharType="begin"/>
           </w:r>
           <w:r>
             <w:rPr>
-              <w:rFonts w:hint="eastAsia" w:ascii="宋体" w:hAnsi="宋体" w:eastAsia="宋体" w:cs="宋体"/>
+              <w:rFonts w:ascii="宋体" w:eastAsia="宋体" w:hAnsi="宋体" w:cs="宋体" w:hint="eastAsia"/>
               <w:szCs w:val="21"/>
             </w:rPr>
             <w:instrText xml:space="preserve"> HYPERLINK \l _Toc15566 </w:instrText>
           </w:r>
           <w:r>
             <w:rPr>
-              <w:rFonts w:hint="eastAsia" w:ascii="宋体" w:hAnsi="宋体" w:eastAsia="宋体" w:cs="宋体"/>
+              <w:rFonts w:ascii="宋体" w:eastAsia="宋体" w:hAnsi="宋体" w:cs="宋体" w:hint="eastAsia"/>
               <w:szCs w:val="21"/>
             </w:rPr>
             <w:fldChar w:fldCharType="separate"/>
@@ -2652,7 +2625,7 @@
           </w:r>
           <w:r>
             <w:rPr>
-              <w:rFonts w:hint="eastAsia" w:ascii="宋体" w:hAnsi="宋体" w:eastAsia="宋体" w:cs="宋体"/>
+              <w:rFonts w:ascii="宋体" w:eastAsia="宋体" w:hAnsi="宋体" w:cs="宋体" w:hint="eastAsia"/>
               <w:szCs w:val="21"/>
             </w:rPr>
             <w:fldChar w:fldCharType="end"/>
@@ -2660,28 +2633,28 @@
         </w:p>
         <w:p>
           <w:pPr>
-            <w:pStyle w:val="17"/>
+            <w:pStyle w:val="TOC2"/>
             <w:tabs>
               <w:tab w:val="right" w:leader="dot" w:pos="8306"/>
             </w:tabs>
           </w:pPr>
           <w:r>
             <w:rPr>
-              <w:rFonts w:hint="eastAsia" w:ascii="宋体" w:hAnsi="宋体" w:eastAsia="宋体" w:cs="宋体"/>
+              <w:rFonts w:ascii="宋体" w:eastAsia="宋体" w:hAnsi="宋体" w:cs="宋体" w:hint="eastAsia"/>
               <w:szCs w:val="21"/>
             </w:rPr>
             <w:fldChar w:fldCharType="begin"/>
           </w:r>
           <w:r>
             <w:rPr>
-              <w:rFonts w:hint="eastAsia" w:ascii="宋体" w:hAnsi="宋体" w:eastAsia="宋体" w:cs="宋体"/>
+              <w:rFonts w:ascii="宋体" w:eastAsia="宋体" w:hAnsi="宋体" w:cs="宋体" w:hint="eastAsia"/>
               <w:szCs w:val="21"/>
             </w:rPr>
             <w:instrText xml:space="preserve"> HYPERLINK \l _Toc23940 </w:instrText>
           </w:r>
           <w:r>
             <w:rPr>
-              <w:rFonts w:hint="eastAsia" w:ascii="宋体" w:hAnsi="宋体" w:eastAsia="宋体" w:cs="宋体"/>
+              <w:rFonts w:ascii="宋体" w:eastAsia="宋体" w:hAnsi="宋体" w:cs="宋体" w:hint="eastAsia"/>
               <w:szCs w:val="21"/>
             </w:rPr>
             <w:fldChar w:fldCharType="separate"/>
@@ -2720,7 +2693,7 @@
           </w:r>
           <w:r>
             <w:rPr>
-              <w:rFonts w:hint="eastAsia" w:ascii="宋体" w:hAnsi="宋体" w:eastAsia="宋体" w:cs="宋体"/>
+              <w:rFonts w:ascii="宋体" w:eastAsia="宋体" w:hAnsi="宋体" w:cs="宋体" w:hint="eastAsia"/>
               <w:szCs w:val="21"/>
             </w:rPr>
             <w:fldChar w:fldCharType="end"/>
@@ -2728,28 +2701,28 @@
         </w:p>
         <w:p>
           <w:pPr>
-            <w:pStyle w:val="17"/>
+            <w:pStyle w:val="TOC2"/>
             <w:tabs>
               <w:tab w:val="right" w:leader="dot" w:pos="8306"/>
             </w:tabs>
           </w:pPr>
           <w:r>
             <w:rPr>
-              <w:rFonts w:hint="eastAsia" w:ascii="宋体" w:hAnsi="宋体" w:eastAsia="宋体" w:cs="宋体"/>
+              <w:rFonts w:ascii="宋体" w:eastAsia="宋体" w:hAnsi="宋体" w:cs="宋体" w:hint="eastAsia"/>
               <w:szCs w:val="21"/>
             </w:rPr>
             <w:fldChar w:fldCharType="begin"/>
           </w:r>
           <w:r>
             <w:rPr>
-              <w:rFonts w:hint="eastAsia" w:ascii="宋体" w:hAnsi="宋体" w:eastAsia="宋体" w:cs="宋体"/>
+              <w:rFonts w:ascii="宋体" w:eastAsia="宋体" w:hAnsi="宋体" w:cs="宋体" w:hint="eastAsia"/>
               <w:szCs w:val="21"/>
             </w:rPr>
             <w:instrText xml:space="preserve"> HYPERLINK \l _Toc31333 </w:instrText>
           </w:r>
           <w:r>
             <w:rPr>
-              <w:rFonts w:hint="eastAsia" w:ascii="宋体" w:hAnsi="宋体" w:eastAsia="宋体" w:cs="宋体"/>
+              <w:rFonts w:ascii="宋体" w:eastAsia="宋体" w:hAnsi="宋体" w:cs="宋体" w:hint="eastAsia"/>
               <w:szCs w:val="21"/>
             </w:rPr>
             <w:fldChar w:fldCharType="separate"/>
@@ -2788,7 +2761,7 @@
           </w:r>
           <w:r>
             <w:rPr>
-              <w:rFonts w:hint="eastAsia" w:ascii="宋体" w:hAnsi="宋体" w:eastAsia="宋体" w:cs="宋体"/>
+              <w:rFonts w:ascii="宋体" w:eastAsia="宋体" w:hAnsi="宋体" w:cs="宋体" w:hint="eastAsia"/>
               <w:szCs w:val="21"/>
             </w:rPr>
             <w:fldChar w:fldCharType="end"/>
@@ -2796,28 +2769,28 @@
         </w:p>
         <w:p>
           <w:pPr>
-            <w:pStyle w:val="17"/>
+            <w:pStyle w:val="TOC2"/>
             <w:tabs>
               <w:tab w:val="right" w:leader="dot" w:pos="8306"/>
             </w:tabs>
           </w:pPr>
           <w:r>
             <w:rPr>
-              <w:rFonts w:hint="eastAsia" w:ascii="宋体" w:hAnsi="宋体" w:eastAsia="宋体" w:cs="宋体"/>
+              <w:rFonts w:ascii="宋体" w:eastAsia="宋体" w:hAnsi="宋体" w:cs="宋体" w:hint="eastAsia"/>
               <w:szCs w:val="21"/>
             </w:rPr>
             <w:fldChar w:fldCharType="begin"/>
           </w:r>
           <w:r>
             <w:rPr>
-              <w:rFonts w:hint="eastAsia" w:ascii="宋体" w:hAnsi="宋体" w:eastAsia="宋体" w:cs="宋体"/>
+              <w:rFonts w:ascii="宋体" w:eastAsia="宋体" w:hAnsi="宋体" w:cs="宋体" w:hint="eastAsia"/>
               <w:szCs w:val="21"/>
             </w:rPr>
             <w:instrText xml:space="preserve"> HYPERLINK \l _Toc4646 </w:instrText>
           </w:r>
           <w:r>
             <w:rPr>
-              <w:rFonts w:hint="eastAsia" w:ascii="宋体" w:hAnsi="宋体" w:eastAsia="宋体" w:cs="宋体"/>
+              <w:rFonts w:ascii="宋体" w:eastAsia="宋体" w:hAnsi="宋体" w:cs="宋体" w:hint="eastAsia"/>
               <w:szCs w:val="21"/>
             </w:rPr>
             <w:fldChar w:fldCharType="separate"/>
@@ -2856,7 +2829,7 @@
           </w:r>
           <w:r>
             <w:rPr>
-              <w:rFonts w:hint="eastAsia" w:ascii="宋体" w:hAnsi="宋体" w:eastAsia="宋体" w:cs="宋体"/>
+              <w:rFonts w:ascii="宋体" w:eastAsia="宋体" w:hAnsi="宋体" w:cs="宋体" w:hint="eastAsia"/>
               <w:szCs w:val="21"/>
             </w:rPr>
             <w:fldChar w:fldCharType="end"/>
@@ -2864,28 +2837,28 @@
         </w:p>
         <w:p>
           <w:pPr>
-            <w:pStyle w:val="16"/>
+            <w:pStyle w:val="TOC1"/>
             <w:tabs>
               <w:tab w:val="right" w:leader="dot" w:pos="8306"/>
             </w:tabs>
           </w:pPr>
           <w:r>
             <w:rPr>
-              <w:rFonts w:hint="eastAsia" w:ascii="宋体" w:hAnsi="宋体" w:eastAsia="宋体" w:cs="宋体"/>
+              <w:rFonts w:ascii="宋体" w:eastAsia="宋体" w:hAnsi="宋体" w:cs="宋体" w:hint="eastAsia"/>
               <w:szCs w:val="21"/>
             </w:rPr>
             <w:fldChar w:fldCharType="begin"/>
           </w:r>
           <w:r>
             <w:rPr>
-              <w:rFonts w:hint="eastAsia" w:ascii="宋体" w:hAnsi="宋体" w:eastAsia="宋体" w:cs="宋体"/>
+              <w:rFonts w:ascii="宋体" w:eastAsia="宋体" w:hAnsi="宋体" w:cs="宋体" w:hint="eastAsia"/>
               <w:szCs w:val="21"/>
             </w:rPr>
             <w:instrText xml:space="preserve"> HYPERLINK \l _Toc32105 </w:instrText>
           </w:r>
           <w:r>
             <w:rPr>
-              <w:rFonts w:hint="eastAsia" w:ascii="宋体" w:hAnsi="宋体" w:eastAsia="宋体" w:cs="宋体"/>
+              <w:rFonts w:ascii="宋体" w:eastAsia="宋体" w:hAnsi="宋体" w:cs="宋体" w:hint="eastAsia"/>
               <w:szCs w:val="21"/>
             </w:rPr>
             <w:fldChar w:fldCharType="separate"/>
@@ -2924,7 +2897,7 @@
           </w:r>
           <w:r>
             <w:rPr>
-              <w:rFonts w:hint="eastAsia" w:ascii="宋体" w:hAnsi="宋体" w:eastAsia="宋体" w:cs="宋体"/>
+              <w:rFonts w:ascii="宋体" w:eastAsia="宋体" w:hAnsi="宋体" w:cs="宋体" w:hint="eastAsia"/>
               <w:szCs w:val="21"/>
             </w:rPr>
             <w:fldChar w:fldCharType="end"/>
@@ -2932,28 +2905,28 @@
         </w:p>
         <w:p>
           <w:pPr>
-            <w:pStyle w:val="17"/>
+            <w:pStyle w:val="TOC2"/>
             <w:tabs>
               <w:tab w:val="right" w:leader="dot" w:pos="8306"/>
             </w:tabs>
           </w:pPr>
           <w:r>
             <w:rPr>
-              <w:rFonts w:hint="eastAsia" w:ascii="宋体" w:hAnsi="宋体" w:eastAsia="宋体" w:cs="宋体"/>
+              <w:rFonts w:ascii="宋体" w:eastAsia="宋体" w:hAnsi="宋体" w:cs="宋体" w:hint="eastAsia"/>
               <w:szCs w:val="21"/>
             </w:rPr>
             <w:fldChar w:fldCharType="begin"/>
           </w:r>
           <w:r>
             <w:rPr>
-              <w:rFonts w:hint="eastAsia" w:ascii="宋体" w:hAnsi="宋体" w:eastAsia="宋体" w:cs="宋体"/>
+              <w:rFonts w:ascii="宋体" w:eastAsia="宋体" w:hAnsi="宋体" w:cs="宋体" w:hint="eastAsia"/>
               <w:szCs w:val="21"/>
             </w:rPr>
             <w:instrText xml:space="preserve"> HYPERLINK \l _Toc27392 </w:instrText>
           </w:r>
           <w:r>
             <w:rPr>
-              <w:rFonts w:hint="eastAsia" w:ascii="宋体" w:hAnsi="宋体" w:eastAsia="宋体" w:cs="宋体"/>
+              <w:rFonts w:ascii="宋体" w:eastAsia="宋体" w:hAnsi="宋体" w:cs="宋体" w:hint="eastAsia"/>
               <w:szCs w:val="21"/>
             </w:rPr>
             <w:fldChar w:fldCharType="separate"/>
@@ -2992,7 +2965,7 @@
           </w:r>
           <w:r>
             <w:rPr>
-              <w:rFonts w:hint="eastAsia" w:ascii="宋体" w:hAnsi="宋体" w:eastAsia="宋体" w:cs="宋体"/>
+              <w:rFonts w:ascii="宋体" w:eastAsia="宋体" w:hAnsi="宋体" w:cs="宋体" w:hint="eastAsia"/>
               <w:szCs w:val="21"/>
             </w:rPr>
             <w:fldChar w:fldCharType="end"/>
@@ -3000,28 +2973,28 @@
         </w:p>
         <w:p>
           <w:pPr>
-            <w:pStyle w:val="17"/>
+            <w:pStyle w:val="TOC2"/>
             <w:tabs>
               <w:tab w:val="right" w:leader="dot" w:pos="8306"/>
             </w:tabs>
           </w:pPr>
           <w:r>
             <w:rPr>
-              <w:rFonts w:hint="eastAsia" w:ascii="宋体" w:hAnsi="宋体" w:eastAsia="宋体" w:cs="宋体"/>
+              <w:rFonts w:ascii="宋体" w:eastAsia="宋体" w:hAnsi="宋体" w:cs="宋体" w:hint="eastAsia"/>
               <w:szCs w:val="21"/>
             </w:rPr>
             <w:fldChar w:fldCharType="begin"/>
           </w:r>
           <w:r>
             <w:rPr>
-              <w:rFonts w:hint="eastAsia" w:ascii="宋体" w:hAnsi="宋体" w:eastAsia="宋体" w:cs="宋体"/>
+              <w:rFonts w:ascii="宋体" w:eastAsia="宋体" w:hAnsi="宋体" w:cs="宋体" w:hint="eastAsia"/>
               <w:szCs w:val="21"/>
             </w:rPr>
             <w:instrText xml:space="preserve"> HYPERLINK \l _Toc32584 </w:instrText>
           </w:r>
           <w:r>
             <w:rPr>
-              <w:rFonts w:hint="eastAsia" w:ascii="宋体" w:hAnsi="宋体" w:eastAsia="宋体" w:cs="宋体"/>
+              <w:rFonts w:ascii="宋体" w:eastAsia="宋体" w:hAnsi="宋体" w:cs="宋体" w:hint="eastAsia"/>
               <w:szCs w:val="21"/>
             </w:rPr>
             <w:fldChar w:fldCharType="separate"/>
@@ -3060,7 +3033,7 @@
           </w:r>
           <w:r>
             <w:rPr>
-              <w:rFonts w:hint="eastAsia" w:ascii="宋体" w:hAnsi="宋体" w:eastAsia="宋体" w:cs="宋体"/>
+              <w:rFonts w:ascii="宋体" w:eastAsia="宋体" w:hAnsi="宋体" w:cs="宋体" w:hint="eastAsia"/>
               <w:szCs w:val="21"/>
             </w:rPr>
             <w:fldChar w:fldCharType="end"/>
@@ -3068,28 +3041,28 @@
         </w:p>
         <w:p>
           <w:pPr>
-            <w:pStyle w:val="17"/>
+            <w:pStyle w:val="TOC2"/>
             <w:tabs>
               <w:tab w:val="right" w:leader="dot" w:pos="8306"/>
             </w:tabs>
           </w:pPr>
           <w:r>
             <w:rPr>
-              <w:rFonts w:hint="eastAsia" w:ascii="宋体" w:hAnsi="宋体" w:eastAsia="宋体" w:cs="宋体"/>
+              <w:rFonts w:ascii="宋体" w:eastAsia="宋体" w:hAnsi="宋体" w:cs="宋体" w:hint="eastAsia"/>
               <w:szCs w:val="21"/>
             </w:rPr>
             <w:fldChar w:fldCharType="begin"/>
           </w:r>
           <w:r>
             <w:rPr>
-              <w:rFonts w:hint="eastAsia" w:ascii="宋体" w:hAnsi="宋体" w:eastAsia="宋体" w:cs="宋体"/>
+              <w:rFonts w:ascii="宋体" w:eastAsia="宋体" w:hAnsi="宋体" w:cs="宋体" w:hint="eastAsia"/>
               <w:szCs w:val="21"/>
             </w:rPr>
             <w:instrText xml:space="preserve"> HYPERLINK \l _Toc10680 </w:instrText>
           </w:r>
           <w:r>
             <w:rPr>
-              <w:rFonts w:hint="eastAsia" w:ascii="宋体" w:hAnsi="宋体" w:eastAsia="宋体" w:cs="宋体"/>
+              <w:rFonts w:ascii="宋体" w:eastAsia="宋体" w:hAnsi="宋体" w:cs="宋体" w:hint="eastAsia"/>
               <w:szCs w:val="21"/>
             </w:rPr>
             <w:fldChar w:fldCharType="separate"/>
@@ -3128,7 +3101,7 @@
           </w:r>
           <w:r>
             <w:rPr>
-              <w:rFonts w:hint="eastAsia" w:ascii="宋体" w:hAnsi="宋体" w:eastAsia="宋体" w:cs="宋体"/>
+              <w:rFonts w:ascii="宋体" w:eastAsia="宋体" w:hAnsi="宋体" w:cs="宋体" w:hint="eastAsia"/>
               <w:szCs w:val="21"/>
             </w:rPr>
             <w:fldChar w:fldCharType="end"/>
@@ -3136,28 +3109,28 @@
         </w:p>
         <w:p>
           <w:pPr>
-            <w:pStyle w:val="16"/>
+            <w:pStyle w:val="TOC1"/>
             <w:tabs>
               <w:tab w:val="right" w:leader="dot" w:pos="8306"/>
             </w:tabs>
           </w:pPr>
           <w:r>
             <w:rPr>
-              <w:rFonts w:hint="eastAsia" w:ascii="宋体" w:hAnsi="宋体" w:eastAsia="宋体" w:cs="宋体"/>
+              <w:rFonts w:ascii="宋体" w:eastAsia="宋体" w:hAnsi="宋体" w:cs="宋体" w:hint="eastAsia"/>
               <w:szCs w:val="21"/>
             </w:rPr>
             <w:fldChar w:fldCharType="begin"/>
           </w:r>
           <w:r>
             <w:rPr>
-              <w:rFonts w:hint="eastAsia" w:ascii="宋体" w:hAnsi="宋体" w:eastAsia="宋体" w:cs="宋体"/>
+              <w:rFonts w:ascii="宋体" w:eastAsia="宋体" w:hAnsi="宋体" w:cs="宋体" w:hint="eastAsia"/>
               <w:szCs w:val="21"/>
             </w:rPr>
             <w:instrText xml:space="preserve"> HYPERLINK \l _Toc14652 </w:instrText>
           </w:r>
           <w:r>
             <w:rPr>
-              <w:rFonts w:hint="eastAsia" w:ascii="宋体" w:hAnsi="宋体" w:eastAsia="宋体" w:cs="宋体"/>
+              <w:rFonts w:ascii="宋体" w:eastAsia="宋体" w:hAnsi="宋体" w:cs="宋体" w:hint="eastAsia"/>
               <w:szCs w:val="21"/>
             </w:rPr>
             <w:fldChar w:fldCharType="separate"/>
@@ -3196,7 +3169,7 @@
           </w:r>
           <w:r>
             <w:rPr>
-              <w:rFonts w:hint="eastAsia" w:ascii="宋体" w:hAnsi="宋体" w:eastAsia="宋体" w:cs="宋体"/>
+              <w:rFonts w:ascii="宋体" w:eastAsia="宋体" w:hAnsi="宋体" w:cs="宋体" w:hint="eastAsia"/>
               <w:szCs w:val="21"/>
             </w:rPr>
             <w:fldChar w:fldCharType="end"/>
@@ -3204,28 +3177,28 @@
         </w:p>
         <w:p>
           <w:pPr>
-            <w:pStyle w:val="17"/>
+            <w:pStyle w:val="TOC2"/>
             <w:tabs>
               <w:tab w:val="right" w:leader="dot" w:pos="8306"/>
             </w:tabs>
           </w:pPr>
           <w:r>
             <w:rPr>
-              <w:rFonts w:hint="eastAsia" w:ascii="宋体" w:hAnsi="宋体" w:eastAsia="宋体" w:cs="宋体"/>
+              <w:rFonts w:ascii="宋体" w:eastAsia="宋体" w:hAnsi="宋体" w:cs="宋体" w:hint="eastAsia"/>
               <w:szCs w:val="21"/>
             </w:rPr>
             <w:fldChar w:fldCharType="begin"/>
           </w:r>
           <w:r>
             <w:rPr>
-              <w:rFonts w:hint="eastAsia" w:ascii="宋体" w:hAnsi="宋体" w:eastAsia="宋体" w:cs="宋体"/>
+              <w:rFonts w:ascii="宋体" w:eastAsia="宋体" w:hAnsi="宋体" w:cs="宋体" w:hint="eastAsia"/>
               <w:szCs w:val="21"/>
             </w:rPr>
             <w:instrText xml:space="preserve"> HYPERLINK \l _Toc20516 </w:instrText>
           </w:r>
           <w:r>
             <w:rPr>
-              <w:rFonts w:hint="eastAsia" w:ascii="宋体" w:hAnsi="宋体" w:eastAsia="宋体" w:cs="宋体"/>
+              <w:rFonts w:ascii="宋体" w:eastAsia="宋体" w:hAnsi="宋体" w:cs="宋体" w:hint="eastAsia"/>
               <w:szCs w:val="21"/>
             </w:rPr>
             <w:fldChar w:fldCharType="separate"/>
@@ -3264,7 +3237,7 @@
           </w:r>
           <w:r>
             <w:rPr>
-              <w:rFonts w:hint="eastAsia" w:ascii="宋体" w:hAnsi="宋体" w:eastAsia="宋体" w:cs="宋体"/>
+              <w:rFonts w:ascii="宋体" w:eastAsia="宋体" w:hAnsi="宋体" w:cs="宋体" w:hint="eastAsia"/>
               <w:szCs w:val="21"/>
             </w:rPr>
             <w:fldChar w:fldCharType="end"/>
@@ -3272,28 +3245,28 @@
         </w:p>
         <w:p>
           <w:pPr>
-            <w:pStyle w:val="17"/>
+            <w:pStyle w:val="TOC2"/>
             <w:tabs>
               <w:tab w:val="right" w:leader="dot" w:pos="8306"/>
             </w:tabs>
           </w:pPr>
           <w:r>
             <w:rPr>
-              <w:rFonts w:hint="eastAsia" w:ascii="宋体" w:hAnsi="宋体" w:eastAsia="宋体" w:cs="宋体"/>
+              <w:rFonts w:ascii="宋体" w:eastAsia="宋体" w:hAnsi="宋体" w:cs="宋体" w:hint="eastAsia"/>
               <w:szCs w:val="21"/>
             </w:rPr>
             <w:fldChar w:fldCharType="begin"/>
           </w:r>
           <w:r>
             <w:rPr>
-              <w:rFonts w:hint="eastAsia" w:ascii="宋体" w:hAnsi="宋体" w:eastAsia="宋体" w:cs="宋体"/>
+              <w:rFonts w:ascii="宋体" w:eastAsia="宋体" w:hAnsi="宋体" w:cs="宋体" w:hint="eastAsia"/>
               <w:szCs w:val="21"/>
             </w:rPr>
             <w:instrText xml:space="preserve"> HYPERLINK \l _Toc9535 </w:instrText>
           </w:r>
           <w:r>
             <w:rPr>
-              <w:rFonts w:hint="eastAsia" w:ascii="宋体" w:hAnsi="宋体" w:eastAsia="宋体" w:cs="宋体"/>
+              <w:rFonts w:ascii="宋体" w:eastAsia="宋体" w:hAnsi="宋体" w:cs="宋体" w:hint="eastAsia"/>
               <w:szCs w:val="21"/>
             </w:rPr>
             <w:fldChar w:fldCharType="separate"/>
@@ -3332,7 +3305,7 @@
           </w:r>
           <w:r>
             <w:rPr>
-              <w:rFonts w:hint="eastAsia" w:ascii="宋体" w:hAnsi="宋体" w:eastAsia="宋体" w:cs="宋体"/>
+              <w:rFonts w:ascii="宋体" w:eastAsia="宋体" w:hAnsi="宋体" w:cs="宋体" w:hint="eastAsia"/>
               <w:szCs w:val="21"/>
             </w:rPr>
             <w:fldChar w:fldCharType="end"/>
@@ -3340,28 +3313,28 @@
         </w:p>
         <w:p>
           <w:pPr>
-            <w:pStyle w:val="17"/>
+            <w:pStyle w:val="TOC2"/>
             <w:tabs>
               <w:tab w:val="right" w:leader="dot" w:pos="8306"/>
             </w:tabs>
           </w:pPr>
           <w:r>
             <w:rPr>
-              <w:rFonts w:hint="eastAsia" w:ascii="宋体" w:hAnsi="宋体" w:eastAsia="宋体" w:cs="宋体"/>
+              <w:rFonts w:ascii="宋体" w:eastAsia="宋体" w:hAnsi="宋体" w:cs="宋体" w:hint="eastAsia"/>
               <w:szCs w:val="21"/>
             </w:rPr>
             <w:fldChar w:fldCharType="begin"/>
           </w:r>
           <w:r>
             <w:rPr>
-              <w:rFonts w:hint="eastAsia" w:ascii="宋体" w:hAnsi="宋体" w:eastAsia="宋体" w:cs="宋体"/>
+              <w:rFonts w:ascii="宋体" w:eastAsia="宋体" w:hAnsi="宋体" w:cs="宋体" w:hint="eastAsia"/>
               <w:szCs w:val="21"/>
             </w:rPr>
             <w:instrText xml:space="preserve"> HYPERLINK \l _Toc23018 </w:instrText>
           </w:r>
           <w:r>
             <w:rPr>
-              <w:rFonts w:hint="eastAsia" w:ascii="宋体" w:hAnsi="宋体" w:eastAsia="宋体" w:cs="宋体"/>
+              <w:rFonts w:ascii="宋体" w:eastAsia="宋体" w:hAnsi="宋体" w:cs="宋体" w:hint="eastAsia"/>
               <w:szCs w:val="21"/>
             </w:rPr>
             <w:fldChar w:fldCharType="separate"/>
@@ -3400,7 +3373,7 @@
           </w:r>
           <w:r>
             <w:rPr>
-              <w:rFonts w:hint="eastAsia" w:ascii="宋体" w:hAnsi="宋体" w:eastAsia="宋体" w:cs="宋体"/>
+              <w:rFonts w:ascii="宋体" w:eastAsia="宋体" w:hAnsi="宋体" w:cs="宋体" w:hint="eastAsia"/>
               <w:szCs w:val="21"/>
             </w:rPr>
             <w:fldChar w:fldCharType="end"/>
@@ -3408,28 +3381,28 @@
         </w:p>
         <w:p>
           <w:pPr>
-            <w:pStyle w:val="16"/>
+            <w:pStyle w:val="TOC1"/>
             <w:tabs>
               <w:tab w:val="right" w:leader="dot" w:pos="8306"/>
             </w:tabs>
           </w:pPr>
           <w:r>
             <w:rPr>
-              <w:rFonts w:hint="eastAsia" w:ascii="宋体" w:hAnsi="宋体" w:eastAsia="宋体" w:cs="宋体"/>
+              <w:rFonts w:ascii="宋体" w:eastAsia="宋体" w:hAnsi="宋体" w:cs="宋体" w:hint="eastAsia"/>
               <w:szCs w:val="21"/>
             </w:rPr>
             <w:fldChar w:fldCharType="begin"/>
           </w:r>
           <w:r>
             <w:rPr>
-              <w:rFonts w:hint="eastAsia" w:ascii="宋体" w:hAnsi="宋体" w:eastAsia="宋体" w:cs="宋体"/>
+              <w:rFonts w:ascii="宋体" w:eastAsia="宋体" w:hAnsi="宋体" w:cs="宋体" w:hint="eastAsia"/>
               <w:szCs w:val="21"/>
             </w:rPr>
             <w:instrText xml:space="preserve"> HYPERLINK \l _Toc23462 </w:instrText>
           </w:r>
           <w:r>
             <w:rPr>
-              <w:rFonts w:hint="eastAsia" w:ascii="宋体" w:hAnsi="宋体" w:eastAsia="宋体" w:cs="宋体"/>
+              <w:rFonts w:ascii="宋体" w:eastAsia="宋体" w:hAnsi="宋体" w:cs="宋体" w:hint="eastAsia"/>
               <w:szCs w:val="21"/>
             </w:rPr>
             <w:fldChar w:fldCharType="separate"/>
@@ -3468,7 +3441,7 @@
           </w:r>
           <w:r>
             <w:rPr>
-              <w:rFonts w:hint="eastAsia" w:ascii="宋体" w:hAnsi="宋体" w:eastAsia="宋体" w:cs="宋体"/>
+              <w:rFonts w:ascii="宋体" w:eastAsia="宋体" w:hAnsi="宋体" w:cs="宋体" w:hint="eastAsia"/>
               <w:szCs w:val="21"/>
             </w:rPr>
             <w:fldChar w:fldCharType="end"/>
@@ -3476,28 +3449,28 @@
         </w:p>
         <w:p>
           <w:pPr>
-            <w:pStyle w:val="17"/>
+            <w:pStyle w:val="TOC2"/>
             <w:tabs>
               <w:tab w:val="right" w:leader="dot" w:pos="8306"/>
             </w:tabs>
           </w:pPr>
           <w:r>
             <w:rPr>
-              <w:rFonts w:hint="eastAsia" w:ascii="宋体" w:hAnsi="宋体" w:eastAsia="宋体" w:cs="宋体"/>
+              <w:rFonts w:ascii="宋体" w:eastAsia="宋体" w:hAnsi="宋体" w:cs="宋体" w:hint="eastAsia"/>
               <w:szCs w:val="21"/>
             </w:rPr>
             <w:fldChar w:fldCharType="begin"/>
           </w:r>
           <w:r>
             <w:rPr>
-              <w:rFonts w:hint="eastAsia" w:ascii="宋体" w:hAnsi="宋体" w:eastAsia="宋体" w:cs="宋体"/>
+              <w:rFonts w:ascii="宋体" w:eastAsia="宋体" w:hAnsi="宋体" w:cs="宋体" w:hint="eastAsia"/>
               <w:szCs w:val="21"/>
             </w:rPr>
             <w:instrText xml:space="preserve"> HYPERLINK \l _Toc1063 </w:instrText>
           </w:r>
           <w:r>
             <w:rPr>
-              <w:rFonts w:hint="eastAsia" w:ascii="宋体" w:hAnsi="宋体" w:eastAsia="宋体" w:cs="宋体"/>
+              <w:rFonts w:ascii="宋体" w:eastAsia="宋体" w:hAnsi="宋体" w:cs="宋体" w:hint="eastAsia"/>
               <w:szCs w:val="21"/>
             </w:rPr>
             <w:fldChar w:fldCharType="separate"/>
@@ -3536,7 +3509,7 @@
           </w:r>
           <w:r>
             <w:rPr>
-              <w:rFonts w:hint="eastAsia" w:ascii="宋体" w:hAnsi="宋体" w:eastAsia="宋体" w:cs="宋体"/>
+              <w:rFonts w:ascii="宋体" w:eastAsia="宋体" w:hAnsi="宋体" w:cs="宋体" w:hint="eastAsia"/>
               <w:szCs w:val="21"/>
             </w:rPr>
             <w:fldChar w:fldCharType="end"/>
@@ -3544,28 +3517,28 @@
         </w:p>
         <w:p>
           <w:pPr>
-            <w:pStyle w:val="17"/>
+            <w:pStyle w:val="TOC2"/>
             <w:tabs>
               <w:tab w:val="right" w:leader="dot" w:pos="8306"/>
             </w:tabs>
           </w:pPr>
           <w:r>
             <w:rPr>
-              <w:rFonts w:hint="eastAsia" w:ascii="宋体" w:hAnsi="宋体" w:eastAsia="宋体" w:cs="宋体"/>
+              <w:rFonts w:ascii="宋体" w:eastAsia="宋体" w:hAnsi="宋体" w:cs="宋体" w:hint="eastAsia"/>
               <w:szCs w:val="21"/>
             </w:rPr>
             <w:fldChar w:fldCharType="begin"/>
           </w:r>
           <w:r>
             <w:rPr>
-              <w:rFonts w:hint="eastAsia" w:ascii="宋体" w:hAnsi="宋体" w:eastAsia="宋体" w:cs="宋体"/>
+              <w:rFonts w:ascii="宋体" w:eastAsia="宋体" w:hAnsi="宋体" w:cs="宋体" w:hint="eastAsia"/>
               <w:szCs w:val="21"/>
             </w:rPr>
             <w:instrText xml:space="preserve"> HYPERLINK \l _Toc6839 </w:instrText>
           </w:r>
           <w:r>
             <w:rPr>
-              <w:rFonts w:hint="eastAsia" w:ascii="宋体" w:hAnsi="宋体" w:eastAsia="宋体" w:cs="宋体"/>
+              <w:rFonts w:ascii="宋体" w:eastAsia="宋体" w:hAnsi="宋体" w:cs="宋体" w:hint="eastAsia"/>
               <w:szCs w:val="21"/>
             </w:rPr>
             <w:fldChar w:fldCharType="separate"/>
@@ -3604,7 +3577,7 @@
           </w:r>
           <w:r>
             <w:rPr>
-              <w:rFonts w:hint="eastAsia" w:ascii="宋体" w:hAnsi="宋体" w:eastAsia="宋体" w:cs="宋体"/>
+              <w:rFonts w:ascii="宋体" w:eastAsia="宋体" w:hAnsi="宋体" w:cs="宋体" w:hint="eastAsia"/>
               <w:szCs w:val="21"/>
             </w:rPr>
             <w:fldChar w:fldCharType="end"/>
@@ -3612,28 +3585,28 @@
         </w:p>
         <w:p>
           <w:pPr>
-            <w:pStyle w:val="17"/>
+            <w:pStyle w:val="TOC2"/>
             <w:tabs>
               <w:tab w:val="right" w:leader="dot" w:pos="8306"/>
             </w:tabs>
           </w:pPr>
           <w:r>
             <w:rPr>
-              <w:rFonts w:hint="eastAsia" w:ascii="宋体" w:hAnsi="宋体" w:eastAsia="宋体" w:cs="宋体"/>
+              <w:rFonts w:ascii="宋体" w:eastAsia="宋体" w:hAnsi="宋体" w:cs="宋体" w:hint="eastAsia"/>
               <w:szCs w:val="21"/>
             </w:rPr>
             <w:fldChar w:fldCharType="begin"/>
           </w:r>
           <w:r>
             <w:rPr>
-              <w:rFonts w:hint="eastAsia" w:ascii="宋体" w:hAnsi="宋体" w:eastAsia="宋体" w:cs="宋体"/>
+              <w:rFonts w:ascii="宋体" w:eastAsia="宋体" w:hAnsi="宋体" w:cs="宋体" w:hint="eastAsia"/>
               <w:szCs w:val="21"/>
             </w:rPr>
             <w:instrText xml:space="preserve"> HYPERLINK \l _Toc6976 </w:instrText>
           </w:r>
           <w:r>
             <w:rPr>
-              <w:rFonts w:hint="eastAsia" w:ascii="宋体" w:hAnsi="宋体" w:eastAsia="宋体" w:cs="宋体"/>
+              <w:rFonts w:ascii="宋体" w:eastAsia="宋体" w:hAnsi="宋体" w:cs="宋体" w:hint="eastAsia"/>
               <w:szCs w:val="21"/>
             </w:rPr>
             <w:fldChar w:fldCharType="separate"/>
@@ -3672,7 +3645,7 @@
           </w:r>
           <w:r>
             <w:rPr>
-              <w:rFonts w:hint="eastAsia" w:ascii="宋体" w:hAnsi="宋体" w:eastAsia="宋体" w:cs="宋体"/>
+              <w:rFonts w:ascii="宋体" w:eastAsia="宋体" w:hAnsi="宋体" w:cs="宋体" w:hint="eastAsia"/>
               <w:szCs w:val="21"/>
             </w:rPr>
             <w:fldChar w:fldCharType="end"/>
@@ -3680,28 +3653,28 @@
         </w:p>
         <w:p>
           <w:pPr>
-            <w:pStyle w:val="17"/>
+            <w:pStyle w:val="TOC2"/>
             <w:tabs>
               <w:tab w:val="right" w:leader="dot" w:pos="8306"/>
             </w:tabs>
           </w:pPr>
           <w:r>
             <w:rPr>
-              <w:rFonts w:hint="eastAsia" w:ascii="宋体" w:hAnsi="宋体" w:eastAsia="宋体" w:cs="宋体"/>
+              <w:rFonts w:ascii="宋体" w:eastAsia="宋体" w:hAnsi="宋体" w:cs="宋体" w:hint="eastAsia"/>
               <w:szCs w:val="21"/>
             </w:rPr>
             <w:fldChar w:fldCharType="begin"/>
           </w:r>
           <w:r>
             <w:rPr>
-              <w:rFonts w:hint="eastAsia" w:ascii="宋体" w:hAnsi="宋体" w:eastAsia="宋体" w:cs="宋体"/>
+              <w:rFonts w:ascii="宋体" w:eastAsia="宋体" w:hAnsi="宋体" w:cs="宋体" w:hint="eastAsia"/>
               <w:szCs w:val="21"/>
             </w:rPr>
             <w:instrText xml:space="preserve"> HYPERLINK \l _Toc12202 </w:instrText>
           </w:r>
           <w:r>
             <w:rPr>
-              <w:rFonts w:hint="eastAsia" w:ascii="宋体" w:hAnsi="宋体" w:eastAsia="宋体" w:cs="宋体"/>
+              <w:rFonts w:ascii="宋体" w:eastAsia="宋体" w:hAnsi="宋体" w:cs="宋体" w:hint="eastAsia"/>
               <w:szCs w:val="21"/>
             </w:rPr>
             <w:fldChar w:fldCharType="separate"/>
@@ -3740,7 +3713,7 @@
           </w:r>
           <w:r>
             <w:rPr>
-              <w:rFonts w:hint="eastAsia" w:ascii="宋体" w:hAnsi="宋体" w:eastAsia="宋体" w:cs="宋体"/>
+              <w:rFonts w:ascii="宋体" w:eastAsia="宋体" w:hAnsi="宋体" w:cs="宋体" w:hint="eastAsia"/>
               <w:szCs w:val="21"/>
             </w:rPr>
             <w:fldChar w:fldCharType="end"/>
@@ -3748,28 +3721,28 @@
         </w:p>
         <w:p>
           <w:pPr>
-            <w:pStyle w:val="16"/>
+            <w:pStyle w:val="TOC1"/>
             <w:tabs>
               <w:tab w:val="right" w:leader="dot" w:pos="8306"/>
             </w:tabs>
           </w:pPr>
           <w:r>
             <w:rPr>
-              <w:rFonts w:hint="eastAsia" w:ascii="宋体" w:hAnsi="宋体" w:eastAsia="宋体" w:cs="宋体"/>
+              <w:rFonts w:ascii="宋体" w:eastAsia="宋体" w:hAnsi="宋体" w:cs="宋体" w:hint="eastAsia"/>
               <w:szCs w:val="21"/>
             </w:rPr>
             <w:fldChar w:fldCharType="begin"/>
           </w:r>
           <w:r>
             <w:rPr>
-              <w:rFonts w:hint="eastAsia" w:ascii="宋体" w:hAnsi="宋体" w:eastAsia="宋体" w:cs="宋体"/>
+              <w:rFonts w:ascii="宋体" w:eastAsia="宋体" w:hAnsi="宋体" w:cs="宋体" w:hint="eastAsia"/>
               <w:szCs w:val="21"/>
             </w:rPr>
             <w:instrText xml:space="preserve"> HYPERLINK \l _Toc18507 </w:instrText>
           </w:r>
           <w:r>
             <w:rPr>
-              <w:rFonts w:hint="eastAsia" w:ascii="宋体" w:hAnsi="宋体" w:eastAsia="宋体" w:cs="宋体"/>
+              <w:rFonts w:ascii="宋体" w:eastAsia="宋体" w:hAnsi="宋体" w:cs="宋体" w:hint="eastAsia"/>
               <w:szCs w:val="21"/>
             </w:rPr>
             <w:fldChar w:fldCharType="separate"/>
@@ -3808,7 +3781,7 @@
           </w:r>
           <w:r>
             <w:rPr>
-              <w:rFonts w:hint="eastAsia" w:ascii="宋体" w:hAnsi="宋体" w:eastAsia="宋体" w:cs="宋体"/>
+              <w:rFonts w:ascii="宋体" w:eastAsia="宋体" w:hAnsi="宋体" w:cs="宋体" w:hint="eastAsia"/>
               <w:szCs w:val="21"/>
             </w:rPr>
             <w:fldChar w:fldCharType="end"/>
@@ -3816,28 +3789,28 @@
         </w:p>
         <w:p>
           <w:pPr>
-            <w:pStyle w:val="17"/>
+            <w:pStyle w:val="TOC2"/>
             <w:tabs>
               <w:tab w:val="right" w:leader="dot" w:pos="8306"/>
             </w:tabs>
           </w:pPr>
           <w:r>
             <w:rPr>
-              <w:rFonts w:hint="eastAsia" w:ascii="宋体" w:hAnsi="宋体" w:eastAsia="宋体" w:cs="宋体"/>
+              <w:rFonts w:ascii="宋体" w:eastAsia="宋体" w:hAnsi="宋体" w:cs="宋体" w:hint="eastAsia"/>
               <w:szCs w:val="21"/>
             </w:rPr>
             <w:fldChar w:fldCharType="begin"/>
           </w:r>
           <w:r>
             <w:rPr>
-              <w:rFonts w:hint="eastAsia" w:ascii="宋体" w:hAnsi="宋体" w:eastAsia="宋体" w:cs="宋体"/>
+              <w:rFonts w:ascii="宋体" w:eastAsia="宋体" w:hAnsi="宋体" w:cs="宋体" w:hint="eastAsia"/>
               <w:szCs w:val="21"/>
             </w:rPr>
             <w:instrText xml:space="preserve"> HYPERLINK \l _Toc29944 </w:instrText>
           </w:r>
           <w:r>
             <w:rPr>
-              <w:rFonts w:hint="eastAsia" w:ascii="宋体" w:hAnsi="宋体" w:eastAsia="宋体" w:cs="宋体"/>
+              <w:rFonts w:ascii="宋体" w:eastAsia="宋体" w:hAnsi="宋体" w:cs="宋体" w:hint="eastAsia"/>
               <w:szCs w:val="21"/>
             </w:rPr>
             <w:fldChar w:fldCharType="separate"/>
@@ -3876,7 +3849,7 @@
           </w:r>
           <w:r>
             <w:rPr>
-              <w:rFonts w:hint="eastAsia" w:ascii="宋体" w:hAnsi="宋体" w:eastAsia="宋体" w:cs="宋体"/>
+              <w:rFonts w:ascii="宋体" w:eastAsia="宋体" w:hAnsi="宋体" w:cs="宋体" w:hint="eastAsia"/>
               <w:szCs w:val="21"/>
             </w:rPr>
             <w:fldChar w:fldCharType="end"/>
@@ -3884,28 +3857,28 @@
         </w:p>
         <w:p>
           <w:pPr>
-            <w:pStyle w:val="17"/>
+            <w:pStyle w:val="TOC2"/>
             <w:tabs>
               <w:tab w:val="right" w:leader="dot" w:pos="8306"/>
             </w:tabs>
           </w:pPr>
           <w:r>
             <w:rPr>
-              <w:rFonts w:hint="eastAsia" w:ascii="宋体" w:hAnsi="宋体" w:eastAsia="宋体" w:cs="宋体"/>
+              <w:rFonts w:ascii="宋体" w:eastAsia="宋体" w:hAnsi="宋体" w:cs="宋体" w:hint="eastAsia"/>
               <w:szCs w:val="21"/>
             </w:rPr>
             <w:fldChar w:fldCharType="begin"/>
           </w:r>
           <w:r>
             <w:rPr>
-              <w:rFonts w:hint="eastAsia" w:ascii="宋体" w:hAnsi="宋体" w:eastAsia="宋体" w:cs="宋体"/>
+              <w:rFonts w:ascii="宋体" w:eastAsia="宋体" w:hAnsi="宋体" w:cs="宋体" w:hint="eastAsia"/>
               <w:szCs w:val="21"/>
             </w:rPr>
             <w:instrText xml:space="preserve"> HYPERLINK \l _Toc25268 </w:instrText>
           </w:r>
           <w:r>
             <w:rPr>
-              <w:rFonts w:hint="eastAsia" w:ascii="宋体" w:hAnsi="宋体" w:eastAsia="宋体" w:cs="宋体"/>
+              <w:rFonts w:ascii="宋体" w:eastAsia="宋体" w:hAnsi="宋体" w:cs="宋体" w:hint="eastAsia"/>
               <w:szCs w:val="21"/>
             </w:rPr>
             <w:fldChar w:fldCharType="separate"/>
@@ -3944,7 +3917,7 @@
           </w:r>
           <w:r>
             <w:rPr>
-              <w:rFonts w:hint="eastAsia" w:ascii="宋体" w:hAnsi="宋体" w:eastAsia="宋体" w:cs="宋体"/>
+              <w:rFonts w:ascii="宋体" w:eastAsia="宋体" w:hAnsi="宋体" w:cs="宋体" w:hint="eastAsia"/>
               <w:szCs w:val="21"/>
             </w:rPr>
             <w:fldChar w:fldCharType="end"/>
@@ -3952,28 +3925,28 @@
         </w:p>
         <w:p>
           <w:pPr>
-            <w:pStyle w:val="17"/>
+            <w:pStyle w:val="TOC2"/>
             <w:tabs>
               <w:tab w:val="right" w:leader="dot" w:pos="8306"/>
             </w:tabs>
           </w:pPr>
           <w:r>
             <w:rPr>
-              <w:rFonts w:hint="eastAsia" w:ascii="宋体" w:hAnsi="宋体" w:eastAsia="宋体" w:cs="宋体"/>
+              <w:rFonts w:ascii="宋体" w:eastAsia="宋体" w:hAnsi="宋体" w:cs="宋体" w:hint="eastAsia"/>
               <w:szCs w:val="21"/>
             </w:rPr>
             <w:fldChar w:fldCharType="begin"/>
           </w:r>
           <w:r>
             <w:rPr>
-              <w:rFonts w:hint="eastAsia" w:ascii="宋体" w:hAnsi="宋体" w:eastAsia="宋体" w:cs="宋体"/>
+              <w:rFonts w:ascii="宋体" w:eastAsia="宋体" w:hAnsi="宋体" w:cs="宋体" w:hint="eastAsia"/>
               <w:szCs w:val="21"/>
             </w:rPr>
             <w:instrText xml:space="preserve"> HYPERLINK \l _Toc30696 </w:instrText>
           </w:r>
           <w:r>
             <w:rPr>
-              <w:rFonts w:hint="eastAsia" w:ascii="宋体" w:hAnsi="宋体" w:eastAsia="宋体" w:cs="宋体"/>
+              <w:rFonts w:ascii="宋体" w:eastAsia="宋体" w:hAnsi="宋体" w:cs="宋体" w:hint="eastAsia"/>
               <w:szCs w:val="21"/>
             </w:rPr>
             <w:fldChar w:fldCharType="separate"/>
@@ -4012,7 +3985,7 @@
           </w:r>
           <w:r>
             <w:rPr>
-              <w:rFonts w:hint="eastAsia" w:ascii="宋体" w:hAnsi="宋体" w:eastAsia="宋体" w:cs="宋体"/>
+              <w:rFonts w:ascii="宋体" w:eastAsia="宋体" w:hAnsi="宋体" w:cs="宋体" w:hint="eastAsia"/>
               <w:szCs w:val="21"/>
             </w:rPr>
             <w:fldChar w:fldCharType="end"/>
@@ -4020,28 +3993,28 @@
         </w:p>
         <w:p>
           <w:pPr>
-            <w:pStyle w:val="17"/>
+            <w:pStyle w:val="TOC2"/>
             <w:tabs>
               <w:tab w:val="right" w:leader="dot" w:pos="8306"/>
             </w:tabs>
           </w:pPr>
           <w:r>
             <w:rPr>
-              <w:rFonts w:hint="eastAsia" w:ascii="宋体" w:hAnsi="宋体" w:eastAsia="宋体" w:cs="宋体"/>
+              <w:rFonts w:ascii="宋体" w:eastAsia="宋体" w:hAnsi="宋体" w:cs="宋体" w:hint="eastAsia"/>
               <w:szCs w:val="21"/>
             </w:rPr>
             <w:fldChar w:fldCharType="begin"/>
           </w:r>
           <w:r>
             <w:rPr>
-              <w:rFonts w:hint="eastAsia" w:ascii="宋体" w:hAnsi="宋体" w:eastAsia="宋体" w:cs="宋体"/>
+              <w:rFonts w:ascii="宋体" w:eastAsia="宋体" w:hAnsi="宋体" w:cs="宋体" w:hint="eastAsia"/>
               <w:szCs w:val="21"/>
             </w:rPr>
             <w:instrText xml:space="preserve"> HYPERLINK \l _Toc12293 </w:instrText>
           </w:r>
           <w:r>
             <w:rPr>
-              <w:rFonts w:hint="eastAsia" w:ascii="宋体" w:hAnsi="宋体" w:eastAsia="宋体" w:cs="宋体"/>
+              <w:rFonts w:ascii="宋体" w:eastAsia="宋体" w:hAnsi="宋体" w:cs="宋体" w:hint="eastAsia"/>
               <w:szCs w:val="21"/>
             </w:rPr>
             <w:fldChar w:fldCharType="separate"/>
@@ -4080,7 +4053,7 @@
           </w:r>
           <w:r>
             <w:rPr>
-              <w:rFonts w:hint="eastAsia" w:ascii="宋体" w:hAnsi="宋体" w:eastAsia="宋体" w:cs="宋体"/>
+              <w:rFonts w:ascii="宋体" w:eastAsia="宋体" w:hAnsi="宋体" w:cs="宋体" w:hint="eastAsia"/>
               <w:szCs w:val="21"/>
             </w:rPr>
             <w:fldChar w:fldCharType="end"/>
@@ -4088,28 +4061,28 @@
         </w:p>
         <w:p>
           <w:pPr>
-            <w:pStyle w:val="17"/>
+            <w:pStyle w:val="TOC2"/>
             <w:tabs>
               <w:tab w:val="right" w:leader="dot" w:pos="8306"/>
             </w:tabs>
           </w:pPr>
           <w:r>
             <w:rPr>
-              <w:rFonts w:hint="eastAsia" w:ascii="宋体" w:hAnsi="宋体" w:eastAsia="宋体" w:cs="宋体"/>
+              <w:rFonts w:ascii="宋体" w:eastAsia="宋体" w:hAnsi="宋体" w:cs="宋体" w:hint="eastAsia"/>
               <w:szCs w:val="21"/>
             </w:rPr>
             <w:fldChar w:fldCharType="begin"/>
           </w:r>
           <w:r>
             <w:rPr>
-              <w:rFonts w:hint="eastAsia" w:ascii="宋体" w:hAnsi="宋体" w:eastAsia="宋体" w:cs="宋体"/>
+              <w:rFonts w:ascii="宋体" w:eastAsia="宋体" w:hAnsi="宋体" w:cs="宋体" w:hint="eastAsia"/>
               <w:szCs w:val="21"/>
             </w:rPr>
             <w:instrText xml:space="preserve"> HYPERLINK \l _Toc10165 </w:instrText>
           </w:r>
           <w:r>
             <w:rPr>
-              <w:rFonts w:hint="eastAsia" w:ascii="宋体" w:hAnsi="宋体" w:eastAsia="宋体" w:cs="宋体"/>
+              <w:rFonts w:ascii="宋体" w:eastAsia="宋体" w:hAnsi="宋体" w:cs="宋体" w:hint="eastAsia"/>
               <w:szCs w:val="21"/>
             </w:rPr>
             <w:fldChar w:fldCharType="separate"/>
@@ -4148,7 +4121,7 @@
           </w:r>
           <w:r>
             <w:rPr>
-              <w:rFonts w:hint="eastAsia" w:ascii="宋体" w:hAnsi="宋体" w:eastAsia="宋体" w:cs="宋体"/>
+              <w:rFonts w:ascii="宋体" w:eastAsia="宋体" w:hAnsi="宋体" w:cs="宋体" w:hint="eastAsia"/>
               <w:szCs w:val="21"/>
             </w:rPr>
             <w:fldChar w:fldCharType="end"/>
@@ -4156,28 +4129,28 @@
         </w:p>
         <w:p>
           <w:pPr>
-            <w:pStyle w:val="17"/>
+            <w:pStyle w:val="TOC2"/>
             <w:tabs>
               <w:tab w:val="right" w:leader="dot" w:pos="8306"/>
             </w:tabs>
           </w:pPr>
           <w:r>
             <w:rPr>
-              <w:rFonts w:hint="eastAsia" w:ascii="宋体" w:hAnsi="宋体" w:eastAsia="宋体" w:cs="宋体"/>
+              <w:rFonts w:ascii="宋体" w:eastAsia="宋体" w:hAnsi="宋体" w:cs="宋体" w:hint="eastAsia"/>
               <w:szCs w:val="21"/>
             </w:rPr>
             <w:fldChar w:fldCharType="begin"/>
           </w:r>
           <w:r>
             <w:rPr>
-              <w:rFonts w:hint="eastAsia" w:ascii="宋体" w:hAnsi="宋体" w:eastAsia="宋体" w:cs="宋体"/>
+              <w:rFonts w:ascii="宋体" w:eastAsia="宋体" w:hAnsi="宋体" w:cs="宋体" w:hint="eastAsia"/>
               <w:szCs w:val="21"/>
             </w:rPr>
             <w:instrText xml:space="preserve"> HYPERLINK \l _Toc2813 </w:instrText>
           </w:r>
           <w:r>
             <w:rPr>
-              <w:rFonts w:hint="eastAsia" w:ascii="宋体" w:hAnsi="宋体" w:eastAsia="宋体" w:cs="宋体"/>
+              <w:rFonts w:ascii="宋体" w:eastAsia="宋体" w:hAnsi="宋体" w:cs="宋体" w:hint="eastAsia"/>
               <w:szCs w:val="21"/>
             </w:rPr>
             <w:fldChar w:fldCharType="separate"/>
@@ -4216,7 +4189,7 @@
           </w:r>
           <w:r>
             <w:rPr>
-              <w:rFonts w:hint="eastAsia" w:ascii="宋体" w:hAnsi="宋体" w:eastAsia="宋体" w:cs="宋体"/>
+              <w:rFonts w:ascii="宋体" w:eastAsia="宋体" w:hAnsi="宋体" w:cs="宋体" w:hint="eastAsia"/>
               <w:szCs w:val="21"/>
             </w:rPr>
             <w:fldChar w:fldCharType="end"/>
@@ -4224,28 +4197,28 @@
         </w:p>
         <w:p>
           <w:pPr>
-            <w:pStyle w:val="16"/>
+            <w:pStyle w:val="TOC1"/>
             <w:tabs>
               <w:tab w:val="right" w:leader="dot" w:pos="8306"/>
             </w:tabs>
           </w:pPr>
           <w:r>
             <w:rPr>
-              <w:rFonts w:hint="eastAsia" w:ascii="宋体" w:hAnsi="宋体" w:eastAsia="宋体" w:cs="宋体"/>
+              <w:rFonts w:ascii="宋体" w:eastAsia="宋体" w:hAnsi="宋体" w:cs="宋体" w:hint="eastAsia"/>
               <w:szCs w:val="21"/>
             </w:rPr>
             <w:fldChar w:fldCharType="begin"/>
           </w:r>
           <w:r>
             <w:rPr>
-              <w:rFonts w:hint="eastAsia" w:ascii="宋体" w:hAnsi="宋体" w:eastAsia="宋体" w:cs="宋体"/>
+              <w:rFonts w:ascii="宋体" w:eastAsia="宋体" w:hAnsi="宋体" w:cs="宋体" w:hint="eastAsia"/>
               <w:szCs w:val="21"/>
             </w:rPr>
             <w:instrText xml:space="preserve"> HYPERLINK \l _Toc17099 </w:instrText>
           </w:r>
           <w:r>
             <w:rPr>
-              <w:rFonts w:hint="eastAsia" w:ascii="宋体" w:hAnsi="宋体" w:eastAsia="宋体" w:cs="宋体"/>
+              <w:rFonts w:ascii="宋体" w:eastAsia="宋体" w:hAnsi="宋体" w:cs="宋体" w:hint="eastAsia"/>
               <w:szCs w:val="21"/>
             </w:rPr>
             <w:fldChar w:fldCharType="separate"/>
@@ -4284,7 +4257,7 @@
           </w:r>
           <w:r>
             <w:rPr>
-              <w:rFonts w:hint="eastAsia" w:ascii="宋体" w:hAnsi="宋体" w:eastAsia="宋体" w:cs="宋体"/>
+              <w:rFonts w:ascii="宋体" w:eastAsia="宋体" w:hAnsi="宋体" w:cs="宋体" w:hint="eastAsia"/>
               <w:szCs w:val="21"/>
             </w:rPr>
             <w:fldChar w:fldCharType="end"/>
@@ -4292,28 +4265,28 @@
         </w:p>
         <w:p>
           <w:pPr>
-            <w:pStyle w:val="16"/>
+            <w:pStyle w:val="TOC1"/>
             <w:tabs>
               <w:tab w:val="right" w:leader="dot" w:pos="8306"/>
             </w:tabs>
           </w:pPr>
           <w:r>
             <w:rPr>
-              <w:rFonts w:hint="eastAsia" w:ascii="宋体" w:hAnsi="宋体" w:eastAsia="宋体" w:cs="宋体"/>
+              <w:rFonts w:ascii="宋体" w:eastAsia="宋体" w:hAnsi="宋体" w:cs="宋体" w:hint="eastAsia"/>
               <w:szCs w:val="21"/>
             </w:rPr>
             <w:fldChar w:fldCharType="begin"/>
           </w:r>
           <w:r>
             <w:rPr>
-              <w:rFonts w:hint="eastAsia" w:ascii="宋体" w:hAnsi="宋体" w:eastAsia="宋体" w:cs="宋体"/>
+              <w:rFonts w:ascii="宋体" w:eastAsia="宋体" w:hAnsi="宋体" w:cs="宋体" w:hint="eastAsia"/>
               <w:szCs w:val="21"/>
             </w:rPr>
             <w:instrText xml:space="preserve"> HYPERLINK \l _Toc29790 </w:instrText>
           </w:r>
           <w:r>
             <w:rPr>
-              <w:rFonts w:hint="eastAsia" w:ascii="宋体" w:hAnsi="宋体" w:eastAsia="宋体" w:cs="宋体"/>
+              <w:rFonts w:ascii="宋体" w:eastAsia="宋体" w:hAnsi="宋体" w:cs="宋体" w:hint="eastAsia"/>
               <w:szCs w:val="21"/>
             </w:rPr>
             <w:fldChar w:fldCharType="separate"/>
@@ -4352,7 +4325,7 @@
           </w:r>
           <w:r>
             <w:rPr>
-              <w:rFonts w:hint="eastAsia" w:ascii="宋体" w:hAnsi="宋体" w:eastAsia="宋体" w:cs="宋体"/>
+              <w:rFonts w:ascii="宋体" w:eastAsia="宋体" w:hAnsi="宋体" w:cs="宋体" w:hint="eastAsia"/>
               <w:szCs w:val="21"/>
             </w:rPr>
             <w:fldChar w:fldCharType="end"/>
@@ -4376,7 +4349,7 @@
             <w:spacing w:line="336" w:lineRule="auto"/>
             <w:textAlignment w:val="baseline"/>
             <w:rPr>
-              <w:rFonts w:hint="eastAsia" w:ascii="宋体" w:hAnsi="宋体" w:eastAsia="宋体" w:cs="宋体"/>
+              <w:rFonts w:ascii="宋体" w:eastAsia="宋体" w:hAnsi="宋体" w:cs="宋体" w:hint="eastAsia"/>
               <w:snapToGrid w:val="0"/>
               <w:color w:val="000000"/>
               <w:kern w:val="0"/>
@@ -4387,7 +4360,7 @@
           </w:pPr>
           <w:r>
             <w:rPr>
-              <w:rFonts w:hint="eastAsia" w:ascii="宋体" w:hAnsi="宋体" w:eastAsia="宋体" w:cs="宋体"/>
+              <w:rFonts w:ascii="宋体" w:eastAsia="宋体" w:hAnsi="宋体" w:cs="宋体" w:hint="eastAsia"/>
               <w:szCs w:val="21"/>
             </w:rPr>
             <w:fldChar w:fldCharType="end"/>
@@ -4422,27 +4395,27 @@
     </w:p>
     <w:p>
       <w:pPr>
-        <w:pStyle w:val="28"/>
-        <w:keepNext w:val="0"/>
-        <w:keepLines w:val="0"/>
-        <w:pageBreakBefore w:val="0"/>
-        <w:widowControl w:val="0"/>
-        <w:kinsoku w:val="0"/>
-        <w:wordWrap/>
-        <w:overflowPunct/>
-        <w:topLinePunct w:val="0"/>
-        <w:autoSpaceDE w:val="0"/>
-        <w:autoSpaceDN w:val="0"/>
-        <w:bidi w:val="0"/>
-        <w:adjustRightInd w:val="0"/>
-        <w:snapToGrid w:val="0"/>
-        <w:textAlignment w:val="baseline"/>
-        <w:rPr>
-          <w:rFonts w:hint="eastAsia"/>
-          <w:lang w:val="en-US" w:eastAsia="zh-CN"/>
-        </w:rPr>
-      </w:pPr>
-      <w:bookmarkStart w:id="2" w:name="_Toc17054"/>
+        <w:pStyle w:val="1"/>
+        <w:keepNext w:val="0"/>
+        <w:keepLines w:val="0"/>
+        <w:pageBreakBefore w:val="0"/>
+        <w:widowControl w:val="0"/>
+        <w:kinsoku w:val="0"/>
+        <w:wordWrap/>
+        <w:overflowPunct/>
+        <w:topLinePunct w:val="0"/>
+        <w:autoSpaceDE w:val="0"/>
+        <w:autoSpaceDN w:val="0"/>
+        <w:bidi w:val="0"/>
+        <w:adjustRightInd w:val="0"/>
+        <w:snapToGrid w:val="0"/>
+        <w:textAlignment w:val="baseline"/>
+        <w:rPr>
+          <w:rFonts w:hint="eastAsia"/>
+          <w:lang w:val="en-US" w:eastAsia="zh-CN"/>
+        </w:rPr>
+      </w:pPr>
+      <w:bookmarkStart w:id="3" w:name="_Toc17054"/>
       <w:r>
         <w:rPr>
           <w:rFonts w:hint="eastAsia"/>
@@ -4450,31 +4423,31 @@
         </w:rPr>
         <w:t>1. 总则</w:t>
       </w:r>
-      <w:bookmarkEnd w:id="2"/>
-    </w:p>
-    <w:p>
-      <w:pPr>
-        <w:pStyle w:val="30"/>
-        <w:keepNext w:val="0"/>
-        <w:keepLines w:val="0"/>
-        <w:pageBreakBefore w:val="0"/>
-        <w:widowControl w:val="0"/>
-        <w:kinsoku w:val="0"/>
-        <w:wordWrap/>
-        <w:overflowPunct/>
-        <w:topLinePunct w:val="0"/>
-        <w:autoSpaceDE w:val="0"/>
-        <w:autoSpaceDN w:val="0"/>
-        <w:bidi w:val="0"/>
-        <w:adjustRightInd w:val="0"/>
-        <w:snapToGrid w:val="0"/>
-        <w:textAlignment w:val="baseline"/>
-        <w:rPr>
-          <w:rFonts w:hint="eastAsia"/>
-          <w:lang w:val="en-US" w:eastAsia="zh-CN"/>
-        </w:rPr>
-      </w:pPr>
-      <w:bookmarkStart w:id="3" w:name="_Toc26188"/>
+      <w:bookmarkEnd w:id="3"/>
+    </w:p>
+    <w:p>
+      <w:pPr>
+        <w:pStyle w:val="2"/>
+        <w:keepNext w:val="0"/>
+        <w:keepLines w:val="0"/>
+        <w:pageBreakBefore w:val="0"/>
+        <w:widowControl w:val="0"/>
+        <w:kinsoku w:val="0"/>
+        <w:wordWrap/>
+        <w:overflowPunct/>
+        <w:topLinePunct w:val="0"/>
+        <w:autoSpaceDE w:val="0"/>
+        <w:autoSpaceDN w:val="0"/>
+        <w:bidi w:val="0"/>
+        <w:adjustRightInd w:val="0"/>
+        <w:snapToGrid w:val="0"/>
+        <w:textAlignment w:val="baseline"/>
+        <w:rPr>
+          <w:rFonts w:hint="eastAsia"/>
+          <w:lang w:val="en-US" w:eastAsia="zh-CN"/>
+        </w:rPr>
+      </w:pPr>
+      <w:bookmarkStart w:id="4" w:name="_Toc26188"/>
       <w:r>
         <w:rPr>
           <w:rFonts w:hint="eastAsia"/>
@@ -4482,11 +4455,11 @@
         </w:rPr>
         <w:t>制度简介</w:t>
       </w:r>
-      <w:bookmarkEnd w:id="3"/>
-    </w:p>
-    <w:p>
-      <w:pPr>
-        <w:pStyle w:val="29"/>
+      <w:bookmarkEnd w:id="4"/>
+    </w:p>
+    <w:p>
+      <w:pPr>
+        <w:pStyle w:val="a1"/>
         <w:keepNext w:val="0"/>
         <w:keepLines w:val="0"/>
         <w:pageBreakBefore w:val="0"/>
@@ -4516,27 +4489,27 @@
     </w:p>
     <w:p>
       <w:pPr>
-        <w:pStyle w:val="30"/>
-        <w:keepNext w:val="0"/>
-        <w:keepLines w:val="0"/>
-        <w:pageBreakBefore w:val="0"/>
-        <w:widowControl w:val="0"/>
-        <w:kinsoku w:val="0"/>
-        <w:wordWrap/>
-        <w:overflowPunct/>
-        <w:topLinePunct w:val="0"/>
-        <w:autoSpaceDE w:val="0"/>
-        <w:autoSpaceDN w:val="0"/>
-        <w:bidi w:val="0"/>
-        <w:adjustRightInd w:val="0"/>
-        <w:snapToGrid w:val="0"/>
-        <w:textAlignment w:val="baseline"/>
-        <w:rPr>
-          <w:rFonts w:hint="eastAsia"/>
-          <w:lang w:val="en-US" w:eastAsia="zh-CN"/>
-        </w:rPr>
-      </w:pPr>
-      <w:bookmarkStart w:id="4" w:name="_Toc31743"/>
+        <w:pStyle w:val="2"/>
+        <w:keepNext w:val="0"/>
+        <w:keepLines w:val="0"/>
+        <w:pageBreakBefore w:val="0"/>
+        <w:widowControl w:val="0"/>
+        <w:kinsoku w:val="0"/>
+        <w:wordWrap/>
+        <w:overflowPunct/>
+        <w:topLinePunct w:val="0"/>
+        <w:autoSpaceDE w:val="0"/>
+        <w:autoSpaceDN w:val="0"/>
+        <w:bidi w:val="0"/>
+        <w:adjustRightInd w:val="0"/>
+        <w:snapToGrid w:val="0"/>
+        <w:textAlignment w:val="baseline"/>
+        <w:rPr>
+          <w:rFonts w:hint="eastAsia"/>
+          <w:lang w:val="en-US" w:eastAsia="zh-CN"/>
+        </w:rPr>
+      </w:pPr>
+      <w:bookmarkStart w:id="5" w:name="_Toc31743"/>
       <w:r>
         <w:rPr>
           <w:rFonts w:hint="eastAsia"/>
@@ -4544,11 +4517,11 @@
         </w:rPr>
         <w:t>制度目标</w:t>
       </w:r>
-      <w:bookmarkEnd w:id="4"/>
-    </w:p>
-    <w:p>
-      <w:pPr>
-        <w:pStyle w:val="29"/>
+      <w:bookmarkEnd w:id="5"/>
+    </w:p>
+    <w:p>
+      <w:pPr>
+        <w:pStyle w:val="a1"/>
         <w:keepNext w:val="0"/>
         <w:keepLines w:val="0"/>
         <w:pageBreakBefore w:val="0"/>
@@ -4578,7 +4551,7 @@
     </w:p>
     <w:p>
       <w:pPr>
-        <w:pStyle w:val="29"/>
+        <w:pStyle w:val="a1"/>
         <w:keepNext w:val="0"/>
         <w:keepLines w:val="0"/>
         <w:pageBreakBefore w:val="0"/>
@@ -4596,7 +4569,7 @@
         <w:bidi w:val="0"/>
         <w:adjustRightInd w:val="0"/>
         <w:snapToGrid w:val="0"/>
-        <w:ind w:left="425" w:leftChars="0" w:hanging="425" w:firstLineChars="0"/>
+        <w:ind w:left="425" w:hanging="425" w:leftChars="0" w:firstLineChars="0"/>
         <w:textAlignment w:val="baseline"/>
         <w:rPr>
           <w:rFonts w:hint="eastAsia"/>
@@ -4613,7 +4586,7 @@
     </w:p>
     <w:p>
       <w:pPr>
-        <w:pStyle w:val="29"/>
+        <w:pStyle w:val="a1"/>
         <w:keepNext w:val="0"/>
         <w:keepLines w:val="0"/>
         <w:pageBreakBefore w:val="0"/>
@@ -4631,7 +4604,7 @@
         <w:bidi w:val="0"/>
         <w:adjustRightInd w:val="0"/>
         <w:snapToGrid w:val="0"/>
-        <w:ind w:left="425" w:leftChars="0" w:hanging="425" w:firstLineChars="0"/>
+        <w:ind w:left="425" w:hanging="425" w:leftChars="0" w:firstLineChars="0"/>
         <w:textAlignment w:val="baseline"/>
         <w:rPr>
           <w:rFonts w:hint="eastAsia"/>
@@ -4648,7 +4621,7 @@
     </w:p>
     <w:p>
       <w:pPr>
-        <w:pStyle w:val="29"/>
+        <w:pStyle w:val="a1"/>
         <w:keepNext w:val="0"/>
         <w:keepLines w:val="0"/>
         <w:pageBreakBefore w:val="0"/>
@@ -4666,7 +4639,7 @@
         <w:bidi w:val="0"/>
         <w:adjustRightInd w:val="0"/>
         <w:snapToGrid w:val="0"/>
-        <w:ind w:left="425" w:leftChars="0" w:hanging="425" w:firstLineChars="0"/>
+        <w:ind w:left="425" w:hanging="425" w:leftChars="0" w:firstLineChars="0"/>
         <w:textAlignment w:val="baseline"/>
         <w:rPr>
           <w:rFonts w:hint="eastAsia"/>
@@ -4683,7 +4656,7 @@
     </w:p>
     <w:p>
       <w:pPr>
-        <w:pStyle w:val="29"/>
+        <w:pStyle w:val="a1"/>
         <w:keepNext w:val="0"/>
         <w:keepLines w:val="0"/>
         <w:pageBreakBefore w:val="0"/>
@@ -4701,7 +4674,7 @@
         <w:bidi w:val="0"/>
         <w:adjustRightInd w:val="0"/>
         <w:snapToGrid w:val="0"/>
-        <w:ind w:left="425" w:leftChars="0" w:hanging="425" w:firstLineChars="0"/>
+        <w:ind w:left="425" w:hanging="425" w:leftChars="0" w:firstLineChars="0"/>
         <w:textAlignment w:val="baseline"/>
         <w:rPr>
           <w:rFonts w:hint="eastAsia"/>
@@ -4718,27 +4691,27 @@
     </w:p>
     <w:p>
       <w:pPr>
-        <w:pStyle w:val="30"/>
-        <w:keepNext w:val="0"/>
-        <w:keepLines w:val="0"/>
-        <w:pageBreakBefore w:val="0"/>
-        <w:widowControl w:val="0"/>
-        <w:kinsoku w:val="0"/>
-        <w:wordWrap/>
-        <w:overflowPunct/>
-        <w:topLinePunct w:val="0"/>
-        <w:autoSpaceDE w:val="0"/>
-        <w:autoSpaceDN w:val="0"/>
-        <w:bidi w:val="0"/>
-        <w:adjustRightInd w:val="0"/>
-        <w:snapToGrid w:val="0"/>
-        <w:textAlignment w:val="baseline"/>
-        <w:rPr>
-          <w:rFonts w:hint="eastAsia"/>
-          <w:lang w:val="en-US" w:eastAsia="zh-CN"/>
-        </w:rPr>
-      </w:pPr>
-      <w:bookmarkStart w:id="5" w:name="_Toc31140"/>
+        <w:pStyle w:val="2"/>
+        <w:keepNext w:val="0"/>
+        <w:keepLines w:val="0"/>
+        <w:pageBreakBefore w:val="0"/>
+        <w:widowControl w:val="0"/>
+        <w:kinsoku w:val="0"/>
+        <w:wordWrap/>
+        <w:overflowPunct/>
+        <w:topLinePunct w:val="0"/>
+        <w:autoSpaceDE w:val="0"/>
+        <w:autoSpaceDN w:val="0"/>
+        <w:bidi w:val="0"/>
+        <w:adjustRightInd w:val="0"/>
+        <w:snapToGrid w:val="0"/>
+        <w:textAlignment w:val="baseline"/>
+        <w:rPr>
+          <w:rFonts w:hint="eastAsia"/>
+          <w:lang w:val="en-US" w:eastAsia="zh-CN"/>
+        </w:rPr>
+      </w:pPr>
+      <w:bookmarkStart w:id="6" w:name="_Toc31140"/>
       <w:r>
         <w:rPr>
           <w:rFonts w:hint="eastAsia"/>
@@ -4746,11 +4719,11 @@
         </w:rPr>
         <w:t>管理概述</w:t>
       </w:r>
-      <w:bookmarkEnd w:id="5"/>
-    </w:p>
-    <w:p>
-      <w:pPr>
-        <w:pStyle w:val="29"/>
+      <w:bookmarkEnd w:id="6"/>
+    </w:p>
+    <w:p>
+      <w:pPr>
+        <w:pStyle w:val="a1"/>
         <w:keepNext w:val="0"/>
         <w:keepLines w:val="0"/>
         <w:pageBreakBefore w:val="0"/>
@@ -4780,27 +4753,27 @@
     </w:p>
     <w:p>
       <w:pPr>
-        <w:pStyle w:val="30"/>
-        <w:keepNext w:val="0"/>
-        <w:keepLines w:val="0"/>
-        <w:pageBreakBefore w:val="0"/>
-        <w:widowControl w:val="0"/>
-        <w:kinsoku w:val="0"/>
-        <w:wordWrap/>
-        <w:overflowPunct/>
-        <w:topLinePunct w:val="0"/>
-        <w:autoSpaceDE w:val="0"/>
-        <w:autoSpaceDN w:val="0"/>
-        <w:bidi w:val="0"/>
-        <w:adjustRightInd w:val="0"/>
-        <w:snapToGrid w:val="0"/>
-        <w:textAlignment w:val="baseline"/>
-        <w:rPr>
-          <w:rFonts w:hint="eastAsia"/>
-          <w:lang w:val="en-US" w:eastAsia="zh-CN"/>
-        </w:rPr>
-      </w:pPr>
-      <w:bookmarkStart w:id="6" w:name="_Toc16810"/>
+        <w:pStyle w:val="2"/>
+        <w:keepNext w:val="0"/>
+        <w:keepLines w:val="0"/>
+        <w:pageBreakBefore w:val="0"/>
+        <w:widowControl w:val="0"/>
+        <w:kinsoku w:val="0"/>
+        <w:wordWrap/>
+        <w:overflowPunct/>
+        <w:topLinePunct w:val="0"/>
+        <w:autoSpaceDE w:val="0"/>
+        <w:autoSpaceDN w:val="0"/>
+        <w:bidi w:val="0"/>
+        <w:adjustRightInd w:val="0"/>
+        <w:snapToGrid w:val="0"/>
+        <w:textAlignment w:val="baseline"/>
+        <w:rPr>
+          <w:rFonts w:hint="eastAsia"/>
+          <w:lang w:val="en-US" w:eastAsia="zh-CN"/>
+        </w:rPr>
+      </w:pPr>
+      <w:bookmarkStart w:id="7" w:name="_Toc16810"/>
       <w:r>
         <w:rPr>
           <w:rFonts w:hint="eastAsia"/>
@@ -4808,11 +4781,11 @@
         </w:rPr>
         <w:t>适用范围</w:t>
       </w:r>
-      <w:bookmarkEnd w:id="6"/>
-    </w:p>
-    <w:p>
-      <w:pPr>
-        <w:pStyle w:val="29"/>
+      <w:bookmarkEnd w:id="7"/>
+    </w:p>
+    <w:p>
+      <w:pPr>
+        <w:pStyle w:val="a1"/>
         <w:keepNext w:val="0"/>
         <w:keepLines w:val="0"/>
         <w:pageBreakBefore w:val="0"/>
@@ -4842,27 +4815,27 @@
     </w:p>
     <w:p>
       <w:pPr>
-        <w:pStyle w:val="28"/>
-        <w:keepNext w:val="0"/>
-        <w:keepLines w:val="0"/>
-        <w:pageBreakBefore w:val="0"/>
-        <w:widowControl w:val="0"/>
-        <w:kinsoku w:val="0"/>
-        <w:wordWrap/>
-        <w:overflowPunct/>
-        <w:topLinePunct w:val="0"/>
-        <w:autoSpaceDE w:val="0"/>
-        <w:autoSpaceDN w:val="0"/>
-        <w:bidi w:val="0"/>
-        <w:adjustRightInd w:val="0"/>
-        <w:snapToGrid w:val="0"/>
-        <w:textAlignment w:val="baseline"/>
-        <w:rPr>
-          <w:rFonts w:hint="eastAsia"/>
-          <w:lang w:val="en-US" w:eastAsia="zh-CN"/>
-        </w:rPr>
-      </w:pPr>
-      <w:bookmarkStart w:id="7" w:name="_Toc28450"/>
+        <w:pStyle w:val="1"/>
+        <w:keepNext w:val="0"/>
+        <w:keepLines w:val="0"/>
+        <w:pageBreakBefore w:val="0"/>
+        <w:widowControl w:val="0"/>
+        <w:kinsoku w:val="0"/>
+        <w:wordWrap/>
+        <w:overflowPunct/>
+        <w:topLinePunct w:val="0"/>
+        <w:autoSpaceDE w:val="0"/>
+        <w:autoSpaceDN w:val="0"/>
+        <w:bidi w:val="0"/>
+        <w:adjustRightInd w:val="0"/>
+        <w:snapToGrid w:val="0"/>
+        <w:textAlignment w:val="baseline"/>
+        <w:rPr>
+          <w:rFonts w:hint="eastAsia"/>
+          <w:lang w:val="en-US" w:eastAsia="zh-CN"/>
+        </w:rPr>
+      </w:pPr>
+      <w:bookmarkStart w:id="8" w:name="_Toc28450"/>
       <w:r>
         <w:rPr>
           <w:rFonts w:hint="eastAsia"/>
@@ -4870,11 +4843,11 @@
         </w:rPr>
         <w:t>管理目标与原则</w:t>
       </w:r>
-      <w:bookmarkEnd w:id="7"/>
-    </w:p>
-    <w:p>
-      <w:pPr>
-        <w:pStyle w:val="29"/>
+      <w:bookmarkEnd w:id="8"/>
+    </w:p>
+    <w:p>
+      <w:pPr>
+        <w:pStyle w:val="a1"/>
         <w:keepNext w:val="0"/>
         <w:keepLines w:val="0"/>
         <w:pageBreakBefore w:val="0"/>
@@ -4904,7 +4877,7 @@
     </w:p>
     <w:p>
       <w:pPr>
-        <w:pStyle w:val="29"/>
+        <w:pStyle w:val="a1"/>
         <w:keepNext w:val="0"/>
         <w:keepLines w:val="0"/>
         <w:pageBreakBefore w:val="0"/>
@@ -4922,7 +4895,7 @@
         <w:bidi w:val="0"/>
         <w:adjustRightInd w:val="0"/>
         <w:snapToGrid w:val="0"/>
-        <w:ind w:left="425" w:leftChars="0" w:hanging="425" w:firstLineChars="0"/>
+        <w:ind w:left="425" w:hanging="425" w:leftChars="0" w:firstLineChars="0"/>
         <w:textAlignment w:val="baseline"/>
         <w:rPr>
           <w:rFonts w:hint="eastAsia"/>
@@ -4939,7 +4912,7 @@
     </w:p>
     <w:p>
       <w:pPr>
-        <w:pStyle w:val="29"/>
+        <w:pStyle w:val="a1"/>
         <w:keepNext w:val="0"/>
         <w:keepLines w:val="0"/>
         <w:pageBreakBefore w:val="0"/>
@@ -4957,7 +4930,7 @@
         <w:bidi w:val="0"/>
         <w:adjustRightInd w:val="0"/>
         <w:snapToGrid w:val="0"/>
-        <w:ind w:left="425" w:leftChars="0" w:hanging="425" w:firstLineChars="0"/>
+        <w:ind w:left="425" w:hanging="425" w:leftChars="0" w:firstLineChars="0"/>
         <w:textAlignment w:val="baseline"/>
         <w:rPr>
           <w:rFonts w:hint="eastAsia"/>
@@ -4974,7 +4947,7 @@
     </w:p>
     <w:p>
       <w:pPr>
-        <w:pStyle w:val="29"/>
+        <w:pStyle w:val="a1"/>
         <w:keepNext w:val="0"/>
         <w:keepLines w:val="0"/>
         <w:pageBreakBefore w:val="0"/>
@@ -4992,7 +4965,7 @@
         <w:bidi w:val="0"/>
         <w:adjustRightInd w:val="0"/>
         <w:snapToGrid w:val="0"/>
-        <w:ind w:left="425" w:leftChars="0" w:hanging="425" w:firstLineChars="0"/>
+        <w:ind w:left="425" w:hanging="425" w:leftChars="0" w:firstLineChars="0"/>
         <w:textAlignment w:val="baseline"/>
         <w:rPr>
           <w:rFonts w:hint="eastAsia"/>
@@ -5009,7 +4982,7 @@
     </w:p>
     <w:p>
       <w:pPr>
-        <w:pStyle w:val="29"/>
+        <w:pStyle w:val="a1"/>
         <w:keepNext w:val="0"/>
         <w:keepLines w:val="0"/>
         <w:pageBreakBefore w:val="0"/>
@@ -5027,7 +5000,7 @@
         <w:bidi w:val="0"/>
         <w:adjustRightInd w:val="0"/>
         <w:snapToGrid w:val="0"/>
-        <w:ind w:left="425" w:leftChars="0" w:hanging="425" w:firstLineChars="0"/>
+        <w:ind w:left="425" w:hanging="425" w:leftChars="0" w:firstLineChars="0"/>
         <w:textAlignment w:val="baseline"/>
         <w:rPr>
           <w:rFonts w:hint="eastAsia"/>
@@ -5044,7 +5017,7 @@
     </w:p>
     <w:p>
       <w:pPr>
-        <w:pStyle w:val="29"/>
+        <w:pStyle w:val="a1"/>
         <w:keepNext w:val="0"/>
         <w:keepLines w:val="0"/>
         <w:pageBreakBefore w:val="0"/>
@@ -5062,7 +5035,7 @@
         <w:bidi w:val="0"/>
         <w:adjustRightInd w:val="0"/>
         <w:snapToGrid w:val="0"/>
-        <w:ind w:left="425" w:leftChars="0" w:hanging="425" w:firstLineChars="0"/>
+        <w:ind w:left="425" w:hanging="425" w:leftChars="0" w:firstLineChars="0"/>
         <w:textAlignment w:val="baseline"/>
         <w:rPr>
           <w:rFonts w:hint="eastAsia"/>
@@ -5079,27 +5052,27 @@
     </w:p>
     <w:p>
       <w:pPr>
-        <w:pStyle w:val="28"/>
-        <w:keepNext w:val="0"/>
-        <w:keepLines w:val="0"/>
-        <w:pageBreakBefore w:val="0"/>
-        <w:widowControl w:val="0"/>
-        <w:kinsoku w:val="0"/>
-        <w:wordWrap/>
-        <w:overflowPunct/>
-        <w:topLinePunct w:val="0"/>
-        <w:autoSpaceDE w:val="0"/>
-        <w:autoSpaceDN w:val="0"/>
-        <w:bidi w:val="0"/>
-        <w:adjustRightInd w:val="0"/>
-        <w:snapToGrid w:val="0"/>
-        <w:textAlignment w:val="baseline"/>
-        <w:rPr>
-          <w:rFonts w:hint="eastAsia"/>
-          <w:lang w:val="en-US" w:eastAsia="zh-CN"/>
-        </w:rPr>
-      </w:pPr>
-      <w:bookmarkStart w:id="8" w:name="_Toc15566"/>
+        <w:pStyle w:val="1"/>
+        <w:keepNext w:val="0"/>
+        <w:keepLines w:val="0"/>
+        <w:pageBreakBefore w:val="0"/>
+        <w:widowControl w:val="0"/>
+        <w:kinsoku w:val="0"/>
+        <w:wordWrap/>
+        <w:overflowPunct/>
+        <w:topLinePunct w:val="0"/>
+        <w:autoSpaceDE w:val="0"/>
+        <w:autoSpaceDN w:val="0"/>
+        <w:bidi w:val="0"/>
+        <w:adjustRightInd w:val="0"/>
+        <w:snapToGrid w:val="0"/>
+        <w:textAlignment w:val="baseline"/>
+        <w:rPr>
+          <w:rFonts w:hint="eastAsia"/>
+          <w:lang w:val="en-US" w:eastAsia="zh-CN"/>
+        </w:rPr>
+      </w:pPr>
+      <w:bookmarkStart w:id="9" w:name="_Toc15566"/>
       <w:r>
         <w:rPr>
           <w:rFonts w:hint="eastAsia"/>
@@ -5107,31 +5080,31 @@
         </w:rPr>
         <w:t>组织与职责</w:t>
       </w:r>
-      <w:bookmarkEnd w:id="8"/>
-    </w:p>
-    <w:p>
-      <w:pPr>
-        <w:pStyle w:val="30"/>
-        <w:keepNext w:val="0"/>
-        <w:keepLines w:val="0"/>
-        <w:pageBreakBefore w:val="0"/>
-        <w:widowControl w:val="0"/>
-        <w:kinsoku w:val="0"/>
-        <w:wordWrap/>
-        <w:overflowPunct/>
-        <w:topLinePunct w:val="0"/>
-        <w:autoSpaceDE w:val="0"/>
-        <w:autoSpaceDN w:val="0"/>
-        <w:bidi w:val="0"/>
-        <w:adjustRightInd w:val="0"/>
-        <w:snapToGrid w:val="0"/>
-        <w:textAlignment w:val="baseline"/>
-        <w:rPr>
-          <w:rFonts w:hint="eastAsia"/>
-          <w:lang w:val="en-US" w:eastAsia="zh-CN"/>
-        </w:rPr>
-      </w:pPr>
-      <w:bookmarkStart w:id="9" w:name="_Toc23940"/>
+      <w:bookmarkEnd w:id="9"/>
+    </w:p>
+    <w:p>
+      <w:pPr>
+        <w:pStyle w:val="2"/>
+        <w:keepNext w:val="0"/>
+        <w:keepLines w:val="0"/>
+        <w:pageBreakBefore w:val="0"/>
+        <w:widowControl w:val="0"/>
+        <w:kinsoku w:val="0"/>
+        <w:wordWrap/>
+        <w:overflowPunct/>
+        <w:topLinePunct w:val="0"/>
+        <w:autoSpaceDE w:val="0"/>
+        <w:autoSpaceDN w:val="0"/>
+        <w:bidi w:val="0"/>
+        <w:adjustRightInd w:val="0"/>
+        <w:snapToGrid w:val="0"/>
+        <w:textAlignment w:val="baseline"/>
+        <w:rPr>
+          <w:rFonts w:hint="eastAsia"/>
+          <w:lang w:val="en-US" w:eastAsia="zh-CN"/>
+        </w:rPr>
+      </w:pPr>
+      <w:bookmarkStart w:id="10" w:name="_Toc23940"/>
       <w:r>
         <w:rPr>
           <w:rFonts w:hint="eastAsia"/>
@@ -5139,11 +5112,11 @@
         </w:rPr>
         <w:t>质量管理部</w:t>
       </w:r>
-      <w:bookmarkEnd w:id="9"/>
-    </w:p>
-    <w:p>
-      <w:pPr>
-        <w:pStyle w:val="29"/>
+      <w:bookmarkEnd w:id="10"/>
+    </w:p>
+    <w:p>
+      <w:pPr>
+        <w:pStyle w:val="a1"/>
         <w:keepNext w:val="0"/>
         <w:keepLines w:val="0"/>
         <w:pageBreakBefore w:val="0"/>
@@ -5173,27 +5146,27 @@
     </w:p>
     <w:p>
       <w:pPr>
-        <w:pStyle w:val="30"/>
-        <w:keepNext w:val="0"/>
-        <w:keepLines w:val="0"/>
-        <w:pageBreakBefore w:val="0"/>
-        <w:widowControl w:val="0"/>
-        <w:kinsoku w:val="0"/>
-        <w:wordWrap/>
-        <w:overflowPunct/>
-        <w:topLinePunct w:val="0"/>
-        <w:autoSpaceDE w:val="0"/>
-        <w:autoSpaceDN w:val="0"/>
-        <w:bidi w:val="0"/>
-        <w:adjustRightInd w:val="0"/>
-        <w:snapToGrid w:val="0"/>
-        <w:textAlignment w:val="baseline"/>
-        <w:rPr>
-          <w:rFonts w:hint="eastAsia"/>
-          <w:lang w:val="en-US" w:eastAsia="zh-CN"/>
-        </w:rPr>
-      </w:pPr>
-      <w:bookmarkStart w:id="10" w:name="_Toc31333"/>
+        <w:pStyle w:val="2"/>
+        <w:keepNext w:val="0"/>
+        <w:keepLines w:val="0"/>
+        <w:pageBreakBefore w:val="0"/>
+        <w:widowControl w:val="0"/>
+        <w:kinsoku w:val="0"/>
+        <w:wordWrap/>
+        <w:overflowPunct/>
+        <w:topLinePunct w:val="0"/>
+        <w:autoSpaceDE w:val="0"/>
+        <w:autoSpaceDN w:val="0"/>
+        <w:bidi w:val="0"/>
+        <w:adjustRightInd w:val="0"/>
+        <w:snapToGrid w:val="0"/>
+        <w:textAlignment w:val="baseline"/>
+        <w:rPr>
+          <w:rFonts w:hint="eastAsia"/>
+          <w:lang w:val="en-US" w:eastAsia="zh-CN"/>
+        </w:rPr>
+      </w:pPr>
+      <w:bookmarkStart w:id="11" w:name="_Toc31333"/>
       <w:r>
         <w:rPr>
           <w:rFonts w:hint="eastAsia"/>
@@ -5201,11 +5174,11 @@
         </w:rPr>
         <w:t>质量管理部经理</w:t>
       </w:r>
-      <w:bookmarkEnd w:id="10"/>
-    </w:p>
-    <w:p>
-      <w:pPr>
-        <w:pStyle w:val="29"/>
+      <w:bookmarkEnd w:id="11"/>
+    </w:p>
+    <w:p>
+      <w:pPr>
+        <w:pStyle w:val="a1"/>
         <w:keepNext w:val="0"/>
         <w:keepLines w:val="0"/>
         <w:pageBreakBefore w:val="0"/>
@@ -5235,7 +5208,7 @@
     </w:p>
     <w:p>
       <w:pPr>
-        <w:pStyle w:val="29"/>
+        <w:pStyle w:val="a1"/>
         <w:keepNext w:val="0"/>
         <w:keepLines w:val="0"/>
         <w:pageBreakBefore w:val="0"/>
@@ -5265,7 +5238,7 @@
     </w:p>
     <w:p>
       <w:pPr>
-        <w:pStyle w:val="29"/>
+        <w:pStyle w:val="a1"/>
         <w:keepNext w:val="0"/>
         <w:keepLines w:val="0"/>
         <w:pageBreakBefore w:val="0"/>
@@ -5295,7 +5268,7 @@
     </w:p>
     <w:p>
       <w:pPr>
-        <w:pStyle w:val="29"/>
+        <w:pStyle w:val="a1"/>
         <w:keepNext w:val="0"/>
         <w:keepLines w:val="0"/>
         <w:pageBreakBefore w:val="0"/>
@@ -5325,7 +5298,7 @@
     </w:p>
     <w:p>
       <w:pPr>
-        <w:pStyle w:val="29"/>
+        <w:pStyle w:val="a1"/>
         <w:keepNext w:val="0"/>
         <w:keepLines w:val="0"/>
         <w:pageBreakBefore w:val="0"/>
@@ -5355,7 +5328,7 @@
     </w:p>
     <w:p>
       <w:pPr>
-        <w:pStyle w:val="29"/>
+        <w:pStyle w:val="a1"/>
         <w:keepNext w:val="0"/>
         <w:keepLines w:val="0"/>
         <w:pageBreakBefore w:val="0"/>
@@ -5385,27 +5358,27 @@
     </w:p>
     <w:p>
       <w:pPr>
-        <w:pStyle w:val="30"/>
-        <w:keepNext w:val="0"/>
-        <w:keepLines w:val="0"/>
-        <w:pageBreakBefore w:val="0"/>
-        <w:widowControl w:val="0"/>
-        <w:kinsoku w:val="0"/>
-        <w:wordWrap/>
-        <w:overflowPunct/>
-        <w:topLinePunct w:val="0"/>
-        <w:autoSpaceDE w:val="0"/>
-        <w:autoSpaceDN w:val="0"/>
-        <w:bidi w:val="0"/>
-        <w:adjustRightInd w:val="0"/>
-        <w:snapToGrid w:val="0"/>
-        <w:textAlignment w:val="baseline"/>
-        <w:rPr>
-          <w:rFonts w:hint="eastAsia"/>
-          <w:lang w:val="en-US" w:eastAsia="zh-CN"/>
-        </w:rPr>
-      </w:pPr>
-      <w:bookmarkStart w:id="11" w:name="_Toc4646"/>
+        <w:pStyle w:val="2"/>
+        <w:keepNext w:val="0"/>
+        <w:keepLines w:val="0"/>
+        <w:pageBreakBefore w:val="0"/>
+        <w:widowControl w:val="0"/>
+        <w:kinsoku w:val="0"/>
+        <w:wordWrap/>
+        <w:overflowPunct/>
+        <w:topLinePunct w:val="0"/>
+        <w:autoSpaceDE w:val="0"/>
+        <w:autoSpaceDN w:val="0"/>
+        <w:bidi w:val="0"/>
+        <w:adjustRightInd w:val="0"/>
+        <w:snapToGrid w:val="0"/>
+        <w:textAlignment w:val="baseline"/>
+        <w:rPr>
+          <w:rFonts w:hint="eastAsia"/>
+          <w:lang w:val="en-US" w:eastAsia="zh-CN"/>
+        </w:rPr>
+      </w:pPr>
+      <w:bookmarkStart w:id="12" w:name="_Toc4646"/>
       <w:r>
         <w:rPr>
           <w:rFonts w:hint="eastAsia"/>
@@ -5413,11 +5386,11 @@
         </w:rPr>
         <w:t>质量管理专员</w:t>
       </w:r>
-      <w:bookmarkEnd w:id="11"/>
-    </w:p>
-    <w:p>
-      <w:pPr>
-        <w:pStyle w:val="29"/>
+      <w:bookmarkEnd w:id="12"/>
+    </w:p>
+    <w:p>
+      <w:pPr>
+        <w:pStyle w:val="a1"/>
         <w:keepNext w:val="0"/>
         <w:keepLines w:val="0"/>
         <w:pageBreakBefore w:val="0"/>
@@ -5447,7 +5420,7 @@
     </w:p>
     <w:p>
       <w:pPr>
-        <w:pStyle w:val="29"/>
+        <w:pStyle w:val="a1"/>
         <w:keepNext w:val="0"/>
         <w:keepLines w:val="0"/>
         <w:pageBreakBefore w:val="0"/>
@@ -5477,7 +5450,7 @@
     </w:p>
     <w:p>
       <w:pPr>
-        <w:pStyle w:val="29"/>
+        <w:pStyle w:val="a1"/>
         <w:keepNext w:val="0"/>
         <w:keepLines w:val="0"/>
         <w:pageBreakBefore w:val="0"/>
@@ -5507,7 +5480,7 @@
     </w:p>
     <w:p>
       <w:pPr>
-        <w:pStyle w:val="29"/>
+        <w:pStyle w:val="a1"/>
         <w:keepNext w:val="0"/>
         <w:keepLines w:val="0"/>
         <w:pageBreakBefore w:val="0"/>
@@ -5537,27 +5510,27 @@
     </w:p>
     <w:p>
       <w:pPr>
-        <w:pStyle w:val="28"/>
-        <w:keepNext w:val="0"/>
-        <w:keepLines w:val="0"/>
-        <w:pageBreakBefore w:val="0"/>
-        <w:widowControl w:val="0"/>
-        <w:kinsoku w:val="0"/>
-        <w:wordWrap/>
-        <w:overflowPunct/>
-        <w:topLinePunct w:val="0"/>
-        <w:autoSpaceDE w:val="0"/>
-        <w:autoSpaceDN w:val="0"/>
-        <w:bidi w:val="0"/>
-        <w:adjustRightInd w:val="0"/>
-        <w:snapToGrid w:val="0"/>
-        <w:textAlignment w:val="baseline"/>
-        <w:rPr>
-          <w:rFonts w:hint="eastAsia"/>
-          <w:lang w:val="en-US" w:eastAsia="zh-CN"/>
-        </w:rPr>
-      </w:pPr>
-      <w:bookmarkStart w:id="12" w:name="_Toc32105"/>
+        <w:pStyle w:val="1"/>
+        <w:keepNext w:val="0"/>
+        <w:keepLines w:val="0"/>
+        <w:pageBreakBefore w:val="0"/>
+        <w:widowControl w:val="0"/>
+        <w:kinsoku w:val="0"/>
+        <w:wordWrap/>
+        <w:overflowPunct/>
+        <w:topLinePunct w:val="0"/>
+        <w:autoSpaceDE w:val="0"/>
+        <w:autoSpaceDN w:val="0"/>
+        <w:bidi w:val="0"/>
+        <w:adjustRightInd w:val="0"/>
+        <w:snapToGrid w:val="0"/>
+        <w:textAlignment w:val="baseline"/>
+        <w:rPr>
+          <w:rFonts w:hint="eastAsia"/>
+          <w:lang w:val="en-US" w:eastAsia="zh-CN"/>
+        </w:rPr>
+      </w:pPr>
+      <w:bookmarkStart w:id="13" w:name="_Toc32105"/>
       <w:r>
         <w:rPr>
           <w:rFonts w:hint="eastAsia"/>
@@ -5565,31 +5538,31 @@
         </w:rPr>
         <w:t>、客户满意度管理</w:t>
       </w:r>
-      <w:bookmarkEnd w:id="12"/>
-    </w:p>
-    <w:p>
-      <w:pPr>
-        <w:pStyle w:val="30"/>
-        <w:keepNext w:val="0"/>
-        <w:keepLines w:val="0"/>
-        <w:pageBreakBefore w:val="0"/>
-        <w:widowControl w:val="0"/>
-        <w:kinsoku w:val="0"/>
-        <w:wordWrap/>
-        <w:overflowPunct/>
-        <w:topLinePunct w:val="0"/>
-        <w:autoSpaceDE w:val="0"/>
-        <w:autoSpaceDN w:val="0"/>
-        <w:bidi w:val="0"/>
-        <w:adjustRightInd w:val="0"/>
-        <w:snapToGrid w:val="0"/>
-        <w:textAlignment w:val="baseline"/>
-        <w:rPr>
-          <w:rFonts w:hint="eastAsia"/>
-          <w:lang w:val="en-US" w:eastAsia="zh-CN"/>
-        </w:rPr>
-      </w:pPr>
-      <w:bookmarkStart w:id="13" w:name="_Toc27392"/>
+      <w:bookmarkEnd w:id="13"/>
+    </w:p>
+    <w:p>
+      <w:pPr>
+        <w:pStyle w:val="2"/>
+        <w:keepNext w:val="0"/>
+        <w:keepLines w:val="0"/>
+        <w:pageBreakBefore w:val="0"/>
+        <w:widowControl w:val="0"/>
+        <w:kinsoku w:val="0"/>
+        <w:wordWrap/>
+        <w:overflowPunct/>
+        <w:topLinePunct w:val="0"/>
+        <w:autoSpaceDE w:val="0"/>
+        <w:autoSpaceDN w:val="0"/>
+        <w:bidi w:val="0"/>
+        <w:adjustRightInd w:val="0"/>
+        <w:snapToGrid w:val="0"/>
+        <w:textAlignment w:val="baseline"/>
+        <w:rPr>
+          <w:rFonts w:hint="eastAsia"/>
+          <w:lang w:val="en-US" w:eastAsia="zh-CN"/>
+        </w:rPr>
+      </w:pPr>
+      <w:bookmarkStart w:id="14" w:name="_Toc27392"/>
       <w:r>
         <w:rPr>
           <w:rFonts w:hint="eastAsia"/>
@@ -5597,11 +5570,11 @@
         </w:rPr>
         <w:t>管理职责</w:t>
       </w:r>
-      <w:bookmarkEnd w:id="13"/>
-    </w:p>
-    <w:p>
-      <w:pPr>
-        <w:pStyle w:val="29"/>
+      <w:bookmarkEnd w:id="14"/>
+    </w:p>
+    <w:p>
+      <w:pPr>
+        <w:pStyle w:val="a1"/>
         <w:keepNext w:val="0"/>
         <w:keepLines w:val="0"/>
         <w:pageBreakBefore w:val="0"/>
@@ -5631,27 +5604,27 @@
     </w:p>
     <w:p>
       <w:pPr>
-        <w:pStyle w:val="30"/>
-        <w:keepNext w:val="0"/>
-        <w:keepLines w:val="0"/>
-        <w:pageBreakBefore w:val="0"/>
-        <w:widowControl w:val="0"/>
-        <w:kinsoku w:val="0"/>
-        <w:wordWrap/>
-        <w:overflowPunct/>
-        <w:topLinePunct w:val="0"/>
-        <w:autoSpaceDE w:val="0"/>
-        <w:autoSpaceDN w:val="0"/>
-        <w:bidi w:val="0"/>
-        <w:adjustRightInd w:val="0"/>
-        <w:snapToGrid w:val="0"/>
-        <w:textAlignment w:val="baseline"/>
-        <w:rPr>
-          <w:rFonts w:hint="eastAsia"/>
-          <w:lang w:val="en-US" w:eastAsia="zh-CN"/>
-        </w:rPr>
-      </w:pPr>
-      <w:bookmarkStart w:id="14" w:name="_Toc32584"/>
+        <w:pStyle w:val="2"/>
+        <w:keepNext w:val="0"/>
+        <w:keepLines w:val="0"/>
+        <w:pageBreakBefore w:val="0"/>
+        <w:widowControl w:val="0"/>
+        <w:kinsoku w:val="0"/>
+        <w:wordWrap/>
+        <w:overflowPunct/>
+        <w:topLinePunct w:val="0"/>
+        <w:autoSpaceDE w:val="0"/>
+        <w:autoSpaceDN w:val="0"/>
+        <w:bidi w:val="0"/>
+        <w:adjustRightInd w:val="0"/>
+        <w:snapToGrid w:val="0"/>
+        <w:textAlignment w:val="baseline"/>
+        <w:rPr>
+          <w:rFonts w:hint="eastAsia"/>
+          <w:lang w:val="en-US" w:eastAsia="zh-CN"/>
+        </w:rPr>
+      </w:pPr>
+      <w:bookmarkStart w:id="15" w:name="_Toc32584"/>
       <w:r>
         <w:rPr>
           <w:rFonts w:hint="eastAsia"/>
@@ -5659,11 +5632,11 @@
         </w:rPr>
         <w:t>调查实施</w:t>
       </w:r>
-      <w:bookmarkEnd w:id="14"/>
-    </w:p>
-    <w:p>
-      <w:pPr>
-        <w:pStyle w:val="29"/>
+      <w:bookmarkEnd w:id="15"/>
+    </w:p>
+    <w:p>
+      <w:pPr>
+        <w:pStyle w:val="a1"/>
         <w:keepNext w:val="0"/>
         <w:keepLines w:val="0"/>
         <w:pageBreakBefore w:val="0"/>
@@ -5693,7 +5666,7 @@
     </w:p>
     <w:p>
       <w:pPr>
-        <w:pStyle w:val="29"/>
+        <w:pStyle w:val="a1"/>
         <w:keepNext w:val="0"/>
         <w:keepLines w:val="0"/>
         <w:pageBreakBefore w:val="0"/>
@@ -5723,7 +5696,7 @@
     </w:p>
     <w:p>
       <w:pPr>
-        <w:pStyle w:val="29"/>
+        <w:pStyle w:val="a1"/>
         <w:keepNext w:val="0"/>
         <w:keepLines w:val="0"/>
         <w:pageBreakBefore w:val="0"/>
@@ -5753,7 +5726,7 @@
     </w:p>
     <w:p>
       <w:pPr>
-        <w:pStyle w:val="29"/>
+        <w:pStyle w:val="a1"/>
         <w:keepNext w:val="0"/>
         <w:keepLines w:val="0"/>
         <w:pageBreakBefore w:val="0"/>
@@ -5783,27 +5756,27 @@
     </w:p>
     <w:p>
       <w:pPr>
-        <w:pStyle w:val="30"/>
-        <w:keepNext w:val="0"/>
-        <w:keepLines w:val="0"/>
-        <w:pageBreakBefore w:val="0"/>
-        <w:widowControl w:val="0"/>
-        <w:kinsoku w:val="0"/>
-        <w:wordWrap/>
-        <w:overflowPunct/>
-        <w:topLinePunct w:val="0"/>
-        <w:autoSpaceDE w:val="0"/>
-        <w:autoSpaceDN w:val="0"/>
-        <w:bidi w:val="0"/>
-        <w:adjustRightInd w:val="0"/>
-        <w:snapToGrid w:val="0"/>
-        <w:textAlignment w:val="baseline"/>
-        <w:rPr>
-          <w:rFonts w:hint="eastAsia"/>
-          <w:lang w:val="en-US" w:eastAsia="zh-CN"/>
-        </w:rPr>
-      </w:pPr>
-      <w:bookmarkStart w:id="15" w:name="_Toc10680"/>
+        <w:pStyle w:val="2"/>
+        <w:keepNext w:val="0"/>
+        <w:keepLines w:val="0"/>
+        <w:pageBreakBefore w:val="0"/>
+        <w:widowControl w:val="0"/>
+        <w:kinsoku w:val="0"/>
+        <w:wordWrap/>
+        <w:overflowPunct/>
+        <w:topLinePunct w:val="0"/>
+        <w:autoSpaceDE w:val="0"/>
+        <w:autoSpaceDN w:val="0"/>
+        <w:bidi w:val="0"/>
+        <w:adjustRightInd w:val="0"/>
+        <w:snapToGrid w:val="0"/>
+        <w:textAlignment w:val="baseline"/>
+        <w:rPr>
+          <w:rFonts w:hint="eastAsia"/>
+          <w:lang w:val="en-US" w:eastAsia="zh-CN"/>
+        </w:rPr>
+      </w:pPr>
+      <w:bookmarkStart w:id="16" w:name="_Toc10680"/>
       <w:r>
         <w:rPr>
           <w:rFonts w:hint="eastAsia"/>
@@ -5811,11 +5784,11 @@
         </w:rPr>
         <w:t>、结果分析与应用</w:t>
       </w:r>
-      <w:bookmarkEnd w:id="15"/>
-    </w:p>
-    <w:p>
-      <w:pPr>
-        <w:pStyle w:val="29"/>
+      <w:bookmarkEnd w:id="16"/>
+    </w:p>
+    <w:p>
+      <w:pPr>
+        <w:pStyle w:val="a1"/>
         <w:keepNext w:val="0"/>
         <w:keepLines w:val="0"/>
         <w:pageBreakBefore w:val="0"/>
@@ -5845,7 +5818,7 @@
     </w:p>
     <w:p>
       <w:pPr>
-        <w:pStyle w:val="29"/>
+        <w:pStyle w:val="a1"/>
         <w:keepNext w:val="0"/>
         <w:keepLines w:val="0"/>
         <w:pageBreakBefore w:val="0"/>
@@ -5875,7 +5848,7 @@
     </w:p>
     <w:p>
       <w:pPr>
-        <w:pStyle w:val="29"/>
+        <w:pStyle w:val="a1"/>
         <w:keepNext w:val="0"/>
         <w:keepLines w:val="0"/>
         <w:pageBreakBefore w:val="0"/>
@@ -5905,7 +5878,7 @@
     </w:p>
     <w:p>
       <w:pPr>
-        <w:pStyle w:val="29"/>
+        <w:pStyle w:val="a1"/>
         <w:keepNext w:val="0"/>
         <w:keepLines w:val="0"/>
         <w:pageBreakBefore w:val="0"/>
@@ -5935,27 +5908,27 @@
     </w:p>
     <w:p>
       <w:pPr>
-        <w:pStyle w:val="28"/>
-        <w:keepNext w:val="0"/>
-        <w:keepLines w:val="0"/>
-        <w:pageBreakBefore w:val="0"/>
-        <w:widowControl w:val="0"/>
-        <w:kinsoku w:val="0"/>
-        <w:wordWrap/>
-        <w:overflowPunct/>
-        <w:topLinePunct w:val="0"/>
-        <w:autoSpaceDE w:val="0"/>
-        <w:autoSpaceDN w:val="0"/>
-        <w:bidi w:val="0"/>
-        <w:adjustRightInd w:val="0"/>
-        <w:snapToGrid w:val="0"/>
-        <w:textAlignment w:val="baseline"/>
-        <w:rPr>
-          <w:rFonts w:hint="eastAsia"/>
-          <w:lang w:val="en-US" w:eastAsia="zh-CN"/>
-        </w:rPr>
-      </w:pPr>
-      <w:bookmarkStart w:id="16" w:name="_Toc14652"/>
+        <w:pStyle w:val="1"/>
+        <w:keepNext w:val="0"/>
+        <w:keepLines w:val="0"/>
+        <w:pageBreakBefore w:val="0"/>
+        <w:widowControl w:val="0"/>
+        <w:kinsoku w:val="0"/>
+        <w:wordWrap/>
+        <w:overflowPunct/>
+        <w:topLinePunct w:val="0"/>
+        <w:autoSpaceDE w:val="0"/>
+        <w:autoSpaceDN w:val="0"/>
+        <w:bidi w:val="0"/>
+        <w:adjustRightInd w:val="0"/>
+        <w:snapToGrid w:val="0"/>
+        <w:textAlignment w:val="baseline"/>
+        <w:rPr>
+          <w:rFonts w:hint="eastAsia"/>
+          <w:lang w:val="en-US" w:eastAsia="zh-CN"/>
+        </w:rPr>
+      </w:pPr>
+      <w:bookmarkStart w:id="17" w:name="_Toc14652"/>
       <w:r>
         <w:rPr>
           <w:rFonts w:hint="eastAsia"/>
@@ -5963,31 +5936,31 @@
         </w:rPr>
         <w:t>内部审核管理</w:t>
       </w:r>
-      <w:bookmarkEnd w:id="16"/>
-    </w:p>
-    <w:p>
-      <w:pPr>
-        <w:pStyle w:val="30"/>
-        <w:keepNext w:val="0"/>
-        <w:keepLines w:val="0"/>
-        <w:pageBreakBefore w:val="0"/>
-        <w:widowControl w:val="0"/>
-        <w:kinsoku w:val="0"/>
-        <w:wordWrap/>
-        <w:overflowPunct/>
-        <w:topLinePunct w:val="0"/>
-        <w:autoSpaceDE w:val="0"/>
-        <w:autoSpaceDN w:val="0"/>
-        <w:bidi w:val="0"/>
-        <w:adjustRightInd w:val="0"/>
-        <w:snapToGrid w:val="0"/>
-        <w:textAlignment w:val="baseline"/>
-        <w:rPr>
-          <w:rFonts w:hint="eastAsia"/>
-          <w:lang w:val="en-US" w:eastAsia="zh-CN"/>
-        </w:rPr>
-      </w:pPr>
-      <w:bookmarkStart w:id="17" w:name="_Toc20516"/>
+      <w:bookmarkEnd w:id="17"/>
+    </w:p>
+    <w:p>
+      <w:pPr>
+        <w:pStyle w:val="2"/>
+        <w:keepNext w:val="0"/>
+        <w:keepLines w:val="0"/>
+        <w:pageBreakBefore w:val="0"/>
+        <w:widowControl w:val="0"/>
+        <w:kinsoku w:val="0"/>
+        <w:wordWrap/>
+        <w:overflowPunct/>
+        <w:topLinePunct w:val="0"/>
+        <w:autoSpaceDE w:val="0"/>
+        <w:autoSpaceDN w:val="0"/>
+        <w:bidi w:val="0"/>
+        <w:adjustRightInd w:val="0"/>
+        <w:snapToGrid w:val="0"/>
+        <w:textAlignment w:val="baseline"/>
+        <w:rPr>
+          <w:rFonts w:hint="eastAsia"/>
+          <w:lang w:val="en-US" w:eastAsia="zh-CN"/>
+        </w:rPr>
+      </w:pPr>
+      <w:bookmarkStart w:id="18" w:name="_Toc20516"/>
       <w:r>
         <w:rPr>
           <w:rFonts w:hint="eastAsia"/>
@@ -5995,11 +5968,11 @@
         </w:rPr>
         <w:t>审核策划</w:t>
       </w:r>
-      <w:bookmarkEnd w:id="17"/>
-    </w:p>
-    <w:p>
-      <w:pPr>
-        <w:pStyle w:val="29"/>
+      <w:bookmarkEnd w:id="18"/>
+    </w:p>
+    <w:p>
+      <w:pPr>
+        <w:pStyle w:val="a1"/>
         <w:keepNext w:val="0"/>
         <w:keepLines w:val="0"/>
         <w:pageBreakBefore w:val="0"/>
@@ -6029,7 +6002,7 @@
     </w:p>
     <w:p>
       <w:pPr>
-        <w:pStyle w:val="29"/>
+        <w:pStyle w:val="a1"/>
         <w:keepNext w:val="0"/>
         <w:keepLines w:val="0"/>
         <w:pageBreakBefore w:val="0"/>
@@ -6059,27 +6032,27 @@
     </w:p>
     <w:p>
       <w:pPr>
-        <w:pStyle w:val="30"/>
-        <w:keepNext w:val="0"/>
-        <w:keepLines w:val="0"/>
-        <w:pageBreakBefore w:val="0"/>
-        <w:widowControl w:val="0"/>
-        <w:kinsoku w:val="0"/>
-        <w:wordWrap/>
-        <w:overflowPunct/>
-        <w:topLinePunct w:val="0"/>
-        <w:autoSpaceDE w:val="0"/>
-        <w:autoSpaceDN w:val="0"/>
-        <w:bidi w:val="0"/>
-        <w:adjustRightInd w:val="0"/>
-        <w:snapToGrid w:val="0"/>
-        <w:textAlignment w:val="baseline"/>
-        <w:rPr>
-          <w:rFonts w:hint="eastAsia"/>
-          <w:lang w:val="en-US" w:eastAsia="zh-CN"/>
-        </w:rPr>
-      </w:pPr>
-      <w:bookmarkStart w:id="18" w:name="_Toc9535"/>
+        <w:pStyle w:val="2"/>
+        <w:keepNext w:val="0"/>
+        <w:keepLines w:val="0"/>
+        <w:pageBreakBefore w:val="0"/>
+        <w:widowControl w:val="0"/>
+        <w:kinsoku w:val="0"/>
+        <w:wordWrap/>
+        <w:overflowPunct/>
+        <w:topLinePunct w:val="0"/>
+        <w:autoSpaceDE w:val="0"/>
+        <w:autoSpaceDN w:val="0"/>
+        <w:bidi w:val="0"/>
+        <w:adjustRightInd w:val="0"/>
+        <w:snapToGrid w:val="0"/>
+        <w:textAlignment w:val="baseline"/>
+        <w:rPr>
+          <w:rFonts w:hint="eastAsia"/>
+          <w:lang w:val="en-US" w:eastAsia="zh-CN"/>
+        </w:rPr>
+      </w:pPr>
+      <w:bookmarkStart w:id="19" w:name="_Toc9535"/>
       <w:r>
         <w:rPr>
           <w:rFonts w:hint="eastAsia"/>
@@ -6087,11 +6060,11 @@
         </w:rPr>
         <w:t>审核实施</w:t>
       </w:r>
-      <w:bookmarkEnd w:id="18"/>
-    </w:p>
-    <w:p>
-      <w:pPr>
-        <w:pStyle w:val="29"/>
+      <w:bookmarkEnd w:id="19"/>
+    </w:p>
+    <w:p>
+      <w:pPr>
+        <w:pStyle w:val="a1"/>
         <w:keepNext w:val="0"/>
         <w:keepLines w:val="0"/>
         <w:pageBreakBefore w:val="0"/>
@@ -6121,7 +6094,7 @@
     </w:p>
     <w:p>
       <w:pPr>
-        <w:pStyle w:val="29"/>
+        <w:pStyle w:val="a1"/>
         <w:keepNext w:val="0"/>
         <w:keepLines w:val="0"/>
         <w:pageBreakBefore w:val="0"/>
@@ -6151,7 +6124,7 @@
     </w:p>
     <w:p>
       <w:pPr>
-        <w:pStyle w:val="29"/>
+        <w:pStyle w:val="a1"/>
         <w:keepNext w:val="0"/>
         <w:keepLines w:val="0"/>
         <w:pageBreakBefore w:val="0"/>
@@ -6181,27 +6154,27 @@
     </w:p>
     <w:p>
       <w:pPr>
-        <w:pStyle w:val="30"/>
-        <w:keepNext w:val="0"/>
-        <w:keepLines w:val="0"/>
-        <w:pageBreakBefore w:val="0"/>
-        <w:widowControl w:val="0"/>
-        <w:kinsoku w:val="0"/>
-        <w:wordWrap/>
-        <w:overflowPunct/>
-        <w:topLinePunct w:val="0"/>
-        <w:autoSpaceDE w:val="0"/>
-        <w:autoSpaceDN w:val="0"/>
-        <w:bidi w:val="0"/>
-        <w:adjustRightInd w:val="0"/>
-        <w:snapToGrid w:val="0"/>
-        <w:textAlignment w:val="baseline"/>
-        <w:rPr>
-          <w:rFonts w:hint="eastAsia"/>
-          <w:lang w:val="en-US" w:eastAsia="zh-CN"/>
-        </w:rPr>
-      </w:pPr>
-      <w:bookmarkStart w:id="19" w:name="_Toc23018"/>
+        <w:pStyle w:val="2"/>
+        <w:keepNext w:val="0"/>
+        <w:keepLines w:val="0"/>
+        <w:pageBreakBefore w:val="0"/>
+        <w:widowControl w:val="0"/>
+        <w:kinsoku w:val="0"/>
+        <w:wordWrap/>
+        <w:overflowPunct/>
+        <w:topLinePunct w:val="0"/>
+        <w:autoSpaceDE w:val="0"/>
+        <w:autoSpaceDN w:val="0"/>
+        <w:bidi w:val="0"/>
+        <w:adjustRightInd w:val="0"/>
+        <w:snapToGrid w:val="0"/>
+        <w:textAlignment w:val="baseline"/>
+        <w:rPr>
+          <w:rFonts w:hint="eastAsia"/>
+          <w:lang w:val="en-US" w:eastAsia="zh-CN"/>
+        </w:rPr>
+      </w:pPr>
+      <w:bookmarkStart w:id="20" w:name="_Toc23018"/>
       <w:r>
         <w:rPr>
           <w:rFonts w:hint="eastAsia"/>
@@ -6209,11 +6182,11 @@
         </w:rPr>
         <w:t>审核报告与改进</w:t>
       </w:r>
-      <w:bookmarkEnd w:id="19"/>
-    </w:p>
-    <w:p>
-      <w:pPr>
-        <w:pStyle w:val="29"/>
+      <w:bookmarkEnd w:id="20"/>
+    </w:p>
+    <w:p>
+      <w:pPr>
+        <w:pStyle w:val="a1"/>
         <w:keepNext w:val="0"/>
         <w:keepLines w:val="0"/>
         <w:pageBreakBefore w:val="0"/>
@@ -6243,7 +6216,7 @@
     </w:p>
     <w:p>
       <w:pPr>
-        <w:pStyle w:val="29"/>
+        <w:pStyle w:val="a1"/>
         <w:keepNext w:val="0"/>
         <w:keepLines w:val="0"/>
         <w:pageBreakBefore w:val="0"/>
@@ -6273,7 +6246,7 @@
     </w:p>
     <w:p>
       <w:pPr>
-        <w:pStyle w:val="29"/>
+        <w:pStyle w:val="a1"/>
         <w:keepNext w:val="0"/>
         <w:keepLines w:val="0"/>
         <w:pageBreakBefore w:val="0"/>
@@ -6303,7 +6276,7 @@
     </w:p>
     <w:p>
       <w:pPr>
-        <w:pStyle w:val="29"/>
+        <w:pStyle w:val="a1"/>
         <w:keepNext w:val="0"/>
         <w:keepLines w:val="0"/>
         <w:pageBreakBefore w:val="0"/>
@@ -6333,27 +6306,27 @@
     </w:p>
     <w:p>
       <w:pPr>
-        <w:pStyle w:val="28"/>
-        <w:keepNext w:val="0"/>
-        <w:keepLines w:val="0"/>
-        <w:pageBreakBefore w:val="0"/>
-        <w:widowControl w:val="0"/>
-        <w:kinsoku w:val="0"/>
-        <w:wordWrap/>
-        <w:overflowPunct/>
-        <w:topLinePunct w:val="0"/>
-        <w:autoSpaceDE w:val="0"/>
-        <w:autoSpaceDN w:val="0"/>
-        <w:bidi w:val="0"/>
-        <w:adjustRightInd w:val="0"/>
-        <w:snapToGrid w:val="0"/>
-        <w:textAlignment w:val="baseline"/>
-        <w:rPr>
-          <w:rFonts w:hint="eastAsia"/>
-          <w:lang w:val="en-US" w:eastAsia="zh-CN"/>
-        </w:rPr>
-      </w:pPr>
-      <w:bookmarkStart w:id="20" w:name="_Toc23462"/>
+        <w:pStyle w:val="1"/>
+        <w:keepNext w:val="0"/>
+        <w:keepLines w:val="0"/>
+        <w:pageBreakBefore w:val="0"/>
+        <w:widowControl w:val="0"/>
+        <w:kinsoku w:val="0"/>
+        <w:wordWrap/>
+        <w:overflowPunct/>
+        <w:topLinePunct w:val="0"/>
+        <w:autoSpaceDE w:val="0"/>
+        <w:autoSpaceDN w:val="0"/>
+        <w:bidi w:val="0"/>
+        <w:adjustRightInd w:val="0"/>
+        <w:snapToGrid w:val="0"/>
+        <w:textAlignment w:val="baseline"/>
+        <w:rPr>
+          <w:rFonts w:hint="eastAsia"/>
+          <w:lang w:val="en-US" w:eastAsia="zh-CN"/>
+        </w:rPr>
+      </w:pPr>
+      <w:bookmarkStart w:id="21" w:name="_Toc23462"/>
       <w:r>
         <w:rPr>
           <w:rFonts w:hint="eastAsia"/>
@@ -6361,31 +6334,31 @@
         </w:rPr>
         <w:t>管理评审</w:t>
       </w:r>
-      <w:bookmarkEnd w:id="20"/>
-    </w:p>
-    <w:p>
-      <w:pPr>
-        <w:pStyle w:val="30"/>
-        <w:keepNext w:val="0"/>
-        <w:keepLines w:val="0"/>
-        <w:pageBreakBefore w:val="0"/>
-        <w:widowControl w:val="0"/>
-        <w:kinsoku w:val="0"/>
-        <w:wordWrap/>
-        <w:overflowPunct/>
-        <w:topLinePunct w:val="0"/>
-        <w:autoSpaceDE w:val="0"/>
-        <w:autoSpaceDN w:val="0"/>
-        <w:bidi w:val="0"/>
-        <w:adjustRightInd w:val="0"/>
-        <w:snapToGrid w:val="0"/>
-        <w:textAlignment w:val="baseline"/>
-        <w:rPr>
-          <w:rFonts w:hint="eastAsia"/>
-          <w:lang w:val="en-US" w:eastAsia="zh-CN"/>
-        </w:rPr>
-      </w:pPr>
-      <w:bookmarkStart w:id="21" w:name="_Toc1063"/>
+      <w:bookmarkEnd w:id="21"/>
+    </w:p>
+    <w:p>
+      <w:pPr>
+        <w:pStyle w:val="2"/>
+        <w:keepNext w:val="0"/>
+        <w:keepLines w:val="0"/>
+        <w:pageBreakBefore w:val="0"/>
+        <w:widowControl w:val="0"/>
+        <w:kinsoku w:val="0"/>
+        <w:wordWrap/>
+        <w:overflowPunct/>
+        <w:topLinePunct w:val="0"/>
+        <w:autoSpaceDE w:val="0"/>
+        <w:autoSpaceDN w:val="0"/>
+        <w:bidi w:val="0"/>
+        <w:adjustRightInd w:val="0"/>
+        <w:snapToGrid w:val="0"/>
+        <w:textAlignment w:val="baseline"/>
+        <w:rPr>
+          <w:rFonts w:hint="eastAsia"/>
+          <w:lang w:val="en-US" w:eastAsia="zh-CN"/>
+        </w:rPr>
+      </w:pPr>
+      <w:bookmarkStart w:id="22" w:name="_Toc1063"/>
       <w:r>
         <w:rPr>
           <w:rFonts w:hint="eastAsia"/>
@@ -6393,11 +6366,11 @@
         </w:rPr>
         <w:t>评审组织与策划</w:t>
       </w:r>
-      <w:bookmarkEnd w:id="21"/>
-    </w:p>
-    <w:p>
-      <w:pPr>
-        <w:pStyle w:val="29"/>
+      <w:bookmarkEnd w:id="22"/>
+    </w:p>
+    <w:p>
+      <w:pPr>
+        <w:pStyle w:val="a1"/>
         <w:keepNext w:val="0"/>
         <w:keepLines w:val="0"/>
         <w:pageBreakBefore w:val="0"/>
@@ -6427,7 +6400,7 @@
     </w:p>
     <w:p>
       <w:pPr>
-        <w:pStyle w:val="29"/>
+        <w:pStyle w:val="a1"/>
         <w:keepNext w:val="0"/>
         <w:keepLines w:val="0"/>
         <w:pageBreakBefore w:val="0"/>
@@ -6457,7 +6430,7 @@
     </w:p>
     <w:p>
       <w:pPr>
-        <w:pStyle w:val="29"/>
+        <w:pStyle w:val="a1"/>
         <w:keepNext w:val="0"/>
         <w:keepLines w:val="0"/>
         <w:pageBreakBefore w:val="0"/>
@@ -6487,27 +6460,27 @@
     </w:p>
     <w:p>
       <w:pPr>
-        <w:pStyle w:val="30"/>
-        <w:keepNext w:val="0"/>
-        <w:keepLines w:val="0"/>
-        <w:pageBreakBefore w:val="0"/>
-        <w:widowControl w:val="0"/>
-        <w:kinsoku w:val="0"/>
-        <w:wordWrap/>
-        <w:overflowPunct/>
-        <w:topLinePunct w:val="0"/>
-        <w:autoSpaceDE w:val="0"/>
-        <w:autoSpaceDN w:val="0"/>
-        <w:bidi w:val="0"/>
-        <w:adjustRightInd w:val="0"/>
-        <w:snapToGrid w:val="0"/>
-        <w:textAlignment w:val="baseline"/>
-        <w:rPr>
-          <w:rFonts w:hint="eastAsia"/>
-          <w:lang w:val="en-US" w:eastAsia="zh-CN"/>
-        </w:rPr>
-      </w:pPr>
-      <w:bookmarkStart w:id="22" w:name="_Toc6839"/>
+        <w:pStyle w:val="2"/>
+        <w:keepNext w:val="0"/>
+        <w:keepLines w:val="0"/>
+        <w:pageBreakBefore w:val="0"/>
+        <w:widowControl w:val="0"/>
+        <w:kinsoku w:val="0"/>
+        <w:wordWrap/>
+        <w:overflowPunct/>
+        <w:topLinePunct w:val="0"/>
+        <w:autoSpaceDE w:val="0"/>
+        <w:autoSpaceDN w:val="0"/>
+        <w:bidi w:val="0"/>
+        <w:adjustRightInd w:val="0"/>
+        <w:snapToGrid w:val="0"/>
+        <w:textAlignment w:val="baseline"/>
+        <w:rPr>
+          <w:rFonts w:hint="eastAsia"/>
+          <w:lang w:val="en-US" w:eastAsia="zh-CN"/>
+        </w:rPr>
+      </w:pPr>
+      <w:bookmarkStart w:id="23" w:name="_Toc6839"/>
       <w:r>
         <w:rPr>
           <w:rFonts w:hint="eastAsia"/>
@@ -6515,11 +6488,11 @@
         </w:rPr>
         <w:t>评审输入与准备</w:t>
       </w:r>
-      <w:bookmarkEnd w:id="22"/>
-    </w:p>
-    <w:p>
-      <w:pPr>
-        <w:pStyle w:val="29"/>
+      <w:bookmarkEnd w:id="23"/>
+    </w:p>
+    <w:p>
+      <w:pPr>
+        <w:pStyle w:val="a1"/>
         <w:keepNext w:val="0"/>
         <w:keepLines w:val="0"/>
         <w:pageBreakBefore w:val="0"/>
@@ -6549,7 +6522,7 @@
     </w:p>
     <w:p>
       <w:pPr>
-        <w:pStyle w:val="29"/>
+        <w:pStyle w:val="a1"/>
         <w:keepNext w:val="0"/>
         <w:keepLines w:val="0"/>
         <w:pageBreakBefore w:val="0"/>
@@ -6567,7 +6540,7 @@
         <w:bidi w:val="0"/>
         <w:adjustRightInd w:val="0"/>
         <w:snapToGrid w:val="0"/>
-        <w:ind w:left="425" w:leftChars="0" w:hanging="425" w:firstLineChars="0"/>
+        <w:ind w:left="425" w:hanging="425" w:leftChars="0" w:firstLineChars="0"/>
         <w:textAlignment w:val="baseline"/>
         <w:rPr>
           <w:rFonts w:hint="eastAsia"/>
@@ -6584,7 +6557,7 @@
     </w:p>
     <w:p>
       <w:pPr>
-        <w:pStyle w:val="29"/>
+        <w:pStyle w:val="a1"/>
         <w:keepNext w:val="0"/>
         <w:keepLines w:val="0"/>
         <w:pageBreakBefore w:val="0"/>
@@ -6602,7 +6575,7 @@
         <w:bidi w:val="0"/>
         <w:adjustRightInd w:val="0"/>
         <w:snapToGrid w:val="0"/>
-        <w:ind w:left="425" w:leftChars="0" w:hanging="425" w:firstLineChars="0"/>
+        <w:ind w:left="425" w:hanging="425" w:leftChars="0" w:firstLineChars="0"/>
         <w:textAlignment w:val="baseline"/>
         <w:rPr>
           <w:rFonts w:hint="eastAsia"/>
@@ -6619,7 +6592,7 @@
     </w:p>
     <w:p>
       <w:pPr>
-        <w:pStyle w:val="29"/>
+        <w:pStyle w:val="a1"/>
         <w:keepNext w:val="0"/>
         <w:keepLines w:val="0"/>
         <w:pageBreakBefore w:val="0"/>
@@ -6637,7 +6610,7 @@
         <w:bidi w:val="0"/>
         <w:adjustRightInd w:val="0"/>
         <w:snapToGrid w:val="0"/>
-        <w:ind w:left="425" w:leftChars="0" w:hanging="425" w:firstLineChars="0"/>
+        <w:ind w:left="425" w:hanging="425" w:leftChars="0" w:firstLineChars="0"/>
         <w:textAlignment w:val="baseline"/>
         <w:rPr>
           <w:rFonts w:hint="eastAsia"/>
@@ -6654,7 +6627,7 @@
     </w:p>
     <w:p>
       <w:pPr>
-        <w:pStyle w:val="29"/>
+        <w:pStyle w:val="a1"/>
         <w:keepNext w:val="0"/>
         <w:keepLines w:val="0"/>
         <w:pageBreakBefore w:val="0"/>
@@ -6672,7 +6645,7 @@
         <w:bidi w:val="0"/>
         <w:adjustRightInd w:val="0"/>
         <w:snapToGrid w:val="0"/>
-        <w:ind w:left="425" w:leftChars="0" w:hanging="425" w:firstLineChars="0"/>
+        <w:ind w:left="425" w:hanging="425" w:leftChars="0" w:firstLineChars="0"/>
         <w:textAlignment w:val="baseline"/>
         <w:rPr>
           <w:rFonts w:hint="eastAsia"/>
@@ -6689,7 +6662,7 @@
     </w:p>
     <w:p>
       <w:pPr>
-        <w:pStyle w:val="29"/>
+        <w:pStyle w:val="a1"/>
         <w:keepNext w:val="0"/>
         <w:keepLines w:val="0"/>
         <w:pageBreakBefore w:val="0"/>
@@ -6707,7 +6680,7 @@
         <w:bidi w:val="0"/>
         <w:adjustRightInd w:val="0"/>
         <w:snapToGrid w:val="0"/>
-        <w:ind w:left="425" w:leftChars="0" w:hanging="425" w:firstLineChars="0"/>
+        <w:ind w:left="425" w:hanging="425" w:leftChars="0" w:firstLineChars="0"/>
         <w:textAlignment w:val="baseline"/>
         <w:rPr>
           <w:rFonts w:hint="eastAsia"/>
@@ -6724,7 +6697,7 @@
     </w:p>
     <w:p>
       <w:pPr>
-        <w:pStyle w:val="29"/>
+        <w:pStyle w:val="a1"/>
         <w:keepNext w:val="0"/>
         <w:keepLines w:val="0"/>
         <w:pageBreakBefore w:val="0"/>
@@ -6742,7 +6715,7 @@
         <w:bidi w:val="0"/>
         <w:adjustRightInd w:val="0"/>
         <w:snapToGrid w:val="0"/>
-        <w:ind w:left="425" w:leftChars="0" w:hanging="425" w:firstLineChars="0"/>
+        <w:ind w:left="425" w:hanging="425" w:leftChars="0" w:firstLineChars="0"/>
         <w:textAlignment w:val="baseline"/>
         <w:rPr>
           <w:rFonts w:hint="eastAsia"/>
@@ -6759,7 +6732,7 @@
     </w:p>
     <w:p>
       <w:pPr>
-        <w:pStyle w:val="29"/>
+        <w:pStyle w:val="a1"/>
         <w:keepNext w:val="0"/>
         <w:keepLines w:val="0"/>
         <w:pageBreakBefore w:val="0"/>
@@ -6777,7 +6750,7 @@
         <w:bidi w:val="0"/>
         <w:adjustRightInd w:val="0"/>
         <w:snapToGrid w:val="0"/>
-        <w:ind w:left="425" w:leftChars="0" w:hanging="425" w:firstLineChars="0"/>
+        <w:ind w:left="425" w:hanging="425" w:leftChars="0" w:firstLineChars="0"/>
         <w:textAlignment w:val="baseline"/>
         <w:rPr>
           <w:rFonts w:hint="eastAsia"/>
@@ -6794,27 +6767,27 @@
     </w:p>
     <w:p>
       <w:pPr>
-        <w:pStyle w:val="30"/>
-        <w:keepNext w:val="0"/>
-        <w:keepLines w:val="0"/>
-        <w:pageBreakBefore w:val="0"/>
-        <w:widowControl w:val="0"/>
-        <w:kinsoku w:val="0"/>
-        <w:wordWrap/>
-        <w:overflowPunct/>
-        <w:topLinePunct w:val="0"/>
-        <w:autoSpaceDE w:val="0"/>
-        <w:autoSpaceDN w:val="0"/>
-        <w:bidi w:val="0"/>
-        <w:adjustRightInd w:val="0"/>
-        <w:snapToGrid w:val="0"/>
-        <w:textAlignment w:val="baseline"/>
-        <w:rPr>
-          <w:rFonts w:hint="eastAsia"/>
-          <w:lang w:val="en-US" w:eastAsia="zh-CN"/>
-        </w:rPr>
-      </w:pPr>
-      <w:bookmarkStart w:id="23" w:name="_Toc6976"/>
+        <w:pStyle w:val="2"/>
+        <w:keepNext w:val="0"/>
+        <w:keepLines w:val="0"/>
+        <w:pageBreakBefore w:val="0"/>
+        <w:widowControl w:val="0"/>
+        <w:kinsoku w:val="0"/>
+        <w:wordWrap/>
+        <w:overflowPunct/>
+        <w:topLinePunct w:val="0"/>
+        <w:autoSpaceDE w:val="0"/>
+        <w:autoSpaceDN w:val="0"/>
+        <w:bidi w:val="0"/>
+        <w:adjustRightInd w:val="0"/>
+        <w:snapToGrid w:val="0"/>
+        <w:textAlignment w:val="baseline"/>
+        <w:rPr>
+          <w:rFonts w:hint="eastAsia"/>
+          <w:lang w:val="en-US" w:eastAsia="zh-CN"/>
+        </w:rPr>
+      </w:pPr>
+      <w:bookmarkStart w:id="24" w:name="_Toc6976"/>
       <w:r>
         <w:rPr>
           <w:rFonts w:hint="eastAsia"/>
@@ -6822,11 +6795,11 @@
         </w:rPr>
         <w:t>评审会议与输出</w:t>
       </w:r>
-      <w:bookmarkEnd w:id="23"/>
-    </w:p>
-    <w:p>
-      <w:pPr>
-        <w:pStyle w:val="29"/>
+      <w:bookmarkEnd w:id="24"/>
+    </w:p>
+    <w:p>
+      <w:pPr>
+        <w:pStyle w:val="a1"/>
         <w:keepNext w:val="0"/>
         <w:keepLines w:val="0"/>
         <w:pageBreakBefore w:val="0"/>
@@ -6856,7 +6829,7 @@
     </w:p>
     <w:p>
       <w:pPr>
-        <w:pStyle w:val="29"/>
+        <w:pStyle w:val="a1"/>
         <w:keepNext w:val="0"/>
         <w:keepLines w:val="0"/>
         <w:pageBreakBefore w:val="0"/>
@@ -6886,7 +6859,7 @@
     </w:p>
     <w:p>
       <w:pPr>
-        <w:pStyle w:val="29"/>
+        <w:pStyle w:val="a1"/>
         <w:keepNext w:val="0"/>
         <w:keepLines w:val="0"/>
         <w:pageBreakBefore w:val="0"/>
@@ -6904,7 +6877,7 @@
         <w:bidi w:val="0"/>
         <w:adjustRightInd w:val="0"/>
         <w:snapToGrid w:val="0"/>
-        <w:ind w:left="425" w:leftChars="0" w:hanging="425" w:firstLineChars="0"/>
+        <w:ind w:left="425" w:hanging="425" w:leftChars="0" w:firstLineChars="0"/>
         <w:textAlignment w:val="baseline"/>
         <w:rPr>
           <w:rFonts w:hint="eastAsia"/>
@@ -6921,7 +6894,7 @@
     </w:p>
     <w:p>
       <w:pPr>
-        <w:pStyle w:val="29"/>
+        <w:pStyle w:val="a1"/>
         <w:keepNext w:val="0"/>
         <w:keepLines w:val="0"/>
         <w:pageBreakBefore w:val="0"/>
@@ -6939,7 +6912,7 @@
         <w:bidi w:val="0"/>
         <w:adjustRightInd w:val="0"/>
         <w:snapToGrid w:val="0"/>
-        <w:ind w:left="425" w:leftChars="0" w:hanging="425" w:firstLineChars="0"/>
+        <w:ind w:left="425" w:hanging="425" w:leftChars="0" w:firstLineChars="0"/>
         <w:textAlignment w:val="baseline"/>
         <w:rPr>
           <w:rFonts w:hint="eastAsia"/>
@@ -6956,7 +6929,7 @@
     </w:p>
     <w:p>
       <w:pPr>
-        <w:pStyle w:val="29"/>
+        <w:pStyle w:val="a1"/>
         <w:keepNext w:val="0"/>
         <w:keepLines w:val="0"/>
         <w:pageBreakBefore w:val="0"/>
@@ -6974,7 +6947,7 @@
         <w:bidi w:val="0"/>
         <w:adjustRightInd w:val="0"/>
         <w:snapToGrid w:val="0"/>
-        <w:ind w:left="425" w:leftChars="0" w:hanging="425" w:firstLineChars="0"/>
+        <w:ind w:left="425" w:hanging="425" w:leftChars="0" w:firstLineChars="0"/>
         <w:textAlignment w:val="baseline"/>
         <w:rPr>
           <w:rFonts w:hint="eastAsia"/>
@@ -6991,7 +6964,7 @@
     </w:p>
     <w:p>
       <w:pPr>
-        <w:pStyle w:val="29"/>
+        <w:pStyle w:val="a1"/>
         <w:keepNext w:val="0"/>
         <w:keepLines w:val="0"/>
         <w:pageBreakBefore w:val="0"/>
@@ -7009,7 +6982,7 @@
         <w:bidi w:val="0"/>
         <w:adjustRightInd w:val="0"/>
         <w:snapToGrid w:val="0"/>
-        <w:ind w:left="425" w:leftChars="0" w:hanging="425" w:firstLineChars="0"/>
+        <w:ind w:left="425" w:hanging="425" w:leftChars="0" w:firstLineChars="0"/>
         <w:textAlignment w:val="baseline"/>
         <w:rPr>
           <w:rFonts w:hint="eastAsia"/>
@@ -7026,7 +6999,7 @@
     </w:p>
     <w:p>
       <w:pPr>
-        <w:pStyle w:val="29"/>
+        <w:pStyle w:val="a1"/>
         <w:keepNext w:val="0"/>
         <w:keepLines w:val="0"/>
         <w:pageBreakBefore w:val="0"/>
@@ -7056,27 +7029,27 @@
     </w:p>
     <w:p>
       <w:pPr>
-        <w:pStyle w:val="30"/>
-        <w:keepNext w:val="0"/>
-        <w:keepLines w:val="0"/>
-        <w:pageBreakBefore w:val="0"/>
-        <w:widowControl w:val="0"/>
-        <w:kinsoku w:val="0"/>
-        <w:wordWrap/>
-        <w:overflowPunct/>
-        <w:topLinePunct w:val="0"/>
-        <w:autoSpaceDE w:val="0"/>
-        <w:autoSpaceDN w:val="0"/>
-        <w:bidi w:val="0"/>
-        <w:adjustRightInd w:val="0"/>
-        <w:snapToGrid w:val="0"/>
-        <w:textAlignment w:val="baseline"/>
-        <w:rPr>
-          <w:rFonts w:hint="eastAsia"/>
-          <w:lang w:val="en-US" w:eastAsia="zh-CN"/>
-        </w:rPr>
-      </w:pPr>
-      <w:bookmarkStart w:id="24" w:name="_Toc12202"/>
+        <w:pStyle w:val="2"/>
+        <w:keepNext w:val="0"/>
+        <w:keepLines w:val="0"/>
+        <w:pageBreakBefore w:val="0"/>
+        <w:widowControl w:val="0"/>
+        <w:kinsoku w:val="0"/>
+        <w:wordWrap/>
+        <w:overflowPunct/>
+        <w:topLinePunct w:val="0"/>
+        <w:autoSpaceDE w:val="0"/>
+        <w:autoSpaceDN w:val="0"/>
+        <w:bidi w:val="0"/>
+        <w:adjustRightInd w:val="0"/>
+        <w:snapToGrid w:val="0"/>
+        <w:textAlignment w:val="baseline"/>
+        <w:rPr>
+          <w:rFonts w:hint="eastAsia"/>
+          <w:lang w:val="en-US" w:eastAsia="zh-CN"/>
+        </w:rPr>
+      </w:pPr>
+      <w:bookmarkStart w:id="25" w:name="_Toc12202"/>
       <w:r>
         <w:rPr>
           <w:rFonts w:hint="eastAsia"/>
@@ -7084,11 +7057,11 @@
         </w:rPr>
         <w:t>决议跟踪与验证</w:t>
       </w:r>
-      <w:bookmarkEnd w:id="24"/>
-    </w:p>
-    <w:p>
-      <w:pPr>
-        <w:pStyle w:val="29"/>
+      <w:bookmarkEnd w:id="25"/>
+    </w:p>
+    <w:p>
+      <w:pPr>
+        <w:pStyle w:val="a1"/>
         <w:keepNext w:val="0"/>
         <w:keepLines w:val="0"/>
         <w:pageBreakBefore w:val="0"/>
@@ -7118,7 +7091,7 @@
     </w:p>
     <w:p>
       <w:pPr>
-        <w:pStyle w:val="29"/>
+        <w:pStyle w:val="a1"/>
         <w:keepNext w:val="0"/>
         <w:keepLines w:val="0"/>
         <w:pageBreakBefore w:val="0"/>
@@ -7148,7 +7121,7 @@
     </w:p>
     <w:p>
       <w:pPr>
-        <w:pStyle w:val="29"/>
+        <w:pStyle w:val="a1"/>
         <w:keepNext w:val="0"/>
         <w:keepLines w:val="0"/>
         <w:pageBreakBefore w:val="0"/>
@@ -7178,27 +7151,27 @@
     </w:p>
     <w:p>
       <w:pPr>
-        <w:pStyle w:val="28"/>
-        <w:keepNext w:val="0"/>
-        <w:keepLines w:val="0"/>
-        <w:pageBreakBefore w:val="0"/>
-        <w:widowControl w:val="0"/>
-        <w:kinsoku w:val="0"/>
-        <w:wordWrap/>
-        <w:overflowPunct/>
-        <w:topLinePunct w:val="0"/>
-        <w:autoSpaceDE w:val="0"/>
-        <w:autoSpaceDN w:val="0"/>
-        <w:bidi w:val="0"/>
-        <w:adjustRightInd w:val="0"/>
-        <w:snapToGrid w:val="0"/>
-        <w:textAlignment w:val="baseline"/>
-        <w:rPr>
-          <w:rFonts w:hint="eastAsia"/>
-          <w:lang w:val="en-US" w:eastAsia="zh-CN"/>
-        </w:rPr>
-      </w:pPr>
-      <w:bookmarkStart w:id="25" w:name="_Toc18507"/>
+        <w:pStyle w:val="1"/>
+        <w:keepNext w:val="0"/>
+        <w:keepLines w:val="0"/>
+        <w:pageBreakBefore w:val="0"/>
+        <w:widowControl w:val="0"/>
+        <w:kinsoku w:val="0"/>
+        <w:wordWrap/>
+        <w:overflowPunct/>
+        <w:topLinePunct w:val="0"/>
+        <w:autoSpaceDE w:val="0"/>
+        <w:autoSpaceDN w:val="0"/>
+        <w:bidi w:val="0"/>
+        <w:adjustRightInd w:val="0"/>
+        <w:snapToGrid w:val="0"/>
+        <w:textAlignment w:val="baseline"/>
+        <w:rPr>
+          <w:rFonts w:hint="eastAsia"/>
+          <w:lang w:val="en-US" w:eastAsia="zh-CN"/>
+        </w:rPr>
+      </w:pPr>
+      <w:bookmarkStart w:id="26" w:name="_Toc18507"/>
       <w:r>
         <w:rPr>
           <w:rFonts w:hint="eastAsia"/>
@@ -7206,31 +7179,31 @@
         </w:rPr>
         <w:t>质量管理活动流程</w:t>
       </w:r>
-      <w:bookmarkEnd w:id="25"/>
-    </w:p>
-    <w:p>
-      <w:pPr>
-        <w:pStyle w:val="30"/>
-        <w:keepNext w:val="0"/>
-        <w:keepLines w:val="0"/>
-        <w:pageBreakBefore w:val="0"/>
-        <w:widowControl w:val="0"/>
-        <w:kinsoku w:val="0"/>
-        <w:wordWrap/>
-        <w:overflowPunct/>
-        <w:topLinePunct w:val="0"/>
-        <w:autoSpaceDE w:val="0"/>
-        <w:autoSpaceDN w:val="0"/>
-        <w:bidi w:val="0"/>
-        <w:adjustRightInd w:val="0"/>
-        <w:snapToGrid w:val="0"/>
-        <w:textAlignment w:val="baseline"/>
-        <w:rPr>
-          <w:rFonts w:hint="eastAsia"/>
-          <w:lang w:val="en-US" w:eastAsia="zh-CN"/>
-        </w:rPr>
-      </w:pPr>
-      <w:bookmarkStart w:id="26" w:name="_Toc29944"/>
+      <w:bookmarkEnd w:id="26"/>
+    </w:p>
+    <w:p>
+      <w:pPr>
+        <w:pStyle w:val="2"/>
+        <w:keepNext w:val="0"/>
+        <w:keepLines w:val="0"/>
+        <w:pageBreakBefore w:val="0"/>
+        <w:widowControl w:val="0"/>
+        <w:kinsoku w:val="0"/>
+        <w:wordWrap/>
+        <w:overflowPunct/>
+        <w:topLinePunct w:val="0"/>
+        <w:autoSpaceDE w:val="0"/>
+        <w:autoSpaceDN w:val="0"/>
+        <w:bidi w:val="0"/>
+        <w:adjustRightInd w:val="0"/>
+        <w:snapToGrid w:val="0"/>
+        <w:textAlignment w:val="baseline"/>
+        <w:rPr>
+          <w:rFonts w:hint="eastAsia"/>
+          <w:lang w:val="en-US" w:eastAsia="zh-CN"/>
+        </w:rPr>
+      </w:pPr>
+      <w:bookmarkStart w:id="27" w:name="_Toc29944"/>
       <w:r>
         <w:rPr>
           <w:rFonts w:hint="eastAsia"/>
@@ -7238,11 +7211,11 @@
         </w:rPr>
         <w:t>流程总述</w:t>
       </w:r>
-      <w:bookmarkEnd w:id="26"/>
-    </w:p>
-    <w:p>
-      <w:pPr>
-        <w:pStyle w:val="29"/>
+      <w:bookmarkEnd w:id="27"/>
+    </w:p>
+    <w:p>
+      <w:pPr>
+        <w:pStyle w:val="a1"/>
         <w:keepNext w:val="0"/>
         <w:keepLines w:val="0"/>
         <w:pageBreakBefore w:val="0"/>
@@ -7272,27 +7245,27 @@
     </w:p>
     <w:p>
       <w:pPr>
-        <w:pStyle w:val="30"/>
-        <w:keepNext w:val="0"/>
-        <w:keepLines w:val="0"/>
-        <w:pageBreakBefore w:val="0"/>
-        <w:widowControl w:val="0"/>
-        <w:kinsoku w:val="0"/>
-        <w:wordWrap/>
-        <w:overflowPunct/>
-        <w:topLinePunct w:val="0"/>
-        <w:autoSpaceDE w:val="0"/>
-        <w:autoSpaceDN w:val="0"/>
-        <w:bidi w:val="0"/>
-        <w:adjustRightInd w:val="0"/>
-        <w:snapToGrid w:val="0"/>
-        <w:textAlignment w:val="baseline"/>
-        <w:rPr>
-          <w:rFonts w:hint="eastAsia"/>
-          <w:lang w:val="en-US" w:eastAsia="zh-CN"/>
-        </w:rPr>
-      </w:pPr>
-      <w:bookmarkStart w:id="27" w:name="_Toc25268"/>
+        <w:pStyle w:val="2"/>
+        <w:keepNext w:val="0"/>
+        <w:keepLines w:val="0"/>
+        <w:pageBreakBefore w:val="0"/>
+        <w:widowControl w:val="0"/>
+        <w:kinsoku w:val="0"/>
+        <w:wordWrap/>
+        <w:overflowPunct/>
+        <w:topLinePunct w:val="0"/>
+        <w:autoSpaceDE w:val="0"/>
+        <w:autoSpaceDN w:val="0"/>
+        <w:bidi w:val="0"/>
+        <w:adjustRightInd w:val="0"/>
+        <w:snapToGrid w:val="0"/>
+        <w:textAlignment w:val="baseline"/>
+        <w:rPr>
+          <w:rFonts w:hint="eastAsia"/>
+          <w:lang w:val="en-US" w:eastAsia="zh-CN"/>
+        </w:rPr>
+      </w:pPr>
+      <w:bookmarkStart w:id="28" w:name="_Toc25268"/>
       <w:r>
         <w:rPr>
           <w:rFonts w:hint="eastAsia"/>
@@ -7300,11 +7273,11 @@
         </w:rPr>
         <w:t>质量策划与目标设定</w:t>
       </w:r>
-      <w:bookmarkEnd w:id="27"/>
-    </w:p>
-    <w:p>
-      <w:pPr>
-        <w:pStyle w:val="29"/>
+      <w:bookmarkEnd w:id="28"/>
+    </w:p>
+    <w:p>
+      <w:pPr>
+        <w:pStyle w:val="a1"/>
         <w:keepNext w:val="0"/>
         <w:keepLines w:val="0"/>
         <w:pageBreakBefore w:val="0"/>
@@ -7334,27 +7307,27 @@
     </w:p>
     <w:p>
       <w:pPr>
-        <w:pStyle w:val="30"/>
-        <w:keepNext w:val="0"/>
-        <w:keepLines w:val="0"/>
-        <w:pageBreakBefore w:val="0"/>
-        <w:widowControl w:val="0"/>
-        <w:kinsoku w:val="0"/>
-        <w:wordWrap/>
-        <w:overflowPunct/>
-        <w:topLinePunct w:val="0"/>
-        <w:autoSpaceDE w:val="0"/>
-        <w:autoSpaceDN w:val="0"/>
-        <w:bidi w:val="0"/>
-        <w:adjustRightInd w:val="0"/>
-        <w:snapToGrid w:val="0"/>
-        <w:textAlignment w:val="baseline"/>
-        <w:rPr>
-          <w:rFonts w:hint="eastAsia"/>
-          <w:lang w:val="en-US" w:eastAsia="zh-CN"/>
-        </w:rPr>
-      </w:pPr>
-      <w:bookmarkStart w:id="28" w:name="_Toc30696"/>
+        <w:pStyle w:val="2"/>
+        <w:keepNext w:val="0"/>
+        <w:keepLines w:val="0"/>
+        <w:pageBreakBefore w:val="0"/>
+        <w:widowControl w:val="0"/>
+        <w:kinsoku w:val="0"/>
+        <w:wordWrap/>
+        <w:overflowPunct/>
+        <w:topLinePunct w:val="0"/>
+        <w:autoSpaceDE w:val="0"/>
+        <w:autoSpaceDN w:val="0"/>
+        <w:bidi w:val="0"/>
+        <w:adjustRightInd w:val="0"/>
+        <w:snapToGrid w:val="0"/>
+        <w:textAlignment w:val="baseline"/>
+        <w:rPr>
+          <w:rFonts w:hint="eastAsia"/>
+          <w:lang w:val="en-US" w:eastAsia="zh-CN"/>
+        </w:rPr>
+      </w:pPr>
+      <w:bookmarkStart w:id="29" w:name="_Toc30696"/>
       <w:r>
         <w:rPr>
           <w:rFonts w:hint="eastAsia"/>
@@ -7362,11 +7335,11 @@
         </w:rPr>
         <w:t>质量监控与检查</w:t>
       </w:r>
-      <w:bookmarkEnd w:id="28"/>
-    </w:p>
-    <w:p>
-      <w:pPr>
-        <w:pStyle w:val="29"/>
+      <w:bookmarkEnd w:id="29"/>
+    </w:p>
+    <w:p>
+      <w:pPr>
+        <w:pStyle w:val="a1"/>
         <w:keepNext w:val="0"/>
         <w:keepLines w:val="0"/>
         <w:pageBreakBefore w:val="0"/>
@@ -7396,7 +7369,7 @@
     </w:p>
     <w:p>
       <w:pPr>
-        <w:pStyle w:val="29"/>
+        <w:pStyle w:val="a1"/>
         <w:keepNext w:val="0"/>
         <w:keepLines w:val="0"/>
         <w:pageBreakBefore w:val="0"/>
@@ -7426,7 +7399,7 @@
     </w:p>
     <w:p>
       <w:pPr>
-        <w:pStyle w:val="29"/>
+        <w:pStyle w:val="a1"/>
         <w:keepNext w:val="0"/>
         <w:keepLines w:val="0"/>
         <w:pageBreakBefore w:val="0"/>
@@ -7456,27 +7429,27 @@
     </w:p>
     <w:p>
       <w:pPr>
-        <w:pStyle w:val="30"/>
-        <w:keepNext w:val="0"/>
-        <w:keepLines w:val="0"/>
-        <w:pageBreakBefore w:val="0"/>
-        <w:widowControl w:val="0"/>
-        <w:kinsoku w:val="0"/>
-        <w:wordWrap/>
-        <w:overflowPunct/>
-        <w:topLinePunct w:val="0"/>
-        <w:autoSpaceDE w:val="0"/>
-        <w:autoSpaceDN w:val="0"/>
-        <w:bidi w:val="0"/>
-        <w:adjustRightInd w:val="0"/>
-        <w:snapToGrid w:val="0"/>
-        <w:textAlignment w:val="baseline"/>
-        <w:rPr>
-          <w:rFonts w:hint="eastAsia"/>
-          <w:lang w:val="en-US" w:eastAsia="zh-CN"/>
-        </w:rPr>
-      </w:pPr>
-      <w:bookmarkStart w:id="29" w:name="_Toc12293"/>
+        <w:pStyle w:val="2"/>
+        <w:keepNext w:val="0"/>
+        <w:keepLines w:val="0"/>
+        <w:pageBreakBefore w:val="0"/>
+        <w:widowControl w:val="0"/>
+        <w:kinsoku w:val="0"/>
+        <w:wordWrap/>
+        <w:overflowPunct/>
+        <w:topLinePunct w:val="0"/>
+        <w:autoSpaceDE w:val="0"/>
+        <w:autoSpaceDN w:val="0"/>
+        <w:bidi w:val="0"/>
+        <w:adjustRightInd w:val="0"/>
+        <w:snapToGrid w:val="0"/>
+        <w:textAlignment w:val="baseline"/>
+        <w:rPr>
+          <w:rFonts w:hint="eastAsia"/>
+          <w:lang w:val="en-US" w:eastAsia="zh-CN"/>
+        </w:rPr>
+      </w:pPr>
+      <w:bookmarkStart w:id="30" w:name="_Toc12293"/>
       <w:r>
         <w:rPr>
           <w:rFonts w:hint="eastAsia"/>
@@ -7484,11 +7457,11 @@
         </w:rPr>
         <w:t>数据分析与改进识别</w:t>
       </w:r>
-      <w:bookmarkEnd w:id="29"/>
-    </w:p>
-    <w:p>
-      <w:pPr>
-        <w:pStyle w:val="29"/>
+      <w:bookmarkEnd w:id="30"/>
+    </w:p>
+    <w:p>
+      <w:pPr>
+        <w:pStyle w:val="a1"/>
         <w:keepNext w:val="0"/>
         <w:keepLines w:val="0"/>
         <w:pageBreakBefore w:val="0"/>
@@ -7518,7 +7491,7 @@
     </w:p>
     <w:p>
       <w:pPr>
-        <w:pStyle w:val="29"/>
+        <w:pStyle w:val="a1"/>
         <w:keepNext w:val="0"/>
         <w:keepLines w:val="0"/>
         <w:pageBreakBefore w:val="0"/>
@@ -7548,7 +7521,7 @@
     </w:p>
     <w:p>
       <w:pPr>
-        <w:pStyle w:val="29"/>
+        <w:pStyle w:val="a1"/>
         <w:keepNext w:val="0"/>
         <w:keepLines w:val="0"/>
         <w:pageBreakBefore w:val="0"/>
@@ -7578,27 +7551,27 @@
     </w:p>
     <w:p>
       <w:pPr>
-        <w:pStyle w:val="30"/>
-        <w:keepNext w:val="0"/>
-        <w:keepLines w:val="0"/>
-        <w:pageBreakBefore w:val="0"/>
-        <w:widowControl w:val="0"/>
-        <w:kinsoku w:val="0"/>
-        <w:wordWrap/>
-        <w:overflowPunct/>
-        <w:topLinePunct w:val="0"/>
-        <w:autoSpaceDE w:val="0"/>
-        <w:autoSpaceDN w:val="0"/>
-        <w:bidi w:val="0"/>
-        <w:adjustRightInd w:val="0"/>
-        <w:snapToGrid w:val="0"/>
-        <w:textAlignment w:val="baseline"/>
-        <w:rPr>
-          <w:rFonts w:hint="eastAsia"/>
-          <w:lang w:val="en-US" w:eastAsia="zh-CN"/>
-        </w:rPr>
-      </w:pPr>
-      <w:bookmarkStart w:id="30" w:name="_Toc10165"/>
+        <w:pStyle w:val="2"/>
+        <w:keepNext w:val="0"/>
+        <w:keepLines w:val="0"/>
+        <w:pageBreakBefore w:val="0"/>
+        <w:widowControl w:val="0"/>
+        <w:kinsoku w:val="0"/>
+        <w:wordWrap/>
+        <w:overflowPunct/>
+        <w:topLinePunct w:val="0"/>
+        <w:autoSpaceDE w:val="0"/>
+        <w:autoSpaceDN w:val="0"/>
+        <w:bidi w:val="0"/>
+        <w:adjustRightInd w:val="0"/>
+        <w:snapToGrid w:val="0"/>
+        <w:textAlignment w:val="baseline"/>
+        <w:rPr>
+          <w:rFonts w:hint="eastAsia"/>
+          <w:lang w:val="en-US" w:eastAsia="zh-CN"/>
+        </w:rPr>
+      </w:pPr>
+      <w:bookmarkStart w:id="31" w:name="_Toc10165"/>
       <w:r>
         <w:rPr>
           <w:rFonts w:hint="eastAsia"/>
@@ -7606,11 +7579,11 @@
         </w:rPr>
         <w:t>改进实施与验证</w:t>
       </w:r>
-      <w:bookmarkEnd w:id="30"/>
-    </w:p>
-    <w:p>
-      <w:pPr>
-        <w:pStyle w:val="29"/>
+      <w:bookmarkEnd w:id="31"/>
+    </w:p>
+    <w:p>
+      <w:pPr>
+        <w:pStyle w:val="a1"/>
         <w:keepNext w:val="0"/>
         <w:keepLines w:val="0"/>
         <w:pageBreakBefore w:val="0"/>
@@ -7640,7 +7613,7 @@
     </w:p>
     <w:p>
       <w:pPr>
-        <w:pStyle w:val="29"/>
+        <w:pStyle w:val="a1"/>
         <w:keepNext w:val="0"/>
         <w:keepLines w:val="0"/>
         <w:pageBreakBefore w:val="0"/>
@@ -7670,7 +7643,7 @@
     </w:p>
     <w:p>
       <w:pPr>
-        <w:pStyle w:val="29"/>
+        <w:pStyle w:val="a1"/>
         <w:keepNext w:val="0"/>
         <w:keepLines w:val="0"/>
         <w:pageBreakBefore w:val="0"/>
@@ -7700,27 +7673,27 @@
     </w:p>
     <w:p>
       <w:pPr>
-        <w:pStyle w:val="30"/>
-        <w:keepNext w:val="0"/>
-        <w:keepLines w:val="0"/>
-        <w:pageBreakBefore w:val="0"/>
-        <w:widowControl w:val="0"/>
-        <w:kinsoku w:val="0"/>
-        <w:wordWrap/>
-        <w:overflowPunct/>
-        <w:topLinePunct w:val="0"/>
-        <w:autoSpaceDE w:val="0"/>
-        <w:autoSpaceDN w:val="0"/>
-        <w:bidi w:val="0"/>
-        <w:adjustRightInd w:val="0"/>
-        <w:snapToGrid w:val="0"/>
-        <w:textAlignment w:val="baseline"/>
-        <w:rPr>
-          <w:rFonts w:hint="eastAsia"/>
-          <w:lang w:val="en-US" w:eastAsia="zh-CN"/>
-        </w:rPr>
-      </w:pPr>
-      <w:bookmarkStart w:id="31" w:name="_Toc2813"/>
+        <w:pStyle w:val="2"/>
+        <w:keepNext w:val="0"/>
+        <w:keepLines w:val="0"/>
+        <w:pageBreakBefore w:val="0"/>
+        <w:widowControl w:val="0"/>
+        <w:kinsoku w:val="0"/>
+        <w:wordWrap/>
+        <w:overflowPunct/>
+        <w:topLinePunct w:val="0"/>
+        <w:autoSpaceDE w:val="0"/>
+        <w:autoSpaceDN w:val="0"/>
+        <w:bidi w:val="0"/>
+        <w:adjustRightInd w:val="0"/>
+        <w:snapToGrid w:val="0"/>
+        <w:textAlignment w:val="baseline"/>
+        <w:rPr>
+          <w:rFonts w:hint="eastAsia"/>
+          <w:lang w:val="en-US" w:eastAsia="zh-CN"/>
+        </w:rPr>
+      </w:pPr>
+      <w:bookmarkStart w:id="32" w:name="_Toc2813"/>
       <w:r>
         <w:rPr>
           <w:rFonts w:hint="eastAsia"/>
@@ -7728,11 +7701,11 @@
         </w:rPr>
         <w:t>知识固化</w:t>
       </w:r>
-      <w:bookmarkEnd w:id="31"/>
-    </w:p>
-    <w:p>
-      <w:pPr>
-        <w:pStyle w:val="29"/>
+      <w:bookmarkEnd w:id="32"/>
+    </w:p>
+    <w:p>
+      <w:pPr>
+        <w:pStyle w:val="a1"/>
         <w:keepNext w:val="0"/>
         <w:keepLines w:val="0"/>
         <w:pageBreakBefore w:val="0"/>
@@ -7762,27 +7735,27 @@
     </w:p>
     <w:p>
       <w:pPr>
-        <w:pStyle w:val="28"/>
-        <w:keepNext w:val="0"/>
-        <w:keepLines w:val="0"/>
-        <w:pageBreakBefore w:val="0"/>
-        <w:widowControl w:val="0"/>
-        <w:kinsoku w:val="0"/>
-        <w:wordWrap/>
-        <w:overflowPunct/>
-        <w:topLinePunct w:val="0"/>
-        <w:autoSpaceDE w:val="0"/>
-        <w:autoSpaceDN w:val="0"/>
-        <w:bidi w:val="0"/>
-        <w:adjustRightInd w:val="0"/>
-        <w:snapToGrid w:val="0"/>
-        <w:textAlignment w:val="baseline"/>
-        <w:rPr>
-          <w:rFonts w:hint="eastAsia"/>
-          <w:lang w:val="en-US" w:eastAsia="zh-CN"/>
-        </w:rPr>
-      </w:pPr>
-      <w:bookmarkStart w:id="32" w:name="_Toc17099"/>
+        <w:pStyle w:val="1"/>
+        <w:keepNext w:val="0"/>
+        <w:keepLines w:val="0"/>
+        <w:pageBreakBefore w:val="0"/>
+        <w:widowControl w:val="0"/>
+        <w:kinsoku w:val="0"/>
+        <w:wordWrap/>
+        <w:overflowPunct/>
+        <w:topLinePunct w:val="0"/>
+        <w:autoSpaceDE w:val="0"/>
+        <w:autoSpaceDN w:val="0"/>
+        <w:bidi w:val="0"/>
+        <w:adjustRightInd w:val="0"/>
+        <w:snapToGrid w:val="0"/>
+        <w:textAlignment w:val="baseline"/>
+        <w:rPr>
+          <w:rFonts w:hint="eastAsia"/>
+          <w:lang w:val="en-US" w:eastAsia="zh-CN"/>
+        </w:rPr>
+      </w:pPr>
+      <w:bookmarkStart w:id="33" w:name="_Toc17099"/>
       <w:r>
         <w:rPr>
           <w:rFonts w:hint="eastAsia"/>
@@ -7790,23 +7763,22 @@
         </w:rPr>
         <w:t>考核指标</w:t>
       </w:r>
-      <w:bookmarkEnd w:id="32"/>
+      <w:bookmarkEnd w:id="33"/>
     </w:p>
     <w:tbl>
       <w:tblPr>
-        <w:tblStyle w:val="20"/>
+        <w:tblStyle w:val="TableNormal"/>
         <w:tblW w:w="7675" w:type="dxa"/>
         <w:tblInd w:w="96" w:type="dxa"/>
         <w:tblBorders>
-          <w:top w:val="none" w:color="auto" w:sz="0" w:space="0"/>
-          <w:left w:val="none" w:color="auto" w:sz="0" w:space="0"/>
-          <w:bottom w:val="none" w:color="auto" w:sz="0" w:space="0"/>
-          <w:right w:val="none" w:color="auto" w:sz="0" w:space="0"/>
-          <w:insideH w:val="none" w:color="auto" w:sz="0" w:space="0"/>
-          <w:insideV w:val="none" w:color="auto" w:sz="0" w:space="0"/>
+          <w:top w:val="nil"/>
+          <w:left w:val="nil"/>
+          <w:bottom w:val="nil"/>
+          <w:right w:val="nil"/>
+          <w:insideH w:val="nil"/>
+          <w:insideV w:val="nil"/>
         </w:tblBorders>
         <w:shd w:val="clear" w:color="auto" w:fill="auto"/>
-        <w:tblLayout w:type="autofit"/>
         <w:tblCellMar>
           <w:top w:w="0" w:type="dxa"/>
           <w:left w:w="108" w:type="dxa"/>
@@ -7822,14 +7794,17 @@
       </w:tblGrid>
       <w:tr>
         <w:tblPrEx>
+          <w:tblW w:w="7675" w:type="dxa"/>
+          <w:tblInd w:w="96" w:type="dxa"/>
           <w:tblBorders>
-            <w:top w:val="none" w:color="auto" w:sz="0" w:space="0"/>
-            <w:left w:val="none" w:color="auto" w:sz="0" w:space="0"/>
-            <w:bottom w:val="none" w:color="auto" w:sz="0" w:space="0"/>
-            <w:right w:val="none" w:color="auto" w:sz="0" w:space="0"/>
-            <w:insideH w:val="none" w:color="auto" w:sz="0" w:space="0"/>
-            <w:insideV w:val="none" w:color="auto" w:sz="0" w:space="0"/>
+            <w:top w:val="nil"/>
+            <w:left w:val="nil"/>
+            <w:bottom w:val="nil"/>
+            <w:right w:val="nil"/>
+            <w:insideH w:val="nil"/>
+            <w:insideV w:val="nil"/>
           </w:tblBorders>
+          <w:shd w:val="clear" w:color="auto" w:fill="auto"/>
           <w:tblCellMar>
             <w:top w:w="0" w:type="dxa"/>
             <w:left w:w="108" w:type="dxa"/>
@@ -7838,16 +7813,16 @@
           </w:tblCellMar>
         </w:tblPrEx>
         <w:trPr>
-          <w:trHeight w:val="493" w:hRule="atLeast"/>
+          <w:trHeight w:val="493"/>
         </w:trPr>
         <w:tc>
           <w:tcPr>
             <w:tcW w:w="1663" w:type="dxa"/>
             <w:tcBorders>
-              <w:top w:val="single" w:color="000000" w:sz="4" w:space="0"/>
-              <w:left w:val="single" w:color="000000" w:sz="4" w:space="0"/>
-              <w:bottom w:val="single" w:color="000000" w:sz="4" w:space="0"/>
-              <w:right w:val="single" w:color="000000" w:sz="4" w:space="0"/>
+              <w:top w:val="single" w:sz="4" w:space="0" w:color="000000"/>
+              <w:left w:val="single" w:sz="4" w:space="0" w:color="000000"/>
+              <w:bottom w:val="single" w:sz="4" w:space="0" w:color="000000"/>
+              <w:right w:val="single" w:sz="4" w:space="0" w:color="000000"/>
             </w:tcBorders>
             <w:shd w:val="clear" w:color="auto" w:fill="C0C0C0"/>
             <w:vAlign w:val="center"/>
@@ -7861,7 +7836,7 @@
               <w:jc w:val="center"/>
               <w:textAlignment w:val="center"/>
               <w:rPr>
-                <w:rFonts w:hint="default" w:ascii="楷体_GB2312" w:hAnsi="宋体" w:eastAsia="楷体_GB2312" w:cs="楷体_GB2312"/>
+                <w:rFonts w:ascii="楷体_GB2312" w:eastAsia="楷体_GB2312" w:hAnsi="宋体" w:cs="楷体_GB2312" w:hint="default"/>
                 <w:b/>
                 <w:bCs/>
                 <w:i w:val="0"/>
@@ -7874,7 +7849,7 @@
             </w:pPr>
             <w:r>
               <w:rPr>
-                <w:rFonts w:hint="default" w:ascii="楷体_GB2312" w:hAnsi="宋体" w:eastAsia="楷体_GB2312" w:cs="楷体_GB2312"/>
+                <w:rFonts w:ascii="楷体_GB2312" w:eastAsia="楷体_GB2312" w:hAnsi="宋体" w:cs="楷体_GB2312" w:hint="default"/>
                 <w:b/>
                 <w:bCs/>
                 <w:i w:val="0"/>
@@ -7885,7 +7860,7 @@
                 <w:sz w:val="22"/>
                 <w:szCs w:val="22"/>
                 <w:u w:val="none"/>
-                <w:lang w:val="en-US" w:eastAsia="zh-CN" w:bidi="ar"/>
+                <w:lang w:val="en-US" w:eastAsia="zh-CN"/>
               </w:rPr>
               <w:t>KPI</w:t>
             </w:r>
@@ -7895,10 +7870,10 @@
           <w:tcPr>
             <w:tcW w:w="1152" w:type="dxa"/>
             <w:tcBorders>
-              <w:top w:val="single" w:color="000000" w:sz="4" w:space="0"/>
-              <w:left w:val="single" w:color="000000" w:sz="4" w:space="0"/>
-              <w:bottom w:val="single" w:color="000000" w:sz="4" w:space="0"/>
-              <w:right w:val="single" w:color="000000" w:sz="4" w:space="0"/>
+              <w:top w:val="single" w:sz="4" w:space="0" w:color="000000"/>
+              <w:left w:val="single" w:sz="4" w:space="0" w:color="000000"/>
+              <w:bottom w:val="single" w:sz="4" w:space="0" w:color="000000"/>
+              <w:right w:val="single" w:sz="4" w:space="0" w:color="000000"/>
             </w:tcBorders>
             <w:shd w:val="clear" w:color="auto" w:fill="C0C0C0"/>
             <w:vAlign w:val="center"/>
@@ -7912,7 +7887,7 @@
               <w:jc w:val="center"/>
               <w:textAlignment w:val="center"/>
               <w:rPr>
-                <w:rFonts w:hint="default" w:ascii="楷体_GB2312" w:hAnsi="宋体" w:eastAsia="楷体_GB2312" w:cs="楷体_GB2312"/>
+                <w:rFonts w:ascii="楷体_GB2312" w:eastAsia="楷体_GB2312" w:hAnsi="宋体" w:cs="楷体_GB2312" w:hint="default"/>
                 <w:b/>
                 <w:bCs/>
                 <w:i w:val="0"/>
@@ -7925,7 +7900,7 @@
             </w:pPr>
             <w:r>
               <w:rPr>
-                <w:rFonts w:hint="default" w:ascii="楷体_GB2312" w:hAnsi="宋体" w:eastAsia="楷体_GB2312" w:cs="楷体_GB2312"/>
+                <w:rFonts w:ascii="楷体_GB2312" w:eastAsia="楷体_GB2312" w:hAnsi="宋体" w:cs="楷体_GB2312" w:hint="default"/>
                 <w:b/>
                 <w:bCs/>
                 <w:i w:val="0"/>
@@ -7936,7 +7911,7 @@
                 <w:sz w:val="22"/>
                 <w:szCs w:val="22"/>
                 <w:u w:val="none"/>
-                <w:lang w:val="en-US" w:eastAsia="zh-CN" w:bidi="ar"/>
+                <w:lang w:val="en-US" w:eastAsia="zh-CN"/>
               </w:rPr>
               <w:t>目标值</w:t>
             </w:r>
@@ -7946,10 +7921,10 @@
           <w:tcPr>
             <w:tcW w:w="3552" w:type="dxa"/>
             <w:tcBorders>
-              <w:top w:val="single" w:color="000000" w:sz="4" w:space="0"/>
-              <w:left w:val="single" w:color="000000" w:sz="4" w:space="0"/>
-              <w:bottom w:val="single" w:color="000000" w:sz="4" w:space="0"/>
-              <w:right w:val="single" w:color="000000" w:sz="4" w:space="0"/>
+              <w:top w:val="single" w:sz="4" w:space="0" w:color="000000"/>
+              <w:left w:val="single" w:sz="4" w:space="0" w:color="000000"/>
+              <w:bottom w:val="single" w:sz="4" w:space="0" w:color="000000"/>
+              <w:right w:val="single" w:sz="4" w:space="0" w:color="000000"/>
             </w:tcBorders>
             <w:shd w:val="clear" w:color="auto" w:fill="C0C0C0"/>
             <w:vAlign w:val="center"/>
@@ -7963,7 +7938,7 @@
               <w:jc w:val="center"/>
               <w:textAlignment w:val="center"/>
               <w:rPr>
-                <w:rFonts w:hint="default" w:ascii="楷体_GB2312" w:hAnsi="宋体" w:eastAsia="楷体_GB2312" w:cs="楷体_GB2312"/>
+                <w:rFonts w:ascii="楷体_GB2312" w:eastAsia="楷体_GB2312" w:hAnsi="宋体" w:cs="楷体_GB2312" w:hint="default"/>
                 <w:b/>
                 <w:bCs/>
                 <w:i w:val="0"/>
@@ -7976,7 +7951,7 @@
             </w:pPr>
             <w:r>
               <w:rPr>
-                <w:rFonts w:hint="default" w:ascii="楷体_GB2312" w:hAnsi="宋体" w:eastAsia="楷体_GB2312" w:cs="楷体_GB2312"/>
+                <w:rFonts w:ascii="楷体_GB2312" w:eastAsia="楷体_GB2312" w:hAnsi="宋体" w:cs="楷体_GB2312" w:hint="default"/>
                 <w:b/>
                 <w:bCs/>
                 <w:i w:val="0"/>
@@ -7987,7 +7962,7 @@
                 <w:sz w:val="22"/>
                 <w:szCs w:val="22"/>
                 <w:u w:val="none"/>
-                <w:lang w:val="en-US" w:eastAsia="zh-CN" w:bidi="ar"/>
+                <w:lang w:val="en-US" w:eastAsia="zh-CN"/>
               </w:rPr>
               <w:t>计算公式/方法</w:t>
             </w:r>
@@ -7997,10 +7972,10 @@
           <w:tcPr>
             <w:tcW w:w="1308" w:type="dxa"/>
             <w:tcBorders>
-              <w:top w:val="single" w:color="000000" w:sz="4" w:space="0"/>
-              <w:left w:val="single" w:color="000000" w:sz="4" w:space="0"/>
-              <w:bottom w:val="single" w:color="000000" w:sz="4" w:space="0"/>
-              <w:right w:val="single" w:color="000000" w:sz="4" w:space="0"/>
+              <w:top w:val="single" w:sz="4" w:space="0" w:color="000000"/>
+              <w:left w:val="single" w:sz="4" w:space="0" w:color="000000"/>
+              <w:bottom w:val="single" w:sz="4" w:space="0" w:color="000000"/>
+              <w:right w:val="single" w:sz="4" w:space="0" w:color="000000"/>
             </w:tcBorders>
             <w:shd w:val="clear" w:color="auto" w:fill="C0C0C0"/>
             <w:vAlign w:val="center"/>
@@ -8014,7 +7989,7 @@
               <w:jc w:val="center"/>
               <w:textAlignment w:val="center"/>
               <w:rPr>
-                <w:rFonts w:hint="default" w:ascii="楷体_GB2312" w:hAnsi="宋体" w:eastAsia="楷体_GB2312" w:cs="楷体_GB2312"/>
+                <w:rFonts w:ascii="楷体_GB2312" w:eastAsia="楷体_GB2312" w:hAnsi="宋体" w:cs="楷体_GB2312" w:hint="default"/>
                 <w:b/>
                 <w:bCs/>
                 <w:i w:val="0"/>
@@ -8027,7 +8002,7 @@
             </w:pPr>
             <w:r>
               <w:rPr>
-                <w:rFonts w:hint="default" w:ascii="楷体_GB2312" w:hAnsi="宋体" w:eastAsia="楷体_GB2312" w:cs="楷体_GB2312"/>
+                <w:rFonts w:ascii="楷体_GB2312" w:eastAsia="楷体_GB2312" w:hAnsi="宋体" w:cs="楷体_GB2312" w:hint="default"/>
                 <w:b/>
                 <w:bCs/>
                 <w:i w:val="0"/>
@@ -8038,7 +8013,7 @@
                 <w:sz w:val="22"/>
                 <w:szCs w:val="22"/>
                 <w:u w:val="none"/>
-                <w:lang w:val="en-US" w:eastAsia="zh-CN" w:bidi="ar"/>
+                <w:lang w:val="en-US" w:eastAsia="zh-CN"/>
               </w:rPr>
               <w:t>频度</w:t>
             </w:r>
@@ -8047,14 +8022,8 @@
       </w:tr>
       <w:tr>
         <w:tblPrEx>
-          <w:tblBorders>
-            <w:top w:val="none" w:color="auto" w:sz="0" w:space="0"/>
-            <w:left w:val="none" w:color="auto" w:sz="0" w:space="0"/>
-            <w:bottom w:val="none" w:color="auto" w:sz="0" w:space="0"/>
-            <w:right w:val="none" w:color="auto" w:sz="0" w:space="0"/>
-            <w:insideH w:val="none" w:color="auto" w:sz="0" w:space="0"/>
-            <w:insideV w:val="none" w:color="auto" w:sz="0" w:space="0"/>
-          </w:tblBorders>
+          <w:tblW w:w="7675" w:type="dxa"/>
+          <w:tblInd w:w="96" w:type="dxa"/>
           <w:shd w:val="clear" w:color="auto" w:fill="auto"/>
           <w:tblCellMar>
             <w:top w:w="0" w:type="dxa"/>
@@ -8064,16 +8033,16 @@
           </w:tblCellMar>
         </w:tblPrEx>
         <w:trPr>
-          <w:trHeight w:val="493" w:hRule="atLeast"/>
+          <w:trHeight w:val="493"/>
         </w:trPr>
         <w:tc>
           <w:tcPr>
             <w:tcW w:w="1663" w:type="dxa"/>
             <w:tcBorders>
-              <w:top w:val="single" w:color="000000" w:sz="4" w:space="0"/>
-              <w:left w:val="single" w:color="000000" w:sz="4" w:space="0"/>
-              <w:bottom w:val="single" w:color="000000" w:sz="4" w:space="0"/>
-              <w:right w:val="single" w:color="000000" w:sz="4" w:space="0"/>
+              <w:top w:val="single" w:sz="4" w:space="0" w:color="000000"/>
+              <w:left w:val="single" w:sz="4" w:space="0" w:color="000000"/>
+              <w:bottom w:val="single" w:sz="4" w:space="0" w:color="000000"/>
+              <w:right w:val="single" w:sz="4" w:space="0" w:color="000000"/>
             </w:tcBorders>
             <w:shd w:val="clear" w:color="auto" w:fill="auto"/>
             <w:vAlign w:val="center"/>
@@ -8084,11 +8053,11 @@
               <w:keepLines w:val="0"/>
               <w:widowControl/>
               <w:suppressLineNumbers w:val="0"/>
-              <w:ind w:left="0" w:leftChars="0" w:right="0" w:rightChars="0" w:firstLine="0" w:firstLineChars="0"/>
+              <w:ind w:left="0" w:right="0" w:firstLine="0" w:leftChars="0" w:rightChars="0" w:firstLineChars="0"/>
               <w:jc w:val="center"/>
               <w:textAlignment w:val="center"/>
               <w:rPr>
-                <w:rFonts w:hint="default" w:ascii="楷体_GB2312" w:hAnsi="宋体" w:eastAsia="楷体_GB2312" w:cs="楷体_GB2312"/>
+                <w:rFonts w:ascii="楷体_GB2312" w:eastAsia="楷体_GB2312" w:hAnsi="宋体" w:cs="楷体_GB2312" w:hint="default"/>
                 <w:b/>
                 <w:bCs/>
                 <w:i w:val="0"/>
@@ -8099,12 +8068,12 @@
                 <w:sz w:val="22"/>
                 <w:szCs w:val="22"/>
                 <w:u w:val="none"/>
-                <w:lang w:val="en-US" w:eastAsia="zh-CN" w:bidi="ar"/>
+                <w:lang w:val="en-US" w:eastAsia="zh-CN"/>
               </w:rPr>
             </w:pPr>
             <w:r>
               <w:rPr>
-                <w:rFonts w:hint="eastAsia" w:ascii="宋体" w:hAnsi="宋体" w:eastAsia="宋体" w:cs="宋体"/>
+                <w:rFonts w:ascii="宋体" w:eastAsia="宋体" w:hAnsi="宋体" w:cs="宋体" w:hint="eastAsia"/>
                 <w:i w:val="0"/>
                 <w:iCs w:val="0"/>
                 <w:snapToGrid w:val="0"/>
@@ -8113,7 +8082,7 @@
                 <w:sz w:val="21"/>
                 <w:szCs w:val="21"/>
                 <w:u w:val="none"/>
-                <w:lang w:val="en-US" w:eastAsia="zh-CN" w:bidi="ar"/>
+                <w:lang w:val="en-US" w:eastAsia="zh-CN"/>
               </w:rPr>
               <w:t>内审次数</w:t>
             </w:r>
@@ -8123,10 +8092,10 @@
           <w:tcPr>
             <w:tcW w:w="1152" w:type="dxa"/>
             <w:tcBorders>
-              <w:top w:val="single" w:color="000000" w:sz="4" w:space="0"/>
-              <w:left w:val="single" w:color="000000" w:sz="4" w:space="0"/>
-              <w:bottom w:val="single" w:color="000000" w:sz="4" w:space="0"/>
-              <w:right w:val="single" w:color="000000" w:sz="4" w:space="0"/>
+              <w:top w:val="single" w:sz="4" w:space="0" w:color="000000"/>
+              <w:left w:val="single" w:sz="4" w:space="0" w:color="000000"/>
+              <w:bottom w:val="single" w:sz="4" w:space="0" w:color="000000"/>
+              <w:right w:val="single" w:sz="4" w:space="0" w:color="000000"/>
             </w:tcBorders>
             <w:shd w:val="clear" w:color="auto" w:fill="auto"/>
             <w:vAlign w:val="center"/>
@@ -8140,7 +8109,7 @@
               <w:jc w:val="left"/>
               <w:textAlignment w:val="center"/>
               <w:rPr>
-                <w:rFonts w:hint="default" w:ascii="楷体_GB2312" w:hAnsi="宋体" w:eastAsia="楷体_GB2312" w:cs="楷体_GB2312"/>
+                <w:rFonts w:ascii="楷体_GB2312" w:eastAsia="楷体_GB2312" w:hAnsi="宋体" w:cs="楷体_GB2312" w:hint="default"/>
                 <w:b/>
                 <w:bCs/>
                 <w:i w:val="0"/>
@@ -8151,12 +8120,12 @@
                 <w:sz w:val="22"/>
                 <w:szCs w:val="22"/>
                 <w:u w:val="none"/>
-                <w:lang w:val="en-US" w:eastAsia="zh-CN" w:bidi="ar"/>
+                <w:lang w:val="en-US" w:eastAsia="zh-CN"/>
               </w:rPr>
             </w:pPr>
             <w:r>
               <w:rPr>
-                <w:rFonts w:hint="eastAsia" w:ascii="宋体" w:hAnsi="宋体" w:eastAsia="宋体" w:cs="宋体"/>
+                <w:rFonts w:ascii="宋体" w:eastAsia="宋体" w:hAnsi="宋体" w:cs="宋体" w:hint="eastAsia"/>
                 <w:i w:val="0"/>
                 <w:iCs w:val="0"/>
                 <w:snapToGrid w:val="0"/>
@@ -8165,7 +8134,7 @@
                 <w:sz w:val="21"/>
                 <w:szCs w:val="21"/>
                 <w:u w:val="none"/>
-                <w:lang w:val="en-US" w:eastAsia="zh-CN" w:bidi="ar"/>
+                <w:lang w:val="en-US" w:eastAsia="zh-CN"/>
               </w:rPr>
               <w:t>≥1次</w:t>
             </w:r>
@@ -8175,10 +8144,10 @@
           <w:tcPr>
             <w:tcW w:w="3552" w:type="dxa"/>
             <w:tcBorders>
-              <w:top w:val="single" w:color="000000" w:sz="4" w:space="0"/>
-              <w:left w:val="single" w:color="000000" w:sz="4" w:space="0"/>
-              <w:bottom w:val="single" w:color="000000" w:sz="4" w:space="0"/>
-              <w:right w:val="single" w:color="000000" w:sz="4" w:space="0"/>
+              <w:top w:val="single" w:sz="4" w:space="0" w:color="000000"/>
+              <w:left w:val="single" w:sz="4" w:space="0" w:color="000000"/>
+              <w:bottom w:val="single" w:sz="4" w:space="0" w:color="000000"/>
+              <w:right w:val="single" w:sz="4" w:space="0" w:color="000000"/>
             </w:tcBorders>
             <w:shd w:val="clear" w:color="auto" w:fill="auto"/>
             <w:vAlign w:val="center"/>
@@ -8192,7 +8161,7 @@
               <w:jc w:val="left"/>
               <w:textAlignment w:val="center"/>
               <w:rPr>
-                <w:rFonts w:hint="default" w:ascii="楷体_GB2312" w:hAnsi="宋体" w:eastAsia="楷体_GB2312" w:cs="楷体_GB2312"/>
+                <w:rFonts w:ascii="楷体_GB2312" w:eastAsia="楷体_GB2312" w:hAnsi="宋体" w:cs="楷体_GB2312" w:hint="default"/>
                 <w:b/>
                 <w:bCs/>
                 <w:i w:val="0"/>
@@ -8203,12 +8172,12 @@
                 <w:sz w:val="22"/>
                 <w:szCs w:val="22"/>
                 <w:u w:val="none"/>
-                <w:lang w:val="en-US" w:eastAsia="zh-CN" w:bidi="ar"/>
+                <w:lang w:val="en-US" w:eastAsia="zh-CN"/>
               </w:rPr>
             </w:pPr>
             <w:r>
               <w:rPr>
-                <w:rFonts w:hint="eastAsia" w:ascii="宋体" w:hAnsi="宋体" w:eastAsia="宋体" w:cs="宋体"/>
+                <w:rFonts w:ascii="宋体" w:eastAsia="宋体" w:hAnsi="宋体" w:cs="宋体" w:hint="eastAsia"/>
                 <w:i w:val="0"/>
                 <w:iCs w:val="0"/>
                 <w:snapToGrid w:val="0"/>
@@ -8217,7 +8186,7 @@
                 <w:sz w:val="21"/>
                 <w:szCs w:val="21"/>
                 <w:u w:val="none"/>
-                <w:lang w:val="en-US" w:eastAsia="zh-CN" w:bidi="ar"/>
+                <w:lang w:val="en-US" w:eastAsia="zh-CN"/>
               </w:rPr>
               <w:t>数量，内审报告数量</w:t>
             </w:r>
@@ -8227,10 +8196,10 @@
           <w:tcPr>
             <w:tcW w:w="1308" w:type="dxa"/>
             <w:tcBorders>
-              <w:top w:val="single" w:color="000000" w:sz="4" w:space="0"/>
-              <w:left w:val="single" w:color="000000" w:sz="4" w:space="0"/>
-              <w:bottom w:val="single" w:color="000000" w:sz="4" w:space="0"/>
-              <w:right w:val="single" w:color="000000" w:sz="4" w:space="0"/>
+              <w:top w:val="single" w:sz="4" w:space="0" w:color="000000"/>
+              <w:left w:val="single" w:sz="4" w:space="0" w:color="000000"/>
+              <w:bottom w:val="single" w:sz="4" w:space="0" w:color="000000"/>
+              <w:right w:val="single" w:sz="4" w:space="0" w:color="000000"/>
             </w:tcBorders>
             <w:shd w:val="clear" w:color="auto" w:fill="auto"/>
             <w:vAlign w:val="center"/>
@@ -8244,7 +8213,7 @@
               <w:jc w:val="left"/>
               <w:textAlignment w:val="center"/>
               <w:rPr>
-                <w:rFonts w:hint="default" w:ascii="楷体_GB2312" w:hAnsi="宋体" w:eastAsia="楷体_GB2312" w:cs="楷体_GB2312"/>
+                <w:rFonts w:ascii="楷体_GB2312" w:eastAsia="楷体_GB2312" w:hAnsi="宋体" w:cs="楷体_GB2312" w:hint="default"/>
                 <w:b/>
                 <w:bCs/>
                 <w:i w:val="0"/>
@@ -8255,12 +8224,12 @@
                 <w:sz w:val="22"/>
                 <w:szCs w:val="22"/>
                 <w:u w:val="none"/>
-                <w:lang w:val="en-US" w:eastAsia="zh-CN" w:bidi="ar"/>
+                <w:lang w:val="en-US" w:eastAsia="zh-CN"/>
               </w:rPr>
             </w:pPr>
             <w:r>
               <w:rPr>
-                <w:rFonts w:hint="eastAsia" w:ascii="宋体" w:hAnsi="宋体" w:eastAsia="宋体" w:cs="宋体"/>
+                <w:rFonts w:ascii="宋体" w:eastAsia="宋体" w:hAnsi="宋体" w:cs="宋体" w:hint="eastAsia"/>
                 <w:i w:val="0"/>
                 <w:iCs w:val="0"/>
                 <w:snapToGrid w:val="0"/>
@@ -8269,7 +8238,7 @@
                 <w:sz w:val="21"/>
                 <w:szCs w:val="21"/>
                 <w:u w:val="none"/>
-                <w:lang w:val="en-US" w:eastAsia="zh-CN" w:bidi="ar"/>
+                <w:lang w:val="en-US" w:eastAsia="zh-CN"/>
               </w:rPr>
               <w:t>年度</w:t>
             </w:r>
@@ -8278,14 +8247,8 @@
       </w:tr>
       <w:tr>
         <w:tblPrEx>
-          <w:tblBorders>
-            <w:top w:val="none" w:color="auto" w:sz="0" w:space="0"/>
-            <w:left w:val="none" w:color="auto" w:sz="0" w:space="0"/>
-            <w:bottom w:val="none" w:color="auto" w:sz="0" w:space="0"/>
-            <w:right w:val="none" w:color="auto" w:sz="0" w:space="0"/>
-            <w:insideH w:val="none" w:color="auto" w:sz="0" w:space="0"/>
-            <w:insideV w:val="none" w:color="auto" w:sz="0" w:space="0"/>
-          </w:tblBorders>
+          <w:tblW w:w="7675" w:type="dxa"/>
+          <w:tblInd w:w="96" w:type="dxa"/>
           <w:shd w:val="clear" w:color="auto" w:fill="auto"/>
           <w:tblCellMar>
             <w:top w:w="0" w:type="dxa"/>
@@ -8295,16 +8258,16 @@
           </w:tblCellMar>
         </w:tblPrEx>
         <w:trPr>
-          <w:trHeight w:val="493" w:hRule="atLeast"/>
+          <w:trHeight w:val="493"/>
         </w:trPr>
         <w:tc>
           <w:tcPr>
             <w:tcW w:w="1663" w:type="dxa"/>
             <w:tcBorders>
-              <w:top w:val="single" w:color="000000" w:sz="4" w:space="0"/>
-              <w:left w:val="single" w:color="000000" w:sz="4" w:space="0"/>
-              <w:bottom w:val="single" w:color="000000" w:sz="4" w:space="0"/>
-              <w:right w:val="single" w:color="000000" w:sz="4" w:space="0"/>
+              <w:top w:val="single" w:sz="4" w:space="0" w:color="000000"/>
+              <w:left w:val="single" w:sz="4" w:space="0" w:color="000000"/>
+              <w:bottom w:val="single" w:sz="4" w:space="0" w:color="000000"/>
+              <w:right w:val="single" w:sz="4" w:space="0" w:color="000000"/>
             </w:tcBorders>
             <w:shd w:val="clear" w:color="auto" w:fill="auto"/>
             <w:vAlign w:val="center"/>
@@ -8315,11 +8278,11 @@
               <w:keepLines w:val="0"/>
               <w:widowControl/>
               <w:suppressLineNumbers w:val="0"/>
-              <w:ind w:left="0" w:leftChars="0" w:right="0" w:rightChars="0" w:firstLine="0" w:firstLineChars="0"/>
+              <w:ind w:left="0" w:right="0" w:firstLine="0" w:leftChars="0" w:rightChars="0" w:firstLineChars="0"/>
               <w:jc w:val="center"/>
               <w:textAlignment w:val="center"/>
               <w:rPr>
-                <w:rFonts w:hint="eastAsia" w:ascii="宋体" w:hAnsi="宋体" w:eastAsia="宋体" w:cs="宋体"/>
+                <w:rFonts w:ascii="宋体" w:eastAsia="宋体" w:hAnsi="宋体" w:cs="宋体" w:hint="eastAsia"/>
                 <w:i w:val="0"/>
                 <w:iCs w:val="0"/>
                 <w:snapToGrid w:val="0"/>
@@ -8328,12 +8291,12 @@
                 <w:sz w:val="21"/>
                 <w:szCs w:val="21"/>
                 <w:u w:val="none"/>
-                <w:lang w:val="en-US" w:eastAsia="zh-CN" w:bidi="ar"/>
+                <w:lang w:val="en-US" w:eastAsia="zh-CN"/>
               </w:rPr>
             </w:pPr>
             <w:r>
               <w:rPr>
-                <w:rFonts w:hint="eastAsia" w:ascii="宋体" w:hAnsi="宋体" w:eastAsia="宋体" w:cs="宋体"/>
+                <w:rFonts w:ascii="宋体" w:eastAsia="宋体" w:hAnsi="宋体" w:cs="宋体" w:hint="eastAsia"/>
                 <w:i w:val="0"/>
                 <w:iCs w:val="0"/>
                 <w:snapToGrid w:val="0"/>
@@ -8342,7 +8305,7 @@
                 <w:sz w:val="21"/>
                 <w:szCs w:val="21"/>
                 <w:u w:val="none"/>
-                <w:lang w:val="en-US" w:eastAsia="zh-CN" w:bidi="ar"/>
+                <w:lang w:val="en-US" w:eastAsia="zh-CN"/>
               </w:rPr>
               <w:t>管理评审次数</w:t>
             </w:r>
@@ -8352,10 +8315,10 @@
           <w:tcPr>
             <w:tcW w:w="1152" w:type="dxa"/>
             <w:tcBorders>
-              <w:top w:val="single" w:color="000000" w:sz="4" w:space="0"/>
-              <w:left w:val="single" w:color="000000" w:sz="4" w:space="0"/>
-              <w:bottom w:val="single" w:color="000000" w:sz="4" w:space="0"/>
-              <w:right w:val="single" w:color="000000" w:sz="4" w:space="0"/>
+              <w:top w:val="single" w:sz="4" w:space="0" w:color="000000"/>
+              <w:left w:val="single" w:sz="4" w:space="0" w:color="000000"/>
+              <w:bottom w:val="single" w:sz="4" w:space="0" w:color="000000"/>
+              <w:right w:val="single" w:sz="4" w:space="0" w:color="000000"/>
             </w:tcBorders>
             <w:shd w:val="clear" w:color="auto" w:fill="auto"/>
             <w:vAlign w:val="center"/>
@@ -8369,7 +8332,7 @@
               <w:jc w:val="left"/>
               <w:textAlignment w:val="center"/>
               <w:rPr>
-                <w:rFonts w:hint="eastAsia" w:ascii="宋体" w:hAnsi="宋体" w:eastAsia="宋体" w:cs="宋体"/>
+                <w:rFonts w:ascii="宋体" w:eastAsia="宋体" w:hAnsi="宋体" w:cs="宋体" w:hint="eastAsia"/>
                 <w:i w:val="0"/>
                 <w:iCs w:val="0"/>
                 <w:snapToGrid w:val="0"/>
@@ -8378,12 +8341,12 @@
                 <w:sz w:val="21"/>
                 <w:szCs w:val="21"/>
                 <w:u w:val="none"/>
-                <w:lang w:val="en-US" w:eastAsia="zh-CN" w:bidi="ar"/>
+                <w:lang w:val="en-US" w:eastAsia="zh-CN"/>
               </w:rPr>
             </w:pPr>
             <w:r>
               <w:rPr>
-                <w:rFonts w:hint="eastAsia" w:ascii="宋体" w:hAnsi="宋体" w:eastAsia="宋体" w:cs="宋体"/>
+                <w:rFonts w:ascii="宋体" w:eastAsia="宋体" w:hAnsi="宋体" w:cs="宋体" w:hint="eastAsia"/>
                 <w:i w:val="0"/>
                 <w:iCs w:val="0"/>
                 <w:snapToGrid w:val="0"/>
@@ -8392,7 +8355,7 @@
                 <w:sz w:val="21"/>
                 <w:szCs w:val="21"/>
                 <w:u w:val="none"/>
-                <w:lang w:val="en-US" w:eastAsia="zh-CN" w:bidi="ar"/>
+                <w:lang w:val="en-US" w:eastAsia="zh-CN"/>
               </w:rPr>
               <w:t>≥1次</w:t>
             </w:r>
@@ -8402,10 +8365,10 @@
           <w:tcPr>
             <w:tcW w:w="3552" w:type="dxa"/>
             <w:tcBorders>
-              <w:top w:val="single" w:color="000000" w:sz="4" w:space="0"/>
-              <w:left w:val="single" w:color="000000" w:sz="4" w:space="0"/>
-              <w:bottom w:val="single" w:color="000000" w:sz="4" w:space="0"/>
-              <w:right w:val="single" w:color="000000" w:sz="4" w:space="0"/>
+              <w:top w:val="single" w:sz="4" w:space="0" w:color="000000"/>
+              <w:left w:val="single" w:sz="4" w:space="0" w:color="000000"/>
+              <w:bottom w:val="single" w:sz="4" w:space="0" w:color="000000"/>
+              <w:right w:val="single" w:sz="4" w:space="0" w:color="000000"/>
             </w:tcBorders>
             <w:shd w:val="clear" w:color="auto" w:fill="auto"/>
             <w:vAlign w:val="center"/>
@@ -8419,7 +8382,7 @@
               <w:jc w:val="left"/>
               <w:textAlignment w:val="center"/>
               <w:rPr>
-                <w:rFonts w:hint="eastAsia" w:ascii="宋体" w:hAnsi="宋体" w:eastAsia="宋体" w:cs="宋体"/>
+                <w:rFonts w:ascii="宋体" w:eastAsia="宋体" w:hAnsi="宋体" w:cs="宋体" w:hint="eastAsia"/>
                 <w:i w:val="0"/>
                 <w:iCs w:val="0"/>
                 <w:snapToGrid w:val="0"/>
@@ -8428,12 +8391,12 @@
                 <w:sz w:val="21"/>
                 <w:szCs w:val="21"/>
                 <w:u w:val="none"/>
-                <w:lang w:val="en-US" w:eastAsia="zh-CN" w:bidi="ar"/>
+                <w:lang w:val="en-US" w:eastAsia="zh-CN"/>
               </w:rPr>
             </w:pPr>
             <w:r>
               <w:rPr>
-                <w:rFonts w:hint="eastAsia" w:ascii="宋体" w:hAnsi="宋体" w:eastAsia="宋体" w:cs="宋体"/>
+                <w:rFonts w:ascii="宋体" w:eastAsia="宋体" w:hAnsi="宋体" w:cs="宋体" w:hint="eastAsia"/>
                 <w:i w:val="0"/>
                 <w:iCs w:val="0"/>
                 <w:snapToGrid w:val="0"/>
@@ -8442,7 +8405,7 @@
                 <w:sz w:val="21"/>
                 <w:szCs w:val="21"/>
                 <w:u w:val="none"/>
-                <w:lang w:val="en-US" w:eastAsia="zh-CN" w:bidi="ar"/>
+                <w:lang w:val="en-US" w:eastAsia="zh-CN"/>
               </w:rPr>
               <w:t>数量，管理评审报告数量</w:t>
             </w:r>
@@ -8452,10 +8415,10 @@
           <w:tcPr>
             <w:tcW w:w="1308" w:type="dxa"/>
             <w:tcBorders>
-              <w:top w:val="single" w:color="000000" w:sz="4" w:space="0"/>
-              <w:left w:val="single" w:color="000000" w:sz="4" w:space="0"/>
-              <w:bottom w:val="single" w:color="000000" w:sz="4" w:space="0"/>
-              <w:right w:val="single" w:color="000000" w:sz="4" w:space="0"/>
+              <w:top w:val="single" w:sz="4" w:space="0" w:color="000000"/>
+              <w:left w:val="single" w:sz="4" w:space="0" w:color="000000"/>
+              <w:bottom w:val="single" w:sz="4" w:space="0" w:color="000000"/>
+              <w:right w:val="single" w:sz="4" w:space="0" w:color="000000"/>
             </w:tcBorders>
             <w:shd w:val="clear" w:color="auto" w:fill="auto"/>
             <w:vAlign w:val="center"/>
@@ -8469,7 +8432,7 @@
               <w:jc w:val="left"/>
               <w:textAlignment w:val="center"/>
               <w:rPr>
-                <w:rFonts w:hint="eastAsia" w:ascii="宋体" w:hAnsi="宋体" w:eastAsia="宋体" w:cs="宋体"/>
+                <w:rFonts w:ascii="宋体" w:eastAsia="宋体" w:hAnsi="宋体" w:cs="宋体" w:hint="eastAsia"/>
                 <w:i w:val="0"/>
                 <w:iCs w:val="0"/>
                 <w:snapToGrid w:val="0"/>
@@ -8478,12 +8441,12 @@
                 <w:sz w:val="21"/>
                 <w:szCs w:val="21"/>
                 <w:u w:val="none"/>
-                <w:lang w:val="en-US" w:eastAsia="zh-CN" w:bidi="ar"/>
+                <w:lang w:val="en-US" w:eastAsia="zh-CN"/>
               </w:rPr>
             </w:pPr>
             <w:r>
               <w:rPr>
-                <w:rFonts w:hint="eastAsia" w:ascii="宋体" w:hAnsi="宋体" w:eastAsia="宋体" w:cs="宋体"/>
+                <w:rFonts w:ascii="宋体" w:eastAsia="宋体" w:hAnsi="宋体" w:cs="宋体" w:hint="eastAsia"/>
                 <w:i w:val="0"/>
                 <w:iCs w:val="0"/>
                 <w:snapToGrid w:val="0"/>
@@ -8492,7 +8455,7 @@
                 <w:sz w:val="21"/>
                 <w:szCs w:val="21"/>
                 <w:u w:val="none"/>
-                <w:lang w:val="en-US" w:eastAsia="zh-CN" w:bidi="ar"/>
+                <w:lang w:val="en-US" w:eastAsia="zh-CN"/>
               </w:rPr>
               <w:t>年度</w:t>
             </w:r>
@@ -8501,14 +8464,8 @@
       </w:tr>
       <w:tr>
         <w:tblPrEx>
-          <w:tblBorders>
-            <w:top w:val="none" w:color="auto" w:sz="0" w:space="0"/>
-            <w:left w:val="none" w:color="auto" w:sz="0" w:space="0"/>
-            <w:bottom w:val="none" w:color="auto" w:sz="0" w:space="0"/>
-            <w:right w:val="none" w:color="auto" w:sz="0" w:space="0"/>
-            <w:insideH w:val="none" w:color="auto" w:sz="0" w:space="0"/>
-            <w:insideV w:val="none" w:color="auto" w:sz="0" w:space="0"/>
-          </w:tblBorders>
+          <w:tblW w:w="7675" w:type="dxa"/>
+          <w:tblInd w:w="96" w:type="dxa"/>
           <w:shd w:val="clear" w:color="auto" w:fill="auto"/>
           <w:tblCellMar>
             <w:top w:w="0" w:type="dxa"/>
@@ -8518,16 +8475,16 @@
           </w:tblCellMar>
         </w:tblPrEx>
         <w:trPr>
-          <w:trHeight w:val="493" w:hRule="atLeast"/>
+          <w:trHeight w:val="493"/>
         </w:trPr>
         <w:tc>
           <w:tcPr>
             <w:tcW w:w="1663" w:type="dxa"/>
             <w:tcBorders>
-              <w:top w:val="single" w:color="000000" w:sz="4" w:space="0"/>
-              <w:left w:val="single" w:color="000000" w:sz="4" w:space="0"/>
-              <w:bottom w:val="single" w:color="000000" w:sz="4" w:space="0"/>
-              <w:right w:val="single" w:color="000000" w:sz="4" w:space="0"/>
+              <w:top w:val="single" w:sz="4" w:space="0" w:color="000000"/>
+              <w:left w:val="single" w:sz="4" w:space="0" w:color="000000"/>
+              <w:bottom w:val="single" w:sz="4" w:space="0" w:color="000000"/>
+              <w:right w:val="single" w:sz="4" w:space="0" w:color="000000"/>
             </w:tcBorders>
             <w:shd w:val="clear" w:color="auto" w:fill="auto"/>
             <w:vAlign w:val="center"/>
@@ -8538,11 +8495,11 @@
               <w:keepLines w:val="0"/>
               <w:widowControl/>
               <w:suppressLineNumbers w:val="0"/>
-              <w:ind w:left="0" w:leftChars="0" w:right="0" w:rightChars="0" w:firstLine="0" w:firstLineChars="0"/>
+              <w:ind w:left="0" w:right="0" w:firstLine="0" w:leftChars="0" w:rightChars="0" w:firstLineChars="0"/>
               <w:jc w:val="center"/>
               <w:textAlignment w:val="center"/>
               <w:rPr>
-                <w:rFonts w:hint="eastAsia" w:ascii="宋体" w:hAnsi="宋体" w:eastAsia="宋体" w:cs="宋体"/>
+                <w:rFonts w:ascii="宋体" w:eastAsia="宋体" w:hAnsi="宋体" w:cs="宋体" w:hint="eastAsia"/>
                 <w:i w:val="0"/>
                 <w:iCs w:val="0"/>
                 <w:snapToGrid w:val="0"/>
@@ -8551,12 +8508,12 @@
                 <w:sz w:val="21"/>
                 <w:szCs w:val="21"/>
                 <w:u w:val="none"/>
-                <w:lang w:val="en-US" w:eastAsia="zh-CN" w:bidi="ar"/>
+                <w:lang w:val="en-US" w:eastAsia="zh-CN"/>
               </w:rPr>
             </w:pPr>
             <w:r>
               <w:rPr>
-                <w:rFonts w:hint="eastAsia" w:ascii="宋体" w:hAnsi="宋体" w:eastAsia="宋体" w:cs="宋体"/>
+                <w:rFonts w:ascii="宋体" w:eastAsia="宋体" w:hAnsi="宋体" w:cs="宋体" w:hint="eastAsia"/>
                 <w:i w:val="0"/>
                 <w:iCs w:val="0"/>
                 <w:snapToGrid w:val="0"/>
@@ -8565,7 +8522,7 @@
                 <w:sz w:val="21"/>
                 <w:szCs w:val="21"/>
                 <w:u w:val="none"/>
-                <w:lang w:val="en-US" w:eastAsia="zh-CN" w:bidi="ar"/>
+                <w:lang w:val="en-US" w:eastAsia="zh-CN"/>
               </w:rPr>
               <w:t>客户满意度</w:t>
             </w:r>
@@ -8575,10 +8532,10 @@
           <w:tcPr>
             <w:tcW w:w="1152" w:type="dxa"/>
             <w:tcBorders>
-              <w:top w:val="single" w:color="000000" w:sz="4" w:space="0"/>
-              <w:left w:val="single" w:color="000000" w:sz="4" w:space="0"/>
-              <w:bottom w:val="single" w:color="000000" w:sz="4" w:space="0"/>
-              <w:right w:val="single" w:color="000000" w:sz="4" w:space="0"/>
+              <w:top w:val="single" w:sz="4" w:space="0" w:color="000000"/>
+              <w:left w:val="single" w:sz="4" w:space="0" w:color="000000"/>
+              <w:bottom w:val="single" w:sz="4" w:space="0" w:color="000000"/>
+              <w:right w:val="single" w:sz="4" w:space="0" w:color="000000"/>
             </w:tcBorders>
             <w:shd w:val="clear" w:color="auto" w:fill="auto"/>
             <w:vAlign w:val="center"/>
@@ -8592,7 +8549,7 @@
               <w:jc w:val="left"/>
               <w:textAlignment w:val="center"/>
               <w:rPr>
-                <w:rFonts w:hint="eastAsia" w:ascii="宋体" w:hAnsi="宋体" w:eastAsia="宋体" w:cs="宋体"/>
+                <w:rFonts w:ascii="宋体" w:eastAsia="宋体" w:hAnsi="宋体" w:cs="宋体" w:hint="eastAsia"/>
                 <w:i w:val="0"/>
                 <w:iCs w:val="0"/>
                 <w:snapToGrid w:val="0"/>
@@ -8601,12 +8558,12 @@
                 <w:sz w:val="21"/>
                 <w:szCs w:val="21"/>
                 <w:u w:val="none"/>
-                <w:lang w:val="en-US" w:eastAsia="zh-CN" w:bidi="ar"/>
+                <w:lang w:val="en-US" w:eastAsia="zh-CN"/>
               </w:rPr>
             </w:pPr>
             <w:r>
               <w:rPr>
-                <w:rFonts w:hint="eastAsia" w:ascii="宋体" w:hAnsi="宋体" w:eastAsia="宋体" w:cs="宋体"/>
+                <w:rFonts w:ascii="宋体" w:eastAsia="宋体" w:hAnsi="宋体" w:cs="宋体" w:hint="eastAsia"/>
                 <w:i w:val="0"/>
                 <w:iCs w:val="0"/>
                 <w:snapToGrid w:val="0"/>
@@ -8615,7 +8572,7 @@
                 <w:sz w:val="21"/>
                 <w:szCs w:val="21"/>
                 <w:u w:val="none"/>
-                <w:lang w:val="en-US" w:eastAsia="zh-CN" w:bidi="ar"/>
+                <w:lang w:val="en-US" w:eastAsia="zh-CN"/>
               </w:rPr>
               <w:t>≥90%</w:t>
             </w:r>
@@ -8625,10 +8582,10 @@
           <w:tcPr>
             <w:tcW w:w="3552" w:type="dxa"/>
             <w:tcBorders>
-              <w:top w:val="single" w:color="000000" w:sz="4" w:space="0"/>
-              <w:left w:val="single" w:color="000000" w:sz="4" w:space="0"/>
-              <w:bottom w:val="single" w:color="000000" w:sz="4" w:space="0"/>
-              <w:right w:val="single" w:color="000000" w:sz="4" w:space="0"/>
+              <w:top w:val="single" w:sz="4" w:space="0" w:color="000000"/>
+              <w:left w:val="single" w:sz="4" w:space="0" w:color="000000"/>
+              <w:bottom w:val="single" w:sz="4" w:space="0" w:color="000000"/>
+              <w:right w:val="single" w:sz="4" w:space="0" w:color="000000"/>
             </w:tcBorders>
             <w:shd w:val="clear" w:color="auto" w:fill="auto"/>
             <w:vAlign w:val="center"/>
@@ -8642,7 +8599,7 @@
               <w:jc w:val="left"/>
               <w:textAlignment w:val="center"/>
               <w:rPr>
-                <w:rFonts w:hint="eastAsia" w:ascii="宋体" w:hAnsi="宋体" w:eastAsia="宋体" w:cs="宋体"/>
+                <w:rFonts w:ascii="宋体" w:eastAsia="宋体" w:hAnsi="宋体" w:cs="宋体" w:hint="eastAsia"/>
                 <w:i w:val="0"/>
                 <w:iCs w:val="0"/>
                 <w:snapToGrid w:val="0"/>
@@ -8651,7 +8608,7 @@
                 <w:sz w:val="21"/>
                 <w:szCs w:val="21"/>
                 <w:u w:val="none"/>
-                <w:lang w:val="en-US" w:eastAsia="zh-CN" w:bidi="ar"/>
+                <w:lang w:val="en-US" w:eastAsia="zh-CN"/>
               </w:rPr>
             </w:pPr>
             <w:r>
@@ -8673,7 +8630,7 @@
                           </pic:cNvPicPr>
                         </pic:nvPicPr>
                         <pic:blipFill>
-                          <a:blip r:embed="rId10"/>
+                          <a:blip xmlns:r="http://schemas.openxmlformats.org/officeDocument/2006/relationships" r:embed="rId7"/>
                           <a:stretch>
                             <a:fillRect/>
                           </a:stretch>
@@ -8703,10 +8660,10 @@
           <w:tcPr>
             <w:tcW w:w="1308" w:type="dxa"/>
             <w:tcBorders>
-              <w:top w:val="single" w:color="000000" w:sz="4" w:space="0"/>
-              <w:left w:val="single" w:color="000000" w:sz="4" w:space="0"/>
-              <w:bottom w:val="single" w:color="000000" w:sz="4" w:space="0"/>
-              <w:right w:val="single" w:color="000000" w:sz="4" w:space="0"/>
+              <w:top w:val="single" w:sz="4" w:space="0" w:color="000000"/>
+              <w:left w:val="single" w:sz="4" w:space="0" w:color="000000"/>
+              <w:bottom w:val="single" w:sz="4" w:space="0" w:color="000000"/>
+              <w:right w:val="single" w:sz="4" w:space="0" w:color="000000"/>
             </w:tcBorders>
             <w:shd w:val="clear" w:color="auto" w:fill="auto"/>
             <w:vAlign w:val="center"/>
@@ -8720,7 +8677,7 @@
               <w:jc w:val="left"/>
               <w:textAlignment w:val="center"/>
               <w:rPr>
-                <w:rFonts w:hint="eastAsia" w:ascii="宋体" w:hAnsi="宋体" w:eastAsia="宋体" w:cs="宋体"/>
+                <w:rFonts w:ascii="宋体" w:eastAsia="宋体" w:hAnsi="宋体" w:cs="宋体" w:hint="eastAsia"/>
                 <w:i w:val="0"/>
                 <w:iCs w:val="0"/>
                 <w:snapToGrid w:val="0"/>
@@ -8729,12 +8686,12 @@
                 <w:sz w:val="21"/>
                 <w:szCs w:val="21"/>
                 <w:u w:val="none"/>
-                <w:lang w:val="en-US" w:eastAsia="zh-CN" w:bidi="ar"/>
+                <w:lang w:val="en-US" w:eastAsia="zh-CN"/>
               </w:rPr>
             </w:pPr>
             <w:r>
               <w:rPr>
-                <w:rFonts w:hint="eastAsia" w:ascii="宋体" w:hAnsi="宋体" w:eastAsia="宋体" w:cs="宋体"/>
+                <w:rFonts w:ascii="宋体" w:eastAsia="宋体" w:hAnsi="宋体" w:cs="宋体" w:hint="eastAsia"/>
                 <w:i w:val="0"/>
                 <w:iCs w:val="0"/>
                 <w:snapToGrid w:val="0"/>
@@ -8743,7 +8700,7 @@
                 <w:sz w:val="21"/>
                 <w:szCs w:val="21"/>
                 <w:u w:val="none"/>
-                <w:lang w:val="en-US" w:eastAsia="zh-CN" w:bidi="ar"/>
+                <w:lang w:val="en-US" w:eastAsia="zh-CN"/>
               </w:rPr>
               <w:t>半年度</w:t>
             </w:r>
@@ -8752,14 +8709,8 @@
       </w:tr>
       <w:tr>
         <w:tblPrEx>
-          <w:tblBorders>
-            <w:top w:val="none" w:color="auto" w:sz="0" w:space="0"/>
-            <w:left w:val="none" w:color="auto" w:sz="0" w:space="0"/>
-            <w:bottom w:val="none" w:color="auto" w:sz="0" w:space="0"/>
-            <w:right w:val="none" w:color="auto" w:sz="0" w:space="0"/>
-            <w:insideH w:val="none" w:color="auto" w:sz="0" w:space="0"/>
-            <w:insideV w:val="none" w:color="auto" w:sz="0" w:space="0"/>
-          </w:tblBorders>
+          <w:tblW w:w="7675" w:type="dxa"/>
+          <w:tblInd w:w="96" w:type="dxa"/>
           <w:shd w:val="clear" w:color="auto" w:fill="auto"/>
           <w:tblCellMar>
             <w:top w:w="0" w:type="dxa"/>
@@ -8769,16 +8720,16 @@
           </w:tblCellMar>
         </w:tblPrEx>
         <w:trPr>
-          <w:trHeight w:val="493" w:hRule="atLeast"/>
+          <w:trHeight w:val="493"/>
         </w:trPr>
         <w:tc>
           <w:tcPr>
             <w:tcW w:w="1663" w:type="dxa"/>
             <w:tcBorders>
-              <w:top w:val="single" w:color="000000" w:sz="4" w:space="0"/>
-              <w:left w:val="single" w:color="000000" w:sz="4" w:space="0"/>
-              <w:bottom w:val="single" w:color="000000" w:sz="4" w:space="0"/>
-              <w:right w:val="single" w:color="000000" w:sz="4" w:space="0"/>
+              <w:top w:val="single" w:sz="4" w:space="0" w:color="000000"/>
+              <w:left w:val="single" w:sz="4" w:space="0" w:color="000000"/>
+              <w:bottom w:val="single" w:sz="4" w:space="0" w:color="000000"/>
+              <w:right w:val="single" w:sz="4" w:space="0" w:color="000000"/>
             </w:tcBorders>
             <w:shd w:val="clear" w:color="auto" w:fill="auto"/>
             <w:vAlign w:val="center"/>
@@ -8789,11 +8740,11 @@
               <w:keepLines w:val="0"/>
               <w:widowControl/>
               <w:suppressLineNumbers w:val="0"/>
-              <w:ind w:left="0" w:leftChars="0" w:right="0" w:rightChars="0" w:firstLine="0" w:firstLineChars="0"/>
+              <w:ind w:left="0" w:right="0" w:firstLine="0" w:leftChars="0" w:rightChars="0" w:firstLineChars="0"/>
               <w:jc w:val="center"/>
               <w:textAlignment w:val="center"/>
               <w:rPr>
-                <w:rFonts w:hint="eastAsia" w:ascii="宋体" w:hAnsi="宋体" w:eastAsia="宋体" w:cs="宋体"/>
+                <w:rFonts w:ascii="宋体" w:eastAsia="宋体" w:hAnsi="宋体" w:cs="宋体" w:hint="eastAsia"/>
                 <w:i w:val="0"/>
                 <w:iCs w:val="0"/>
                 <w:snapToGrid w:val="0"/>
@@ -8802,12 +8753,12 @@
                 <w:sz w:val="21"/>
                 <w:szCs w:val="21"/>
                 <w:u w:val="none"/>
-                <w:lang w:val="en-US" w:eastAsia="zh-CN" w:bidi="ar"/>
+                <w:lang w:val="en-US" w:eastAsia="zh-CN"/>
               </w:rPr>
             </w:pPr>
             <w:r>
               <w:rPr>
-                <w:rFonts w:hint="eastAsia" w:ascii="宋体" w:hAnsi="宋体" w:eastAsia="宋体" w:cs="宋体"/>
+                <w:rFonts w:ascii="宋体" w:eastAsia="宋体" w:hAnsi="宋体" w:cs="宋体" w:hint="eastAsia"/>
                 <w:i w:val="0"/>
                 <w:iCs w:val="0"/>
                 <w:snapToGrid w:val="0"/>
@@ -8816,7 +8767,7 @@
                 <w:sz w:val="21"/>
                 <w:szCs w:val="21"/>
                 <w:u w:val="none"/>
-                <w:lang w:val="en-US" w:eastAsia="zh-CN" w:bidi="ar"/>
+                <w:lang w:val="en-US" w:eastAsia="zh-CN"/>
               </w:rPr>
               <w:t>客户投诉次数</w:t>
             </w:r>
@@ -8826,10 +8777,10 @@
           <w:tcPr>
             <w:tcW w:w="1152" w:type="dxa"/>
             <w:tcBorders>
-              <w:top w:val="single" w:color="000000" w:sz="4" w:space="0"/>
-              <w:left w:val="single" w:color="000000" w:sz="4" w:space="0"/>
-              <w:bottom w:val="single" w:color="000000" w:sz="4" w:space="0"/>
-              <w:right w:val="single" w:color="000000" w:sz="4" w:space="0"/>
+              <w:top w:val="single" w:sz="4" w:space="0" w:color="000000"/>
+              <w:left w:val="single" w:sz="4" w:space="0" w:color="000000"/>
+              <w:bottom w:val="single" w:sz="4" w:space="0" w:color="000000"/>
+              <w:right w:val="single" w:sz="4" w:space="0" w:color="000000"/>
             </w:tcBorders>
             <w:shd w:val="clear" w:color="auto" w:fill="auto"/>
             <w:vAlign w:val="center"/>
@@ -8843,7 +8794,7 @@
               <w:jc w:val="left"/>
               <w:textAlignment w:val="center"/>
               <w:rPr>
-                <w:rFonts w:hint="eastAsia" w:ascii="宋体" w:hAnsi="宋体" w:eastAsia="宋体" w:cs="宋体"/>
+                <w:rFonts w:ascii="宋体" w:eastAsia="宋体" w:hAnsi="宋体" w:cs="宋体" w:hint="eastAsia"/>
                 <w:i w:val="0"/>
                 <w:iCs w:val="0"/>
                 <w:snapToGrid w:val="0"/>
@@ -8852,12 +8803,12 @@
                 <w:sz w:val="21"/>
                 <w:szCs w:val="21"/>
                 <w:u w:val="none"/>
-                <w:lang w:val="en-US" w:eastAsia="zh-CN" w:bidi="ar"/>
+                <w:lang w:val="en-US" w:eastAsia="zh-CN"/>
               </w:rPr>
             </w:pPr>
             <w:r>
               <w:rPr>
-                <w:rFonts w:hint="eastAsia" w:ascii="宋体" w:hAnsi="宋体" w:eastAsia="宋体" w:cs="宋体"/>
+                <w:rFonts w:ascii="宋体" w:eastAsia="宋体" w:hAnsi="宋体" w:cs="宋体" w:hint="eastAsia"/>
                 <w:i w:val="0"/>
                 <w:iCs w:val="0"/>
                 <w:snapToGrid w:val="0"/>
@@ -8866,7 +8817,7 @@
                 <w:sz w:val="21"/>
                 <w:szCs w:val="21"/>
                 <w:u w:val="none"/>
-                <w:lang w:val="en-US" w:eastAsia="zh-CN" w:bidi="ar"/>
+                <w:lang w:val="en-US" w:eastAsia="zh-CN"/>
               </w:rPr>
               <w:t>≤2次</w:t>
             </w:r>
@@ -8876,10 +8827,10 @@
           <w:tcPr>
             <w:tcW w:w="3552" w:type="dxa"/>
             <w:tcBorders>
-              <w:top w:val="single" w:color="000000" w:sz="4" w:space="0"/>
-              <w:left w:val="single" w:color="000000" w:sz="4" w:space="0"/>
-              <w:bottom w:val="single" w:color="000000" w:sz="4" w:space="0"/>
-              <w:right w:val="single" w:color="000000" w:sz="4" w:space="0"/>
+              <w:top w:val="single" w:sz="4" w:space="0" w:color="000000"/>
+              <w:left w:val="single" w:sz="4" w:space="0" w:color="000000"/>
+              <w:bottom w:val="single" w:sz="4" w:space="0" w:color="000000"/>
+              <w:right w:val="single" w:sz="4" w:space="0" w:color="000000"/>
             </w:tcBorders>
             <w:shd w:val="clear" w:color="auto" w:fill="auto"/>
             <w:vAlign w:val="center"/>
@@ -8893,7 +8844,7 @@
               <w:jc w:val="left"/>
               <w:textAlignment w:val="center"/>
               <w:rPr>
-                <w:rFonts w:hint="eastAsia" w:ascii="宋体" w:hAnsi="宋体" w:eastAsia="宋体" w:cs="宋体"/>
+                <w:rFonts w:ascii="宋体" w:eastAsia="宋体" w:hAnsi="宋体" w:cs="宋体" w:hint="eastAsia"/>
                 <w:i w:val="0"/>
                 <w:iCs w:val="0"/>
                 <w:snapToGrid w:val="0"/>
@@ -8902,12 +8853,12 @@
                 <w:sz w:val="21"/>
                 <w:szCs w:val="21"/>
                 <w:u w:val="none"/>
-                <w:lang w:val="en-US" w:eastAsia="zh-CN" w:bidi="ar"/>
+                <w:lang w:val="en-US" w:eastAsia="zh-CN"/>
               </w:rPr>
             </w:pPr>
             <w:r>
               <w:rPr>
-                <w:rFonts w:hint="eastAsia" w:ascii="宋体" w:hAnsi="宋体" w:eastAsia="宋体" w:cs="宋体"/>
+                <w:rFonts w:ascii="宋体" w:eastAsia="宋体" w:hAnsi="宋体" w:cs="宋体" w:hint="eastAsia"/>
                 <w:i w:val="0"/>
                 <w:iCs w:val="0"/>
                 <w:snapToGrid w:val="0"/>
@@ -8916,7 +8867,7 @@
                 <w:sz w:val="21"/>
                 <w:szCs w:val="21"/>
                 <w:u w:val="none"/>
-                <w:lang w:val="en-US" w:eastAsia="zh-CN" w:bidi="ar"/>
+                <w:lang w:val="en-US" w:eastAsia="zh-CN"/>
               </w:rPr>
               <w:t>每年客户投诉数量</w:t>
             </w:r>
@@ -8926,10 +8877,10 @@
           <w:tcPr>
             <w:tcW w:w="1308" w:type="dxa"/>
             <w:tcBorders>
-              <w:top w:val="single" w:color="000000" w:sz="4" w:space="0"/>
-              <w:left w:val="single" w:color="000000" w:sz="4" w:space="0"/>
-              <w:bottom w:val="single" w:color="000000" w:sz="4" w:space="0"/>
-              <w:right w:val="single" w:color="000000" w:sz="4" w:space="0"/>
+              <w:top w:val="single" w:sz="4" w:space="0" w:color="000000"/>
+              <w:left w:val="single" w:sz="4" w:space="0" w:color="000000"/>
+              <w:bottom w:val="single" w:sz="4" w:space="0" w:color="000000"/>
+              <w:right w:val="single" w:sz="4" w:space="0" w:color="000000"/>
             </w:tcBorders>
             <w:shd w:val="clear" w:color="auto" w:fill="auto"/>
             <w:vAlign w:val="center"/>
@@ -8943,7 +8894,7 @@
               <w:jc w:val="left"/>
               <w:textAlignment w:val="center"/>
               <w:rPr>
-                <w:rFonts w:hint="eastAsia" w:ascii="宋体" w:hAnsi="宋体" w:eastAsia="宋体" w:cs="宋体"/>
+                <w:rFonts w:ascii="宋体" w:eastAsia="宋体" w:hAnsi="宋体" w:cs="宋体" w:hint="eastAsia"/>
                 <w:i w:val="0"/>
                 <w:iCs w:val="0"/>
                 <w:snapToGrid w:val="0"/>
@@ -8952,12 +8903,12 @@
                 <w:sz w:val="21"/>
                 <w:szCs w:val="21"/>
                 <w:u w:val="none"/>
-                <w:lang w:val="en-US" w:eastAsia="zh-CN" w:bidi="ar"/>
+                <w:lang w:val="en-US" w:eastAsia="zh-CN"/>
               </w:rPr>
             </w:pPr>
             <w:r>
               <w:rPr>
-                <w:rFonts w:hint="eastAsia" w:ascii="宋体" w:hAnsi="宋体" w:eastAsia="宋体" w:cs="宋体"/>
+                <w:rFonts w:ascii="宋体" w:eastAsia="宋体" w:hAnsi="宋体" w:cs="宋体" w:hint="eastAsia"/>
                 <w:i w:val="0"/>
                 <w:iCs w:val="0"/>
                 <w:snapToGrid w:val="0"/>
@@ -8966,7 +8917,7 @@
                 <w:sz w:val="21"/>
                 <w:szCs w:val="21"/>
                 <w:u w:val="none"/>
-                <w:lang w:val="en-US" w:eastAsia="zh-CN" w:bidi="ar"/>
+                <w:lang w:val="en-US" w:eastAsia="zh-CN"/>
               </w:rPr>
               <w:t>年度</w:t>
             </w:r>
@@ -8976,27 +8927,27 @@
     </w:tbl>
     <w:p>
       <w:pPr>
-        <w:pStyle w:val="28"/>
-        <w:keepNext w:val="0"/>
-        <w:keepLines w:val="0"/>
-        <w:pageBreakBefore w:val="0"/>
-        <w:widowControl w:val="0"/>
-        <w:kinsoku w:val="0"/>
-        <w:wordWrap/>
-        <w:overflowPunct/>
-        <w:topLinePunct w:val="0"/>
-        <w:autoSpaceDE w:val="0"/>
-        <w:autoSpaceDN w:val="0"/>
-        <w:bidi w:val="0"/>
-        <w:adjustRightInd w:val="0"/>
-        <w:snapToGrid w:val="0"/>
-        <w:textAlignment w:val="baseline"/>
-        <w:rPr>
-          <w:rFonts w:hint="eastAsia"/>
-          <w:lang w:val="en-US" w:eastAsia="zh-CN"/>
-        </w:rPr>
-      </w:pPr>
-      <w:bookmarkStart w:id="33" w:name="_Toc29790"/>
+        <w:pStyle w:val="1"/>
+        <w:keepNext w:val="0"/>
+        <w:keepLines w:val="0"/>
+        <w:pageBreakBefore w:val="0"/>
+        <w:widowControl w:val="0"/>
+        <w:kinsoku w:val="0"/>
+        <w:wordWrap/>
+        <w:overflowPunct/>
+        <w:topLinePunct w:val="0"/>
+        <w:autoSpaceDE w:val="0"/>
+        <w:autoSpaceDN w:val="0"/>
+        <w:bidi w:val="0"/>
+        <w:adjustRightInd w:val="0"/>
+        <w:snapToGrid w:val="0"/>
+        <w:textAlignment w:val="baseline"/>
+        <w:rPr>
+          <w:rFonts w:hint="eastAsia"/>
+          <w:lang w:val="en-US" w:eastAsia="zh-CN"/>
+        </w:rPr>
+      </w:pPr>
+      <w:bookmarkStart w:id="34" w:name="_Toc29790"/>
       <w:r>
         <w:rPr>
           <w:rFonts w:hint="eastAsia"/>
@@ -9004,11 +8955,11 @@
         </w:rPr>
         <w:t>附则</w:t>
       </w:r>
-      <w:bookmarkEnd w:id="33"/>
-    </w:p>
-    <w:p>
-      <w:pPr>
-        <w:pStyle w:val="29"/>
+      <w:bookmarkEnd w:id="34"/>
+    </w:p>
+    <w:p>
+      <w:pPr>
+        <w:pStyle w:val="a1"/>
         <w:keepNext w:val="0"/>
         <w:keepLines w:val="0"/>
         <w:pageBreakBefore w:val="0"/>
@@ -9038,7 +8989,7 @@
     </w:p>
     <w:p>
       <w:pPr>
-        <w:pStyle w:val="29"/>
+        <w:pStyle w:val="a1"/>
         <w:keepNext w:val="0"/>
         <w:keepLines w:val="0"/>
         <w:pageBreakBefore w:val="0"/>
@@ -9067,73 +9018,23 @@
       </w:r>
     </w:p>
     <w:sectPr>
-      <w:headerReference r:id="rId5" w:type="default"/>
+      <w:headerReference w:type="default" r:id="rId8"/>
       <w:pgSz w:w="11906" w:h="16838"/>
       <w:pgMar w:top="1417" w:right="1800" w:bottom="1440" w:left="1800" w:header="1140" w:footer="992" w:gutter="0"/>
-      <w:cols w:space="425" w:num="1"/>
+      <w:cols w:num="1" w:space="425"/>
       <w:docGrid w:type="lines" w:linePitch="312" w:charSpace="0"/>
     </w:sectPr>
   </w:body>
 </w:document>
 </file>
 
-<file path=word/endnotes.xml><?xml version="1.0" encoding="utf-8"?>
-<w:endnotes xmlns:wpc="http://schemas.microsoft.com/office/word/2010/wordprocessingCanvas" xmlns:mc="http://schemas.openxmlformats.org/markup-compatibility/2006" xmlns:o="urn:schemas-microsoft-com:office:office" xmlns:r="http://schemas.openxmlformats.org/officeDocument/2006/relationships" xmlns:m="http://schemas.openxmlformats.org/officeDocument/2006/math" xmlns:v="urn:schemas-microsoft-com:vml" xmlns:wp14="http://schemas.microsoft.com/office/word/2010/wordprocessingDrawing" xmlns:wp="http://schemas.openxmlformats.org/drawingml/2006/wordprocessingDrawing" xmlns:w="http://schemas.openxmlformats.org/wordprocessingml/2006/main" xmlns:w14="http://schemas.microsoft.com/office/word/2010/wordml" xmlns:w15="http://schemas.microsoft.com/office/word/2012/wordml" xmlns:w10="urn:schemas-microsoft-com:office:word" xmlns:wpg="http://schemas.microsoft.com/office/word/2010/wordprocessingGroup" xmlns:wpi="http://schemas.microsoft.com/office/word/2010/wordprocessingInk" xmlns:wne="http://schemas.microsoft.com/office/word/2006/wordml" xmlns:wps="http://schemas.microsoft.com/office/word/2010/wordprocessingShape" xmlns:wpsCustomData="http://www.wps.cn/officeDocument/2013/wpsCustomData" mc:Ignorable="w14 w15 wp14">
-  <w:endnote w:type="separator" w:id="0">
-    <w:p>
-      <w:pPr>
-        <w:spacing w:line="240" w:lineRule="auto"/>
-      </w:pPr>
-      <w:r>
-        <w:separator/>
-      </w:r>
-    </w:p>
-  </w:endnote>
-  <w:endnote w:type="continuationSeparator" w:id="1">
-    <w:p>
-      <w:pPr>
-        <w:spacing w:line="240" w:lineRule="auto"/>
-      </w:pPr>
-      <w:r>
-        <w:continuationSeparator/>
-      </w:r>
-    </w:p>
-  </w:endnote>
-</w:endnotes>
-</file>
-
-<file path=word/footnotes.xml><?xml version="1.0" encoding="utf-8"?>
-<w:footnotes xmlns:wpc="http://schemas.microsoft.com/office/word/2010/wordprocessingCanvas" xmlns:mc="http://schemas.openxmlformats.org/markup-compatibility/2006" xmlns:o="urn:schemas-microsoft-com:office:office" xmlns:r="http://schemas.openxmlformats.org/officeDocument/2006/relationships" xmlns:m="http://schemas.openxmlformats.org/officeDocument/2006/math" xmlns:v="urn:schemas-microsoft-com:vml" xmlns:wp14="http://schemas.microsoft.com/office/word/2010/wordprocessingDrawing" xmlns:wp="http://schemas.openxmlformats.org/drawingml/2006/wordprocessingDrawing" xmlns:w="http://schemas.openxmlformats.org/wordprocessingml/2006/main" xmlns:w14="http://schemas.microsoft.com/office/word/2010/wordml" xmlns:w15="http://schemas.microsoft.com/office/word/2012/wordml" xmlns:w10="urn:schemas-microsoft-com:office:word" xmlns:wpg="http://schemas.microsoft.com/office/word/2010/wordprocessingGroup" xmlns:wpi="http://schemas.microsoft.com/office/word/2010/wordprocessingInk" xmlns:wne="http://schemas.microsoft.com/office/word/2006/wordml" xmlns:wps="http://schemas.microsoft.com/office/word/2010/wordprocessingShape" xmlns:wpsCustomData="http://www.wps.cn/officeDocument/2013/wpsCustomData" mc:Ignorable="w14 w15 wp14">
-  <w:footnote w:type="separator" w:id="0">
-    <w:p>
-      <w:pPr>
-        <w:spacing w:line="360" w:lineRule="auto"/>
-      </w:pPr>
-      <w:r>
-        <w:separator/>
-      </w:r>
-    </w:p>
-  </w:footnote>
-  <w:footnote w:type="continuationSeparator" w:id="1">
-    <w:p>
-      <w:pPr>
-        <w:spacing w:line="360" w:lineRule="auto"/>
-      </w:pPr>
-      <w:r>
-        <w:continuationSeparator/>
-      </w:r>
-    </w:p>
-  </w:footnote>
-</w:footnotes>
-</file>
-
 <file path=word/header1.xml><?xml version="1.0" encoding="utf-8"?>
-<w:hdr xmlns:wpc="http://schemas.microsoft.com/office/word/2010/wordprocessingCanvas" xmlns:mc="http://schemas.openxmlformats.org/markup-compatibility/2006" xmlns:o="urn:schemas-microsoft-com:office:office" xmlns:r="http://schemas.openxmlformats.org/officeDocument/2006/relationships" xmlns:m="http://schemas.openxmlformats.org/officeDocument/2006/math" xmlns:v="urn:schemas-microsoft-com:vml" xmlns:wp14="http://schemas.microsoft.com/office/word/2010/wordprocessingDrawing" xmlns:wp="http://schemas.openxmlformats.org/drawingml/2006/wordprocessingDrawing" xmlns:w10="urn:schemas-microsoft-com:office:word" xmlns:w="http://schemas.openxmlformats.org/wordprocessingml/2006/main" xmlns:w14="http://schemas.microsoft.com/office/word/2010/wordml" xmlns:w15="http://schemas.microsoft.com/office/word/2012/wordml" xmlns:wpg="http://schemas.microsoft.com/office/word/2010/wordprocessingGroup" xmlns:wpi="http://schemas.microsoft.com/office/word/2010/wordprocessingInk" xmlns:wne="http://schemas.microsoft.com/office/word/2006/wordml" xmlns:wps="http://schemas.microsoft.com/office/word/2010/wordprocessingShape" xmlns:wpsCustomData="http://www.wps.cn/officeDocument/2013/wpsCustomData" mc:Ignorable="w14 w15 wp14">
+<w:hdr xmlns:wpc="http://schemas.microsoft.com/office/word/2010/wordprocessingCanvas" xmlns:mc="http://schemas.openxmlformats.org/markup-compatibility/2006" xmlns:o="urn:schemas-microsoft-com:office:office" xmlns:r="http://schemas.openxmlformats.org/officeDocument/2006/relationships" xmlns:m="http://schemas.openxmlformats.org/officeDocument/2006/math" xmlns:v="urn:schemas-microsoft-com:vml" xmlns:wp14="http://schemas.microsoft.com/office/word/2010/wordprocessingDrawing" xmlns:wp="http://schemas.openxmlformats.org/drawingml/2006/wordprocessingDrawing" xmlns:w10="urn:schemas-microsoft-com:office:word" xmlns:w="http://schemas.openxmlformats.org/wordprocessingml/2006/main" xmlns:w14="http://schemas.microsoft.com/office/word/2010/wordml" xmlns:w15="http://schemas.microsoft.com/office/word/2012/wordml" xmlns:wne="http://schemas.microsoft.com/office/word/2006/wordml" xmlns:wpg="http://schemas.microsoft.com/office/word/2010/wordprocessingGroup" xmlns:wpi="http://schemas.microsoft.com/office/word/2010/wordprocessingInk" xmlns:wps="http://schemas.microsoft.com/office/word/2010/wordprocessingShape" mc:Ignorable="w14 w15 wp14">
   <w:p>
     <w:pPr>
-      <w:pStyle w:val="15"/>
+      <w:pStyle w:val="Header"/>
       <w:pBdr>
-        <w:bottom w:val="single" w:color="auto" w:sz="4" w:space="1"/>
+        <w:bottom w:val="single" w:sz="4" w:space="1" w:color="auto"/>
       </w:pBdr>
       <w:tabs>
         <w:tab w:val="left" w:pos="335"/>
@@ -9141,27 +9042,27 @@
       </w:tabs>
       <w:jc w:val="right"/>
       <w:rPr>
-        <w:rFonts w:hint="eastAsia" w:eastAsiaTheme="minorEastAsia"/>
+        <w:rFonts w:eastAsiaTheme="minorEastAsia" w:hint="eastAsia"/>
         <w:lang w:eastAsia="zh-CN"/>
       </w:rPr>
     </w:pPr>
     <w:r>
       <w:rPr>
-        <w:rFonts w:hint="eastAsia" w:eastAsiaTheme="minorEastAsia"/>
+        <w:rFonts w:eastAsiaTheme="minorEastAsia" w:hint="eastAsia"/>
         <w:lang w:val="en-US" w:eastAsia="zh-CN"/>
       </w:rPr>
       <w:tab/>
     </w:r>
     <w:r>
       <w:rPr>
-        <w:rFonts w:hint="eastAsia" w:eastAsiaTheme="minorEastAsia"/>
+        <w:rFonts w:eastAsiaTheme="minorEastAsia" w:hint="eastAsia"/>
         <w:lang w:val="en-US" w:eastAsia="zh-CN"/>
       </w:rPr>
       <w:tab/>
     </w:r>
     <w:r>
       <w:rPr>
-        <w:rFonts w:hint="eastAsia" w:eastAsiaTheme="minorEastAsia"/>
+        <w:rFonts w:eastAsiaTheme="minorEastAsia" w:hint="eastAsia"/>
         <w:lang w:val="en-US" w:eastAsia="zh-CN"/>
       </w:rPr>
       <w:t>江西通信产业服务有限公司</w:t>
@@ -9171,15 +9072,15 @@
 </file>
 
 <file path=word/numbering.xml><?xml version="1.0" encoding="utf-8"?>
-<w:numbering xmlns:wpc="http://schemas.microsoft.com/office/word/2010/wordprocessingCanvas" xmlns:mc="http://schemas.openxmlformats.org/markup-compatibility/2006" xmlns:o="urn:schemas-microsoft-com:office:office" xmlns:r="http://schemas.openxmlformats.org/officeDocument/2006/relationships" xmlns:m="http://schemas.openxmlformats.org/officeDocument/2006/math" xmlns:v="urn:schemas-microsoft-com:vml" xmlns:wp14="http://schemas.microsoft.com/office/word/2010/wordprocessingDrawing" xmlns:wp="http://schemas.openxmlformats.org/drawingml/2006/wordprocessingDrawing" xmlns:w10="urn:schemas-microsoft-com:office:word" xmlns:w="http://schemas.openxmlformats.org/wordprocessingml/2006/main" xmlns:w14="http://schemas.microsoft.com/office/word/2010/wordml" xmlns:wpg="http://schemas.microsoft.com/office/word/2010/wordprocessingGroup" xmlns:wpi="http://schemas.microsoft.com/office/word/2010/wordprocessingInk" xmlns:wne="http://schemas.microsoft.com/office/word/2006/wordml" xmlns:wps="http://schemas.microsoft.com/office/word/2010/wordprocessingShape" xmlns:wpsCustomData="http://www.wps.cn/officeDocument/2013/wpsCustomData" mc:Ignorable="w14 wp14">
+<w:numbering xmlns:wpc="http://schemas.microsoft.com/office/word/2010/wordprocessingCanvas" xmlns:mc="http://schemas.openxmlformats.org/markup-compatibility/2006" xmlns:o="urn:schemas-microsoft-com:office:office" xmlns:r="http://schemas.openxmlformats.org/officeDocument/2006/relationships" xmlns:m="http://schemas.openxmlformats.org/officeDocument/2006/math" xmlns:v="urn:schemas-microsoft-com:vml" xmlns:wp14="http://schemas.microsoft.com/office/word/2010/wordprocessingDrawing" xmlns:wp="http://schemas.openxmlformats.org/drawingml/2006/wordprocessingDrawing" xmlns:w10="urn:schemas-microsoft-com:office:word" xmlns:w="http://schemas.openxmlformats.org/wordprocessingml/2006/main" xmlns:w14="http://schemas.microsoft.com/office/word/2010/wordml" xmlns:w15="http://schemas.microsoft.com/office/word/2012/wordml" xmlns:wne="http://schemas.microsoft.com/office/word/2006/wordml" xmlns:wpg="http://schemas.microsoft.com/office/word/2010/wordprocessingGroup" xmlns:wpi="http://schemas.microsoft.com/office/word/2010/wordprocessingInk" xmlns:wps="http://schemas.microsoft.com/office/word/2010/wordprocessingShape" mc:Ignorable="w14 w15 wp14">
   <w:abstractNum w:abstractNumId="0">
     <w:nsid w:val="8E964DCE"/>
     <w:multiLevelType w:val="multilevel"/>
     <w:tmpl w:val="8E964DCE"/>
-    <w:lvl w:ilvl="0" w:tentative="0">
+    <w:lvl w:ilvl="0">
       <w:start w:val="1"/>
       <w:numFmt w:val="decimal"/>
-      <w:pStyle w:val="2"/>
+      <w:pStyle w:val="Heading1"/>
       <w:lvlText w:val="%1."/>
       <w:lvlJc w:val="left"/>
       <w:pPr>
@@ -9189,10 +9090,10 @@
         <w:rFonts w:hint="default"/>
       </w:rPr>
     </w:lvl>
-    <w:lvl w:ilvl="1" w:tentative="0">
+    <w:lvl w:ilvl="1">
       <w:start w:val="1"/>
       <w:numFmt w:val="decimal"/>
-      <w:pStyle w:val="3"/>
+      <w:pStyle w:val="Heading2"/>
       <w:lvlText w:val="%1.%2."/>
       <w:lvlJc w:val="left"/>
       <w:pPr>
@@ -9202,10 +9103,10 @@
         <w:rFonts w:hint="default"/>
       </w:rPr>
     </w:lvl>
-    <w:lvl w:ilvl="2" w:tentative="0">
+    <w:lvl w:ilvl="2">
       <w:start w:val="1"/>
       <w:numFmt w:val="decimal"/>
-      <w:pStyle w:val="4"/>
+      <w:pStyle w:val="Heading3"/>
       <w:lvlText w:val="%1.%2.%3."/>
       <w:lvlJc w:val="left"/>
       <w:pPr>
@@ -9215,10 +9116,10 @@
         <w:rFonts w:hint="default"/>
       </w:rPr>
     </w:lvl>
-    <w:lvl w:ilvl="3" w:tentative="0">
+    <w:lvl w:ilvl="3">
       <w:start w:val="1"/>
       <w:numFmt w:val="decimal"/>
-      <w:pStyle w:val="5"/>
+      <w:pStyle w:val="Heading4"/>
       <w:lvlText w:val="%1.%2.%3.%4."/>
       <w:lvlJc w:val="left"/>
       <w:pPr>
@@ -9228,10 +9129,10 @@
         <w:rFonts w:hint="default"/>
       </w:rPr>
     </w:lvl>
-    <w:lvl w:ilvl="4" w:tentative="0">
+    <w:lvl w:ilvl="4">
       <w:start w:val="1"/>
       <w:numFmt w:val="decimal"/>
-      <w:pStyle w:val="6"/>
+      <w:pStyle w:val="Heading5"/>
       <w:lvlText w:val="%1.%2.%3.%4.%5."/>
       <w:lvlJc w:val="left"/>
       <w:pPr>
@@ -9241,10 +9142,10 @@
         <w:rFonts w:hint="default"/>
       </w:rPr>
     </w:lvl>
-    <w:lvl w:ilvl="5" w:tentative="0">
+    <w:lvl w:ilvl="5">
       <w:start w:val="1"/>
       <w:numFmt w:val="decimal"/>
-      <w:pStyle w:val="7"/>
+      <w:pStyle w:val="Heading6"/>
       <w:lvlText w:val="%1.%2.%3.%4.%5.%6."/>
       <w:lvlJc w:val="left"/>
       <w:pPr>
@@ -9254,10 +9155,10 @@
         <w:rFonts w:hint="default"/>
       </w:rPr>
     </w:lvl>
-    <w:lvl w:ilvl="6" w:tentative="0">
+    <w:lvl w:ilvl="6">
       <w:start w:val="1"/>
       <w:numFmt w:val="decimal"/>
-      <w:pStyle w:val="8"/>
+      <w:pStyle w:val="Heading7"/>
       <w:lvlText w:val="%1.%2.%3.%4.%5.%6.%7."/>
       <w:lvlJc w:val="left"/>
       <w:pPr>
@@ -9267,10 +9168,10 @@
         <w:rFonts w:hint="default"/>
       </w:rPr>
     </w:lvl>
-    <w:lvl w:ilvl="7" w:tentative="0">
+    <w:lvl w:ilvl="7">
       <w:start w:val="1"/>
       <w:numFmt w:val="decimal"/>
-      <w:pStyle w:val="9"/>
+      <w:pStyle w:val="Heading8"/>
       <w:lvlText w:val="%1.%2.%3.%4.%5.%6.%7.%8."/>
       <w:lvlJc w:val="left"/>
       <w:pPr>
@@ -9280,10 +9181,10 @@
         <w:rFonts w:hint="default"/>
       </w:rPr>
     </w:lvl>
-    <w:lvl w:ilvl="8" w:tentative="0">
+    <w:lvl w:ilvl="8">
       <w:start w:val="1"/>
       <w:numFmt w:val="decimal"/>
-      <w:pStyle w:val="10"/>
+      <w:pStyle w:val="Heading9"/>
       <w:lvlText w:val="%1.%2.%3.%4.%5.%6.%7.%8.%9."/>
       <w:lvlJc w:val="left"/>
       <w:pPr>
@@ -9298,7 +9199,7 @@
     <w:nsid w:val="AF15EAC7"/>
     <w:multiLevelType w:val="singleLevel"/>
     <w:tmpl w:val="AF15EAC7"/>
-    <w:lvl w:ilvl="0" w:tentative="0">
+    <w:lvl w:ilvl="0">
       <w:start w:val="1"/>
       <w:numFmt w:val="decimal"/>
       <w:lvlText w:val="%1."/>
@@ -9315,7 +9216,7 @@
     <w:nsid w:val="B2F45703"/>
     <w:multiLevelType w:val="singleLevel"/>
     <w:tmpl w:val="B2F45703"/>
-    <w:lvl w:ilvl="0" w:tentative="0">
+    <w:lvl w:ilvl="0">
       <w:start w:val="1"/>
       <w:numFmt w:val="decimal"/>
       <w:lvlText w:val="%1."/>
@@ -9332,7 +9233,7 @@
     <w:nsid w:val="D46F6FA1"/>
     <w:multiLevelType w:val="singleLevel"/>
     <w:tmpl w:val="D46F6FA1"/>
-    <w:lvl w:ilvl="0" w:tentative="0">
+    <w:lvl w:ilvl="0">
       <w:start w:val="1"/>
       <w:numFmt w:val="decimal"/>
       <w:lvlText w:val="%1."/>
@@ -9349,7 +9250,7 @@
     <w:nsid w:val="0871B627"/>
     <w:multiLevelType w:val="singleLevel"/>
     <w:tmpl w:val="0871B627"/>
-    <w:lvl w:ilvl="0" w:tentative="0">
+    <w:lvl w:ilvl="0">
       <w:start w:val="1"/>
       <w:numFmt w:val="decimal"/>
       <w:lvlText w:val="%1."/>
@@ -9381,269 +9282,267 @@
 </file>
 
 <file path=word/styles.xml><?xml version="1.0" encoding="utf-8"?>
-<w:styles xmlns:mc="http://schemas.openxmlformats.org/markup-compatibility/2006" xmlns:o="urn:schemas-microsoft-com:office:office" xmlns:r="http://schemas.openxmlformats.org/officeDocument/2006/relationships" xmlns:m="http://schemas.openxmlformats.org/officeDocument/2006/math" xmlns:v="urn:schemas-microsoft-com:vml" xmlns:w="http://schemas.openxmlformats.org/wordprocessingml/2006/main" xmlns:w14="http://schemas.microsoft.com/office/word/2010/wordml" xmlns:w10="urn:schemas-microsoft-com:office:word" xmlns:sl="http://schemas.openxmlformats.org/schemaLibrary/2006/main" xmlns:wpsCustomData="http://www.wps.cn/officeDocument/2013/wpsCustomData" mc:Ignorable="w14">
+<w:styles xmlns:mc="http://schemas.openxmlformats.org/markup-compatibility/2006" xmlns:r="http://schemas.openxmlformats.org/officeDocument/2006/relationships" xmlns:w="http://schemas.openxmlformats.org/wordprocessingml/2006/main" xmlns:w14="http://schemas.microsoft.com/office/word/2010/wordml" xmlns:w15="http://schemas.microsoft.com/office/word/2012/wordml" mc:Ignorable="w14 w15">
   <w:docDefaults>
     <w:rPrDefault>
       <w:rPr>
-        <w:rFonts w:ascii="Times New Roman" w:hAnsi="Times New Roman" w:eastAsia="宋体" w:cs="Times New Roman"/>
+        <w:rFonts w:ascii="Times New Roman" w:eastAsia="宋体" w:hAnsi="Times New Roman" w:cs="Times New Roman"/>
       </w:rPr>
     </w:rPrDefault>
     <w:pPrDefault/>
   </w:docDefaults>
-  <w:latentStyles w:count="260" w:defQFormat="0" w:defUnhideWhenUsed="1" w:defSemiHidden="1" w:defUIPriority="99" w:defLockedState="0">
-    <w:lsdException w:qFormat="1" w:unhideWhenUsed="0" w:uiPriority="0" w:semiHidden="0" w:name="Normal"/>
-    <w:lsdException w:qFormat="1" w:unhideWhenUsed="0" w:uiPriority="0" w:semiHidden="0" w:name="heading 1"/>
-    <w:lsdException w:qFormat="1" w:uiPriority="0" w:semiHidden="0" w:name="heading 2"/>
-    <w:lsdException w:qFormat="1" w:uiPriority="0" w:name="heading 3"/>
-    <w:lsdException w:qFormat="1" w:uiPriority="0" w:semiHidden="0" w:name="heading 4"/>
-    <w:lsdException w:qFormat="1" w:uiPriority="0" w:name="heading 5"/>
-    <w:lsdException w:qFormat="1" w:uiPriority="0" w:name="heading 6"/>
-    <w:lsdException w:qFormat="1" w:uiPriority="0" w:name="heading 7"/>
-    <w:lsdException w:qFormat="1" w:uiPriority="0" w:name="heading 8"/>
-    <w:lsdException w:qFormat="1" w:uiPriority="0" w:name="heading 9"/>
-    <w:lsdException w:unhideWhenUsed="0" w:uiPriority="0" w:semiHidden="0" w:name="index 1"/>
-    <w:lsdException w:unhideWhenUsed="0" w:uiPriority="0" w:semiHidden="0" w:name="index 2"/>
-    <w:lsdException w:unhideWhenUsed="0" w:uiPriority="0" w:semiHidden="0" w:name="index 3"/>
-    <w:lsdException w:unhideWhenUsed="0" w:uiPriority="0" w:semiHidden="0" w:name="index 4"/>
-    <w:lsdException w:unhideWhenUsed="0" w:uiPriority="0" w:semiHidden="0" w:name="index 5"/>
-    <w:lsdException w:unhideWhenUsed="0" w:uiPriority="0" w:semiHidden="0" w:name="index 6"/>
-    <w:lsdException w:unhideWhenUsed="0" w:uiPriority="0" w:semiHidden="0" w:name="index 7"/>
-    <w:lsdException w:unhideWhenUsed="0" w:uiPriority="0" w:semiHidden="0" w:name="index 8"/>
-    <w:lsdException w:unhideWhenUsed="0" w:uiPriority="0" w:semiHidden="0" w:name="index 9"/>
-    <w:lsdException w:qFormat="1" w:unhideWhenUsed="0" w:uiPriority="0" w:semiHidden="0" w:name="toc 1"/>
-    <w:lsdException w:qFormat="1" w:unhideWhenUsed="0" w:uiPriority="0" w:semiHidden="0" w:name="toc 2"/>
-    <w:lsdException w:qFormat="1" w:unhideWhenUsed="0" w:uiPriority="0" w:semiHidden="0" w:name="toc 3"/>
-    <w:lsdException w:unhideWhenUsed="0" w:uiPriority="0" w:semiHidden="0" w:name="toc 4"/>
-    <w:lsdException w:unhideWhenUsed="0" w:uiPriority="0" w:semiHidden="0" w:name="toc 5"/>
-    <w:lsdException w:unhideWhenUsed="0" w:uiPriority="0" w:semiHidden="0" w:name="toc 6"/>
-    <w:lsdException w:unhideWhenUsed="0" w:uiPriority="0" w:semiHidden="0" w:name="toc 7"/>
-    <w:lsdException w:unhideWhenUsed="0" w:uiPriority="0" w:semiHidden="0" w:name="toc 8"/>
-    <w:lsdException w:unhideWhenUsed="0" w:uiPriority="0" w:semiHidden="0" w:name="toc 9"/>
-    <w:lsdException w:unhideWhenUsed="0" w:uiPriority="0" w:semiHidden="0" w:name="Normal Indent"/>
-    <w:lsdException w:unhideWhenUsed="0" w:uiPriority="0" w:semiHidden="0" w:name="footnote text"/>
-    <w:lsdException w:qFormat="1" w:unhideWhenUsed="0" w:uiPriority="0" w:semiHidden="0" w:name="annotation text"/>
-    <w:lsdException w:qFormat="1" w:unhideWhenUsed="0" w:uiPriority="0" w:semiHidden="0" w:name="header"/>
-    <w:lsdException w:qFormat="1" w:unhideWhenUsed="0" w:uiPriority="0" w:semiHidden="0" w:name="footer"/>
-    <w:lsdException w:unhideWhenUsed="0" w:uiPriority="0" w:semiHidden="0" w:name="index heading"/>
-    <w:lsdException w:qFormat="1" w:uiPriority="0" w:name="caption"/>
-    <w:lsdException w:unhideWhenUsed="0" w:uiPriority="0" w:semiHidden="0" w:name="table of figures"/>
-    <w:lsdException w:unhideWhenUsed="0" w:uiPriority="0" w:semiHidden="0" w:name="envelope address"/>
-    <w:lsdException w:unhideWhenUsed="0" w:uiPriority="0" w:semiHidden="0" w:name="envelope return"/>
-    <w:lsdException w:unhideWhenUsed="0" w:uiPriority="0" w:semiHidden="0" w:name="footnote reference"/>
-    <w:lsdException w:unhideWhenUsed="0" w:uiPriority="0" w:semiHidden="0" w:name="annotation reference"/>
-    <w:lsdException w:unhideWhenUsed="0" w:uiPriority="0" w:semiHidden="0" w:name="line number"/>
-    <w:lsdException w:unhideWhenUsed="0" w:uiPriority="0" w:semiHidden="0" w:name="page number"/>
-    <w:lsdException w:unhideWhenUsed="0" w:uiPriority="0" w:semiHidden="0" w:name="endnote reference"/>
-    <w:lsdException w:unhideWhenUsed="0" w:uiPriority="0" w:semiHidden="0" w:name="endnote text"/>
-    <w:lsdException w:unhideWhenUsed="0" w:uiPriority="0" w:semiHidden="0" w:name="table of authorities"/>
-    <w:lsdException w:unhideWhenUsed="0" w:uiPriority="0" w:semiHidden="0" w:name="macro"/>
-    <w:lsdException w:unhideWhenUsed="0" w:uiPriority="0" w:semiHidden="0" w:name="toa heading"/>
-    <w:lsdException w:unhideWhenUsed="0" w:uiPriority="0" w:semiHidden="0" w:name="List"/>
-    <w:lsdException w:unhideWhenUsed="0" w:uiPriority="0" w:semiHidden="0" w:name="List Bullet"/>
-    <w:lsdException w:unhideWhenUsed="0" w:uiPriority="0" w:semiHidden="0" w:name="List Number"/>
-    <w:lsdException w:unhideWhenUsed="0" w:uiPriority="0" w:semiHidden="0" w:name="List 2"/>
-    <w:lsdException w:unhideWhenUsed="0" w:uiPriority="0" w:semiHidden="0" w:name="List 3"/>
-    <w:lsdException w:unhideWhenUsed="0" w:uiPriority="0" w:semiHidden="0" w:name="List 4"/>
-    <w:lsdException w:unhideWhenUsed="0" w:uiPriority="0" w:semiHidden="0" w:name="List 5"/>
-    <w:lsdException w:unhideWhenUsed="0" w:uiPriority="0" w:semiHidden="0" w:name="List Bullet 2"/>
-    <w:lsdException w:unhideWhenUsed="0" w:uiPriority="0" w:semiHidden="0" w:name="List Bullet 3"/>
-    <w:lsdException w:unhideWhenUsed="0" w:uiPriority="0" w:semiHidden="0" w:name="List Bullet 4"/>
-    <w:lsdException w:unhideWhenUsed="0" w:uiPriority="0" w:semiHidden="0" w:name="List Bullet 5"/>
-    <w:lsdException w:unhideWhenUsed="0" w:uiPriority="0" w:semiHidden="0" w:name="List Number 2"/>
-    <w:lsdException w:unhideWhenUsed="0" w:uiPriority="0" w:semiHidden="0" w:name="List Number 3"/>
-    <w:lsdException w:unhideWhenUsed="0" w:uiPriority="0" w:semiHidden="0" w:name="List Number 4"/>
-    <w:lsdException w:unhideWhenUsed="0" w:uiPriority="0" w:semiHidden="0" w:name="List Number 5"/>
-    <w:lsdException w:qFormat="1" w:unhideWhenUsed="0" w:uiPriority="0" w:semiHidden="0" w:name="Title"/>
-    <w:lsdException w:unhideWhenUsed="0" w:uiPriority="0" w:semiHidden="0" w:name="Closing"/>
-    <w:lsdException w:unhideWhenUsed="0" w:uiPriority="0" w:semiHidden="0" w:name="Signature"/>
-    <w:lsdException w:qFormat="1" w:unhideWhenUsed="0" w:uiPriority="0" w:name="Default Paragraph Font"/>
-    <w:lsdException w:qFormat="1" w:unhideWhenUsed="0" w:uiPriority="0" w:name="Body Text"/>
-    <w:lsdException w:unhideWhenUsed="0" w:uiPriority="0" w:semiHidden="0" w:name="Body Text Indent"/>
-    <w:lsdException w:unhideWhenUsed="0" w:uiPriority="0" w:semiHidden="0" w:name="List Continue"/>
-    <w:lsdException w:unhideWhenUsed="0" w:uiPriority="0" w:semiHidden="0" w:name="List Continue 2"/>
-    <w:lsdException w:unhideWhenUsed="0" w:uiPriority="0" w:semiHidden="0" w:name="List Continue 3"/>
-    <w:lsdException w:unhideWhenUsed="0" w:uiPriority="0" w:semiHidden="0" w:name="List Continue 4"/>
-    <w:lsdException w:unhideWhenUsed="0" w:uiPriority="0" w:semiHidden="0" w:name="List Continue 5"/>
-    <w:lsdException w:unhideWhenUsed="0" w:uiPriority="0" w:semiHidden="0" w:name="Message Header"/>
-    <w:lsdException w:qFormat="1" w:unhideWhenUsed="0" w:uiPriority="0" w:semiHidden="0" w:name="Subtitle"/>
-    <w:lsdException w:unhideWhenUsed="0" w:uiPriority="0" w:semiHidden="0" w:name="Salutation"/>
-    <w:lsdException w:unhideWhenUsed="0" w:uiPriority="0" w:semiHidden="0" w:name="Date"/>
-    <w:lsdException w:unhideWhenUsed="0" w:uiPriority="0" w:semiHidden="0" w:name="Body Text First Indent"/>
-    <w:lsdException w:unhideWhenUsed="0" w:uiPriority="0" w:semiHidden="0" w:name="Body Text First Indent 2"/>
-    <w:lsdException w:uiPriority="99" w:name="Note Heading"/>
-    <w:lsdException w:unhideWhenUsed="0" w:uiPriority="0" w:semiHidden="0" w:name="Body Text 2"/>
-    <w:lsdException w:unhideWhenUsed="0" w:uiPriority="0" w:semiHidden="0" w:name="Body Text 3"/>
-    <w:lsdException w:unhideWhenUsed="0" w:uiPriority="0" w:semiHidden="0" w:name="Body Text Indent 2"/>
-    <w:lsdException w:unhideWhenUsed="0" w:uiPriority="0" w:semiHidden="0" w:name="Body Text Indent 3"/>
-    <w:lsdException w:unhideWhenUsed="0" w:uiPriority="0" w:semiHidden="0" w:name="Block Text"/>
-    <w:lsdException w:unhideWhenUsed="0" w:uiPriority="0" w:semiHidden="0" w:name="Hyperlink"/>
-    <w:lsdException w:unhideWhenUsed="0" w:uiPriority="0" w:semiHidden="0" w:name="FollowedHyperlink"/>
-    <w:lsdException w:qFormat="1" w:unhideWhenUsed="0" w:uiPriority="0" w:semiHidden="0" w:name="Strong"/>
-    <w:lsdException w:qFormat="1" w:unhideWhenUsed="0" w:uiPriority="0" w:semiHidden="0" w:name="Emphasis"/>
-    <w:lsdException w:unhideWhenUsed="0" w:uiPriority="0" w:semiHidden="0" w:name="Document Map"/>
-    <w:lsdException w:unhideWhenUsed="0" w:uiPriority="0" w:semiHidden="0" w:name="Plain Text"/>
-    <w:lsdException w:unhideWhenUsed="0" w:uiPriority="0" w:semiHidden="0" w:name="E-mail Signature"/>
-    <w:lsdException w:qFormat="1" w:unhideWhenUsed="0" w:uiPriority="0" w:semiHidden="0" w:name="Normal (Web)"/>
-    <w:lsdException w:unhideWhenUsed="0" w:uiPriority="0" w:semiHidden="0" w:name="HTML Acronym"/>
-    <w:lsdException w:unhideWhenUsed="0" w:uiPriority="0" w:semiHidden="0" w:name="HTML Address"/>
-    <w:lsdException w:unhideWhenUsed="0" w:uiPriority="0" w:semiHidden="0" w:name="HTML Cite"/>
-    <w:lsdException w:unhideWhenUsed="0" w:uiPriority="0" w:semiHidden="0" w:name="HTML Code"/>
-    <w:lsdException w:unhideWhenUsed="0" w:uiPriority="0" w:semiHidden="0" w:name="HTML Definition"/>
-    <w:lsdException w:unhideWhenUsed="0" w:uiPriority="0" w:semiHidden="0" w:name="HTML Keyboard"/>
-    <w:lsdException w:unhideWhenUsed="0" w:uiPriority="0" w:semiHidden="0" w:name="HTML Preformatted"/>
-    <w:lsdException w:unhideWhenUsed="0" w:uiPriority="0" w:semiHidden="0" w:name="HTML Sample"/>
-    <w:lsdException w:unhideWhenUsed="0" w:uiPriority="0" w:semiHidden="0" w:name="HTML Typewriter"/>
-    <w:lsdException w:unhideWhenUsed="0" w:uiPriority="0" w:semiHidden="0" w:name="HTML Variable"/>
-    <w:lsdException w:qFormat="1" w:unhideWhenUsed="0" w:uiPriority="0" w:name="Normal Table"/>
-    <w:lsdException w:unhideWhenUsed="0" w:uiPriority="0" w:semiHidden="0" w:name="annotation subject"/>
-    <w:lsdException w:unhideWhenUsed="0" w:uiPriority="0" w:semiHidden="0" w:name="Table Simple 1"/>
-    <w:lsdException w:unhideWhenUsed="0" w:uiPriority="0" w:semiHidden="0" w:name="Table Simple 2"/>
-    <w:lsdException w:unhideWhenUsed="0" w:uiPriority="0" w:semiHidden="0" w:name="Table Simple 3"/>
-    <w:lsdException w:unhideWhenUsed="0" w:uiPriority="0" w:semiHidden="0" w:name="Table Classic 1"/>
-    <w:lsdException w:unhideWhenUsed="0" w:uiPriority="0" w:semiHidden="0" w:name="Table Classic 2"/>
-    <w:lsdException w:unhideWhenUsed="0" w:uiPriority="0" w:semiHidden="0" w:name="Table Classic 3"/>
-    <w:lsdException w:unhideWhenUsed="0" w:uiPriority="0" w:semiHidden="0" w:name="Table Classic 4"/>
-    <w:lsdException w:unhideWhenUsed="0" w:uiPriority="0" w:semiHidden="0" w:name="Table Colorful 1"/>
-    <w:lsdException w:unhideWhenUsed="0" w:uiPriority="0" w:semiHidden="0" w:name="Table Colorful 2"/>
-    <w:lsdException w:unhideWhenUsed="0" w:uiPriority="0" w:semiHidden="0" w:name="Table Colorful 3"/>
-    <w:lsdException w:unhideWhenUsed="0" w:uiPriority="0" w:semiHidden="0" w:name="Table Columns 1"/>
-    <w:lsdException w:unhideWhenUsed="0" w:uiPriority="0" w:semiHidden="0" w:name="Table Columns 2"/>
-    <w:lsdException w:unhideWhenUsed="0" w:uiPriority="0" w:semiHidden="0" w:name="Table Columns 3"/>
-    <w:lsdException w:unhideWhenUsed="0" w:uiPriority="0" w:semiHidden="0" w:name="Table Columns 4"/>
-    <w:lsdException w:unhideWhenUsed="0" w:uiPriority="0" w:semiHidden="0" w:name="Table Columns 5"/>
-    <w:lsdException w:unhideWhenUsed="0" w:uiPriority="0" w:semiHidden="0" w:name="Table Grid 1"/>
-    <w:lsdException w:unhideWhenUsed="0" w:uiPriority="0" w:semiHidden="0" w:name="Table Grid 2"/>
-    <w:lsdException w:unhideWhenUsed="0" w:uiPriority="0" w:semiHidden="0" w:name="Table Grid 3"/>
-    <w:lsdException w:unhideWhenUsed="0" w:uiPriority="0" w:semiHidden="0" w:name="Table Grid 4"/>
-    <w:lsdException w:unhideWhenUsed="0" w:uiPriority="0" w:semiHidden="0" w:name="Table Grid 5"/>
-    <w:lsdException w:unhideWhenUsed="0" w:uiPriority="0" w:semiHidden="0" w:name="Table Grid 6"/>
-    <w:lsdException w:unhideWhenUsed="0" w:uiPriority="0" w:semiHidden="0" w:name="Table Grid 7"/>
-    <w:lsdException w:unhideWhenUsed="0" w:uiPriority="0" w:semiHidden="0" w:name="Table Grid 8"/>
-    <w:lsdException w:unhideWhenUsed="0" w:uiPriority="0" w:semiHidden="0" w:name="Table List 1"/>
-    <w:lsdException w:unhideWhenUsed="0" w:uiPriority="0" w:semiHidden="0" w:name="Table List 2"/>
-    <w:lsdException w:unhideWhenUsed="0" w:uiPriority="0" w:semiHidden="0" w:name="Table List 3"/>
-    <w:lsdException w:unhideWhenUsed="0" w:uiPriority="0" w:semiHidden="0" w:name="Table List 4"/>
-    <w:lsdException w:unhideWhenUsed="0" w:uiPriority="0" w:semiHidden="0" w:name="Table List 5"/>
-    <w:lsdException w:unhideWhenUsed="0" w:uiPriority="0" w:semiHidden="0" w:name="Table List 6"/>
-    <w:lsdException w:unhideWhenUsed="0" w:uiPriority="0" w:semiHidden="0" w:name="Table List 7"/>
-    <w:lsdException w:unhideWhenUsed="0" w:uiPriority="0" w:semiHidden="0" w:name="Table List 8"/>
-    <w:lsdException w:unhideWhenUsed="0" w:uiPriority="0" w:semiHidden="0" w:name="Table 3D effects 1"/>
-    <w:lsdException w:unhideWhenUsed="0" w:uiPriority="0" w:semiHidden="0" w:name="Table 3D effects 2"/>
-    <w:lsdException w:unhideWhenUsed="0" w:uiPriority="0" w:semiHidden="0" w:name="Table 3D effects 3"/>
-    <w:lsdException w:unhideWhenUsed="0" w:uiPriority="0" w:semiHidden="0" w:name="Table Contemporary"/>
-    <w:lsdException w:unhideWhenUsed="0" w:uiPriority="0" w:semiHidden="0" w:name="Table Elegant"/>
-    <w:lsdException w:unhideWhenUsed="0" w:uiPriority="0" w:semiHidden="0" w:name="Table Professional"/>
-    <w:lsdException w:unhideWhenUsed="0" w:uiPriority="0" w:semiHidden="0" w:name="Table Subtle 1"/>
-    <w:lsdException w:unhideWhenUsed="0" w:uiPriority="0" w:semiHidden="0" w:name="Table Subtle 2"/>
-    <w:lsdException w:unhideWhenUsed="0" w:uiPriority="0" w:semiHidden="0" w:name="Table Web 1"/>
-    <w:lsdException w:unhideWhenUsed="0" w:uiPriority="0" w:semiHidden="0" w:name="Table Web 2"/>
-    <w:lsdException w:unhideWhenUsed="0" w:uiPriority="0" w:semiHidden="0" w:name="Table Web 3"/>
-    <w:lsdException w:unhideWhenUsed="0" w:uiPriority="0" w:semiHidden="0" w:name="Balloon Text"/>
-    <w:lsdException w:qFormat="1" w:unhideWhenUsed="0" w:uiPriority="0" w:semiHidden="0" w:name="Table Grid"/>
-    <w:lsdException w:unhideWhenUsed="0" w:uiPriority="0" w:semiHidden="0" w:name="Table Theme"/>
-    <w:lsdException w:unhideWhenUsed="0" w:uiPriority="60" w:semiHidden="0" w:name="Light Shading"/>
-    <w:lsdException w:unhideWhenUsed="0" w:uiPriority="61" w:semiHidden="0" w:name="Light List"/>
-    <w:lsdException w:unhideWhenUsed="0" w:uiPriority="62" w:semiHidden="0" w:name="Light Grid"/>
-    <w:lsdException w:unhideWhenUsed="0" w:uiPriority="63" w:semiHidden="0" w:name="Medium Shading 1"/>
-    <w:lsdException w:unhideWhenUsed="0" w:uiPriority="64" w:semiHidden="0" w:name="Medium Shading 2"/>
-    <w:lsdException w:unhideWhenUsed="0" w:uiPriority="65" w:semiHidden="0" w:name="Medium List 1"/>
-    <w:lsdException w:unhideWhenUsed="0" w:uiPriority="66" w:semiHidden="0" w:name="Medium List 2"/>
-    <w:lsdException w:unhideWhenUsed="0" w:uiPriority="67" w:semiHidden="0" w:name="Medium Grid 1"/>
-    <w:lsdException w:unhideWhenUsed="0" w:uiPriority="68" w:semiHidden="0" w:name="Medium Grid 2"/>
-    <w:lsdException w:unhideWhenUsed="0" w:uiPriority="69" w:semiHidden="0" w:name="Medium Grid 3"/>
-    <w:lsdException w:unhideWhenUsed="0" w:uiPriority="70" w:semiHidden="0" w:name="Dark List"/>
-    <w:lsdException w:unhideWhenUsed="0" w:uiPriority="71" w:semiHidden="0" w:name="Colorful Shading"/>
-    <w:lsdException w:unhideWhenUsed="0" w:uiPriority="72" w:semiHidden="0" w:name="Colorful List"/>
-    <w:lsdException w:unhideWhenUsed="0" w:uiPriority="73" w:semiHidden="0" w:name="Colorful Grid"/>
-    <w:lsdException w:unhideWhenUsed="0" w:uiPriority="60" w:semiHidden="0" w:name="Light Shading Accent 1"/>
-    <w:lsdException w:unhideWhenUsed="0" w:uiPriority="61" w:semiHidden="0" w:name="Light List Accent 1"/>
-    <w:lsdException w:unhideWhenUsed="0" w:uiPriority="62" w:semiHidden="0" w:name="Light Grid Accent 1"/>
-    <w:lsdException w:unhideWhenUsed="0" w:uiPriority="63" w:semiHidden="0" w:name="Medium Shading 1 Accent 1"/>
-    <w:lsdException w:unhideWhenUsed="0" w:uiPriority="64" w:semiHidden="0" w:name="Medium Shading 2 Accent 1"/>
-    <w:lsdException w:unhideWhenUsed="0" w:uiPriority="65" w:semiHidden="0" w:name="Medium List 1 Accent 1"/>
-    <w:lsdException w:unhideWhenUsed="0" w:uiPriority="66" w:semiHidden="0" w:name="Medium List 2 Accent 1"/>
-    <w:lsdException w:unhideWhenUsed="0" w:uiPriority="67" w:semiHidden="0" w:name="Medium Grid 1 Accent 1"/>
-    <w:lsdException w:unhideWhenUsed="0" w:uiPriority="68" w:semiHidden="0" w:name="Medium Grid 2 Accent 1"/>
-    <w:lsdException w:unhideWhenUsed="0" w:uiPriority="69" w:semiHidden="0" w:name="Medium Grid 3 Accent 1"/>
-    <w:lsdException w:unhideWhenUsed="0" w:uiPriority="70" w:semiHidden="0" w:name="Dark List Accent 1"/>
-    <w:lsdException w:unhideWhenUsed="0" w:uiPriority="71" w:semiHidden="0" w:name="Colorful Shading Accent 1"/>
-    <w:lsdException w:unhideWhenUsed="0" w:uiPriority="72" w:semiHidden="0" w:name="Colorful List Accent 1"/>
-    <w:lsdException w:unhideWhenUsed="0" w:uiPriority="73" w:semiHidden="0" w:name="Colorful Grid Accent 1"/>
-    <w:lsdException w:unhideWhenUsed="0" w:uiPriority="60" w:semiHidden="0" w:name="Light Shading Accent 2"/>
-    <w:lsdException w:unhideWhenUsed="0" w:uiPriority="61" w:semiHidden="0" w:name="Light List Accent 2"/>
-    <w:lsdException w:unhideWhenUsed="0" w:uiPriority="62" w:semiHidden="0" w:name="Light Grid Accent 2"/>
-    <w:lsdException w:unhideWhenUsed="0" w:uiPriority="63" w:semiHidden="0" w:name="Medium Shading 1 Accent 2"/>
-    <w:lsdException w:unhideWhenUsed="0" w:uiPriority="64" w:semiHidden="0" w:name="Medium Shading 2 Accent 2"/>
-    <w:lsdException w:unhideWhenUsed="0" w:uiPriority="65" w:semiHidden="0" w:name="Medium List 1 Accent 2"/>
-    <w:lsdException w:unhideWhenUsed="0" w:uiPriority="66" w:semiHidden="0" w:name="Medium List 2 Accent 2"/>
-    <w:lsdException w:unhideWhenUsed="0" w:uiPriority="67" w:semiHidden="0" w:name="Medium Grid 1 Accent 2"/>
-    <w:lsdException w:unhideWhenUsed="0" w:uiPriority="68" w:semiHidden="0" w:name="Medium Grid 2 Accent 2"/>
-    <w:lsdException w:unhideWhenUsed="0" w:uiPriority="69" w:semiHidden="0" w:name="Medium Grid 3 Accent 2"/>
-    <w:lsdException w:unhideWhenUsed="0" w:uiPriority="70" w:semiHidden="0" w:name="Dark List Accent 2"/>
-    <w:lsdException w:unhideWhenUsed="0" w:uiPriority="71" w:semiHidden="0" w:name="Colorful Shading Accent 2"/>
-    <w:lsdException w:unhideWhenUsed="0" w:uiPriority="72" w:semiHidden="0" w:name="Colorful List Accent 2"/>
-    <w:lsdException w:unhideWhenUsed="0" w:uiPriority="73" w:semiHidden="0" w:name="Colorful Grid Accent 2"/>
-    <w:lsdException w:unhideWhenUsed="0" w:uiPriority="60" w:semiHidden="0" w:name="Light Shading Accent 3"/>
-    <w:lsdException w:unhideWhenUsed="0" w:uiPriority="61" w:semiHidden="0" w:name="Light List Accent 3"/>
-    <w:lsdException w:unhideWhenUsed="0" w:uiPriority="62" w:semiHidden="0" w:name="Light Grid Accent 3"/>
-    <w:lsdException w:unhideWhenUsed="0" w:uiPriority="63" w:semiHidden="0" w:name="Medium Shading 1 Accent 3"/>
-    <w:lsdException w:unhideWhenUsed="0" w:uiPriority="64" w:semiHidden="0" w:name="Medium Shading 2 Accent 3"/>
-    <w:lsdException w:unhideWhenUsed="0" w:uiPriority="65" w:semiHidden="0" w:name="Medium List 1 Accent 3"/>
-    <w:lsdException w:unhideWhenUsed="0" w:uiPriority="66" w:semiHidden="0" w:name="Medium List 2 Accent 3"/>
-    <w:lsdException w:unhideWhenUsed="0" w:uiPriority="67" w:semiHidden="0" w:name="Medium Grid 1 Accent 3"/>
-    <w:lsdException w:unhideWhenUsed="0" w:uiPriority="68" w:semiHidden="0" w:name="Medium Grid 2 Accent 3"/>
-    <w:lsdException w:unhideWhenUsed="0" w:uiPriority="69" w:semiHidden="0" w:name="Medium Grid 3 Accent 3"/>
-    <w:lsdException w:unhideWhenUsed="0" w:uiPriority="70" w:semiHidden="0" w:name="Dark List Accent 3"/>
-    <w:lsdException w:unhideWhenUsed="0" w:uiPriority="71" w:semiHidden="0" w:name="Colorful Shading Accent 3"/>
-    <w:lsdException w:unhideWhenUsed="0" w:uiPriority="72" w:semiHidden="0" w:name="Colorful List Accent 3"/>
-    <w:lsdException w:unhideWhenUsed="0" w:uiPriority="73" w:semiHidden="0" w:name="Colorful Grid Accent 3"/>
-    <w:lsdException w:unhideWhenUsed="0" w:uiPriority="60" w:semiHidden="0" w:name="Light Shading Accent 4"/>
-    <w:lsdException w:unhideWhenUsed="0" w:uiPriority="61" w:semiHidden="0" w:name="Light List Accent 4"/>
-    <w:lsdException w:unhideWhenUsed="0" w:uiPriority="62" w:semiHidden="0" w:name="Light Grid Accent 4"/>
-    <w:lsdException w:unhideWhenUsed="0" w:uiPriority="63" w:semiHidden="0" w:name="Medium Shading 1 Accent 4"/>
-    <w:lsdException w:unhideWhenUsed="0" w:uiPriority="64" w:semiHidden="0" w:name="Medium Shading 2 Accent 4"/>
-    <w:lsdException w:unhideWhenUsed="0" w:uiPriority="65" w:semiHidden="0" w:name="Medium List 1 Accent 4"/>
-    <w:lsdException w:unhideWhenUsed="0" w:uiPriority="66" w:semiHidden="0" w:name="Medium List 2 Accent 4"/>
-    <w:lsdException w:unhideWhenUsed="0" w:uiPriority="67" w:semiHidden="0" w:name="Medium Grid 1 Accent 4"/>
-    <w:lsdException w:unhideWhenUsed="0" w:uiPriority="68" w:semiHidden="0" w:name="Medium Grid 2 Accent 4"/>
-    <w:lsdException w:unhideWhenUsed="0" w:uiPriority="69" w:semiHidden="0" w:name="Medium Grid 3 Accent 4"/>
-    <w:lsdException w:unhideWhenUsed="0" w:uiPriority="70" w:semiHidden="0" w:name="Dark List Accent 4"/>
-    <w:lsdException w:unhideWhenUsed="0" w:uiPriority="71" w:semiHidden="0" w:name="Colorful Shading Accent 4"/>
-    <w:lsdException w:unhideWhenUsed="0" w:uiPriority="72" w:semiHidden="0" w:name="Colorful List Accent 4"/>
-    <w:lsdException w:unhideWhenUsed="0" w:uiPriority="73" w:semiHidden="0" w:name="Colorful Grid Accent 4"/>
-    <w:lsdException w:unhideWhenUsed="0" w:uiPriority="60" w:semiHidden="0" w:name="Light Shading Accent 5"/>
-    <w:lsdException w:unhideWhenUsed="0" w:uiPriority="61" w:semiHidden="0" w:name="Light List Accent 5"/>
-    <w:lsdException w:unhideWhenUsed="0" w:uiPriority="62" w:semiHidden="0" w:name="Light Grid Accent 5"/>
-    <w:lsdException w:unhideWhenUsed="0" w:uiPriority="63" w:semiHidden="0" w:name="Medium Shading 1 Accent 5"/>
-    <w:lsdException w:unhideWhenUsed="0" w:uiPriority="64" w:semiHidden="0" w:name="Medium Shading 2 Accent 5"/>
-    <w:lsdException w:unhideWhenUsed="0" w:uiPriority="65" w:semiHidden="0" w:name="Medium List 1 Accent 5"/>
-    <w:lsdException w:unhideWhenUsed="0" w:uiPriority="66" w:semiHidden="0" w:name="Medium List 2 Accent 5"/>
-    <w:lsdException w:unhideWhenUsed="0" w:uiPriority="67" w:semiHidden="0" w:name="Medium Grid 1 Accent 5"/>
-    <w:lsdException w:unhideWhenUsed="0" w:uiPriority="68" w:semiHidden="0" w:name="Medium Grid 2 Accent 5"/>
-    <w:lsdException w:unhideWhenUsed="0" w:uiPriority="69" w:semiHidden="0" w:name="Medium Grid 3 Accent 5"/>
-    <w:lsdException w:unhideWhenUsed="0" w:uiPriority="70" w:semiHidden="0" w:name="Dark List Accent 5"/>
-    <w:lsdException w:unhideWhenUsed="0" w:uiPriority="71" w:semiHidden="0" w:name="Colorful Shading Accent 5"/>
-    <w:lsdException w:unhideWhenUsed="0" w:uiPriority="72" w:semiHidden="0" w:name="Colorful List Accent 5"/>
-    <w:lsdException w:unhideWhenUsed="0" w:uiPriority="73" w:semiHidden="0" w:name="Colorful Grid Accent 5"/>
-    <w:lsdException w:unhideWhenUsed="0" w:uiPriority="60" w:semiHidden="0" w:name="Light Shading Accent 6"/>
-    <w:lsdException w:unhideWhenUsed="0" w:uiPriority="61" w:semiHidden="0" w:name="Light List Accent 6"/>
-    <w:lsdException w:unhideWhenUsed="0" w:uiPriority="62" w:semiHidden="0" w:name="Light Grid Accent 6"/>
-    <w:lsdException w:unhideWhenUsed="0" w:uiPriority="63" w:semiHidden="0" w:name="Medium Shading 1 Accent 6"/>
-    <w:lsdException w:unhideWhenUsed="0" w:uiPriority="64" w:semiHidden="0" w:name="Medium Shading 2 Accent 6"/>
-    <w:lsdException w:unhideWhenUsed="0" w:uiPriority="65" w:semiHidden="0" w:name="Medium List 1 Accent 6"/>
-    <w:lsdException w:unhideWhenUsed="0" w:uiPriority="66" w:semiHidden="0" w:name="Medium List 2 Accent 6"/>
-    <w:lsdException w:unhideWhenUsed="0" w:uiPriority="67" w:semiHidden="0" w:name="Medium Grid 1 Accent 6"/>
-    <w:lsdException w:unhideWhenUsed="0" w:uiPriority="68" w:semiHidden="0" w:name="Medium Grid 2 Accent 6"/>
-    <w:lsdException w:unhideWhenUsed="0" w:uiPriority="69" w:semiHidden="0" w:name="Medium Grid 3 Accent 6"/>
-    <w:lsdException w:unhideWhenUsed="0" w:uiPriority="70" w:semiHidden="0" w:name="Dark List Accent 6"/>
-    <w:lsdException w:unhideWhenUsed="0" w:uiPriority="71" w:semiHidden="0" w:name="Colorful Shading Accent 6"/>
-    <w:lsdException w:unhideWhenUsed="0" w:uiPriority="72" w:semiHidden="0" w:name="Colorful List Accent 6"/>
-    <w:lsdException w:unhideWhenUsed="0" w:uiPriority="73" w:semiHidden="0" w:name="Colorful Grid Accent 6"/>
+  <w:latentStyles w:defLockedState="0" w:defUIPriority="99" w:defSemiHidden="1" w:defUnhideWhenUsed="1" w:defQFormat="0" w:count="260">
+    <w:lsdException w:name="Normal" w:semiHidden="0" w:uiPriority="0" w:unhideWhenUsed="0" w:qFormat="1"/>
+    <w:lsdException w:name="heading 1" w:semiHidden="0" w:uiPriority="0" w:unhideWhenUsed="0" w:qFormat="1"/>
+    <w:lsdException w:name="heading 2" w:semiHidden="0" w:uiPriority="0" w:qFormat="1"/>
+    <w:lsdException w:name="heading 3" w:uiPriority="0" w:qFormat="1"/>
+    <w:lsdException w:name="heading 4" w:semiHidden="0" w:uiPriority="0" w:qFormat="1"/>
+    <w:lsdException w:name="heading 5" w:uiPriority="0" w:qFormat="1"/>
+    <w:lsdException w:name="heading 6" w:uiPriority="0" w:qFormat="1"/>
+    <w:lsdException w:name="heading 7" w:uiPriority="0" w:qFormat="1"/>
+    <w:lsdException w:name="heading 8" w:uiPriority="0" w:qFormat="1"/>
+    <w:lsdException w:name="heading 9" w:uiPriority="0" w:qFormat="1"/>
+    <w:lsdException w:name="index 1" w:semiHidden="0" w:uiPriority="0" w:unhideWhenUsed="0"/>
+    <w:lsdException w:name="index 2" w:semiHidden="0" w:uiPriority="0" w:unhideWhenUsed="0"/>
+    <w:lsdException w:name="index 3" w:semiHidden="0" w:uiPriority="0" w:unhideWhenUsed="0"/>
+    <w:lsdException w:name="index 4" w:semiHidden="0" w:uiPriority="0" w:unhideWhenUsed="0"/>
+    <w:lsdException w:name="index 5" w:semiHidden="0" w:uiPriority="0" w:unhideWhenUsed="0"/>
+    <w:lsdException w:name="index 6" w:semiHidden="0" w:uiPriority="0" w:unhideWhenUsed="0"/>
+    <w:lsdException w:name="index 7" w:semiHidden="0" w:uiPriority="0" w:unhideWhenUsed="0"/>
+    <w:lsdException w:name="index 8" w:semiHidden="0" w:uiPriority="0" w:unhideWhenUsed="0"/>
+    <w:lsdException w:name="index 9" w:semiHidden="0" w:uiPriority="0" w:unhideWhenUsed="0"/>
+    <w:lsdException w:name="toc 1" w:semiHidden="0" w:uiPriority="0" w:unhideWhenUsed="0" w:qFormat="1"/>
+    <w:lsdException w:name="toc 2" w:semiHidden="0" w:uiPriority="0" w:unhideWhenUsed="0" w:qFormat="1"/>
+    <w:lsdException w:name="toc 3" w:semiHidden="0" w:uiPriority="0" w:unhideWhenUsed="0" w:qFormat="1"/>
+    <w:lsdException w:name="toc 4" w:semiHidden="0" w:uiPriority="0" w:unhideWhenUsed="0"/>
+    <w:lsdException w:name="toc 5" w:semiHidden="0" w:uiPriority="0" w:unhideWhenUsed="0"/>
+    <w:lsdException w:name="toc 6" w:semiHidden="0" w:uiPriority="0" w:unhideWhenUsed="0"/>
+    <w:lsdException w:name="toc 7" w:semiHidden="0" w:uiPriority="0" w:unhideWhenUsed="0"/>
+    <w:lsdException w:name="toc 8" w:semiHidden="0" w:uiPriority="0" w:unhideWhenUsed="0"/>
+    <w:lsdException w:name="toc 9" w:semiHidden="0" w:uiPriority="0" w:unhideWhenUsed="0"/>
+    <w:lsdException w:name="Normal Indent" w:semiHidden="0" w:uiPriority="0" w:unhideWhenUsed="0"/>
+    <w:lsdException w:name="footnote text" w:semiHidden="0" w:uiPriority="0" w:unhideWhenUsed="0"/>
+    <w:lsdException w:name="annotation text" w:semiHidden="0" w:uiPriority="0" w:unhideWhenUsed="0" w:qFormat="1"/>
+    <w:lsdException w:name="header" w:semiHidden="0" w:uiPriority="0" w:unhideWhenUsed="0" w:qFormat="1"/>
+    <w:lsdException w:name="footer" w:semiHidden="0" w:uiPriority="0" w:unhideWhenUsed="0" w:qFormat="1"/>
+    <w:lsdException w:name="index heading" w:semiHidden="0" w:uiPriority="0" w:unhideWhenUsed="0"/>
+    <w:lsdException w:name="caption" w:uiPriority="0" w:qFormat="1"/>
+    <w:lsdException w:name="table of figures" w:semiHidden="0" w:uiPriority="0" w:unhideWhenUsed="0"/>
+    <w:lsdException w:name="envelope address" w:semiHidden="0" w:uiPriority="0" w:unhideWhenUsed="0"/>
+    <w:lsdException w:name="envelope return" w:semiHidden="0" w:uiPriority="0" w:unhideWhenUsed="0"/>
+    <w:lsdException w:name="footnote reference" w:semiHidden="0" w:uiPriority="0" w:unhideWhenUsed="0"/>
+    <w:lsdException w:name="annotation reference" w:semiHidden="0" w:uiPriority="0" w:unhideWhenUsed="0"/>
+    <w:lsdException w:name="line number" w:semiHidden="0" w:uiPriority="0" w:unhideWhenUsed="0"/>
+    <w:lsdException w:name="page number" w:semiHidden="0" w:uiPriority="0" w:unhideWhenUsed="0"/>
+    <w:lsdException w:name="endnote reference" w:semiHidden="0" w:uiPriority="0" w:unhideWhenUsed="0"/>
+    <w:lsdException w:name="endnote text" w:semiHidden="0" w:uiPriority="0" w:unhideWhenUsed="0"/>
+    <w:lsdException w:name="table of authorities" w:semiHidden="0" w:uiPriority="0" w:unhideWhenUsed="0"/>
+    <w:lsdException w:name="macro" w:semiHidden="0" w:uiPriority="0" w:unhideWhenUsed="0"/>
+    <w:lsdException w:name="toa heading" w:semiHidden="0" w:uiPriority="0" w:unhideWhenUsed="0"/>
+    <w:lsdException w:name="List" w:semiHidden="0" w:uiPriority="0" w:unhideWhenUsed="0"/>
+    <w:lsdException w:name="List Bullet" w:semiHidden="0" w:uiPriority="0" w:unhideWhenUsed="0"/>
+    <w:lsdException w:name="List Number" w:semiHidden="0" w:uiPriority="0" w:unhideWhenUsed="0"/>
+    <w:lsdException w:name="List 2" w:semiHidden="0" w:uiPriority="0" w:unhideWhenUsed="0"/>
+    <w:lsdException w:name="List 3" w:semiHidden="0" w:uiPriority="0" w:unhideWhenUsed="0"/>
+    <w:lsdException w:name="List 4" w:semiHidden="0" w:uiPriority="0" w:unhideWhenUsed="0"/>
+    <w:lsdException w:name="List 5" w:semiHidden="0" w:uiPriority="0" w:unhideWhenUsed="0"/>
+    <w:lsdException w:name="List Bullet 2" w:semiHidden="0" w:uiPriority="0" w:unhideWhenUsed="0"/>
+    <w:lsdException w:name="List Bullet 3" w:semiHidden="0" w:uiPriority="0" w:unhideWhenUsed="0"/>
+    <w:lsdException w:name="List Bullet 4" w:semiHidden="0" w:uiPriority="0" w:unhideWhenUsed="0"/>
+    <w:lsdException w:name="List Bullet 5" w:semiHidden="0" w:uiPriority="0" w:unhideWhenUsed="0"/>
+    <w:lsdException w:name="List Number 2" w:semiHidden="0" w:uiPriority="0" w:unhideWhenUsed="0"/>
+    <w:lsdException w:name="List Number 3" w:semiHidden="0" w:uiPriority="0" w:unhideWhenUsed="0"/>
+    <w:lsdException w:name="List Number 4" w:semiHidden="0" w:uiPriority="0" w:unhideWhenUsed="0"/>
+    <w:lsdException w:name="List Number 5" w:semiHidden="0" w:uiPriority="0" w:unhideWhenUsed="0"/>
+    <w:lsdException w:name="Title" w:semiHidden="0" w:uiPriority="0" w:unhideWhenUsed="0" w:qFormat="1"/>
+    <w:lsdException w:name="Closing" w:semiHidden="0" w:uiPriority="0" w:unhideWhenUsed="0"/>
+    <w:lsdException w:name="Signature" w:semiHidden="0" w:uiPriority="0" w:unhideWhenUsed="0"/>
+    <w:lsdException w:name="Default Paragraph Font" w:uiPriority="0" w:unhideWhenUsed="0" w:qFormat="1"/>
+    <w:lsdException w:name="Body Text" w:uiPriority="0" w:unhideWhenUsed="0" w:qFormat="1"/>
+    <w:lsdException w:name="Body Text Indent" w:semiHidden="0" w:uiPriority="0" w:unhideWhenUsed="0"/>
+    <w:lsdException w:name="List Continue" w:semiHidden="0" w:uiPriority="0" w:unhideWhenUsed="0"/>
+    <w:lsdException w:name="List Continue 2" w:semiHidden="0" w:uiPriority="0" w:unhideWhenUsed="0"/>
+    <w:lsdException w:name="List Continue 3" w:semiHidden="0" w:uiPriority="0" w:unhideWhenUsed="0"/>
+    <w:lsdException w:name="List Continue 4" w:semiHidden="0" w:uiPriority="0" w:unhideWhenUsed="0"/>
+    <w:lsdException w:name="List Continue 5" w:semiHidden="0" w:uiPriority="0" w:unhideWhenUsed="0"/>
+    <w:lsdException w:name="Message Header" w:semiHidden="0" w:uiPriority="0" w:unhideWhenUsed="0"/>
+    <w:lsdException w:name="Subtitle" w:semiHidden="0" w:uiPriority="0" w:unhideWhenUsed="0" w:qFormat="1"/>
+    <w:lsdException w:name="Salutation" w:semiHidden="0" w:uiPriority="0" w:unhideWhenUsed="0"/>
+    <w:lsdException w:name="Date" w:semiHidden="0" w:uiPriority="0" w:unhideWhenUsed="0"/>
+    <w:lsdException w:name="Body Text First Indent" w:semiHidden="0" w:uiPriority="0" w:unhideWhenUsed="0"/>
+    <w:lsdException w:name="Body Text First Indent 2" w:semiHidden="0" w:uiPriority="0" w:unhideWhenUsed="0"/>
+    <w:lsdException w:name="Body Text 2" w:semiHidden="0" w:uiPriority="0" w:unhideWhenUsed="0"/>
+    <w:lsdException w:name="Body Text 3" w:semiHidden="0" w:uiPriority="0" w:unhideWhenUsed="0"/>
+    <w:lsdException w:name="Body Text Indent 2" w:semiHidden="0" w:uiPriority="0" w:unhideWhenUsed="0"/>
+    <w:lsdException w:name="Body Text Indent 3" w:semiHidden="0" w:uiPriority="0" w:unhideWhenUsed="0"/>
+    <w:lsdException w:name="Block Text" w:semiHidden="0" w:uiPriority="0" w:unhideWhenUsed="0"/>
+    <w:lsdException w:name="Hyperlink" w:semiHidden="0" w:uiPriority="0" w:unhideWhenUsed="0"/>
+    <w:lsdException w:name="FollowedHyperlink" w:semiHidden="0" w:uiPriority="0" w:unhideWhenUsed="0"/>
+    <w:lsdException w:name="Strong" w:semiHidden="0" w:uiPriority="0" w:unhideWhenUsed="0" w:qFormat="1"/>
+    <w:lsdException w:name="Emphasis" w:semiHidden="0" w:uiPriority="0" w:unhideWhenUsed="0" w:qFormat="1"/>
+    <w:lsdException w:name="Document Map" w:semiHidden="0" w:uiPriority="0" w:unhideWhenUsed="0"/>
+    <w:lsdException w:name="Plain Text" w:semiHidden="0" w:uiPriority="0" w:unhideWhenUsed="0"/>
+    <w:lsdException w:name="E-mail Signature" w:semiHidden="0" w:uiPriority="0" w:unhideWhenUsed="0"/>
+    <w:lsdException w:name="Normal (Web)" w:semiHidden="0" w:uiPriority="0" w:unhideWhenUsed="0" w:qFormat="1"/>
+    <w:lsdException w:name="HTML Acronym" w:semiHidden="0" w:uiPriority="0" w:unhideWhenUsed="0"/>
+    <w:lsdException w:name="HTML Address" w:semiHidden="0" w:uiPriority="0" w:unhideWhenUsed="0"/>
+    <w:lsdException w:name="HTML Cite" w:semiHidden="0" w:uiPriority="0" w:unhideWhenUsed="0"/>
+    <w:lsdException w:name="HTML Code" w:semiHidden="0" w:uiPriority="0" w:unhideWhenUsed="0"/>
+    <w:lsdException w:name="HTML Definition" w:semiHidden="0" w:uiPriority="0" w:unhideWhenUsed="0"/>
+    <w:lsdException w:name="HTML Keyboard" w:semiHidden="0" w:uiPriority="0" w:unhideWhenUsed="0"/>
+    <w:lsdException w:name="HTML Preformatted" w:semiHidden="0" w:uiPriority="0" w:unhideWhenUsed="0"/>
+    <w:lsdException w:name="HTML Sample" w:semiHidden="0" w:uiPriority="0" w:unhideWhenUsed="0"/>
+    <w:lsdException w:name="HTML Typewriter" w:semiHidden="0" w:uiPriority="0" w:unhideWhenUsed="0"/>
+    <w:lsdException w:name="HTML Variable" w:semiHidden="0" w:uiPriority="0" w:unhideWhenUsed="0"/>
+    <w:lsdException w:name="Normal Table" w:uiPriority="0" w:unhideWhenUsed="0" w:qFormat="1"/>
+    <w:lsdException w:name="annotation subject" w:semiHidden="0" w:uiPriority="0" w:unhideWhenUsed="0"/>
+    <w:lsdException w:name="Table Simple 1" w:semiHidden="0" w:uiPriority="0" w:unhideWhenUsed="0"/>
+    <w:lsdException w:name="Table Simple 2" w:semiHidden="0" w:uiPriority="0" w:unhideWhenUsed="0"/>
+    <w:lsdException w:name="Table Simple 3" w:semiHidden="0" w:uiPriority="0" w:unhideWhenUsed="0"/>
+    <w:lsdException w:name="Table Classic 1" w:semiHidden="0" w:uiPriority="0" w:unhideWhenUsed="0"/>
+    <w:lsdException w:name="Table Classic 2" w:semiHidden="0" w:uiPriority="0" w:unhideWhenUsed="0"/>
+    <w:lsdException w:name="Table Classic 3" w:semiHidden="0" w:uiPriority="0" w:unhideWhenUsed="0"/>
+    <w:lsdException w:name="Table Classic 4" w:semiHidden="0" w:uiPriority="0" w:unhideWhenUsed="0"/>
+    <w:lsdException w:name="Table Colorful 1" w:semiHidden="0" w:uiPriority="0" w:unhideWhenUsed="0"/>
+    <w:lsdException w:name="Table Colorful 2" w:semiHidden="0" w:uiPriority="0" w:unhideWhenUsed="0"/>
+    <w:lsdException w:name="Table Colorful 3" w:semiHidden="0" w:uiPriority="0" w:unhideWhenUsed="0"/>
+    <w:lsdException w:name="Table Columns 1" w:semiHidden="0" w:uiPriority="0" w:unhideWhenUsed="0"/>
+    <w:lsdException w:name="Table Columns 2" w:semiHidden="0" w:uiPriority="0" w:unhideWhenUsed="0"/>
+    <w:lsdException w:name="Table Columns 3" w:semiHidden="0" w:uiPriority="0" w:unhideWhenUsed="0"/>
+    <w:lsdException w:name="Table Columns 4" w:semiHidden="0" w:uiPriority="0" w:unhideWhenUsed="0"/>
+    <w:lsdException w:name="Table Columns 5" w:semiHidden="0" w:uiPriority="0" w:unhideWhenUsed="0"/>
+    <w:lsdException w:name="Table Grid 1" w:semiHidden="0" w:uiPriority="0" w:unhideWhenUsed="0"/>
+    <w:lsdException w:name="Table Grid 2" w:semiHidden="0" w:uiPriority="0" w:unhideWhenUsed="0"/>
+    <w:lsdException w:name="Table Grid 3" w:semiHidden="0" w:uiPriority="0" w:unhideWhenUsed="0"/>
+    <w:lsdException w:name="Table Grid 4" w:semiHidden="0" w:uiPriority="0" w:unhideWhenUsed="0"/>
+    <w:lsdException w:name="Table Grid 5" w:semiHidden="0" w:uiPriority="0" w:unhideWhenUsed="0"/>
+    <w:lsdException w:name="Table Grid 6" w:semiHidden="0" w:uiPriority="0" w:unhideWhenUsed="0"/>
+    <w:lsdException w:name="Table Grid 7" w:semiHidden="0" w:uiPriority="0" w:unhideWhenUsed="0"/>
+    <w:lsdException w:name="Table Grid 8" w:semiHidden="0" w:uiPriority="0" w:unhideWhenUsed="0"/>
+    <w:lsdException w:name="Table List 1" w:semiHidden="0" w:uiPriority="0" w:unhideWhenUsed="0"/>
+    <w:lsdException w:name="Table List 2" w:semiHidden="0" w:uiPriority="0" w:unhideWhenUsed="0"/>
+    <w:lsdException w:name="Table List 3" w:semiHidden="0" w:uiPriority="0" w:unhideWhenUsed="0"/>
+    <w:lsdException w:name="Table List 4" w:semiHidden="0" w:uiPriority="0" w:unhideWhenUsed="0"/>
+    <w:lsdException w:name="Table List 5" w:semiHidden="0" w:uiPriority="0" w:unhideWhenUsed="0"/>
+    <w:lsdException w:name="Table List 6" w:semiHidden="0" w:uiPriority="0" w:unhideWhenUsed="0"/>
+    <w:lsdException w:name="Table List 7" w:semiHidden="0" w:uiPriority="0" w:unhideWhenUsed="0"/>
+    <w:lsdException w:name="Table List 8" w:semiHidden="0" w:uiPriority="0" w:unhideWhenUsed="0"/>
+    <w:lsdException w:name="Table 3D effects 1" w:semiHidden="0" w:uiPriority="0" w:unhideWhenUsed="0"/>
+    <w:lsdException w:name="Table 3D effects 2" w:semiHidden="0" w:uiPriority="0" w:unhideWhenUsed="0"/>
+    <w:lsdException w:name="Table 3D effects 3" w:semiHidden="0" w:uiPriority="0" w:unhideWhenUsed="0"/>
+    <w:lsdException w:name="Table Contemporary" w:semiHidden="0" w:uiPriority="0" w:unhideWhenUsed="0"/>
+    <w:lsdException w:name="Table Elegant" w:semiHidden="0" w:uiPriority="0" w:unhideWhenUsed="0"/>
+    <w:lsdException w:name="Table Professional" w:semiHidden="0" w:uiPriority="0" w:unhideWhenUsed="0"/>
+    <w:lsdException w:name="Table Subtle 1" w:semiHidden="0" w:uiPriority="0" w:unhideWhenUsed="0"/>
+    <w:lsdException w:name="Table Subtle 2" w:semiHidden="0" w:uiPriority="0" w:unhideWhenUsed="0"/>
+    <w:lsdException w:name="Table Web 1" w:semiHidden="0" w:uiPriority="0" w:unhideWhenUsed="0"/>
+    <w:lsdException w:name="Table Web 2" w:semiHidden="0" w:uiPriority="0" w:unhideWhenUsed="0"/>
+    <w:lsdException w:name="Table Web 3" w:semiHidden="0" w:uiPriority="0" w:unhideWhenUsed="0"/>
+    <w:lsdException w:name="Balloon Text" w:semiHidden="0" w:uiPriority="0" w:unhideWhenUsed="0"/>
+    <w:lsdException w:name="Table Grid" w:semiHidden="0" w:uiPriority="0" w:unhideWhenUsed="0" w:qFormat="1"/>
+    <w:lsdException w:name="Table Theme" w:semiHidden="0" w:uiPriority="0" w:unhideWhenUsed="0"/>
+    <w:lsdException w:name="Light Shading" w:semiHidden="0" w:uiPriority="60" w:unhideWhenUsed="0"/>
+    <w:lsdException w:name="Light List" w:semiHidden="0" w:uiPriority="61" w:unhideWhenUsed="0"/>
+    <w:lsdException w:name="Light Grid" w:semiHidden="0" w:uiPriority="62" w:unhideWhenUsed="0"/>
+    <w:lsdException w:name="Medium Shading 1" w:semiHidden="0" w:uiPriority="63" w:unhideWhenUsed="0"/>
+    <w:lsdException w:name="Medium Shading 2" w:semiHidden="0" w:uiPriority="64" w:unhideWhenUsed="0"/>
+    <w:lsdException w:name="Medium List 1" w:semiHidden="0" w:uiPriority="65" w:unhideWhenUsed="0"/>
+    <w:lsdException w:name="Medium List 2" w:semiHidden="0" w:uiPriority="66" w:unhideWhenUsed="0"/>
+    <w:lsdException w:name="Medium Grid 1" w:semiHidden="0" w:uiPriority="67" w:unhideWhenUsed="0"/>
+    <w:lsdException w:name="Medium Grid 2" w:semiHidden="0" w:uiPriority="68" w:unhideWhenUsed="0"/>
+    <w:lsdException w:name="Medium Grid 3" w:semiHidden="0" w:uiPriority="69" w:unhideWhenUsed="0"/>
+    <w:lsdException w:name="Dark List" w:semiHidden="0" w:uiPriority="70" w:unhideWhenUsed="0"/>
+    <w:lsdException w:name="Colorful Shading" w:semiHidden="0" w:uiPriority="71" w:unhideWhenUsed="0"/>
+    <w:lsdException w:name="Colorful List" w:semiHidden="0" w:uiPriority="72" w:unhideWhenUsed="0"/>
+    <w:lsdException w:name="Colorful Grid" w:semiHidden="0" w:uiPriority="73" w:unhideWhenUsed="0"/>
+    <w:lsdException w:name="Light Shading Accent 1" w:semiHidden="0" w:uiPriority="60" w:unhideWhenUsed="0"/>
+    <w:lsdException w:name="Light List Accent 1" w:semiHidden="0" w:uiPriority="61" w:unhideWhenUsed="0"/>
+    <w:lsdException w:name="Light Grid Accent 1" w:semiHidden="0" w:uiPriority="62" w:unhideWhenUsed="0"/>
+    <w:lsdException w:name="Medium Shading 1 Accent 1" w:semiHidden="0" w:uiPriority="63" w:unhideWhenUsed="0"/>
+    <w:lsdException w:name="Medium Shading 2 Accent 1" w:semiHidden="0" w:uiPriority="64" w:unhideWhenUsed="0"/>
+    <w:lsdException w:name="Medium List 1 Accent 1" w:semiHidden="0" w:uiPriority="65" w:unhideWhenUsed="0"/>
+    <w:lsdException w:name="Medium List 2 Accent 1" w:semiHidden="0" w:uiPriority="66" w:unhideWhenUsed="0"/>
+    <w:lsdException w:name="Medium Grid 1 Accent 1" w:semiHidden="0" w:uiPriority="67" w:unhideWhenUsed="0"/>
+    <w:lsdException w:name="Medium Grid 2 Accent 1" w:semiHidden="0" w:uiPriority="68" w:unhideWhenUsed="0"/>
+    <w:lsdException w:name="Medium Grid 3 Accent 1" w:semiHidden="0" w:uiPriority="69" w:unhideWhenUsed="0"/>
+    <w:lsdException w:name="Dark List Accent 1" w:semiHidden="0" w:uiPriority="70" w:unhideWhenUsed="0"/>
+    <w:lsdException w:name="Colorful Shading Accent 1" w:semiHidden="0" w:uiPriority="71" w:unhideWhenUsed="0"/>
+    <w:lsdException w:name="Colorful List Accent 1" w:semiHidden="0" w:uiPriority="72" w:unhideWhenUsed="0"/>
+    <w:lsdException w:name="Colorful Grid Accent 1" w:semiHidden="0" w:uiPriority="73" w:unhideWhenUsed="0"/>
+    <w:lsdException w:name="Light Shading Accent 2" w:semiHidden="0" w:uiPriority="60" w:unhideWhenUsed="0"/>
+    <w:lsdException w:name="Light List Accent 2" w:semiHidden="0" w:uiPriority="61" w:unhideWhenUsed="0"/>
+    <w:lsdException w:name="Light Grid Accent 2" w:semiHidden="0" w:uiPriority="62" w:unhideWhenUsed="0"/>
+    <w:lsdException w:name="Medium Shading 1 Accent 2" w:semiHidden="0" w:uiPriority="63" w:unhideWhenUsed="0"/>
+    <w:lsdException w:name="Medium Shading 2 Accent 2" w:semiHidden="0" w:uiPriority="64" w:unhideWhenUsed="0"/>
+    <w:lsdException w:name="Medium List 1 Accent 2" w:semiHidden="0" w:uiPriority="65" w:unhideWhenUsed="0"/>
+    <w:lsdException w:name="Medium List 2 Accent 2" w:semiHidden="0" w:uiPriority="66" w:unhideWhenUsed="0"/>
+    <w:lsdException w:name="Medium Grid 1 Accent 2" w:semiHidden="0" w:uiPriority="67" w:unhideWhenUsed="0"/>
+    <w:lsdException w:name="Medium Grid 2 Accent 2" w:semiHidden="0" w:uiPriority="68" w:unhideWhenUsed="0"/>
+    <w:lsdException w:name="Medium Grid 3 Accent 2" w:semiHidden="0" w:uiPriority="69" w:unhideWhenUsed="0"/>
+    <w:lsdException w:name="Dark List Accent 2" w:semiHidden="0" w:uiPriority="70" w:unhideWhenUsed="0"/>
+    <w:lsdException w:name="Colorful Shading Accent 2" w:semiHidden="0" w:uiPriority="71" w:unhideWhenUsed="0"/>
+    <w:lsdException w:name="Colorful List Accent 2" w:semiHidden="0" w:uiPriority="72" w:unhideWhenUsed="0"/>
+    <w:lsdException w:name="Colorful Grid Accent 2" w:semiHidden="0" w:uiPriority="73" w:unhideWhenUsed="0"/>
+    <w:lsdException w:name="Light Shading Accent 3" w:semiHidden="0" w:uiPriority="60" w:unhideWhenUsed="0"/>
+    <w:lsdException w:name="Light List Accent 3" w:semiHidden="0" w:uiPriority="61" w:unhideWhenUsed="0"/>
+    <w:lsdException w:name="Light Grid Accent 3" w:semiHidden="0" w:uiPriority="62" w:unhideWhenUsed="0"/>
+    <w:lsdException w:name="Medium Shading 1 Accent 3" w:semiHidden="0" w:uiPriority="63" w:unhideWhenUsed="0"/>
+    <w:lsdException w:name="Medium Shading 2 Accent 3" w:semiHidden="0" w:uiPriority="64" w:unhideWhenUsed="0"/>
+    <w:lsdException w:name="Medium List 1 Accent 3" w:semiHidden="0" w:uiPriority="65" w:unhideWhenUsed="0"/>
+    <w:lsdException w:name="Medium List 2 Accent 3" w:semiHidden="0" w:uiPriority="66" w:unhideWhenUsed="0"/>
+    <w:lsdException w:name="Medium Grid 1 Accent 3" w:semiHidden="0" w:uiPriority="67" w:unhideWhenUsed="0"/>
+    <w:lsdException w:name="Medium Grid 2 Accent 3" w:semiHidden="0" w:uiPriority="68" w:unhideWhenUsed="0"/>
+    <w:lsdException w:name="Medium Grid 3 Accent 3" w:semiHidden="0" w:uiPriority="69" w:unhideWhenUsed="0"/>
+    <w:lsdException w:name="Dark List Accent 3" w:semiHidden="0" w:uiPriority="70" w:unhideWhenUsed="0"/>
+    <w:lsdException w:name="Colorful Shading Accent 3" w:semiHidden="0" w:uiPriority="71" w:unhideWhenUsed="0"/>
+    <w:lsdException w:name="Colorful List Accent 3" w:semiHidden="0" w:uiPriority="72" w:unhideWhenUsed="0"/>
+    <w:lsdException w:name="Colorful Grid Accent 3" w:semiHidden="0" w:uiPriority="73" w:unhideWhenUsed="0"/>
+    <w:lsdException w:name="Light Shading Accent 4" w:semiHidden="0" w:uiPriority="60" w:unhideWhenUsed="0"/>
+    <w:lsdException w:name="Light List Accent 4" w:semiHidden="0" w:uiPriority="61" w:unhideWhenUsed="0"/>
+    <w:lsdException w:name="Light Grid Accent 4" w:semiHidden="0" w:uiPriority="62" w:unhideWhenUsed="0"/>
+    <w:lsdException w:name="Medium Shading 1 Accent 4" w:semiHidden="0" w:uiPriority="63" w:unhideWhenUsed="0"/>
+    <w:lsdException w:name="Medium Shading 2 Accent 4" w:semiHidden="0" w:uiPriority="64" w:unhideWhenUsed="0"/>
+    <w:lsdException w:name="Medium List 1 Accent 4" w:semiHidden="0" w:uiPriority="65" w:unhideWhenUsed="0"/>
+    <w:lsdException w:name="Medium List 2 Accent 4" w:semiHidden="0" w:uiPriority="66" w:unhideWhenUsed="0"/>
+    <w:lsdException w:name="Medium Grid 1 Accent 4" w:semiHidden="0" w:uiPriority="67" w:unhideWhenUsed="0"/>
+    <w:lsdException w:name="Medium Grid 2 Accent 4" w:semiHidden="0" w:uiPriority="68" w:unhideWhenUsed="0"/>
+    <w:lsdException w:name="Medium Grid 3 Accent 4" w:semiHidden="0" w:uiPriority="69" w:unhideWhenUsed="0"/>
+    <w:lsdException w:name="Dark List Accent 4" w:semiHidden="0" w:uiPriority="70" w:unhideWhenUsed="0"/>
+    <w:lsdException w:name="Colorful Shading Accent 4" w:semiHidden="0" w:uiPriority="71" w:unhideWhenUsed="0"/>
+    <w:lsdException w:name="Colorful List Accent 4" w:semiHidden="0" w:uiPriority="72" w:unhideWhenUsed="0"/>
+    <w:lsdException w:name="Colorful Grid Accent 4" w:semiHidden="0" w:uiPriority="73" w:unhideWhenUsed="0"/>
+    <w:lsdException w:name="Light Shading Accent 5" w:semiHidden="0" w:uiPriority="60" w:unhideWhenUsed="0"/>
+    <w:lsdException w:name="Light List Accent 5" w:semiHidden="0" w:uiPriority="61" w:unhideWhenUsed="0"/>
+    <w:lsdException w:name="Light Grid Accent 5" w:semiHidden="0" w:uiPriority="62" w:unhideWhenUsed="0"/>
+    <w:lsdException w:name="Medium Shading 1 Accent 5" w:semiHidden="0" w:uiPriority="63" w:unhideWhenUsed="0"/>
+    <w:lsdException w:name="Medium Shading 2 Accent 5" w:semiHidden="0" w:uiPriority="64" w:unhideWhenUsed="0"/>
+    <w:lsdException w:name="Medium List 1 Accent 5" w:semiHidden="0" w:uiPriority="65" w:unhideWhenUsed="0"/>
+    <w:lsdException w:name="Medium List 2 Accent 5" w:semiHidden="0" w:uiPriority="66" w:unhideWhenUsed="0"/>
+    <w:lsdException w:name="Medium Grid 1 Accent 5" w:semiHidden="0" w:uiPriority="67" w:unhideWhenUsed="0"/>
+    <w:lsdException w:name="Medium Grid 2 Accent 5" w:semiHidden="0" w:uiPriority="68" w:unhideWhenUsed="0"/>
+    <w:lsdException w:name="Medium Grid 3 Accent 5" w:semiHidden="0" w:uiPriority="69" w:unhideWhenUsed="0"/>
+    <w:lsdException w:name="Dark List Accent 5" w:semiHidden="0" w:uiPriority="70" w:unhideWhenUsed="0"/>
+    <w:lsdException w:name="Colorful Shading Accent 5" w:semiHidden="0" w:uiPriority="71" w:unhideWhenUsed="0"/>
+    <w:lsdException w:name="Colorful List Accent 5" w:semiHidden="0" w:uiPriority="72" w:unhideWhenUsed="0"/>
+    <w:lsdException w:name="Colorful Grid Accent 5" w:semiHidden="0" w:uiPriority="73" w:unhideWhenUsed="0"/>
+    <w:lsdException w:name="Light Shading Accent 6" w:semiHidden="0" w:uiPriority="60" w:unhideWhenUsed="0"/>
+    <w:lsdException w:name="Light List Accent 6" w:semiHidden="0" w:uiPriority="61" w:unhideWhenUsed="0"/>
+    <w:lsdException w:name="Light Grid Accent 6" w:semiHidden="0" w:uiPriority="62" w:unhideWhenUsed="0"/>
+    <w:lsdException w:name="Medium Shading 1 Accent 6" w:semiHidden="0" w:uiPriority="63" w:unhideWhenUsed="0"/>
+    <w:lsdException w:name="Medium Shading 2 Accent 6" w:semiHidden="0" w:uiPriority="64" w:unhideWhenUsed="0"/>
+    <w:lsdException w:name="Medium List 1 Accent 6" w:semiHidden="0" w:uiPriority="65" w:unhideWhenUsed="0"/>
+    <w:lsdException w:name="Medium List 2 Accent 6" w:semiHidden="0" w:uiPriority="66" w:unhideWhenUsed="0"/>
+    <w:lsdException w:name="Medium Grid 1 Accent 6" w:semiHidden="0" w:uiPriority="67" w:unhideWhenUsed="0"/>
+    <w:lsdException w:name="Medium Grid 2 Accent 6" w:semiHidden="0" w:uiPriority="68" w:unhideWhenUsed="0"/>
+    <w:lsdException w:name="Medium Grid 3 Accent 6" w:semiHidden="0" w:uiPriority="69" w:unhideWhenUsed="0"/>
+    <w:lsdException w:name="Dark List Accent 6" w:semiHidden="0" w:uiPriority="70" w:unhideWhenUsed="0"/>
+    <w:lsdException w:name="Colorful Shading Accent 6" w:semiHidden="0" w:uiPriority="71" w:unhideWhenUsed="0"/>
+    <w:lsdException w:name="Colorful List Accent 6" w:semiHidden="0" w:uiPriority="72" w:unhideWhenUsed="0"/>
+    <w:lsdException w:name="Colorful Grid Accent 6" w:semiHidden="0" w:uiPriority="73" w:unhideWhenUsed="0"/>
   </w:latentStyles>
-  <w:style w:type="paragraph" w:default="1" w:styleId="1">
+  <w:style w:type="paragraph" w:default="1" w:styleId="Normal">
     <w:name w:val="Normal"/>
     <w:qFormat/>
-    <w:uiPriority w:val="0"/>
     <w:pPr>
       <w:kinsoku w:val="0"/>
       <w:autoSpaceDE w:val="0"/>
@@ -9655,7 +9554,7 @@
       <w:textAlignment w:val="baseline"/>
     </w:pPr>
     <w:rPr>
-      <w:rFonts w:ascii="Arial" w:hAnsi="Arial" w:eastAsia="宋体" w:cs="Arial"/>
+      <w:rFonts w:ascii="Arial" w:eastAsia="宋体" w:hAnsi="Arial" w:cs="Arial"/>
       <w:snapToGrid w:val="0"/>
       <w:color w:val="000000"/>
       <w:kern w:val="0"/>
@@ -9664,12 +9563,11 @@
       <w:lang w:val="en-US" w:eastAsia="en-US" w:bidi="ar-SA"/>
     </w:rPr>
   </w:style>
-  <w:style w:type="paragraph" w:styleId="2">
+  <w:style w:type="paragraph" w:styleId="Heading1">
     <w:name w:val="heading 1"/>
-    <w:basedOn w:val="1"/>
-    <w:next w:val="1"/>
+    <w:basedOn w:val="Normal"/>
+    <w:next w:val="Normal"/>
     <w:qFormat/>
-    <w:uiPriority w:val="0"/>
     <w:pPr>
       <w:keepNext/>
       <w:keepLines/>
@@ -9687,13 +9585,12 @@
       <w:sz w:val="44"/>
     </w:rPr>
   </w:style>
-  <w:style w:type="paragraph" w:styleId="3">
+  <w:style w:type="paragraph" w:styleId="Heading2">
     <w:name w:val="heading 2"/>
-    <w:basedOn w:val="1"/>
-    <w:next w:val="1"/>
+    <w:basedOn w:val="Normal"/>
+    <w:next w:val="Normal"/>
     <w:unhideWhenUsed/>
     <w:qFormat/>
-    <w:uiPriority w:val="0"/>
     <w:pPr>
       <w:keepNext/>
       <w:keepLines/>
@@ -9706,19 +9603,18 @@
       <w:outlineLvl w:val="1"/>
     </w:pPr>
     <w:rPr>
-      <w:rFonts w:ascii="Arial" w:hAnsi="Arial" w:eastAsia="黑体"/>
+      <w:rFonts w:ascii="Arial" w:eastAsia="黑体" w:hAnsi="Arial"/>
       <w:b/>
       <w:sz w:val="32"/>
     </w:rPr>
   </w:style>
-  <w:style w:type="paragraph" w:styleId="4">
+  <w:style w:type="paragraph" w:styleId="Heading3">
     <w:name w:val="heading 3"/>
-    <w:basedOn w:val="1"/>
-    <w:next w:val="1"/>
+    <w:basedOn w:val="Normal"/>
+    <w:next w:val="Normal"/>
     <w:semiHidden/>
     <w:unhideWhenUsed/>
     <w:qFormat/>
-    <w:uiPriority w:val="0"/>
     <w:pPr>
       <w:keepNext/>
       <w:keepLines/>
@@ -9735,13 +9631,12 @@
       <w:sz w:val="32"/>
     </w:rPr>
   </w:style>
-  <w:style w:type="paragraph" w:styleId="5">
+  <w:style w:type="paragraph" w:styleId="Heading4">
     <w:name w:val="heading 4"/>
-    <w:basedOn w:val="1"/>
-    <w:next w:val="1"/>
+    <w:basedOn w:val="Normal"/>
+    <w:next w:val="Normal"/>
     <w:unhideWhenUsed/>
     <w:qFormat/>
-    <w:uiPriority w:val="0"/>
     <w:pPr>
       <w:keepNext/>
       <w:keepLines/>
@@ -9754,19 +9649,18 @@
       <w:outlineLvl w:val="3"/>
     </w:pPr>
     <w:rPr>
-      <w:rFonts w:ascii="Arial" w:hAnsi="Arial" w:eastAsia="黑体"/>
+      <w:rFonts w:ascii="Arial" w:eastAsia="黑体" w:hAnsi="Arial"/>
       <w:b/>
       <w:sz w:val="28"/>
     </w:rPr>
   </w:style>
-  <w:style w:type="paragraph" w:styleId="6">
+  <w:style w:type="paragraph" w:styleId="Heading5">
     <w:name w:val="heading 5"/>
-    <w:basedOn w:val="1"/>
-    <w:next w:val="1"/>
+    <w:basedOn w:val="Normal"/>
+    <w:next w:val="Normal"/>
     <w:semiHidden/>
     <w:unhideWhenUsed/>
     <w:qFormat/>
-    <w:uiPriority w:val="0"/>
     <w:pPr>
       <w:keepNext/>
       <w:keepLines/>
@@ -9783,14 +9677,13 @@
       <w:sz w:val="28"/>
     </w:rPr>
   </w:style>
-  <w:style w:type="paragraph" w:styleId="7">
+  <w:style w:type="paragraph" w:styleId="Heading6">
     <w:name w:val="heading 6"/>
-    <w:basedOn w:val="1"/>
-    <w:next w:val="1"/>
+    <w:basedOn w:val="Normal"/>
+    <w:next w:val="Normal"/>
     <w:semiHidden/>
     <w:unhideWhenUsed/>
     <w:qFormat/>
-    <w:uiPriority w:val="0"/>
     <w:pPr>
       <w:keepNext/>
       <w:keepLines/>
@@ -9803,19 +9696,18 @@
       <w:outlineLvl w:val="5"/>
     </w:pPr>
     <w:rPr>
-      <w:rFonts w:ascii="Arial" w:hAnsi="Arial" w:eastAsia="黑体"/>
+      <w:rFonts w:ascii="Arial" w:eastAsia="黑体" w:hAnsi="Arial"/>
       <w:b/>
       <w:sz w:val="24"/>
     </w:rPr>
   </w:style>
-  <w:style w:type="paragraph" w:styleId="8">
+  <w:style w:type="paragraph" w:styleId="Heading7">
     <w:name w:val="heading 7"/>
-    <w:basedOn w:val="1"/>
-    <w:next w:val="1"/>
+    <w:basedOn w:val="Normal"/>
+    <w:next w:val="Normal"/>
     <w:semiHidden/>
     <w:unhideWhenUsed/>
     <w:qFormat/>
-    <w:uiPriority w:val="0"/>
     <w:pPr>
       <w:keepNext/>
       <w:keepLines/>
@@ -9832,14 +9724,13 @@
       <w:sz w:val="24"/>
     </w:rPr>
   </w:style>
-  <w:style w:type="paragraph" w:styleId="9">
+  <w:style w:type="paragraph" w:styleId="Heading8">
     <w:name w:val="heading 8"/>
-    <w:basedOn w:val="1"/>
-    <w:next w:val="1"/>
+    <w:basedOn w:val="Normal"/>
+    <w:next w:val="Normal"/>
     <w:semiHidden/>
     <w:unhideWhenUsed/>
     <w:qFormat/>
-    <w:uiPriority w:val="0"/>
     <w:pPr>
       <w:keepNext/>
       <w:keepLines/>
@@ -9852,18 +9743,17 @@
       <w:outlineLvl w:val="7"/>
     </w:pPr>
     <w:rPr>
-      <w:rFonts w:ascii="Arial" w:hAnsi="Arial" w:eastAsia="黑体"/>
+      <w:rFonts w:ascii="Arial" w:eastAsia="黑体" w:hAnsi="Arial"/>
       <w:sz w:val="24"/>
     </w:rPr>
   </w:style>
-  <w:style w:type="paragraph" w:styleId="10">
+  <w:style w:type="paragraph" w:styleId="Heading9">
     <w:name w:val="heading 9"/>
-    <w:basedOn w:val="1"/>
-    <w:next w:val="1"/>
+    <w:basedOn w:val="Normal"/>
+    <w:next w:val="Normal"/>
     <w:semiHidden/>
     <w:unhideWhenUsed/>
     <w:qFormat/>
-    <w:uiPriority w:val="0"/>
     <w:pPr>
       <w:keepNext/>
       <w:keepLines/>
@@ -9876,21 +9766,19 @@
       <w:outlineLvl w:val="8"/>
     </w:pPr>
     <w:rPr>
-      <w:rFonts w:ascii="Arial" w:hAnsi="Arial" w:eastAsia="黑体"/>
+      <w:rFonts w:ascii="Arial" w:eastAsia="黑体" w:hAnsi="Arial"/>
       <w:sz w:val="21"/>
     </w:rPr>
   </w:style>
-  <w:style w:type="character" w:default="1" w:styleId="22">
+  <w:style w:type="character" w:default="1" w:styleId="DefaultParagraphFont">
     <w:name w:val="Default Paragraph Font"/>
     <w:semiHidden/>
     <w:qFormat/>
-    <w:uiPriority w:val="0"/>
   </w:style>
-  <w:style w:type="table" w:default="1" w:styleId="20">
+  <w:style w:type="table" w:default="1" w:styleId="TableNormal">
     <w:name w:val="Normal Table"/>
     <w:semiHidden/>
     <w:qFormat/>
-    <w:uiPriority w:val="0"/>
     <w:tblPr>
       <w:tblCellMar>
         <w:top w:w="0" w:type="dxa"/>
@@ -9900,43 +9788,39 @@
       </w:tblCellMar>
     </w:tblPr>
   </w:style>
-  <w:style w:type="paragraph" w:styleId="11">
+  <w:style w:type="paragraph" w:styleId="CommentText">
     <w:name w:val="annotation text"/>
-    <w:basedOn w:val="1"/>
+    <w:basedOn w:val="Normal"/>
     <w:qFormat/>
-    <w:uiPriority w:val="0"/>
     <w:pPr>
       <w:jc w:val="left"/>
     </w:pPr>
   </w:style>
-  <w:style w:type="paragraph" w:styleId="12">
+  <w:style w:type="paragraph" w:styleId="BodyText">
     <w:name w:val="Body Text"/>
-    <w:basedOn w:val="1"/>
+    <w:basedOn w:val="Normal"/>
     <w:semiHidden/>
     <w:qFormat/>
-    <w:uiPriority w:val="0"/>
     <w:rPr>
-      <w:rFonts w:ascii="Arial" w:hAnsi="Arial" w:eastAsia="Arial" w:cs="Arial"/>
+      <w:rFonts w:ascii="Arial" w:eastAsia="Arial" w:hAnsi="Arial" w:cs="Arial"/>
       <w:sz w:val="21"/>
       <w:szCs w:val="21"/>
       <w:lang w:val="en-US" w:eastAsia="en-US" w:bidi="ar-SA"/>
     </w:rPr>
   </w:style>
-  <w:style w:type="paragraph" w:styleId="13">
+  <w:style w:type="paragraph" w:styleId="TOC3">
     <w:name w:val="toc 3"/>
-    <w:basedOn w:val="1"/>
-    <w:next w:val="1"/>
+    <w:basedOn w:val="Normal"/>
+    <w:next w:val="Normal"/>
     <w:qFormat/>
-    <w:uiPriority w:val="0"/>
     <w:pPr>
       <w:ind w:left="840" w:leftChars="400"/>
     </w:pPr>
   </w:style>
-  <w:style w:type="paragraph" w:styleId="14">
+  <w:style w:type="paragraph" w:styleId="Footer">
     <w:name w:val="footer"/>
-    <w:basedOn w:val="1"/>
+    <w:basedOn w:val="Normal"/>
     <w:qFormat/>
-    <w:uiPriority w:val="0"/>
     <w:pPr>
       <w:tabs>
         <w:tab w:val="center" w:pos="4153"/>
@@ -9949,17 +9833,16 @@
       <w:sz w:val="18"/>
     </w:rPr>
   </w:style>
-  <w:style w:type="paragraph" w:styleId="15">
+  <w:style w:type="paragraph" w:styleId="Header">
     <w:name w:val="header"/>
-    <w:basedOn w:val="1"/>
+    <w:basedOn w:val="Normal"/>
     <w:qFormat/>
-    <w:uiPriority w:val="0"/>
     <w:pPr>
       <w:pBdr>
-        <w:top w:val="none" w:color="auto" w:sz="0" w:space="0"/>
-        <w:left w:val="none" w:color="auto" w:sz="0" w:space="0"/>
-        <w:bottom w:val="none" w:color="auto" w:sz="0" w:space="0"/>
-        <w:right w:val="none" w:color="auto" w:sz="0" w:space="0"/>
+        <w:top w:val="nil"/>
+        <w:left w:val="nil"/>
+        <w:bottom w:val="nil"/>
+        <w:right w:val="nil"/>
       </w:pBdr>
       <w:tabs>
         <w:tab w:val="center" w:pos="4153"/>
@@ -9974,41 +9857,37 @@
       <w:sz w:val="18"/>
     </w:rPr>
   </w:style>
-  <w:style w:type="paragraph" w:styleId="16">
+  <w:style w:type="paragraph" w:styleId="TOC1">
     <w:name w:val="toc 1"/>
-    <w:basedOn w:val="1"/>
-    <w:next w:val="1"/>
+    <w:basedOn w:val="Normal"/>
+    <w:next w:val="Normal"/>
     <w:qFormat/>
-    <w:uiPriority w:val="0"/>
     <w:rPr>
-      <w:rFonts w:ascii="Arial" w:hAnsi="Arial" w:eastAsia="Microsoft JhengHei"/>
+      <w:rFonts w:ascii="Arial" w:eastAsia="Microsoft JhengHei" w:hAnsi="Arial"/>
       <w:sz w:val="24"/>
     </w:rPr>
   </w:style>
-  <w:style w:type="paragraph" w:styleId="17">
+  <w:style w:type="paragraph" w:styleId="TOC2">
     <w:name w:val="toc 2"/>
-    <w:basedOn w:val="1"/>
-    <w:next w:val="1"/>
+    <w:basedOn w:val="Normal"/>
+    <w:next w:val="Normal"/>
     <w:qFormat/>
-    <w:uiPriority w:val="0"/>
     <w:pPr>
       <w:ind w:left="420" w:leftChars="200"/>
     </w:pPr>
   </w:style>
-  <w:style w:type="paragraph" w:styleId="18">
+  <w:style w:type="paragraph" w:styleId="NormalWeb">
     <w:name w:val="Normal (Web)"/>
-    <w:basedOn w:val="1"/>
+    <w:basedOn w:val="Normal"/>
     <w:qFormat/>
-    <w:uiPriority w:val="0"/>
     <w:rPr>
       <w:sz w:val="24"/>
     </w:rPr>
   </w:style>
-  <w:style w:type="paragraph" w:styleId="19">
+  <w:style w:type="paragraph" w:styleId="Title">
     <w:name w:val="Title"/>
-    <w:basedOn w:val="1"/>
+    <w:basedOn w:val="Normal"/>
     <w:qFormat/>
-    <w:uiPriority w:val="0"/>
     <w:pPr>
       <w:spacing w:before="240" w:beforeLines="0" w:beforeAutospacing="0" w:after="60" w:afterLines="0" w:afterAutospacing="0"/>
       <w:jc w:val="center"/>
@@ -10020,73 +9899,68 @@
       <w:sz w:val="32"/>
     </w:rPr>
   </w:style>
-  <w:style w:type="table" w:styleId="21">
+  <w:style w:type="table" w:styleId="TableGrid">
     <w:name w:val="Table Grid"/>
-    <w:basedOn w:val="20"/>
+    <w:basedOn w:val="TableNormal"/>
     <w:qFormat/>
-    <w:uiPriority w:val="0"/>
     <w:pPr>
       <w:widowControl w:val="0"/>
       <w:jc w:val="both"/>
     </w:pPr>
     <w:tblPr>
       <w:tblBorders>
-        <w:top w:val="single" w:color="auto" w:sz="4" w:space="0"/>
-        <w:left w:val="single" w:color="auto" w:sz="4" w:space="0"/>
-        <w:bottom w:val="single" w:color="auto" w:sz="4" w:space="0"/>
-        <w:right w:val="single" w:color="auto" w:sz="4" w:space="0"/>
-        <w:insideH w:val="single" w:color="auto" w:sz="4" w:space="0"/>
-        <w:insideV w:val="single" w:color="auto" w:sz="4" w:space="0"/>
+        <w:top w:val="single" w:sz="4" w:space="0" w:color="auto"/>
+        <w:left w:val="single" w:sz="4" w:space="0" w:color="auto"/>
+        <w:bottom w:val="single" w:sz="4" w:space="0" w:color="auto"/>
+        <w:right w:val="single" w:sz="4" w:space="0" w:color="auto"/>
+        <w:insideH w:val="single" w:sz="4" w:space="0" w:color="auto"/>
+        <w:insideV w:val="single" w:sz="4" w:space="0" w:color="auto"/>
       </w:tblBorders>
     </w:tblPr>
   </w:style>
-  <w:style w:type="character" w:styleId="23">
+  <w:style w:type="character" w:styleId="Strong">
     <w:name w:val="Strong"/>
-    <w:basedOn w:val="22"/>
+    <w:basedOn w:val="DefaultParagraphFont"/>
     <w:qFormat/>
-    <w:uiPriority w:val="0"/>
     <w:rPr>
       <w:b/>
     </w:rPr>
   </w:style>
-  <w:style w:type="paragraph" w:customStyle="1" w:styleId="24">
+  <w:style w:type="paragraph" w:customStyle="1" w:styleId="a">
     <w:name w:val="柴_公司名"/>
-    <w:basedOn w:val="19"/>
+    <w:basedOn w:val="Title"/>
     <w:qFormat/>
-    <w:uiPriority w:val="0"/>
     <w:pPr>
       <w:spacing w:after="600" w:afterLines="600"/>
     </w:pPr>
     <w:rPr>
-      <w:rFonts w:hint="eastAsia" w:ascii="宋体" w:hAnsi="宋体" w:eastAsia="宋体" w:cs="宋体"/>
+      <w:rFonts w:ascii="宋体" w:eastAsia="宋体" w:hAnsi="宋体" w:cs="宋体" w:hint="eastAsia"/>
       <w:bCs/>
       <w:spacing w:val="-6"/>
       <w:sz w:val="52"/>
       <w:szCs w:val="52"/>
     </w:rPr>
   </w:style>
-  <w:style w:type="paragraph" w:customStyle="1" w:styleId="25">
+  <w:style w:type="paragraph" w:customStyle="1" w:styleId="a0">
     <w:name w:val="柴_文档名"/>
-    <w:basedOn w:val="19"/>
+    <w:basedOn w:val="Title"/>
     <w:qFormat/>
-    <w:uiPriority w:val="0"/>
     <w:pPr>
       <w:spacing w:after="900" w:afterLines="900"/>
     </w:pPr>
     <w:rPr>
-      <w:rFonts w:ascii="黑体" w:hAnsi="黑体" w:eastAsia="黑体" w:cs="黑体"/>
+      <w:rFonts w:ascii="黑体" w:eastAsia="黑体" w:hAnsi="黑体" w:cs="黑体"/>
       <w:bCs/>
       <w:spacing w:val="-7"/>
       <w:sz w:val="52"/>
       <w:szCs w:val="52"/>
     </w:rPr>
   </w:style>
-  <w:style w:type="table" w:customStyle="1" w:styleId="26">
+  <w:style w:type="table" w:customStyle="1" w:styleId="TableNormal0">
     <w:name w:val="Table Normal_0"/>
     <w:semiHidden/>
     <w:unhideWhenUsed/>
     <w:qFormat/>
-    <w:uiPriority w:val="0"/>
     <w:tblPr>
       <w:tblCellMar>
         <w:top w:w="0" w:type="dxa"/>
@@ -10096,87 +9970,81 @@
       </w:tblCellMar>
     </w:tblPr>
   </w:style>
-  <w:style w:type="paragraph" w:customStyle="1" w:styleId="27">
+  <w:style w:type="paragraph" w:customStyle="1" w:styleId="TableText">
     <w:name w:val="Table Text"/>
-    <w:basedOn w:val="1"/>
+    <w:basedOn w:val="Normal"/>
     <w:semiHidden/>
     <w:qFormat/>
-    <w:uiPriority w:val="0"/>
     <w:rPr>
-      <w:rFonts w:ascii="宋体" w:hAnsi="宋体" w:eastAsia="宋体" w:cs="宋体"/>
+      <w:rFonts w:ascii="宋体" w:eastAsia="宋体" w:hAnsi="宋体" w:cs="宋体"/>
       <w:sz w:val="21"/>
       <w:szCs w:val="21"/>
       <w:lang w:val="en-US" w:eastAsia="en-US" w:bidi="ar-SA"/>
     </w:rPr>
   </w:style>
-  <w:style w:type="paragraph" w:customStyle="1" w:styleId="28">
+  <w:style w:type="paragraph" w:customStyle="1" w:styleId="1">
     <w:name w:val="柴_标题1"/>
-    <w:basedOn w:val="2"/>
-    <w:next w:val="29"/>
-    <w:link w:val="38"/>
+    <w:basedOn w:val="Heading1"/>
+    <w:next w:val="a1"/>
+    <w:link w:val="1Char"/>
     <w:qFormat/>
-    <w:uiPriority w:val="0"/>
     <w:pPr>
       <w:spacing w:before="100" w:after="90" w:line="360" w:lineRule="auto"/>
     </w:pPr>
     <w:rPr>
-      <w:rFonts w:ascii="Arial" w:hAnsi="Arial" w:eastAsia="宋体"/>
+      <w:rFonts w:ascii="Arial" w:eastAsia="宋体" w:hAnsi="Arial"/>
       <w:sz w:val="32"/>
     </w:rPr>
   </w:style>
-  <w:style w:type="paragraph" w:customStyle="1" w:styleId="29">
+  <w:style w:type="paragraph" w:customStyle="1" w:styleId="a1">
     <w:name w:val="柴_正文"/>
-    <w:basedOn w:val="12"/>
-    <w:link w:val="42"/>
+    <w:basedOn w:val="BodyText"/>
+    <w:link w:val="Char"/>
     <w:qFormat/>
-    <w:uiPriority w:val="0"/>
     <w:pPr>
       <w:spacing w:line="360" w:lineRule="auto"/>
       <w:ind w:firstLine="470" w:firstLineChars="200"/>
     </w:pPr>
     <w:rPr>
-      <w:rFonts w:ascii="Arial" w:hAnsi="Arial" w:eastAsia="宋体"/>
+      <w:rFonts w:ascii="Arial" w:eastAsia="宋体" w:hAnsi="Arial"/>
       <w:sz w:val="24"/>
       <w:lang w:eastAsia="zh-CN"/>
     </w:rPr>
   </w:style>
-  <w:style w:type="paragraph" w:customStyle="1" w:styleId="30">
+  <w:style w:type="paragraph" w:customStyle="1" w:styleId="2">
     <w:name w:val="柴_标题2"/>
-    <w:basedOn w:val="3"/>
-    <w:next w:val="29"/>
+    <w:basedOn w:val="Heading2"/>
+    <w:next w:val="a1"/>
     <w:qFormat/>
-    <w:uiPriority w:val="0"/>
     <w:pPr>
       <w:spacing w:line="360" w:lineRule="auto"/>
     </w:pPr>
     <w:rPr>
-      <w:rFonts w:ascii="Arial" w:hAnsi="Arial" w:eastAsia="宋体"/>
+      <w:rFonts w:ascii="Arial" w:eastAsia="宋体" w:hAnsi="Arial"/>
       <w:sz w:val="28"/>
     </w:rPr>
   </w:style>
-  <w:style w:type="paragraph" w:customStyle="1" w:styleId="31">
+  <w:style w:type="paragraph" w:customStyle="1" w:styleId="3">
     <w:name w:val="柴_标题3"/>
-    <w:basedOn w:val="4"/>
-    <w:next w:val="29"/>
+    <w:basedOn w:val="Heading3"/>
+    <w:next w:val="a1"/>
     <w:qFormat/>
-    <w:uiPriority w:val="0"/>
     <w:pPr>
       <w:spacing w:line="360" w:lineRule="auto"/>
       <w:ind w:left="0" w:firstLine="472" w:firstLineChars="200"/>
     </w:pPr>
     <w:rPr>
-      <w:rFonts w:ascii="宋体" w:hAnsi="宋体" w:eastAsia="宋体" w:cs="宋体"/>
+      <w:rFonts w:ascii="宋体" w:eastAsia="宋体" w:hAnsi="宋体" w:cs="宋体"/>
       <w:spacing w:val="-2"/>
       <w:sz w:val="24"/>
       <w:szCs w:val="24"/>
     </w:rPr>
   </w:style>
-  <w:style w:type="paragraph" w:customStyle="1" w:styleId="32">
+  <w:style w:type="paragraph" w:customStyle="1" w:styleId="a2">
     <w:name w:val="柴_目录"/>
-    <w:basedOn w:val="1"/>
-    <w:next w:val="12"/>
+    <w:basedOn w:val="Normal"/>
+    <w:next w:val="BodyText"/>
     <w:qFormat/>
-    <w:uiPriority w:val="0"/>
     <w:pPr>
       <w:tabs>
         <w:tab w:val="right" w:leader="dot" w:pos="8442"/>
@@ -10184,64 +10052,59 @@
       <w:ind w:left="0" w:leftChars="0"/>
     </w:pPr>
     <w:rPr>
-      <w:rFonts w:ascii="Arial" w:hAnsi="Arial" w:eastAsia="Microsoft JhengHei"/>
+      <w:rFonts w:ascii="Arial" w:eastAsia="Microsoft JhengHei" w:hAnsi="Arial"/>
       <w:sz w:val="24"/>
     </w:rPr>
   </w:style>
-  <w:style w:type="paragraph" w:customStyle="1" w:styleId="33">
+  <w:style w:type="paragraph" w:customStyle="1" w:styleId="WPSOffice1">
     <w:name w:val="WPSOffice手动目录 1"/>
     <w:qFormat/>
-    <w:uiPriority w:val="0"/>
     <w:pPr>
       <w:ind w:leftChars="0"/>
     </w:pPr>
     <w:rPr>
-      <w:rFonts w:ascii="Times New Roman" w:hAnsi="Times New Roman" w:eastAsia="宋体" w:cs="Times New Roman"/>
+      <w:rFonts w:ascii="Times New Roman" w:eastAsia="宋体" w:hAnsi="Times New Roman" w:cs="Times New Roman"/>
       <w:sz w:val="20"/>
       <w:szCs w:val="20"/>
     </w:rPr>
   </w:style>
-  <w:style w:type="paragraph" w:customStyle="1" w:styleId="34">
+  <w:style w:type="paragraph" w:customStyle="1" w:styleId="WPSOffice2">
     <w:name w:val="WPSOffice手动目录 2"/>
     <w:qFormat/>
-    <w:uiPriority w:val="0"/>
     <w:pPr>
       <w:ind w:leftChars="200"/>
     </w:pPr>
     <w:rPr>
-      <w:rFonts w:ascii="Times New Roman" w:hAnsi="Times New Roman" w:eastAsia="宋体" w:cs="Times New Roman"/>
+      <w:rFonts w:ascii="Times New Roman" w:eastAsia="宋体" w:hAnsi="Times New Roman" w:cs="Times New Roman"/>
       <w:sz w:val="20"/>
       <w:szCs w:val="20"/>
     </w:rPr>
   </w:style>
-  <w:style w:type="paragraph" w:customStyle="1" w:styleId="35">
+  <w:style w:type="paragraph" w:customStyle="1" w:styleId="WPSOffice3">
     <w:name w:val="WPSOffice手动目录 3"/>
     <w:qFormat/>
-    <w:uiPriority w:val="0"/>
     <w:pPr>
       <w:ind w:leftChars="400"/>
     </w:pPr>
     <w:rPr>
-      <w:rFonts w:ascii="Times New Roman" w:hAnsi="Times New Roman" w:eastAsia="宋体" w:cs="Times New Roman"/>
+      <w:rFonts w:ascii="Times New Roman" w:eastAsia="宋体" w:hAnsi="Times New Roman" w:cs="Times New Roman"/>
       <w:sz w:val="20"/>
       <w:szCs w:val="20"/>
     </w:rPr>
   </w:style>
-  <w:style w:type="paragraph" w:customStyle="1" w:styleId="36">
+  <w:style w:type="paragraph" w:customStyle="1" w:styleId="Compact">
     <w:name w:val="Compact"/>
-    <w:basedOn w:val="12"/>
+    <w:basedOn w:val="BodyText"/>
     <w:qFormat/>
-    <w:uiPriority w:val="0"/>
     <w:pPr>
       <w:spacing w:before="36" w:after="36"/>
     </w:pPr>
   </w:style>
-  <w:style w:type="table" w:customStyle="1" w:styleId="37">
+  <w:style w:type="table" w:customStyle="1" w:styleId="Table">
     <w:name w:val="Table"/>
     <w:semiHidden/>
     <w:unhideWhenUsed/>
     <w:qFormat/>
-    <w:uiPriority w:val="0"/>
     <w:tblPr>
       <w:tblCellMar>
         <w:top w:w="0" w:type="dxa"/>
@@ -10253,28 +10116,26 @@
     <w:tblStylePr w:type="firstRow">
       <w:tcPr>
         <w:tcBorders>
-          <w:bottom w:val="single" w:color="auto" w:sz="0" w:space="0"/>
+          <w:bottom w:val="single" w:sz="0" w:space="0" w:color="auto"/>
         </w:tcBorders>
         <w:vAlign w:val="bottom"/>
       </w:tcPr>
     </w:tblStylePr>
   </w:style>
-  <w:style w:type="character" w:customStyle="1" w:styleId="38">
+  <w:style w:type="character" w:customStyle="1" w:styleId="1Char">
     <w:name w:val="柴_标题1 Char"/>
-    <w:link w:val="28"/>
+    <w:link w:val="1"/>
     <w:qFormat/>
-    <w:uiPriority w:val="0"/>
     <w:rPr>
-      <w:rFonts w:ascii="Arial" w:hAnsi="Arial" w:eastAsia="宋体"/>
+      <w:rFonts w:ascii="Arial" w:eastAsia="宋体" w:hAnsi="Arial"/>
       <w:sz w:val="32"/>
     </w:rPr>
   </w:style>
-  <w:style w:type="table" w:customStyle="1" w:styleId="39">
+  <w:style w:type="table" w:customStyle="1" w:styleId="TableNormal1">
     <w:name w:val="Table Normal_1"/>
     <w:semiHidden/>
     <w:unhideWhenUsed/>
     <w:qFormat/>
-    <w:uiPriority w:val="0"/>
     <w:tblPr>
       <w:tblCellMar>
         <w:top w:w="0" w:type="dxa"/>
@@ -10284,11 +10145,10 @@
       </w:tblCellMar>
     </w:tblPr>
   </w:style>
-  <w:style w:type="paragraph" w:customStyle="1" w:styleId="40">
+  <w:style w:type="paragraph" w:customStyle="1" w:styleId="a3">
     <w:name w:val="柴_正文_无缩进"/>
-    <w:basedOn w:val="1"/>
+    <w:basedOn w:val="Normal"/>
     <w:qFormat/>
-    <w:uiPriority w:val="0"/>
     <w:pPr>
       <w:ind w:firstLine="0" w:firstLineChars="0"/>
     </w:pPr>
@@ -10298,31 +10158,29 @@
       <w:lang w:eastAsia="zh-CN"/>
     </w:rPr>
   </w:style>
-  <w:style w:type="paragraph" w:customStyle="1" w:styleId="41">
+  <w:style w:type="paragraph" w:customStyle="1" w:styleId="4">
     <w:name w:val="柴_标题4"/>
-    <w:basedOn w:val="5"/>
-    <w:next w:val="1"/>
+    <w:basedOn w:val="Heading4"/>
+    <w:next w:val="Normal"/>
     <w:qFormat/>
-    <w:uiPriority w:val="0"/>
     <w:pPr>
       <w:widowControl w:val="0"/>
       <w:spacing w:before="160" w:line="360" w:lineRule="auto"/>
-      <w:ind w:left="981" w:leftChars="300" w:hanging="862"/>
+      <w:ind w:left="981" w:hanging="862" w:leftChars="300"/>
     </w:pPr>
     <w:rPr>
-      <w:rFonts w:hint="eastAsia" w:ascii="Calibri" w:hAnsi="Calibri" w:eastAsia="宋体" w:cs="宋体"/>
+      <w:rFonts w:ascii="Calibri" w:eastAsia="宋体" w:hAnsi="Calibri" w:cs="宋体" w:hint="eastAsia"/>
       <w:sz w:val="24"/>
       <w:szCs w:val="24"/>
       <w:lang w:eastAsia="zh-CN" w:bidi="zh-CN"/>
     </w:rPr>
   </w:style>
-  <w:style w:type="character" w:customStyle="1" w:styleId="42">
+  <w:style w:type="character" w:customStyle="1" w:styleId="Char">
     <w:name w:val="柴_正文 Char"/>
-    <w:link w:val="29"/>
+    <w:link w:val="a1"/>
     <w:qFormat/>
-    <w:uiPriority w:val="0"/>
     <w:rPr>
-      <w:rFonts w:ascii="Arial" w:hAnsi="Arial" w:eastAsia="宋体"/>
+      <w:rFonts w:ascii="Arial" w:eastAsia="宋体" w:hAnsi="Arial"/>
       <w:sz w:val="24"/>
       <w:lang w:eastAsia="zh-CN"/>
     </w:rPr>
